--- a/services/Диссертация_регламент.docx
+++ b/services/Диссертация_регламент.docx
@@ -538,25 +538,25 @@
           <w:noProof/>
           <w:lang w:val="ru-RU"/>
         </w:rPr>
-        <w:t>Классические алгоритмы rate limiting известны и широко применяются, но в реальных распределённых системах они сталкиваются с компромиссами между точностью, доступностью и задержками [3] [4] [5].</w:t>
-      </w:r>
-    </w:p>
-    <w:p>
-      <w:pPr>
-        <w:spacing w:before="0" w:after="0" w:line="360" w:lineRule="auto"/>
-        <w:ind w:firstLine="709"/>
-        <w:jc w:val="both"/>
-      </w:pPr>
-      <w:r>
-        <w:rPr>
-          <w:rFonts w:ascii="Times New Roman" w:hAnsi="Times New Roman" w:eastAsia="Times New Roman"/>
-          <w:b w:val="0"/>
-          <w:color w:val="000000"/>
-          <w:sz w:val="28"/>
-          <w:noProof/>
-          <w:lang w:val="ru-RU"/>
-        </w:rPr>
-        <w:t>В промышленной практике это проявляется как «best-effort» лимитирование: ограничения работают эффективно, но не абсолютно детерминированно в каждом узле и в каждый момент времени [3] [4].</w:t>
+        <w:t>Классические алгоритмы ограничения частоты запросов известны и широко применяются, но в реальных распределённых системах они сталкиваются с компромиссами между точностью, доступностью и задержками [3] [4] [5].</w:t>
+      </w:r>
+    </w:p>
+    <w:p>
+      <w:pPr>
+        <w:spacing w:before="0" w:after="0" w:line="360" w:lineRule="auto"/>
+        <w:ind w:firstLine="709"/>
+        <w:jc w:val="both"/>
+      </w:pPr>
+      <w:r>
+        <w:rPr>
+          <w:rFonts w:ascii="Times New Roman" w:hAnsi="Times New Roman" w:eastAsia="Times New Roman"/>
+          <w:b w:val="0"/>
+          <w:color w:val="000000"/>
+          <w:sz w:val="28"/>
+          <w:noProof/>
+          <w:lang w:val="ru-RU"/>
+        </w:rPr>
+        <w:t>В промышленной практике это проявляется как лимитирование с приближёнными гарантиями: ограничения работают эффективно, но не абсолютно детерминированно в каждом узле и в каждый момент времени [3] [4].</w:t>
       </w:r>
     </w:p>
     <w:p>
@@ -610,7 +610,7 @@
           <w:noProof/>
           <w:lang w:val="ru-RU"/>
         </w:rPr>
-        <w:t>финтех, e-commerce, логистика, образование, государственные цифровые порталы.</w:t>
+        <w:t>финтех, электронная коммерция, логистика, образование, государственные цифровые порталы.</w:t>
       </w:r>
     </w:p>
     <w:p>
@@ -718,7 +718,7 @@
           <w:noProof/>
           <w:lang w:val="ru-RU"/>
         </w:rPr>
-        <w:t>3. Несогласованность между слоями (gateway и сервисы применяют конфликтующие правила).</w:t>
+        <w:t>3. Несогласованность между слоями (API-шлюз и сервисы применяют конфликтующие правила).</w:t>
       </w:r>
     </w:p>
     <w:p>
@@ -754,7 +754,7 @@
           <w:noProof/>
           <w:lang w:val="ru-RU"/>
         </w:rPr>
-        <w:t>Степень разработанности проблемы.</w:t>
+        <w:t>Степень разработанности темы.</w:t>
       </w:r>
     </w:p>
     <w:p>
@@ -790,7 +790,7 @@
           <w:noProof/>
           <w:lang w:val="ru-RU"/>
         </w:rPr>
-        <w:t>При этом в опубликованных материалах преобладают либо теоретические сопоставления алгоритмов, либо vendor-специфичные рекомендации по эксплуатации.</w:t>
+        <w:t>При этом в опубликованных материалах преобладают либо теоретические сопоставления алгоритмов, либо рекомендации по эксплуатации, ориентированные на конкретные платформы.</w:t>
       </w:r>
     </w:p>
     <w:p>
@@ -916,7 +916,7 @@
           <w:noProof/>
           <w:lang w:val="ru-RU"/>
         </w:rPr>
-        <w:t>Предмет исследования: алгоритмы и архитектуры ограничения частоты запросов (RPS-limiting) в условиях переменной и аномальной нагрузки.</w:t>
+        <w:t>Предмет исследования: алгоритмы и архитектуры ограничения частоты запросов в условиях переменной и аномальной нагрузки.</w:t>
       </w:r>
     </w:p>
     <w:p>
@@ -1024,7 +1024,7 @@
           <w:noProof/>
           <w:lang w:val="ru-RU"/>
         </w:rPr>
-        <w:t>4. Реализация распределенного механизма RPS-лимитирования в сервисе C с хранением состояния в Redis, поддержкой переключения алгоритмов и режима отказоустойчивости fail-open.</w:t>
+        <w:t>4. Реализация распределенного механизма RPS-лимитирования в сервисе C с хранением состояния в Redis, поддержкой переключения алгоритмов и режима fail-open при отказе внешнего хранилища.</w:t>
       </w:r>
     </w:p>
     <w:p>
@@ -1222,25 +1222,25 @@
           <w:noProof/>
           <w:lang w:val="ru-RU"/>
         </w:rPr>
-        <w:t>Научно-практическая новизна работы заключается не в создании нового алгоритма лимитирования, а в подтверждении эксплуатационной гипотезы:</w:t>
-      </w:r>
-    </w:p>
-    <w:p>
-      <w:pPr>
-        <w:spacing w:before="0" w:after="0" w:line="360" w:lineRule="auto"/>
-        <w:ind w:firstLine="709"/>
-        <w:jc w:val="both"/>
-      </w:pPr>
-      <w:r>
-        <w:rPr>
-          <w:rFonts w:ascii="Times New Roman" w:hAnsi="Times New Roman" w:eastAsia="Times New Roman"/>
-          <w:b w:val="0"/>
-          <w:color w:val="000000"/>
-          <w:sz w:val="28"/>
-          <w:noProof/>
-          <w:lang w:val="ru-RU"/>
-        </w:rPr>
-        <w:t>на реальном проектном стенде адаптивная композиция алгоритмов и параметров демонстрирует более устойчивые результаты по сравнению со статической политикой.</w:t>
+        <w:t>Научно-практическая новизна работы заключается не в создании нового алгоритма лимитирования, а в проверке эксплуатационной гипотезы:</w:t>
+      </w:r>
+    </w:p>
+    <w:p>
+      <w:pPr>
+        <w:spacing w:before="0" w:after="0" w:line="360" w:lineRule="auto"/>
+        <w:ind w:firstLine="709"/>
+        <w:jc w:val="both"/>
+      </w:pPr>
+      <w:r>
+        <w:rPr>
+          <w:rFonts w:ascii="Times New Roman" w:hAnsi="Times New Roman" w:eastAsia="Times New Roman"/>
+          <w:b w:val="0"/>
+          <w:color w:val="000000"/>
+          <w:sz w:val="28"/>
+          <w:noProof/>
+          <w:lang w:val="ru-RU"/>
+        </w:rPr>
+        <w:t>на реальном проектном стенде адаптивная композиция алгоритмов и параметров способна воспроизводимо переключать режимы ограничения в зависимости от профиля нагрузки.</w:t>
       </w:r>
     </w:p>
     <w:p>
@@ -1276,7 +1276,7 @@
           <w:noProof/>
           <w:lang w:val="ru-RU"/>
         </w:rPr>
-        <w:t>возможно использование существующих алгоритмов с добавлением слоя аналитических рекомендаций и контролируемых переключений.</w:t>
+        <w:t>возможно использовать существующие алгоритмы, дополнив их слоем аналитических рекомендаций и контролируемых переключений.</w:t>
       </w:r>
     </w:p>
     <w:p>
@@ -3272,7 +3272,7 @@
           <w:noProof/>
           <w:lang w:val="ru-RU"/>
         </w:rPr>
-        <w:t>AWS API Gateway использует token bucket и прямо указывает, что лимиты применяются в режиме best-effort [3] [14].</w:t>
+        <w:t>AWS API Gateway использует token bucket и прямо указывает, что лимиты применяются в режиме приближённых гарантий [3] [14].</w:t>
       </w:r>
     </w:p>
     <w:p>
@@ -7610,7 +7610,7 @@
           <w:noProof/>
           <w:lang w:val="ru-RU"/>
         </w:rPr>
-        <w:t>Недостатки: часть прикладного контекста скрыта от gateway, а некоторые лимиты работают в режиме best-effort [3] [4] [14] [20].</w:t>
+        <w:t>Недостатки: часть прикладного контекста скрыта от шлюза, а некоторые лимиты работают в режиме приближённых гарантий [3] [4] [14] [20].</w:t>
       </w:r>
     </w:p>
     <w:p>
@@ -9779,7 +9779,7 @@
           <w:noProof/>
           <w:lang w:val="ru-RU"/>
         </w:rPr>
-        <w:t>Например, для справочных endpoint допустима более мягкая политика с лучшим UX, тогда как для дорогостоящих транзакционных операций допустима более жёсткая отсечка.</w:t>
+        <w:t>Например, для справочных конечных точек допустима более мягкая политика с лучшим UX, тогда как для дорогостоящих транзакционных операций допустима более жёсткая отсечка.</w:t>
       </w:r>
     </w:p>
     <w:p>
@@ -9887,127 +9887,61 @@
           <w:noProof/>
           <w:lang w:val="ru-RU"/>
         </w:rPr>
-        <w:t>Чтобы адаптивность не создавала дополнительной нестабильности, необходимы guardrails:</w:t>
-      </w:r>
-    </w:p>
-    <w:p>
-      <w:pPr>
-        <w:spacing w:before="0" w:after="0" w:line="360" w:lineRule="auto"/>
-        <w:ind w:firstLine="709"/>
-        <w:jc w:val="both"/>
-      </w:pPr>
-      <w:r>
-        <w:rPr>
-          <w:rFonts w:ascii="Times New Roman" w:hAnsi="Times New Roman" w:eastAsia="Times New Roman"/>
-          <w:b w:val="0"/>
-          <w:color w:val="000000"/>
-          <w:sz w:val="28"/>
-          <w:noProof/>
-          <w:lang w:val="ru-RU"/>
-        </w:rPr>
-        <w:t>1. Ограничение скорости изменения параметров (</w:t>
-      </w:r>
-      <w:r>
-        <w:rPr>
-          <w:rFonts w:ascii="Times New Roman" w:hAnsi="Times New Roman" w:eastAsia="Times New Roman"/>
-          <w:b/>
-          <w:color w:val="000000"/>
-          <w:sz w:val="28"/>
-          <w:noProof/>
-          <w:lang w:val="ru-RU"/>
-        </w:rPr>
-        <w:t>rate-of-change limit</w:t>
-      </w:r>
-      <w:r>
-        <w:rPr>
-          <w:rFonts w:ascii="Times New Roman" w:hAnsi="Times New Roman" w:eastAsia="Times New Roman"/>
-          <w:b w:val="0"/>
-          <w:color w:val="000000"/>
-          <w:sz w:val="28"/>
-          <w:noProof/>
-          <w:lang w:val="ru-RU"/>
-        </w:rPr>
-        <w:t>).</w:t>
-      </w:r>
-    </w:p>
-    <w:p>
-      <w:pPr>
-        <w:spacing w:before="0" w:after="0" w:line="360" w:lineRule="auto"/>
-        <w:ind w:firstLine="709"/>
-        <w:jc w:val="both"/>
-      </w:pPr>
-      <w:r>
-        <w:rPr>
-          <w:rFonts w:ascii="Times New Roman" w:hAnsi="Times New Roman" w:eastAsia="Times New Roman"/>
-          <w:b w:val="0"/>
-          <w:color w:val="000000"/>
-          <w:sz w:val="28"/>
-          <w:noProof/>
-          <w:lang w:val="ru-RU"/>
-        </w:rPr>
-        <w:t>2. Минимальное время удержания режима (</w:t>
-      </w:r>
-      <w:r>
-        <w:rPr>
-          <w:rFonts w:ascii="Times New Roman" w:hAnsi="Times New Roman" w:eastAsia="Times New Roman"/>
-          <w:b/>
-          <w:color w:val="000000"/>
-          <w:sz w:val="28"/>
-          <w:noProof/>
-          <w:lang w:val="ru-RU"/>
-        </w:rPr>
-        <w:t>cooldown</w:t>
-      </w:r>
-      <w:r>
-        <w:rPr>
-          <w:rFonts w:ascii="Times New Roman" w:hAnsi="Times New Roman" w:eastAsia="Times New Roman"/>
-          <w:b w:val="0"/>
-          <w:color w:val="000000"/>
-          <w:sz w:val="28"/>
-          <w:noProof/>
-          <w:lang w:val="ru-RU"/>
-        </w:rPr>
-        <w:t>) для исключения колебаний.</w:t>
-      </w:r>
-    </w:p>
-    <w:p>
-      <w:pPr>
-        <w:spacing w:before="0" w:after="0" w:line="360" w:lineRule="auto"/>
-        <w:ind w:firstLine="709"/>
-        <w:jc w:val="both"/>
-      </w:pPr>
-      <w:r>
-        <w:rPr>
-          <w:rFonts w:ascii="Times New Roman" w:hAnsi="Times New Roman" w:eastAsia="Times New Roman"/>
-          <w:b w:val="0"/>
-          <w:color w:val="000000"/>
-          <w:sz w:val="28"/>
-          <w:noProof/>
-          <w:lang w:val="ru-RU"/>
-        </w:rPr>
-        <w:t>3. Границы параметров (</w:t>
-      </w:r>
-      <w:r>
-        <w:rPr>
-          <w:rFonts w:ascii="Times New Roman" w:hAnsi="Times New Roman" w:eastAsia="Times New Roman"/>
-          <w:b/>
-          <w:color w:val="000000"/>
-          <w:sz w:val="28"/>
-          <w:noProof/>
-          <w:lang w:val="ru-RU"/>
-        </w:rPr>
-        <w:t>min/max</w:t>
-      </w:r>
-      <w:r>
-        <w:rPr>
-          <w:rFonts w:ascii="Times New Roman" w:hAnsi="Times New Roman" w:eastAsia="Times New Roman"/>
-          <w:b w:val="0"/>
-          <w:color w:val="000000"/>
-          <w:sz w:val="28"/>
-          <w:noProof/>
-          <w:lang w:val="ru-RU"/>
-        </w:rPr>
-        <w:t>) для безопасной эксплуатации.</w:t>
+        <w:t>Чтобы адаптивность не создавала дополнительной нестабильности, необходимы защитные ограничения:</w:t>
+      </w:r>
+    </w:p>
+    <w:p>
+      <w:pPr>
+        <w:spacing w:before="0" w:after="0" w:line="360" w:lineRule="auto"/>
+        <w:ind w:firstLine="709"/>
+        <w:jc w:val="both"/>
+      </w:pPr>
+      <w:r>
+        <w:rPr>
+          <w:rFonts w:ascii="Times New Roman" w:hAnsi="Times New Roman" w:eastAsia="Times New Roman"/>
+          <w:b w:val="0"/>
+          <w:color w:val="000000"/>
+          <w:sz w:val="28"/>
+          <w:noProof/>
+          <w:lang w:val="ru-RU"/>
+        </w:rPr>
+        <w:t>1. Ограничение скорости изменения параметров.</w:t>
+      </w:r>
+    </w:p>
+    <w:p>
+      <w:pPr>
+        <w:spacing w:before="0" w:after="0" w:line="360" w:lineRule="auto"/>
+        <w:ind w:firstLine="709"/>
+        <w:jc w:val="both"/>
+      </w:pPr>
+      <w:r>
+        <w:rPr>
+          <w:rFonts w:ascii="Times New Roman" w:hAnsi="Times New Roman" w:eastAsia="Times New Roman"/>
+          <w:b w:val="0"/>
+          <w:color w:val="000000"/>
+          <w:sz w:val="28"/>
+          <w:noProof/>
+          <w:lang w:val="ru-RU"/>
+        </w:rPr>
+        <w:t>2. Минимальное время удержания режима для исключения колебаний.</w:t>
+      </w:r>
+    </w:p>
+    <w:p>
+      <w:pPr>
+        <w:spacing w:before="0" w:after="0" w:line="360" w:lineRule="auto"/>
+        <w:ind w:firstLine="709"/>
+        <w:jc w:val="both"/>
+      </w:pPr>
+      <w:r>
+        <w:rPr>
+          <w:rFonts w:ascii="Times New Roman" w:hAnsi="Times New Roman" w:eastAsia="Times New Roman"/>
+          <w:b w:val="0"/>
+          <w:color w:val="000000"/>
+          <w:sz w:val="28"/>
+          <w:noProof/>
+          <w:lang w:val="ru-RU"/>
+        </w:rPr>
+        <w:t>3. Границы параметров для безопасной эксплуатации.</w:t>
       </w:r>
     </w:p>
     <w:p>
@@ -10843,43 +10777,25 @@
           <w:noProof/>
           <w:lang w:val="ru-RU"/>
         </w:rPr>
-        <w:t>Практический вывод по разделу 2.3.</w:t>
-      </w:r>
-    </w:p>
-    <w:p>
-      <w:pPr>
-        <w:spacing w:before="0" w:after="0" w:line="360" w:lineRule="auto"/>
-        <w:ind w:firstLine="709"/>
-        <w:jc w:val="both"/>
-      </w:pPr>
-      <w:r>
-        <w:rPr>
-          <w:rFonts w:ascii="Times New Roman" w:hAnsi="Times New Roman" w:eastAsia="Times New Roman"/>
-          <w:b w:val="0"/>
-          <w:color w:val="000000"/>
-          <w:sz w:val="28"/>
-          <w:noProof/>
-          <w:lang w:val="ru-RU"/>
-        </w:rPr>
-        <w:t>Статическая конфигурация оптимальна только для одного «среднего» режима, который в реальности почти не существует.</w:t>
-      </w:r>
-    </w:p>
-    <w:p>
-      <w:pPr>
-        <w:spacing w:before="0" w:after="0" w:line="360" w:lineRule="auto"/>
-        <w:ind w:firstLine="709"/>
-        <w:jc w:val="both"/>
-      </w:pPr>
-      <w:r>
-        <w:rPr>
-          <w:rFonts w:ascii="Times New Roman" w:hAnsi="Times New Roman" w:eastAsia="Times New Roman"/>
-          <w:b w:val="0"/>
-          <w:color w:val="000000"/>
-          <w:sz w:val="28"/>
-          <w:noProof/>
-          <w:lang w:val="ru-RU"/>
-        </w:rPr>
-        <w:t>Адаптивный контур позволяет улучшить практический баланс между точностью, устойчивостью и пользовательским опытом без радикального усложнения алгоритмического ядра.</w:t>
+        <w:t>Таким образом, статическая конфигурация оптимальна только для одного «среднего» режима, который в реальности почти не существует.</w:t>
+      </w:r>
+    </w:p>
+    <w:p>
+      <w:pPr>
+        <w:spacing w:before="0" w:after="0" w:line="360" w:lineRule="auto"/>
+        <w:ind w:firstLine="709"/>
+        <w:jc w:val="both"/>
+      </w:pPr>
+      <w:r>
+        <w:rPr>
+          <w:rFonts w:ascii="Times New Roman" w:hAnsi="Times New Roman" w:eastAsia="Times New Roman"/>
+          <w:b w:val="0"/>
+          <w:color w:val="000000"/>
+          <w:sz w:val="28"/>
+          <w:noProof/>
+          <w:lang w:val="ru-RU"/>
+        </w:rPr>
+        <w:t>Адаптивный контур потенциально позволяет улучшить практический баланс между точностью, устойчивостью и пользовательским опытом без радикального усложнения алгоритмического ядра.</w:t>
       </w:r>
     </w:p>
     <w:p>
@@ -10933,7 +10849,7 @@
           <w:noProof/>
           <w:lang w:val="ru-RU"/>
         </w:rPr>
-        <w:t>2. Наиболее практичным базовым вариантом для API-нагрузки выступает Token Bucket, особенно в комбинации с gateway-политиками [3] [20].</w:t>
+        <w:t>2. Наиболее практичным базовым вариантом для API-нагрузки выступает Token Bucket, особенно в комбинации с политиками API-шлюза [3] [20].</w:t>
       </w:r>
     </w:p>
     <w:p>
@@ -10969,7 +10885,7 @@
           <w:noProof/>
           <w:lang w:val="ru-RU"/>
         </w:rPr>
-        <w:t>4. Архитектурно оправдан гибрид: gateway + сервисные лимиты + централизованный аналитический слой.</w:t>
+        <w:t>4. Архитектурно оправдан гибрид: API-шлюз + сервисные лимиты + централизованный аналитический слой.</w:t>
       </w:r>
     </w:p>
     <w:p>
@@ -11573,7 +11489,7 @@
           <w:noProof/>
           <w:lang w:val="ru-RU"/>
         </w:rPr>
-        <w:t xml:space="preserve">Дополнительное сравнение «static vs adaptive» выполняется скриптом </w:t>
+        <w:t xml:space="preserve">Дополнительная adaptive-серия выполняется скриптом </w:t>
       </w:r>
       <w:r>
         <w:rPr>
@@ -11584,72 +11500,284 @@
           <w:noProof/>
           <w:lang w:val="ru-RU"/>
         </w:rPr>
-        <w:t>scripts/benchmark_algorithms.sh</w:t>
-      </w:r>
-      <w:r>
-        <w:rPr>
-          <w:rFonts w:ascii="Times New Roman" w:hAnsi="Times New Roman" w:eastAsia="Times New Roman"/>
-          <w:b w:val="0"/>
-          <w:color w:val="000000"/>
-          <w:sz w:val="28"/>
-          <w:noProof/>
-          <w:lang w:val="ru-RU"/>
-        </w:rPr>
-        <w:t xml:space="preserve"> (репозиторий: https://github.com/Islam-Y/RPS-limiter/tree/main/services/scripts/benchmark_algorithms.sh) отдельной серией прогонов.</w:t>
-      </w:r>
-    </w:p>
-    <w:p>
-      <w:pPr>
-        <w:spacing w:before="0" w:after="0" w:line="360" w:lineRule="auto"/>
-        <w:ind w:firstLine="709"/>
-        <w:jc w:val="both"/>
-      </w:pPr>
-      <w:r>
-        <w:rPr>
-          <w:rFonts w:ascii="Times New Roman" w:hAnsi="Times New Roman" w:eastAsia="Times New Roman"/>
-          <w:b w:val="0"/>
-          <w:color w:val="000000"/>
-          <w:sz w:val="28"/>
-          <w:noProof/>
-          <w:lang w:val="ru-RU"/>
-        </w:rPr>
-        <w:t>Тем самым разделяются две задачи:</w:t>
-      </w:r>
-    </w:p>
-    <w:p>
-      <w:pPr>
-        <w:spacing w:before="0" w:after="0" w:line="360" w:lineRule="auto"/>
-        <w:ind w:firstLine="709"/>
-        <w:jc w:val="both"/>
-      </w:pPr>
-      <w:r>
-        <w:rPr>
-          <w:rFonts w:ascii="Times New Roman" w:hAnsi="Times New Roman" w:eastAsia="Times New Roman"/>
-          <w:b w:val="0"/>
-          <w:color w:val="000000"/>
-          <w:sz w:val="28"/>
-          <w:noProof/>
-          <w:lang w:val="ru-RU"/>
-        </w:rPr>
-        <w:t>1. Честное сравнение самих алгоритмов при неизменной политике.</w:t>
-      </w:r>
-    </w:p>
-    <w:p>
-      <w:pPr>
-        <w:spacing w:before="0" w:after="0" w:line="360" w:lineRule="auto"/>
-        <w:ind w:firstLine="709"/>
-        <w:jc w:val="both"/>
-      </w:pPr>
-      <w:r>
-        <w:rPr>
-          <w:rFonts w:ascii="Times New Roman" w:hAnsi="Times New Roman" w:eastAsia="Times New Roman"/>
-          <w:b w:val="0"/>
-          <w:color w:val="000000"/>
-          <w:sz w:val="28"/>
-          <w:noProof/>
-          <w:lang w:val="ru-RU"/>
-        </w:rPr>
-        <w:t>2. Оценка вклада адаптивного контура при включении внешних рекомендаций [29] [30] [31].</w:t>
+        <w:t>scripts/adaptive_phase_benchmark.sh</w:t>
+      </w:r>
+      <w:r>
+        <w:rPr>
+          <w:rFonts w:ascii="Times New Roman" w:hAnsi="Times New Roman" w:eastAsia="Times New Roman"/>
+          <w:b w:val="0"/>
+          <w:color w:val="000000"/>
+          <w:sz w:val="28"/>
+          <w:noProof/>
+          <w:lang w:val="ru-RU"/>
+        </w:rPr>
+        <w:t xml:space="preserve"> (репозиторий: https://github.com/Islam-Y/RPS-limiter/tree/main/services/scripts/adaptive_phase_benchmark.sh).</w:t>
+      </w:r>
+    </w:p>
+    <w:p>
+      <w:pPr>
+        <w:spacing w:before="0" w:after="0" w:line="360" w:lineRule="auto"/>
+        <w:ind w:firstLine="709"/>
+        <w:jc w:val="both"/>
+      </w:pPr>
+      <w:r>
+        <w:rPr>
+          <w:rFonts w:ascii="Times New Roman" w:hAnsi="Times New Roman" w:eastAsia="Times New Roman"/>
+          <w:b w:val="0"/>
+          <w:color w:val="000000"/>
+          <w:sz w:val="28"/>
+          <w:noProof/>
+          <w:lang w:val="ru-RU"/>
+        </w:rPr>
+        <w:t>Она построена как фазовый эксперимент, а не как короткое попарное сравнение:</w:t>
+      </w:r>
+    </w:p>
+    <w:p>
+      <w:pPr>
+        <w:spacing w:before="0" w:after="0" w:line="360" w:lineRule="auto"/>
+        <w:ind w:firstLine="709"/>
+        <w:jc w:val="both"/>
+      </w:pPr>
+      <w:r>
+        <w:rPr>
+          <w:rFonts w:ascii="Times New Roman" w:hAnsi="Times New Roman" w:eastAsia="Times New Roman"/>
+          <w:b w:val="0"/>
+          <w:color w:val="000000"/>
+          <w:sz w:val="28"/>
+          <w:noProof/>
+          <w:lang w:val="ru-RU"/>
+        </w:rPr>
+        <w:t xml:space="preserve">1. </w:t>
+      </w:r>
+      <w:r>
+        <w:rPr>
+          <w:rFonts w:ascii="Times New Roman" w:hAnsi="Times New Roman" w:eastAsia="Times New Roman"/>
+          <w:b/>
+          <w:color w:val="000000"/>
+          <w:sz w:val="28"/>
+          <w:noProof/>
+          <w:lang w:val="ru-RU"/>
+        </w:rPr>
+        <w:t>phase_burst_recovery</w:t>
+      </w:r>
+      <w:r>
+        <w:rPr>
+          <w:rFonts w:ascii="Times New Roman" w:hAnsi="Times New Roman" w:eastAsia="Times New Roman"/>
+          <w:b w:val="0"/>
+          <w:color w:val="000000"/>
+          <w:sz w:val="28"/>
+          <w:noProof/>
+          <w:lang w:val="ru-RU"/>
+        </w:rPr>
+        <w:t xml:space="preserve">: </w:t>
+      </w:r>
+      <w:r>
+        <w:rPr>
+          <w:rFonts w:ascii="Times New Roman" w:hAnsi="Times New Roman" w:eastAsia="Times New Roman"/>
+          <w:b/>
+          <w:color w:val="000000"/>
+          <w:sz w:val="28"/>
+          <w:noProof/>
+          <w:lang w:val="ru-RU"/>
+        </w:rPr>
+        <w:t>30s constant(40 RPS) -&gt; 30s burst_stress -&gt; 30s constant(40 RPS)</w:t>
+      </w:r>
+      <w:r>
+        <w:rPr>
+          <w:rFonts w:ascii="Times New Roman" w:hAnsi="Times New Roman" w:eastAsia="Times New Roman"/>
+          <w:b w:val="0"/>
+          <w:color w:val="000000"/>
+          <w:sz w:val="28"/>
+          <w:noProof/>
+          <w:lang w:val="ru-RU"/>
+        </w:rPr>
+        <w:t>.</w:t>
+      </w:r>
+    </w:p>
+    <w:p>
+      <w:pPr>
+        <w:spacing w:before="0" w:after="0" w:line="360" w:lineRule="auto"/>
+        <w:ind w:firstLine="709"/>
+        <w:jc w:val="both"/>
+      </w:pPr>
+      <w:r>
+        <w:rPr>
+          <w:rFonts w:ascii="Times New Roman" w:hAnsi="Times New Roman" w:eastAsia="Times New Roman"/>
+          <w:b w:val="0"/>
+          <w:color w:val="000000"/>
+          <w:sz w:val="28"/>
+          <w:noProof/>
+          <w:lang w:val="ru-RU"/>
+        </w:rPr>
+        <w:t xml:space="preserve">2. </w:t>
+      </w:r>
+      <w:r>
+        <w:rPr>
+          <w:rFonts w:ascii="Times New Roman" w:hAnsi="Times New Roman" w:eastAsia="Times New Roman"/>
+          <w:b/>
+          <w:color w:val="000000"/>
+          <w:sz w:val="28"/>
+          <w:noProof/>
+          <w:lang w:val="ru-RU"/>
+        </w:rPr>
+        <w:t>phase_ddos_recovery</w:t>
+      </w:r>
+      <w:r>
+        <w:rPr>
+          <w:rFonts w:ascii="Times New Roman" w:hAnsi="Times New Roman" w:eastAsia="Times New Roman"/>
+          <w:b w:val="0"/>
+          <w:color w:val="000000"/>
+          <w:sz w:val="28"/>
+          <w:noProof/>
+          <w:lang w:val="ru-RU"/>
+        </w:rPr>
+        <w:t xml:space="preserve">: </w:t>
+      </w:r>
+      <w:r>
+        <w:rPr>
+          <w:rFonts w:ascii="Times New Roman" w:hAnsi="Times New Roman" w:eastAsia="Times New Roman"/>
+          <w:b/>
+          <w:color w:val="000000"/>
+          <w:sz w:val="28"/>
+          <w:noProof/>
+          <w:lang w:val="ru-RU"/>
+        </w:rPr>
+        <w:t>30s constant(40 RPS) -&gt; 30s ddos -&gt; 30s constant(40 RPS)</w:t>
+      </w:r>
+      <w:r>
+        <w:rPr>
+          <w:rFonts w:ascii="Times New Roman" w:hAnsi="Times New Roman" w:eastAsia="Times New Roman"/>
+          <w:b w:val="0"/>
+          <w:color w:val="000000"/>
+          <w:sz w:val="28"/>
+          <w:noProof/>
+          <w:lang w:val="ru-RU"/>
+        </w:rPr>
+        <w:t>.</w:t>
+      </w:r>
+    </w:p>
+    <w:p>
+      <w:pPr>
+        <w:spacing w:before="0" w:after="0" w:line="360" w:lineRule="auto"/>
+        <w:ind w:firstLine="709"/>
+        <w:jc w:val="both"/>
+      </w:pPr>
+      <w:r>
+        <w:rPr>
+          <w:rFonts w:ascii="Times New Roman" w:hAnsi="Times New Roman" w:eastAsia="Times New Roman"/>
+          <w:b w:val="0"/>
+          <w:color w:val="000000"/>
+          <w:sz w:val="28"/>
+          <w:noProof/>
+          <w:lang w:val="ru-RU"/>
+        </w:rPr>
+        <w:t xml:space="preserve">3. </w:t>
+      </w:r>
+      <w:r>
+        <w:rPr>
+          <w:rFonts w:ascii="Times New Roman" w:hAnsi="Times New Roman" w:eastAsia="Times New Roman"/>
+          <w:b/>
+          <w:color w:val="000000"/>
+          <w:sz w:val="28"/>
+          <w:noProof/>
+          <w:lang w:val="ru-RU"/>
+        </w:rPr>
+        <w:t>repeats=6</w:t>
+      </w:r>
+      <w:r>
+        <w:rPr>
+          <w:rFonts w:ascii="Times New Roman" w:hAnsi="Times New Roman" w:eastAsia="Times New Roman"/>
+          <w:b w:val="0"/>
+          <w:color w:val="000000"/>
+          <w:sz w:val="28"/>
+          <w:noProof/>
+          <w:lang w:val="ru-RU"/>
+        </w:rPr>
+        <w:t xml:space="preserve">, </w:t>
+      </w:r>
+      <w:r>
+        <w:rPr>
+          <w:rFonts w:ascii="Times New Roman" w:hAnsi="Times New Roman" w:eastAsia="Times New Roman"/>
+          <w:b/>
+          <w:color w:val="000000"/>
+          <w:sz w:val="28"/>
+          <w:noProof/>
+          <w:lang w:val="ru-RU"/>
+        </w:rPr>
+        <w:t>concurrency=256</w:t>
+      </w:r>
+      <w:r>
+        <w:rPr>
+          <w:rFonts w:ascii="Times New Roman" w:hAnsi="Times New Roman" w:eastAsia="Times New Roman"/>
+          <w:b w:val="0"/>
+          <w:color w:val="000000"/>
+          <w:sz w:val="28"/>
+          <w:noProof/>
+          <w:lang w:val="ru-RU"/>
+        </w:rPr>
+        <w:t xml:space="preserve">, начальный режим adaptive-контура — </w:t>
+      </w:r>
+      <w:r>
+        <w:rPr>
+          <w:rFonts w:ascii="Times New Roman" w:hAnsi="Times New Roman" w:eastAsia="Times New Roman"/>
+          <w:b/>
+          <w:color w:val="000000"/>
+          <w:sz w:val="28"/>
+          <w:noProof/>
+          <w:lang w:val="ru-RU"/>
+        </w:rPr>
+        <w:t>token</w:t>
+      </w:r>
+      <w:r>
+        <w:rPr>
+          <w:rFonts w:ascii="Times New Roman" w:hAnsi="Times New Roman" w:eastAsia="Times New Roman"/>
+          <w:b w:val="0"/>
+          <w:color w:val="000000"/>
+          <w:sz w:val="28"/>
+          <w:noProof/>
+          <w:lang w:val="ru-RU"/>
+        </w:rPr>
+        <w:t>.</w:t>
+      </w:r>
+    </w:p>
+    <w:p>
+      <w:pPr>
+        <w:spacing w:before="0" w:after="0" w:line="360" w:lineRule="auto"/>
+        <w:ind w:firstLine="709"/>
+        <w:jc w:val="both"/>
+      </w:pPr>
+      <w:r>
+        <w:rPr>
+          <w:rFonts w:ascii="Times New Roman" w:hAnsi="Times New Roman" w:eastAsia="Times New Roman"/>
+          <w:b w:val="0"/>
+          <w:color w:val="000000"/>
+          <w:sz w:val="28"/>
+          <w:noProof/>
+          <w:lang w:val="ru-RU"/>
+        </w:rPr>
+        <w:t xml:space="preserve">4. Тем самым разделяются две задачи: статическая матрица сравнивает сами алгоритмы при неизменной политике, а фазовая adaptive-серия проверяет воспроизводимую полезность внешнего интеллектуального контура как переключателя </w:t>
+      </w:r>
+      <w:r>
+        <w:rPr>
+          <w:rFonts w:ascii="Times New Roman" w:hAnsi="Times New Roman" w:eastAsia="Times New Roman"/>
+          <w:b/>
+          <w:color w:val="000000"/>
+          <w:sz w:val="28"/>
+          <w:noProof/>
+          <w:lang w:val="ru-RU"/>
+        </w:rPr>
+        <w:t>token -&gt; sliding -&gt; token</w:t>
+      </w:r>
+      <w:r>
+        <w:rPr>
+          <w:rFonts w:ascii="Times New Roman" w:hAnsi="Times New Roman" w:eastAsia="Times New Roman"/>
+          <w:b w:val="0"/>
+          <w:color w:val="000000"/>
+          <w:sz w:val="28"/>
+          <w:noProof/>
+          <w:lang w:val="ru-RU"/>
+        </w:rPr>
+        <w:t xml:space="preserve"> [29] [30] [31].</w:t>
       </w:r>
     </w:p>
     <w:p>
@@ -13606,18 +13734,18 @@
           <w:noProof/>
           <w:lang w:val="ru-RU"/>
         </w:rPr>
-        <w:t>algo_counter_delta</w:t>
-      </w:r>
-      <w:r>
-        <w:rPr>
-          <w:rFonts w:ascii="Times New Roman" w:hAnsi="Times New Roman" w:eastAsia="Times New Roman"/>
-          <w:b w:val="0"/>
-          <w:color w:val="000000"/>
-          <w:sz w:val="28"/>
-          <w:noProof/>
-          <w:lang w:val="ru-RU"/>
-        </w:rPr>
-        <w:t xml:space="preserve">, </w:t>
+        <w:t>switch_count</w:t>
+      </w:r>
+      <w:r>
+        <w:rPr>
+          <w:rFonts w:ascii="Times New Roman" w:hAnsi="Times New Roman" w:eastAsia="Times New Roman"/>
+          <w:b w:val="0"/>
+          <w:color w:val="000000"/>
+          <w:sz w:val="28"/>
+          <w:noProof/>
+          <w:lang w:val="ru-RU"/>
+        </w:rPr>
+        <w:t xml:space="preserve">, длительность нахождения в </w:t>
       </w:r>
       <w:r>
         <w:rPr>
@@ -13628,7 +13756,51 @@
           <w:noProof/>
           <w:lang w:val="ru-RU"/>
         </w:rPr>
-        <w:t>foreign_algo_delta</w:t>
+        <w:t>token/sliding</w:t>
+      </w:r>
+      <w:r>
+        <w:rPr>
+          <w:rFonts w:ascii="Times New Roman" w:hAnsi="Times New Roman" w:eastAsia="Times New Roman"/>
+          <w:b w:val="0"/>
+          <w:color w:val="000000"/>
+          <w:sz w:val="28"/>
+          <w:noProof/>
+          <w:lang w:val="ru-RU"/>
+        </w:rPr>
+        <w:t xml:space="preserve">, фазовые значения </w:t>
+      </w:r>
+      <w:r>
+        <w:rPr>
+          <w:rFonts w:ascii="Times New Roman" w:hAnsi="Times New Roman" w:eastAsia="Times New Roman"/>
+          <w:b/>
+          <w:color w:val="000000"/>
+          <w:sz w:val="28"/>
+          <w:noProof/>
+          <w:lang w:val="ru-RU"/>
+        </w:rPr>
+        <w:t>reject_percent</w:t>
+      </w:r>
+      <w:r>
+        <w:rPr>
+          <w:rFonts w:ascii="Times New Roman" w:hAnsi="Times New Roman" w:eastAsia="Times New Roman"/>
+          <w:b w:val="0"/>
+          <w:color w:val="000000"/>
+          <w:sz w:val="28"/>
+          <w:noProof/>
+          <w:lang w:val="ru-RU"/>
+        </w:rPr>
+        <w:t xml:space="preserve"> и </w:t>
+      </w:r>
+      <w:r>
+        <w:rPr>
+          <w:rFonts w:ascii="Times New Roman" w:hAnsi="Times New Roman" w:eastAsia="Times New Roman"/>
+          <w:b/>
+          <w:color w:val="000000"/>
+          <w:sz w:val="28"/>
+          <w:noProof/>
+          <w:lang w:val="ru-RU"/>
+        </w:rPr>
+        <w:t>effective_rps</w:t>
       </w:r>
       <w:r>
         <w:rPr>
@@ -13765,7 +13937,7 @@
           <w:noProof/>
           <w:lang w:val="ru-RU"/>
         </w:rPr>
-        <w:t>Это особенно важно для коротких окон (12 секунд), где влияние случайной фазы нагрузки может быть заметным.</w:t>
+        <w:t>Это особенно важно как для коротких статических окон (12 секунд), так и для фазовых adaptive-прогонов, где значение имеет не только общий итог, но и распределение эффекта между нормальной, атакующей и восстановительной фазами.</w:t>
       </w:r>
     </w:p>
     <w:p>
@@ -14406,7 +14578,7 @@
                 <w:noProof/>
                 <w:lang w:val="ru-RU"/>
               </w:rPr>
-              <w:t xml:space="preserve">Запуск серии </w:t>
+              <w:t>Запуск фазовой adaptive-серии (</w:t>
             </w:r>
             <w:r>
               <w:rPr>
@@ -14417,7 +14589,18 @@
                 <w:noProof/>
                 <w:lang w:val="ru-RU"/>
               </w:rPr>
-              <w:t>static vs adaptive</w:t>
+              <w:t>adaptive_phase_benchmark.sh</w:t>
+            </w:r>
+            <w:r>
+              <w:rPr>
+                <w:rFonts w:ascii="Times New Roman" w:hAnsi="Times New Roman" w:eastAsia="Times New Roman"/>
+                <w:b w:val="0"/>
+                <w:color w:val="000000"/>
+                <w:sz w:val="24"/>
+                <w:noProof/>
+                <w:lang w:val="ru-RU"/>
+              </w:rPr>
+              <w:t>)</w:t>
             </w:r>
           </w:p>
         </w:tc>
@@ -14441,7 +14624,84 @@
                 <w:noProof/>
                 <w:lang w:val="ru-RU"/>
               </w:rPr>
-              <w:t>Сформированы парные CSV для сопоставления режимов</w:t>
+              <w:t xml:space="preserve">Сформированы </w:t>
+            </w:r>
+            <w:r>
+              <w:rPr>
+                <w:rFonts w:ascii="Times New Roman" w:hAnsi="Times New Roman" w:eastAsia="Times New Roman"/>
+                <w:b/>
+                <w:color w:val="000000"/>
+                <w:sz w:val="24"/>
+                <w:noProof/>
+                <w:lang w:val="ru-RU"/>
+              </w:rPr>
+              <w:t>raw.csv</w:t>
+            </w:r>
+            <w:r>
+              <w:rPr>
+                <w:rFonts w:ascii="Times New Roman" w:hAnsi="Times New Roman" w:eastAsia="Times New Roman"/>
+                <w:b w:val="0"/>
+                <w:color w:val="000000"/>
+                <w:sz w:val="24"/>
+                <w:noProof/>
+                <w:lang w:val="ru-RU"/>
+              </w:rPr>
+              <w:t xml:space="preserve">, </w:t>
+            </w:r>
+            <w:r>
+              <w:rPr>
+                <w:rFonts w:ascii="Times New Roman" w:hAnsi="Times New Roman" w:eastAsia="Times New Roman"/>
+                <w:b/>
+                <w:color w:val="000000"/>
+                <w:sz w:val="24"/>
+                <w:noProof/>
+                <w:lang w:val="ru-RU"/>
+              </w:rPr>
+              <w:t>summary.csv</w:t>
+            </w:r>
+            <w:r>
+              <w:rPr>
+                <w:rFonts w:ascii="Times New Roman" w:hAnsi="Times New Roman" w:eastAsia="Times New Roman"/>
+                <w:b w:val="0"/>
+                <w:color w:val="000000"/>
+                <w:sz w:val="24"/>
+                <w:noProof/>
+                <w:lang w:val="ru-RU"/>
+              </w:rPr>
+              <w:t xml:space="preserve">, </w:t>
+            </w:r>
+            <w:r>
+              <w:rPr>
+                <w:rFonts w:ascii="Times New Roman" w:hAnsi="Times New Roman" w:eastAsia="Times New Roman"/>
+                <w:b/>
+                <w:color w:val="000000"/>
+                <w:sz w:val="24"/>
+                <w:noProof/>
+                <w:lang w:val="ru-RU"/>
+              </w:rPr>
+              <w:t>switch-summary.csv</w:t>
+            </w:r>
+            <w:r>
+              <w:rPr>
+                <w:rFonts w:ascii="Times New Roman" w:hAnsi="Times New Roman" w:eastAsia="Times New Roman"/>
+                <w:b w:val="0"/>
+                <w:color w:val="000000"/>
+                <w:sz w:val="24"/>
+                <w:noProof/>
+                <w:lang w:val="ru-RU"/>
+              </w:rPr>
+              <w:t xml:space="preserve">, </w:t>
+            </w:r>
+            <w:r>
+              <w:rPr>
+                <w:rFonts w:ascii="Times New Roman" w:hAnsi="Times New Roman" w:eastAsia="Times New Roman"/>
+                <w:b/>
+                <w:color w:val="000000"/>
+                <w:sz w:val="24"/>
+                <w:noProof/>
+                <w:lang w:val="ru-RU"/>
+              </w:rPr>
+              <w:t>timeline.csv</w:t>
             </w:r>
           </w:p>
         </w:tc>
@@ -14515,7 +14775,7 @@
                 <w:noProof/>
                 <w:lang w:val="ru-RU"/>
               </w:rPr>
-              <w:t>Сгенерированы PNG для вставки в раздел 3.2</w:t>
+              <w:t>Сгенерированы PNG с фазовым reject и таймлайном переключений</w:t>
             </w:r>
           </w:p>
         </w:tc>
@@ -14610,7 +14870,7 @@
           <w:noProof/>
           <w:lang w:val="ru-RU"/>
         </w:rPr>
-        <w:t>Регламент обеспечивает повторяемость результатов при повторной проверке и задаёт основу для автоматизации регулярных прогонов в CI/CD.</w:t>
+        <w:t>Регламент обеспечивает повторяемость результатов при повторной проверке и задаёт основу для автоматизации регулярных прогонов в конвейере непрерывной интеграции.</w:t>
       </w:r>
     </w:p>
     <w:p>
@@ -14718,25 +14978,7 @@
           <w:noProof/>
           <w:lang w:val="ru-RU"/>
         </w:rPr>
-        <w:t>Итог по методике раздела 3.1.</w:t>
-      </w:r>
-    </w:p>
-    <w:p>
-      <w:pPr>
-        <w:spacing w:before="0" w:after="0" w:line="360" w:lineRule="auto"/>
-        <w:ind w:firstLine="709"/>
-        <w:jc w:val="both"/>
-      </w:pPr>
-      <w:r>
-        <w:rPr>
-          <w:rFonts w:ascii="Times New Roman" w:hAnsi="Times New Roman" w:eastAsia="Times New Roman"/>
-          <w:b w:val="0"/>
-          <w:color w:val="000000"/>
-          <w:sz w:val="28"/>
-          <w:noProof/>
-          <w:lang w:val="ru-RU"/>
-        </w:rPr>
-        <w:t>Методика опирается на воспроизводимые сценарии и реальные проектные метрики, а не на абстрактные оценки.</w:t>
+        <w:t>Таким образом, методика опирается на воспроизводимые сценарии и реальные проектные метрики, а не на абстрактные оценки.</w:t>
       </w:r>
     </w:p>
     <w:p>
@@ -16795,6 +17037,514 @@
           <w:noProof/>
           <w:lang w:val="ru-RU"/>
         </w:rPr>
+        <w:t>Результаты Fixed Window требуют аккуратной интерпретации.</w:t>
+      </w:r>
+    </w:p>
+    <w:p>
+      <w:pPr>
+        <w:spacing w:before="0" w:after="0" w:line="360" w:lineRule="auto"/>
+        <w:ind w:firstLine="709"/>
+        <w:jc w:val="both"/>
+      </w:pPr>
+      <w:r>
+        <w:rPr>
+          <w:rFonts w:ascii="Times New Roman" w:hAnsi="Times New Roman" w:eastAsia="Times New Roman"/>
+          <w:b w:val="0"/>
+          <w:color w:val="000000"/>
+          <w:sz w:val="28"/>
+          <w:noProof/>
+          <w:lang w:val="ru-RU"/>
+        </w:rPr>
+        <w:t xml:space="preserve">В сценариях </w:t>
+      </w:r>
+      <w:r>
+        <w:rPr>
+          <w:rFonts w:ascii="Times New Roman" w:hAnsi="Times New Roman" w:eastAsia="Times New Roman"/>
+          <w:b/>
+          <w:color w:val="000000"/>
+          <w:sz w:val="28"/>
+          <w:noProof/>
+          <w:lang w:val="ru-RU"/>
+        </w:rPr>
+        <w:t>constant_low</w:t>
+      </w:r>
+      <w:r>
+        <w:rPr>
+          <w:rFonts w:ascii="Times New Roman" w:hAnsi="Times New Roman" w:eastAsia="Times New Roman"/>
+          <w:b w:val="0"/>
+          <w:color w:val="000000"/>
+          <w:sz w:val="28"/>
+          <w:noProof/>
+          <w:lang w:val="ru-RU"/>
+        </w:rPr>
+        <w:t xml:space="preserve">, </w:t>
+      </w:r>
+      <w:r>
+        <w:rPr>
+          <w:rFonts w:ascii="Times New Roman" w:hAnsi="Times New Roman" w:eastAsia="Times New Roman"/>
+          <w:b/>
+          <w:color w:val="000000"/>
+          <w:sz w:val="28"/>
+          <w:noProof/>
+          <w:lang w:val="ru-RU"/>
+        </w:rPr>
+        <w:t>sinusoidal</w:t>
+      </w:r>
+      <w:r>
+        <w:rPr>
+          <w:rFonts w:ascii="Times New Roman" w:hAnsi="Times New Roman" w:eastAsia="Times New Roman"/>
+          <w:b w:val="0"/>
+          <w:color w:val="000000"/>
+          <w:sz w:val="28"/>
+          <w:noProof/>
+          <w:lang w:val="ru-RU"/>
+        </w:rPr>
+        <w:t xml:space="preserve"> и </w:t>
+      </w:r>
+      <w:r>
+        <w:rPr>
+          <w:rFonts w:ascii="Times New Roman" w:hAnsi="Times New Roman" w:eastAsia="Times New Roman"/>
+          <w:b/>
+          <w:color w:val="000000"/>
+          <w:sz w:val="28"/>
+          <w:noProof/>
+          <w:lang w:val="ru-RU"/>
+        </w:rPr>
+        <w:t>burst</w:t>
+      </w:r>
+      <w:r>
+        <w:rPr>
+          <w:rFonts w:ascii="Times New Roman" w:hAnsi="Times New Roman" w:eastAsia="Times New Roman"/>
+          <w:b w:val="0"/>
+          <w:color w:val="000000"/>
+          <w:sz w:val="28"/>
+          <w:noProof/>
+          <w:lang w:val="ru-RU"/>
+        </w:rPr>
+        <w:t xml:space="preserve"> алгоритм не создаёт лишних отклонений, а в </w:t>
+      </w:r>
+      <w:r>
+        <w:rPr>
+          <w:rFonts w:ascii="Times New Roman" w:hAnsi="Times New Roman" w:eastAsia="Times New Roman"/>
+          <w:b/>
+          <w:color w:val="000000"/>
+          <w:sz w:val="28"/>
+          <w:noProof/>
+          <w:lang w:val="ru-RU"/>
+        </w:rPr>
+        <w:t>constant_high</w:t>
+      </w:r>
+      <w:r>
+        <w:rPr>
+          <w:rFonts w:ascii="Times New Roman" w:hAnsi="Times New Roman" w:eastAsia="Times New Roman"/>
+          <w:b w:val="0"/>
+          <w:color w:val="000000"/>
+          <w:sz w:val="28"/>
+          <w:noProof/>
+          <w:lang w:val="ru-RU"/>
+        </w:rPr>
+        <w:t xml:space="preserve"> сохраняет 86.29% успешных запросов, что немного выше Token Bucket.</w:t>
+      </w:r>
+    </w:p>
+    <w:p>
+      <w:pPr>
+        <w:spacing w:before="0" w:after="0" w:line="360" w:lineRule="auto"/>
+        <w:ind w:firstLine="709"/>
+        <w:jc w:val="both"/>
+      </w:pPr>
+      <w:r>
+        <w:rPr>
+          <w:rFonts w:ascii="Times New Roman" w:hAnsi="Times New Roman" w:eastAsia="Times New Roman"/>
+          <w:b w:val="0"/>
+          <w:color w:val="000000"/>
+          <w:sz w:val="28"/>
+          <w:noProof/>
+          <w:lang w:val="ru-RU"/>
+        </w:rPr>
+        <w:t>Причина состоит в грубости окна: при лимите 1000 запросов на 10 секунд контролируется суммарный объём внутри окна, но слабее ограничивается мгновенная концентрация запросов на его границе.</w:t>
+      </w:r>
+    </w:p>
+    <w:p>
+      <w:pPr>
+        <w:spacing w:before="0" w:after="0" w:line="360" w:lineRule="auto"/>
+        <w:ind w:firstLine="709"/>
+        <w:jc w:val="both"/>
+      </w:pPr>
+      <w:r>
+        <w:rPr>
+          <w:rFonts w:ascii="Times New Roman" w:hAnsi="Times New Roman" w:eastAsia="Times New Roman"/>
+          <w:b w:val="0"/>
+          <w:color w:val="000000"/>
+          <w:sz w:val="28"/>
+          <w:noProof/>
+          <w:lang w:val="ru-RU"/>
+        </w:rPr>
+        <w:t>Поэтому Fixed Window в данной постановке выглядит «надёжным» для клиента, однако эта надёжность достигается ценой более мягкой защиты системы, что подтверждается наименьшей долей DDoS-фильтрации среди трёх алгоритмов — 22.42%.</w:t>
+      </w:r>
+    </w:p>
+    <w:p>
+      <w:pPr>
+        <w:spacing w:before="0" w:after="0" w:line="360" w:lineRule="auto"/>
+        <w:ind w:firstLine="709"/>
+        <w:jc w:val="both"/>
+      </w:pPr>
+      <w:r>
+        <w:rPr>
+          <w:rFonts w:ascii="Times New Roman" w:hAnsi="Times New Roman" w:eastAsia="Times New Roman"/>
+          <w:b w:val="0"/>
+          <w:color w:val="000000"/>
+          <w:sz w:val="28"/>
+          <w:noProof/>
+          <w:lang w:val="ru-RU"/>
+        </w:rPr>
+        <w:t>Результаты Sliding Window соответствуют его теоретической роли наиболее строгого контроллера плотности трафика.</w:t>
+      </w:r>
+    </w:p>
+    <w:p>
+      <w:pPr>
+        <w:spacing w:before="0" w:after="0" w:line="360" w:lineRule="auto"/>
+        <w:ind w:firstLine="709"/>
+        <w:jc w:val="both"/>
+      </w:pPr>
+      <w:r>
+        <w:rPr>
+          <w:rFonts w:ascii="Times New Roman" w:hAnsi="Times New Roman" w:eastAsia="Times New Roman"/>
+          <w:b w:val="0"/>
+          <w:color w:val="000000"/>
+          <w:sz w:val="28"/>
+          <w:noProof/>
+          <w:lang w:val="ru-RU"/>
+        </w:rPr>
+        <w:t>Алгоритм показывает минимальную среднюю латентность и максимальную долю отклонений в DDoS — 42.59%, поскольку сглаженная оценка по текущему и предыдущему окну быстрее реагирует на рост интенсивности запросов и уменьшает эффект границы окна.</w:t>
+      </w:r>
+    </w:p>
+    <w:p>
+      <w:pPr>
+        <w:spacing w:before="0" w:after="0" w:line="360" w:lineRule="auto"/>
+        <w:ind w:firstLine="709"/>
+        <w:jc w:val="both"/>
+      </w:pPr>
+      <w:r>
+        <w:rPr>
+          <w:rFonts w:ascii="Times New Roman" w:hAnsi="Times New Roman" w:eastAsia="Times New Roman"/>
+          <w:b w:val="0"/>
+          <w:color w:val="000000"/>
+          <w:sz w:val="28"/>
+          <w:noProof/>
+          <w:lang w:val="ru-RU"/>
+        </w:rPr>
+        <w:t xml:space="preserve">Одновременно такая точность делает его наиболее жёстким к легитимным колебаниям нагрузки: в </w:t>
+      </w:r>
+      <w:r>
+        <w:rPr>
+          <w:rFonts w:ascii="Times New Roman" w:hAnsi="Times New Roman" w:eastAsia="Times New Roman"/>
+          <w:b/>
+          <w:color w:val="000000"/>
+          <w:sz w:val="28"/>
+          <w:noProof/>
+          <w:lang w:val="ru-RU"/>
+        </w:rPr>
+        <w:t>poisson</w:t>
+      </w:r>
+      <w:r>
+        <w:rPr>
+          <w:rFonts w:ascii="Times New Roman" w:hAnsi="Times New Roman" w:eastAsia="Times New Roman"/>
+          <w:b w:val="0"/>
+          <w:color w:val="000000"/>
+          <w:sz w:val="28"/>
+          <w:noProof/>
+          <w:lang w:val="ru-RU"/>
+        </w:rPr>
+        <w:t xml:space="preserve"> средний reject достигает 12.17%, а в </w:t>
+      </w:r>
+      <w:r>
+        <w:rPr>
+          <w:rFonts w:ascii="Times New Roman" w:hAnsi="Times New Roman" w:eastAsia="Times New Roman"/>
+          <w:b/>
+          <w:color w:val="000000"/>
+          <w:sz w:val="28"/>
+          <w:noProof/>
+          <w:lang w:val="ru-RU"/>
+        </w:rPr>
+        <w:t>constant_high</w:t>
+      </w:r>
+      <w:r>
+        <w:rPr>
+          <w:rFonts w:ascii="Times New Roman" w:hAnsi="Times New Roman" w:eastAsia="Times New Roman"/>
+          <w:b w:val="0"/>
+          <w:color w:val="000000"/>
+          <w:sz w:val="28"/>
+          <w:noProof/>
+          <w:lang w:val="ru-RU"/>
+        </w:rPr>
+        <w:t xml:space="preserve"> — 27.44%.</w:t>
+      </w:r>
+    </w:p>
+    <w:p>
+      <w:pPr>
+        <w:spacing w:before="0" w:after="0" w:line="360" w:lineRule="auto"/>
+        <w:ind w:firstLine="709"/>
+        <w:jc w:val="both"/>
+      </w:pPr>
+      <w:r>
+        <w:rPr>
+          <w:rFonts w:ascii="Times New Roman" w:hAnsi="Times New Roman" w:eastAsia="Times New Roman"/>
+          <w:b w:val="0"/>
+          <w:color w:val="000000"/>
+          <w:sz w:val="28"/>
+          <w:noProof/>
+          <w:lang w:val="ru-RU"/>
+        </w:rPr>
+        <w:t>Следовательно, Sliding Window в текущем стенде лучше всего подходит для усиленного защитного режима, но не как универсальный базовый профиль публичного API.</w:t>
+      </w:r>
+    </w:p>
+    <w:p>
+      <w:pPr>
+        <w:spacing w:before="0" w:after="0" w:line="360" w:lineRule="auto"/>
+        <w:ind w:firstLine="709"/>
+        <w:jc w:val="both"/>
+      </w:pPr>
+      <w:r>
+        <w:rPr>
+          <w:rFonts w:ascii="Times New Roman" w:hAnsi="Times New Roman" w:eastAsia="Times New Roman"/>
+          <w:b w:val="0"/>
+          <w:color w:val="000000"/>
+          <w:sz w:val="28"/>
+          <w:noProof/>
+          <w:lang w:val="ru-RU"/>
+        </w:rPr>
+        <w:t>Результаты Token Bucket в наибольшей степени подтверждают теоретическое ожидание баланса между доступностью и защитой.</w:t>
+      </w:r>
+    </w:p>
+    <w:p>
+      <w:pPr>
+        <w:spacing w:before="0" w:after="0" w:line="360" w:lineRule="auto"/>
+        <w:ind w:firstLine="709"/>
+        <w:jc w:val="both"/>
+      </w:pPr>
+      <w:r>
+        <w:rPr>
+          <w:rFonts w:ascii="Times New Roman" w:hAnsi="Times New Roman" w:eastAsia="Times New Roman"/>
+          <w:b w:val="0"/>
+          <w:color w:val="000000"/>
+          <w:sz w:val="28"/>
+          <w:noProof/>
+          <w:lang w:val="ru-RU"/>
+        </w:rPr>
+        <w:t xml:space="preserve">По средним показателям штатных сценариев именно этот алгоритм обеспечивает наилучшую доступность (94.87%) и минимальный средний reject (3.21%), особенно в </w:t>
+      </w:r>
+      <w:r>
+        <w:rPr>
+          <w:rFonts w:ascii="Times New Roman" w:hAnsi="Times New Roman" w:eastAsia="Times New Roman"/>
+          <w:b/>
+          <w:color w:val="000000"/>
+          <w:sz w:val="28"/>
+          <w:noProof/>
+          <w:lang w:val="ru-RU"/>
+        </w:rPr>
+        <w:t>poisson</w:t>
+      </w:r>
+      <w:r>
+        <w:rPr>
+          <w:rFonts w:ascii="Times New Roman" w:hAnsi="Times New Roman" w:eastAsia="Times New Roman"/>
+          <w:b w:val="0"/>
+          <w:color w:val="000000"/>
+          <w:sz w:val="28"/>
+          <w:noProof/>
+          <w:lang w:val="ru-RU"/>
+        </w:rPr>
+        <w:t>, где success достигает 99.27%.</w:t>
+      </w:r>
+    </w:p>
+    <w:p>
+      <w:pPr>
+        <w:spacing w:before="0" w:after="0" w:line="360" w:lineRule="auto"/>
+        <w:ind w:firstLine="709"/>
+        <w:jc w:val="both"/>
+      </w:pPr>
+      <w:r>
+        <w:rPr>
+          <w:rFonts w:ascii="Times New Roman" w:hAnsi="Times New Roman" w:eastAsia="Times New Roman"/>
+          <w:b w:val="0"/>
+          <w:color w:val="000000"/>
+          <w:sz w:val="28"/>
+          <w:noProof/>
+          <w:lang w:val="ru-RU"/>
+        </w:rPr>
+        <w:t xml:space="preserve">Это объясняется самой природой Token Bucket: кратковременные всплески допускаются за счёт накопленных токенов, после чего поток выравнивается по </w:t>
+      </w:r>
+      <w:r>
+        <w:rPr>
+          <w:rFonts w:ascii="Times New Roman" w:hAnsi="Times New Roman" w:eastAsia="Times New Roman"/>
+          <w:b/>
+          <w:color w:val="000000"/>
+          <w:sz w:val="28"/>
+          <w:noProof/>
+          <w:lang w:val="ru-RU"/>
+        </w:rPr>
+        <w:t>fillRate</w:t>
+      </w:r>
+      <w:r>
+        <w:rPr>
+          <w:rFonts w:ascii="Times New Roman" w:hAnsi="Times New Roman" w:eastAsia="Times New Roman"/>
+          <w:b w:val="0"/>
+          <w:color w:val="000000"/>
+          <w:sz w:val="28"/>
+          <w:noProof/>
+          <w:lang w:val="ru-RU"/>
+        </w:rPr>
+        <w:t>.</w:t>
+      </w:r>
+    </w:p>
+    <w:p>
+      <w:pPr>
+        <w:spacing w:before="0" w:after="0" w:line="360" w:lineRule="auto"/>
+        <w:ind w:firstLine="709"/>
+        <w:jc w:val="both"/>
+      </w:pPr>
+      <w:r>
+        <w:rPr>
+          <w:rFonts w:ascii="Times New Roman" w:hAnsi="Times New Roman" w:eastAsia="Times New Roman"/>
+          <w:b w:val="0"/>
+          <w:color w:val="000000"/>
+          <w:sz w:val="28"/>
+          <w:noProof/>
+          <w:lang w:val="ru-RU"/>
+        </w:rPr>
+        <w:t xml:space="preserve">Вместе с тем в DDoS алгоритм уступает Sliding Window по жёсткости фильтрации и оказывается ближе к Fixed Window, поскольку в текущей реализации используется общий бакет для всего входящего потока, а параметры </w:t>
+      </w:r>
+      <w:r>
+        <w:rPr>
+          <w:rFonts w:ascii="Times New Roman" w:hAnsi="Times New Roman" w:eastAsia="Times New Roman"/>
+          <w:b/>
+          <w:color w:val="000000"/>
+          <w:sz w:val="28"/>
+          <w:noProof/>
+          <w:lang w:val="ru-RU"/>
+        </w:rPr>
+        <w:t>capacity</w:t>
+      </w:r>
+      <w:r>
+        <w:rPr>
+          <w:rFonts w:ascii="Times New Roman" w:hAnsi="Times New Roman" w:eastAsia="Times New Roman"/>
+          <w:b w:val="0"/>
+          <w:color w:val="000000"/>
+          <w:sz w:val="28"/>
+          <w:noProof/>
+          <w:lang w:val="ru-RU"/>
+        </w:rPr>
+        <w:t xml:space="preserve"> и </w:t>
+      </w:r>
+      <w:r>
+        <w:rPr>
+          <w:rFonts w:ascii="Times New Roman" w:hAnsi="Times New Roman" w:eastAsia="Times New Roman"/>
+          <w:b/>
+          <w:color w:val="000000"/>
+          <w:sz w:val="28"/>
+          <w:noProof/>
+          <w:lang w:val="ru-RU"/>
+        </w:rPr>
+        <w:t>fillRate</w:t>
+      </w:r>
+      <w:r>
+        <w:rPr>
+          <w:rFonts w:ascii="Times New Roman" w:hAnsi="Times New Roman" w:eastAsia="Times New Roman"/>
+          <w:b w:val="0"/>
+          <w:color w:val="000000"/>
+          <w:sz w:val="28"/>
+          <w:noProof/>
+          <w:lang w:val="ru-RU"/>
+        </w:rPr>
+        <w:t xml:space="preserve"> подбирались с приоритетом сохранения UX добросовестных клиентов.</w:t>
+      </w:r>
+    </w:p>
+    <w:p>
+      <w:pPr>
+        <w:spacing w:before="0" w:after="0" w:line="360" w:lineRule="auto"/>
+        <w:ind w:firstLine="709"/>
+        <w:jc w:val="both"/>
+      </w:pPr>
+      <w:r>
+        <w:rPr>
+          <w:rFonts w:ascii="Times New Roman" w:hAnsi="Times New Roman" w:eastAsia="Times New Roman"/>
+          <w:b w:val="0"/>
+          <w:color w:val="000000"/>
+          <w:sz w:val="28"/>
+          <w:noProof/>
+          <w:lang w:val="ru-RU"/>
+        </w:rPr>
+        <w:t>Следовательно, Token Bucket в данной работе является не «абсолютно лучшим» алгоритмом, а наиболее сбалансированным компромиссом для переменного легитимного трафика.</w:t>
+      </w:r>
+    </w:p>
+    <w:p>
+      <w:pPr>
+        <w:spacing w:before="0" w:after="0" w:line="360" w:lineRule="auto"/>
+        <w:ind w:firstLine="709"/>
+        <w:jc w:val="both"/>
+      </w:pPr>
+      <w:r>
+        <w:rPr>
+          <w:rFonts w:ascii="Times New Roman" w:hAnsi="Times New Roman" w:eastAsia="Times New Roman"/>
+          <w:b w:val="0"/>
+          <w:color w:val="000000"/>
+          <w:sz w:val="28"/>
+          <w:noProof/>
+          <w:lang w:val="ru-RU"/>
+        </w:rPr>
+        <w:t>Следует учитывать и ограничение экспериментальной постановки.</w:t>
+      </w:r>
+    </w:p>
+    <w:p>
+      <w:pPr>
+        <w:spacing w:before="0" w:after="0" w:line="360" w:lineRule="auto"/>
+        <w:ind w:firstLine="709"/>
+        <w:jc w:val="both"/>
+      </w:pPr>
+      <w:r>
+        <w:rPr>
+          <w:rFonts w:ascii="Times New Roman" w:hAnsi="Times New Roman" w:eastAsia="Times New Roman"/>
+          <w:b w:val="0"/>
+          <w:color w:val="000000"/>
+          <w:sz w:val="28"/>
+          <w:noProof/>
+          <w:lang w:val="ru-RU"/>
+        </w:rPr>
+        <w:t>Целевой сервис моделирует предсказуемую обработку с искусственной задержкой, но без сложной деградации downstream-компонента при перегрузке.</w:t>
+      </w:r>
+    </w:p>
+    <w:p>
+      <w:pPr>
+        <w:spacing w:before="0" w:after="0" w:line="360" w:lineRule="auto"/>
+        <w:ind w:firstLine="709"/>
+        <w:jc w:val="both"/>
+      </w:pPr>
+      <w:r>
+        <w:rPr>
+          <w:rFonts w:ascii="Times New Roman" w:hAnsi="Times New Roman" w:eastAsia="Times New Roman"/>
+          <w:b w:val="0"/>
+          <w:color w:val="000000"/>
+          <w:sz w:val="28"/>
+          <w:noProof/>
+          <w:lang w:val="ru-RU"/>
+        </w:rPr>
+        <w:t>По этой причине избыточный пропуск трафика в Fixed Window не превращается в резкий рост ошибок, а проявляется прежде всего как более мягкая защитная политика.</w:t>
+      </w:r>
+    </w:p>
+    <w:p>
+      <w:pPr>
+        <w:spacing w:before="0" w:after="0" w:line="360" w:lineRule="auto"/>
+        <w:ind w:firstLine="709"/>
+        <w:jc w:val="both"/>
+      </w:pPr>
+      <w:r>
+        <w:rPr>
+          <w:rFonts w:ascii="Times New Roman" w:hAnsi="Times New Roman" w:eastAsia="Times New Roman"/>
+          <w:b w:val="0"/>
+          <w:color w:val="000000"/>
+          <w:sz w:val="28"/>
+          <w:noProof/>
+          <w:lang w:val="ru-RU"/>
+        </w:rPr>
         <w:t>Распределение доли отклонённых запросов по сценариям и алгоритмам приведено на рисунке 8.</w:t>
       </w:r>
     </w:p>
@@ -16872,7 +17622,25 @@
           <w:noProof/>
           <w:lang w:val="ru-RU"/>
         </w:rPr>
-        <w:t xml:space="preserve">Для оценки адаптивного контура дополнительно выполнены парные прогоны на сценариях </w:t>
+        <w:t>Сценарная интерпретация результатов позволяет точнее понять практическую область применимости каждого алгоритма.</w:t>
+      </w:r>
+    </w:p>
+    <w:p>
+      <w:pPr>
+        <w:spacing w:before="0" w:after="0" w:line="360" w:lineRule="auto"/>
+        <w:ind w:firstLine="709"/>
+        <w:jc w:val="both"/>
+      </w:pPr>
+      <w:r>
+        <w:rPr>
+          <w:rFonts w:ascii="Times New Roman" w:hAnsi="Times New Roman" w:eastAsia="Times New Roman"/>
+          <w:b w:val="0"/>
+          <w:color w:val="000000"/>
+          <w:sz w:val="28"/>
+          <w:noProof/>
+          <w:lang w:val="ru-RU"/>
+        </w:rPr>
+        <w:t xml:space="preserve">Сценарий </w:t>
       </w:r>
       <w:r>
         <w:rPr>
@@ -16883,6 +17651,252 @@
           <w:noProof/>
           <w:lang w:val="ru-RU"/>
         </w:rPr>
+        <w:t>constant_low</w:t>
+      </w:r>
+      <w:r>
+        <w:rPr>
+          <w:rFonts w:ascii="Times New Roman" w:hAnsi="Times New Roman" w:eastAsia="Times New Roman"/>
+          <w:b w:val="0"/>
+          <w:color w:val="000000"/>
+          <w:sz w:val="28"/>
+          <w:noProof/>
+          <w:lang w:val="ru-RU"/>
+        </w:rPr>
+        <w:t xml:space="preserve"> показывает базовую корректность политики.</w:t>
+      </w:r>
+    </w:p>
+    <w:p>
+      <w:pPr>
+        <w:spacing w:before="0" w:after="0" w:line="360" w:lineRule="auto"/>
+        <w:ind w:firstLine="709"/>
+        <w:jc w:val="both"/>
+      </w:pPr>
+      <w:r>
+        <w:rPr>
+          <w:rFonts w:ascii="Times New Roman" w:hAnsi="Times New Roman" w:eastAsia="Times New Roman"/>
+          <w:b w:val="0"/>
+          <w:color w:val="000000"/>
+          <w:sz w:val="28"/>
+          <w:noProof/>
+          <w:lang w:val="ru-RU"/>
+        </w:rPr>
+        <w:t>Все три алгоритма пропускают 100% запросов без отклонений, поскольку интенсивность нагрузки существенно ниже установленного бюджета.</w:t>
+      </w:r>
+    </w:p>
+    <w:p>
+      <w:pPr>
+        <w:spacing w:before="0" w:after="0" w:line="360" w:lineRule="auto"/>
+        <w:ind w:firstLine="709"/>
+        <w:jc w:val="both"/>
+      </w:pPr>
+      <w:r>
+        <w:rPr>
+          <w:rFonts w:ascii="Times New Roman" w:hAnsi="Times New Roman" w:eastAsia="Times New Roman"/>
+          <w:b w:val="0"/>
+          <w:color w:val="000000"/>
+          <w:sz w:val="28"/>
+          <w:noProof/>
+          <w:lang w:val="ru-RU"/>
+        </w:rPr>
+        <w:t>Это означает, что в спокойном режиме различия между алгоритмами практически не влияют на доступность, а выбор должен делаться не по этому сценарию, а по поведению на более сложных профилях.</w:t>
+      </w:r>
+    </w:p>
+    <w:p>
+      <w:pPr>
+        <w:spacing w:before="0" w:after="0" w:line="360" w:lineRule="auto"/>
+        <w:ind w:firstLine="709"/>
+        <w:jc w:val="both"/>
+      </w:pPr>
+      <w:r>
+        <w:rPr>
+          <w:rFonts w:ascii="Times New Roman" w:hAnsi="Times New Roman" w:eastAsia="Times New Roman"/>
+          <w:b w:val="0"/>
+          <w:color w:val="000000"/>
+          <w:sz w:val="28"/>
+          <w:noProof/>
+          <w:lang w:val="ru-RU"/>
+        </w:rPr>
+        <w:t xml:space="preserve">Сценарий </w:t>
+      </w:r>
+      <w:r>
+        <w:rPr>
+          <w:rFonts w:ascii="Times New Roman" w:hAnsi="Times New Roman" w:eastAsia="Times New Roman"/>
+          <w:b/>
+          <w:color w:val="000000"/>
+          <w:sz w:val="28"/>
+          <w:noProof/>
+          <w:lang w:val="ru-RU"/>
+        </w:rPr>
+        <w:t>sinusoidal</w:t>
+      </w:r>
+      <w:r>
+        <w:rPr>
+          <w:rFonts w:ascii="Times New Roman" w:hAnsi="Times New Roman" w:eastAsia="Times New Roman"/>
+          <w:b w:val="0"/>
+          <w:color w:val="000000"/>
+          <w:sz w:val="28"/>
+          <w:noProof/>
+          <w:lang w:val="ru-RU"/>
+        </w:rPr>
+        <w:t xml:space="preserve"> также не создаёт отказов ни для одного алгоритма.</w:t>
+      </w:r>
+    </w:p>
+    <w:p>
+      <w:pPr>
+        <w:spacing w:before="0" w:after="0" w:line="360" w:lineRule="auto"/>
+        <w:ind w:firstLine="709"/>
+        <w:jc w:val="both"/>
+      </w:pPr>
+      <w:r>
+        <w:rPr>
+          <w:rFonts w:ascii="Times New Roman" w:hAnsi="Times New Roman" w:eastAsia="Times New Roman"/>
+          <w:b w:val="0"/>
+          <w:color w:val="000000"/>
+          <w:sz w:val="28"/>
+          <w:noProof/>
+          <w:lang w:val="ru-RU"/>
+        </w:rPr>
+        <w:t>Плавные колебания в пределах заданного периода не истощают лимиты критическим образом, поэтому различия сводятся в основном к незначительным колебаниям латентности.</w:t>
+      </w:r>
+    </w:p>
+    <w:p>
+      <w:pPr>
+        <w:spacing w:before="0" w:after="0" w:line="360" w:lineRule="auto"/>
+        <w:ind w:firstLine="709"/>
+        <w:jc w:val="both"/>
+      </w:pPr>
+      <w:r>
+        <w:rPr>
+          <w:rFonts w:ascii="Times New Roman" w:hAnsi="Times New Roman" w:eastAsia="Times New Roman"/>
+          <w:b w:val="0"/>
+          <w:color w:val="000000"/>
+          <w:sz w:val="28"/>
+          <w:noProof/>
+          <w:lang w:val="ru-RU"/>
+        </w:rPr>
+        <w:t>Практически это означает, что для предсказуемых циклических пиков любой из рассмотренных алгоритмов может использоваться как базовый уровень защиты.</w:t>
+      </w:r>
+    </w:p>
+    <w:p>
+      <w:pPr>
+        <w:spacing w:before="0" w:after="0" w:line="360" w:lineRule="auto"/>
+        <w:ind w:firstLine="709"/>
+        <w:jc w:val="both"/>
+      </w:pPr>
+      <w:r>
+        <w:rPr>
+          <w:rFonts w:ascii="Times New Roman" w:hAnsi="Times New Roman" w:eastAsia="Times New Roman"/>
+          <w:b w:val="0"/>
+          <w:color w:val="000000"/>
+          <w:sz w:val="28"/>
+          <w:noProof/>
+          <w:lang w:val="ru-RU"/>
+        </w:rPr>
+        <w:t xml:space="preserve">Сценарий </w:t>
+      </w:r>
+      <w:r>
+        <w:rPr>
+          <w:rFonts w:ascii="Times New Roman" w:hAnsi="Times New Roman" w:eastAsia="Times New Roman"/>
+          <w:b/>
+          <w:color w:val="000000"/>
+          <w:sz w:val="28"/>
+          <w:noProof/>
+          <w:lang w:val="ru-RU"/>
+        </w:rPr>
+        <w:t>poisson</w:t>
+      </w:r>
+      <w:r>
+        <w:rPr>
+          <w:rFonts w:ascii="Times New Roman" w:hAnsi="Times New Roman" w:eastAsia="Times New Roman"/>
+          <w:b w:val="0"/>
+          <w:color w:val="000000"/>
+          <w:sz w:val="28"/>
+          <w:noProof/>
+          <w:lang w:val="ru-RU"/>
+        </w:rPr>
+        <w:t xml:space="preserve"> является наиболее показательным для оценки качества работы с естественно нерегулярным трафиком.</w:t>
+      </w:r>
+    </w:p>
+    <w:p>
+      <w:pPr>
+        <w:spacing w:before="0" w:after="0" w:line="360" w:lineRule="auto"/>
+        <w:ind w:firstLine="709"/>
+        <w:jc w:val="both"/>
+      </w:pPr>
+      <w:r>
+        <w:rPr>
+          <w:rFonts w:ascii="Times New Roman" w:hAnsi="Times New Roman" w:eastAsia="Times New Roman"/>
+          <w:b w:val="0"/>
+          <w:color w:val="000000"/>
+          <w:sz w:val="28"/>
+          <w:noProof/>
+          <w:lang w:val="ru-RU"/>
+        </w:rPr>
+        <w:t>Именно здесь наиболее заметно проявляется преимущество Token Bucket: success достигает 99.27%, тогда как у Fixed Window он составляет 95.91%, а у Sliding Window снижается до 87.72%.</w:t>
+      </w:r>
+    </w:p>
+    <w:p>
+      <w:pPr>
+        <w:spacing w:before="0" w:after="0" w:line="360" w:lineRule="auto"/>
+        <w:ind w:firstLine="709"/>
+        <w:jc w:val="both"/>
+      </w:pPr>
+      <w:r>
+        <w:rPr>
+          <w:rFonts w:ascii="Times New Roman" w:hAnsi="Times New Roman" w:eastAsia="Times New Roman"/>
+          <w:b w:val="0"/>
+          <w:color w:val="000000"/>
+          <w:sz w:val="28"/>
+          <w:noProof/>
+          <w:lang w:val="ru-RU"/>
+        </w:rPr>
+        <w:t>Объяснение состоит в том, что стохастический поток содержит кратковременные локальные всплески без строгой периодичности; Token Bucket сглаживает их за счёт накопленного запаса токенов, тогда как Sliding Window интерпретирует часть этих колебаний как повод для более раннего отклонения.</w:t>
+      </w:r>
+    </w:p>
+    <w:p>
+      <w:pPr>
+        <w:spacing w:before="0" w:after="0" w:line="360" w:lineRule="auto"/>
+        <w:ind w:firstLine="709"/>
+        <w:jc w:val="both"/>
+      </w:pPr>
+      <w:r>
+        <w:rPr>
+          <w:rFonts w:ascii="Times New Roman" w:hAnsi="Times New Roman" w:eastAsia="Times New Roman"/>
+          <w:b w:val="0"/>
+          <w:color w:val="000000"/>
+          <w:sz w:val="28"/>
+          <w:noProof/>
+          <w:lang w:val="ru-RU"/>
+        </w:rPr>
+        <w:t>Следовательно, для пользовательского API с нерегулярной, но добросовестной активностью Token Bucket в текущем стенде оказывается наиболее практичным выбором.</w:t>
+      </w:r>
+    </w:p>
+    <w:p>
+      <w:pPr>
+        <w:spacing w:before="0" w:after="0" w:line="360" w:lineRule="auto"/>
+        <w:ind w:firstLine="709"/>
+        <w:jc w:val="both"/>
+      </w:pPr>
+      <w:r>
+        <w:rPr>
+          <w:rFonts w:ascii="Times New Roman" w:hAnsi="Times New Roman" w:eastAsia="Times New Roman"/>
+          <w:b w:val="0"/>
+          <w:color w:val="000000"/>
+          <w:sz w:val="28"/>
+          <w:noProof/>
+          <w:lang w:val="ru-RU"/>
+        </w:rPr>
+        <w:t xml:space="preserve">Сценарий </w:t>
+      </w:r>
+      <w:r>
+        <w:rPr>
+          <w:rFonts w:ascii="Times New Roman" w:hAnsi="Times New Roman" w:eastAsia="Times New Roman"/>
+          <w:b/>
+          <w:color w:val="000000"/>
+          <w:sz w:val="28"/>
+          <w:noProof/>
+          <w:lang w:val="ru-RU"/>
+        </w:rPr>
         <w:t>constant_high</w:t>
       </w:r>
       <w:r>
@@ -16894,6 +17908,376 @@
           <w:noProof/>
           <w:lang w:val="ru-RU"/>
         </w:rPr>
+        <w:t xml:space="preserve"> моделирует устойчивую перегрузку выше базового бюджета и поэтому лучше всего показывает различие защитных стратегий.</w:t>
+      </w:r>
+    </w:p>
+    <w:p>
+      <w:pPr>
+        <w:spacing w:before="0" w:after="0" w:line="360" w:lineRule="auto"/>
+        <w:ind w:firstLine="709"/>
+        <w:jc w:val="both"/>
+      </w:pPr>
+      <w:r>
+        <w:rPr>
+          <w:rFonts w:ascii="Times New Roman" w:hAnsi="Times New Roman" w:eastAsia="Times New Roman"/>
+          <w:b w:val="0"/>
+          <w:color w:val="000000"/>
+          <w:sz w:val="28"/>
+          <w:noProof/>
+          <w:lang w:val="ru-RU"/>
+        </w:rPr>
+        <w:t>Fixed Window сохраняет наибольшую доступность (86.29%), Token Bucket даёт близкий, но немного более строгий результат (84.52%), а Sliding Window снижает success до 72.31%.</w:t>
+      </w:r>
+    </w:p>
+    <w:p>
+      <w:pPr>
+        <w:spacing w:before="0" w:after="0" w:line="360" w:lineRule="auto"/>
+        <w:ind w:firstLine="709"/>
+        <w:jc w:val="both"/>
+      </w:pPr>
+      <w:r>
+        <w:rPr>
+          <w:rFonts w:ascii="Times New Roman" w:hAnsi="Times New Roman" w:eastAsia="Times New Roman"/>
+          <w:b w:val="0"/>
+          <w:color w:val="000000"/>
+          <w:sz w:val="28"/>
+          <w:noProof/>
+          <w:lang w:val="ru-RU"/>
+        </w:rPr>
+        <w:t>Здесь важно, что более высокий success у Fixed Window не означает «лучшее» управление нагрузкой как таковое: алгоритм просто допускает большую плотность трафика на границе окна.</w:t>
+      </w:r>
+    </w:p>
+    <w:p>
+      <w:pPr>
+        <w:spacing w:before="0" w:after="0" w:line="360" w:lineRule="auto"/>
+        <w:ind w:firstLine="709"/>
+        <w:jc w:val="both"/>
+      </w:pPr>
+      <w:r>
+        <w:rPr>
+          <w:rFonts w:ascii="Times New Roman" w:hAnsi="Times New Roman" w:eastAsia="Times New Roman"/>
+          <w:b w:val="0"/>
+          <w:color w:val="000000"/>
+          <w:sz w:val="28"/>
+          <w:noProof/>
+          <w:lang w:val="ru-RU"/>
+        </w:rPr>
+        <w:t xml:space="preserve">Token Bucket в этом режиме ведёт себя ожидаемо: после быстрого расходования стартового резерва он переходит к ограничению по </w:t>
+      </w:r>
+      <w:r>
+        <w:rPr>
+          <w:rFonts w:ascii="Times New Roman" w:hAnsi="Times New Roman" w:eastAsia="Times New Roman"/>
+          <w:b/>
+          <w:color w:val="000000"/>
+          <w:sz w:val="28"/>
+          <w:noProof/>
+          <w:lang w:val="ru-RU"/>
+        </w:rPr>
+        <w:t>fillRate</w:t>
+      </w:r>
+      <w:r>
+        <w:rPr>
+          <w:rFonts w:ascii="Times New Roman" w:hAnsi="Times New Roman" w:eastAsia="Times New Roman"/>
+          <w:b w:val="0"/>
+          <w:color w:val="000000"/>
+          <w:sz w:val="28"/>
+          <w:noProof/>
+          <w:lang w:val="ru-RU"/>
+        </w:rPr>
+        <w:t>, поэтому защищает систему строже, чем Fixed Window, но мягче, чем Sliding Window.</w:t>
+      </w:r>
+    </w:p>
+    <w:p>
+      <w:pPr>
+        <w:spacing w:before="0" w:after="0" w:line="360" w:lineRule="auto"/>
+        <w:ind w:firstLine="709"/>
+        <w:jc w:val="both"/>
+      </w:pPr>
+      <w:r>
+        <w:rPr>
+          <w:rFonts w:ascii="Times New Roman" w:hAnsi="Times New Roman" w:eastAsia="Times New Roman"/>
+          <w:b w:val="0"/>
+          <w:color w:val="000000"/>
+          <w:sz w:val="28"/>
+          <w:noProof/>
+          <w:lang w:val="ru-RU"/>
+        </w:rPr>
+        <w:t xml:space="preserve">Сценарий </w:t>
+      </w:r>
+      <w:r>
+        <w:rPr>
+          <w:rFonts w:ascii="Times New Roman" w:hAnsi="Times New Roman" w:eastAsia="Times New Roman"/>
+          <w:b/>
+          <w:color w:val="000000"/>
+          <w:sz w:val="28"/>
+          <w:noProof/>
+          <w:lang w:val="ru-RU"/>
+        </w:rPr>
+        <w:t>burst</w:t>
+      </w:r>
+      <w:r>
+        <w:rPr>
+          <w:rFonts w:ascii="Times New Roman" w:hAnsi="Times New Roman" w:eastAsia="Times New Roman"/>
+          <w:b w:val="0"/>
+          <w:color w:val="000000"/>
+          <w:sz w:val="28"/>
+          <w:noProof/>
+          <w:lang w:val="ru-RU"/>
+        </w:rPr>
+        <w:t xml:space="preserve"> показал 100% успех для всех трёх алгоритмов, что на первый взгляд может выглядеть неожиданно.</w:t>
+      </w:r>
+    </w:p>
+    <w:p>
+      <w:pPr>
+        <w:spacing w:before="0" w:after="0" w:line="360" w:lineRule="auto"/>
+        <w:ind w:firstLine="709"/>
+        <w:jc w:val="both"/>
+      </w:pPr>
+      <w:r>
+        <w:rPr>
+          <w:rFonts w:ascii="Times New Roman" w:hAnsi="Times New Roman" w:eastAsia="Times New Roman"/>
+          <w:b w:val="0"/>
+          <w:color w:val="000000"/>
+          <w:sz w:val="28"/>
+          <w:noProof/>
+          <w:lang w:val="ru-RU"/>
+        </w:rPr>
+        <w:t>Однако в выбранной конфигурации теста фактический интегральный объём нагрузки и длительность всплесков не привели к устойчивому выходу за допустимый бюджет на интервале наблюдения.</w:t>
+      </w:r>
+    </w:p>
+    <w:p>
+      <w:pPr>
+        <w:spacing w:before="0" w:after="0" w:line="360" w:lineRule="auto"/>
+        <w:ind w:firstLine="709"/>
+        <w:jc w:val="both"/>
+      </w:pPr>
+      <w:r>
+        <w:rPr>
+          <w:rFonts w:ascii="Times New Roman" w:hAnsi="Times New Roman" w:eastAsia="Times New Roman"/>
+          <w:b w:val="0"/>
+          <w:color w:val="000000"/>
+          <w:sz w:val="28"/>
+          <w:noProof/>
+          <w:lang w:val="ru-RU"/>
+        </w:rPr>
+        <w:t xml:space="preserve">Поэтому различия между алгоритмами в этом сценарии почти не проявились, а сам результат следует интерпретировать не как отсутствие различий между подходами вообще, а как признак того, что конкретный профиль </w:t>
+      </w:r>
+      <w:r>
+        <w:rPr>
+          <w:rFonts w:ascii="Times New Roman" w:hAnsi="Times New Roman" w:eastAsia="Times New Roman"/>
+          <w:b/>
+          <w:color w:val="000000"/>
+          <w:sz w:val="28"/>
+          <w:noProof/>
+          <w:lang w:val="ru-RU"/>
+        </w:rPr>
+        <w:t>burst</w:t>
+      </w:r>
+      <w:r>
+        <w:rPr>
+          <w:rFonts w:ascii="Times New Roman" w:hAnsi="Times New Roman" w:eastAsia="Times New Roman"/>
+          <w:b w:val="0"/>
+          <w:color w:val="000000"/>
+          <w:sz w:val="28"/>
+          <w:noProof/>
+          <w:lang w:val="ru-RU"/>
+        </w:rPr>
+        <w:t xml:space="preserve"> оказался для стенда недостаточно жёстким.</w:t>
+      </w:r>
+    </w:p>
+    <w:p>
+      <w:pPr>
+        <w:spacing w:before="0" w:after="0" w:line="360" w:lineRule="auto"/>
+        <w:ind w:firstLine="709"/>
+        <w:jc w:val="both"/>
+      </w:pPr>
+      <w:r>
+        <w:rPr>
+          <w:rFonts w:ascii="Times New Roman" w:hAnsi="Times New Roman" w:eastAsia="Times New Roman"/>
+          <w:b w:val="0"/>
+          <w:color w:val="000000"/>
+          <w:sz w:val="28"/>
+          <w:noProof/>
+          <w:lang w:val="ru-RU"/>
+        </w:rPr>
+        <w:t xml:space="preserve">Сценарий </w:t>
+      </w:r>
+      <w:r>
+        <w:rPr>
+          <w:rFonts w:ascii="Times New Roman" w:hAnsi="Times New Roman" w:eastAsia="Times New Roman"/>
+          <w:b/>
+          <w:color w:val="000000"/>
+          <w:sz w:val="28"/>
+          <w:noProof/>
+          <w:lang w:val="ru-RU"/>
+        </w:rPr>
+        <w:t>ddos</w:t>
+      </w:r>
+      <w:r>
+        <w:rPr>
+          <w:rFonts w:ascii="Times New Roman" w:hAnsi="Times New Roman" w:eastAsia="Times New Roman"/>
+          <w:b w:val="0"/>
+          <w:color w:val="000000"/>
+          <w:sz w:val="28"/>
+          <w:noProof/>
+          <w:lang w:val="ru-RU"/>
+        </w:rPr>
+        <w:t xml:space="preserve"> наиболее явно разделяет алгоритмы по защитной функции.</w:t>
+      </w:r>
+    </w:p>
+    <w:p>
+      <w:pPr>
+        <w:spacing w:before="0" w:after="0" w:line="360" w:lineRule="auto"/>
+        <w:ind w:firstLine="709"/>
+        <w:jc w:val="both"/>
+      </w:pPr>
+      <w:r>
+        <w:rPr>
+          <w:rFonts w:ascii="Times New Roman" w:hAnsi="Times New Roman" w:eastAsia="Times New Roman"/>
+          <w:b w:val="0"/>
+          <w:color w:val="000000"/>
+          <w:sz w:val="28"/>
+          <w:noProof/>
+          <w:lang w:val="ru-RU"/>
+        </w:rPr>
+        <w:t>Sliding Window отклоняет 42.59% запросов и тем самым обеспечивает максимальную фильтрацию аномального трафика; Token Bucket даёт промежуточный результат 30.22%; Fixed Window отклоняет только 22.42%.</w:t>
+      </w:r>
+    </w:p>
+    <w:p>
+      <w:pPr>
+        <w:spacing w:before="0" w:after="0" w:line="360" w:lineRule="auto"/>
+        <w:ind w:firstLine="709"/>
+        <w:jc w:val="both"/>
+      </w:pPr>
+      <w:r>
+        <w:rPr>
+          <w:rFonts w:ascii="Times New Roman" w:hAnsi="Times New Roman" w:eastAsia="Times New Roman"/>
+          <w:b w:val="0"/>
+          <w:color w:val="000000"/>
+          <w:sz w:val="28"/>
+          <w:noProof/>
+          <w:lang w:val="ru-RU"/>
+        </w:rPr>
+        <w:t>Практический смысл этих чисел состоит в том, что Sliding Window лучше удерживает форму потока под атакой и сильнее разгружает downstream-сервис, тогда как Fixed Window оставляет больше шансов на прохождение агрессивных серий запросов.</w:t>
+      </w:r>
+    </w:p>
+    <w:p>
+      <w:pPr>
+        <w:spacing w:before="0" w:after="0" w:line="360" w:lineRule="auto"/>
+        <w:ind w:firstLine="709"/>
+        <w:jc w:val="both"/>
+      </w:pPr>
+      <w:r>
+        <w:rPr>
+          <w:rFonts w:ascii="Times New Roman" w:hAnsi="Times New Roman" w:eastAsia="Times New Roman"/>
+          <w:b w:val="0"/>
+          <w:color w:val="000000"/>
+          <w:sz w:val="28"/>
+          <w:noProof/>
+          <w:lang w:val="ru-RU"/>
+        </w:rPr>
+        <w:t>Следовательно, для аномального режима или режима инцидента именно Sliding Window является наиболее оправданным защитным профилем, а Token Bucket — компромиссным вариантом, если приоритетом остаётся сохранение части легитимного трафика даже во время атаки.</w:t>
+      </w:r>
+    </w:p>
+    <w:p>
+      <w:pPr>
+        <w:spacing w:before="0" w:after="0" w:line="360" w:lineRule="auto"/>
+        <w:ind w:firstLine="709"/>
+        <w:jc w:val="both"/>
+      </w:pPr>
+      <w:r>
+        <w:rPr>
+          <w:rFonts w:ascii="Times New Roman" w:hAnsi="Times New Roman" w:eastAsia="Times New Roman"/>
+          <w:b w:val="0"/>
+          <w:color w:val="000000"/>
+          <w:sz w:val="28"/>
+          <w:noProof/>
+          <w:lang w:val="ru-RU"/>
+        </w:rPr>
+        <w:t xml:space="preserve">Для оценки адаптивного контура выполнена отдельная фазовая серия 20.03.2026 скриптом </w:t>
+      </w:r>
+      <w:r>
+        <w:rPr>
+          <w:rFonts w:ascii="Times New Roman" w:hAnsi="Times New Roman" w:eastAsia="Times New Roman"/>
+          <w:b/>
+          <w:color w:val="000000"/>
+          <w:sz w:val="28"/>
+          <w:noProof/>
+          <w:lang w:val="ru-RU"/>
+        </w:rPr>
+        <w:t>scripts/adaptive_phase_benchmark.sh</w:t>
+      </w:r>
+      <w:r>
+        <w:rPr>
+          <w:rFonts w:ascii="Times New Roman" w:hAnsi="Times New Roman" w:eastAsia="Times New Roman"/>
+          <w:b w:val="0"/>
+          <w:color w:val="000000"/>
+          <w:sz w:val="28"/>
+          <w:noProof/>
+          <w:lang w:val="ru-RU"/>
+        </w:rPr>
+        <w:t xml:space="preserve"> (репозиторий: https://github.com/Islam-Y/RPS-limiter/tree/main/services/scripts/adaptive_phase_benchmark.sh) [29] [30] [31].</w:t>
+      </w:r>
+    </w:p>
+    <w:p>
+      <w:pPr>
+        <w:spacing w:before="0" w:after="0" w:line="360" w:lineRule="auto"/>
+        <w:ind w:firstLine="709"/>
+        <w:jc w:val="both"/>
+      </w:pPr>
+      <w:r>
+        <w:rPr>
+          <w:rFonts w:ascii="Times New Roman" w:hAnsi="Times New Roman" w:eastAsia="Times New Roman"/>
+          <w:b w:val="0"/>
+          <w:color w:val="000000"/>
+          <w:sz w:val="28"/>
+          <w:noProof/>
+          <w:lang w:val="ru-RU"/>
+        </w:rPr>
+        <w:t xml:space="preserve">Сравнивались три режима: </w:t>
+      </w:r>
+      <w:r>
+        <w:rPr>
+          <w:rFonts w:ascii="Times New Roman" w:hAnsi="Times New Roman" w:eastAsia="Times New Roman"/>
+          <w:b/>
+          <w:color w:val="000000"/>
+          <w:sz w:val="28"/>
+          <w:noProof/>
+          <w:lang w:val="ru-RU"/>
+        </w:rPr>
+        <w:t>static_token</w:t>
+      </w:r>
+      <w:r>
+        <w:rPr>
+          <w:rFonts w:ascii="Times New Roman" w:hAnsi="Times New Roman" w:eastAsia="Times New Roman"/>
+          <w:b w:val="0"/>
+          <w:color w:val="000000"/>
+          <w:sz w:val="28"/>
+          <w:noProof/>
+          <w:lang w:val="ru-RU"/>
+        </w:rPr>
+        <w:t xml:space="preserve">, </w:t>
+      </w:r>
+      <w:r>
+        <w:rPr>
+          <w:rFonts w:ascii="Times New Roman" w:hAnsi="Times New Roman" w:eastAsia="Times New Roman"/>
+          <w:b/>
+          <w:color w:val="000000"/>
+          <w:sz w:val="28"/>
+          <w:noProof/>
+          <w:lang w:val="ru-RU"/>
+        </w:rPr>
+        <w:t>static_sliding</w:t>
+      </w:r>
+      <w:r>
+        <w:rPr>
+          <w:rFonts w:ascii="Times New Roman" w:hAnsi="Times New Roman" w:eastAsia="Times New Roman"/>
+          <w:b w:val="0"/>
+          <w:color w:val="000000"/>
+          <w:sz w:val="28"/>
+          <w:noProof/>
+          <w:lang w:val="ru-RU"/>
+        </w:rPr>
         <w:t xml:space="preserve"> и </w:t>
       </w:r>
       <w:r>
@@ -16905,18 +18289,18 @@
           <w:noProof/>
           <w:lang w:val="ru-RU"/>
         </w:rPr>
-        <w:t>ddos</w:t>
-      </w:r>
-      <w:r>
-        <w:rPr>
-          <w:rFonts w:ascii="Times New Roman" w:hAnsi="Times New Roman" w:eastAsia="Times New Roman"/>
-          <w:b w:val="0"/>
-          <w:color w:val="000000"/>
-          <w:sz w:val="28"/>
-          <w:noProof/>
-          <w:lang w:val="ru-RU"/>
-        </w:rPr>
-        <w:t xml:space="preserve"> скриптом </w:t>
+        <w:t>adaptive</w:t>
+      </w:r>
+      <w:r>
+        <w:rPr>
+          <w:rFonts w:ascii="Times New Roman" w:hAnsi="Times New Roman" w:eastAsia="Times New Roman"/>
+          <w:b w:val="0"/>
+          <w:color w:val="000000"/>
+          <w:sz w:val="28"/>
+          <w:noProof/>
+          <w:lang w:val="ru-RU"/>
+        </w:rPr>
+        <w:t xml:space="preserve">, где внешнему интеллектуальному модулю разрешено переключать базовую политику по схеме </w:t>
       </w:r>
       <w:r>
         <w:rPr>
@@ -16927,18 +18311,36 @@
           <w:noProof/>
           <w:lang w:val="ru-RU"/>
         </w:rPr>
-        <w:t>scripts/benchmark_algorithms.sh</w:t>
-      </w:r>
-      <w:r>
-        <w:rPr>
-          <w:rFonts w:ascii="Times New Roman" w:hAnsi="Times New Roman" w:eastAsia="Times New Roman"/>
-          <w:b w:val="0"/>
-          <w:color w:val="000000"/>
-          <w:sz w:val="28"/>
-          <w:noProof/>
-          <w:lang w:val="ru-RU"/>
-        </w:rPr>
-        <w:t xml:space="preserve"> (репозиторий: https://github.com/Islam-Y/RPS-limiter/tree/main/services/scripts/benchmark_algorithms.sh) в режимах </w:t>
+        <w:t>token -&gt; sliding -&gt; token</w:t>
+      </w:r>
+      <w:r>
+        <w:rPr>
+          <w:rFonts w:ascii="Times New Roman" w:hAnsi="Times New Roman" w:eastAsia="Times New Roman"/>
+          <w:b w:val="0"/>
+          <w:color w:val="000000"/>
+          <w:sz w:val="28"/>
+          <w:noProof/>
+          <w:lang w:val="ru-RU"/>
+        </w:rPr>
+        <w:t>.</w:t>
+      </w:r>
+    </w:p>
+    <w:p>
+      <w:pPr>
+        <w:spacing w:before="0" w:after="0" w:line="360" w:lineRule="auto"/>
+        <w:ind w:firstLine="709"/>
+        <w:jc w:val="both"/>
+      </w:pPr>
+      <w:r>
+        <w:rPr>
+          <w:rFonts w:ascii="Times New Roman" w:hAnsi="Times New Roman" w:eastAsia="Times New Roman"/>
+          <w:b w:val="0"/>
+          <w:color w:val="000000"/>
+          <w:sz w:val="28"/>
+          <w:noProof/>
+          <w:lang w:val="ru-RU"/>
+        </w:rPr>
+        <w:t xml:space="preserve">В отличие от коротких прогонов </w:t>
       </w:r>
       <w:r>
         <w:rPr>
@@ -16949,18 +18351,18 @@
           <w:noProof/>
           <w:lang w:val="ru-RU"/>
         </w:rPr>
-        <w:t>adaptive=off</w:t>
-      </w:r>
-      <w:r>
-        <w:rPr>
-          <w:rFonts w:ascii="Times New Roman" w:hAnsi="Times New Roman" w:eastAsia="Times New Roman"/>
-          <w:b w:val="0"/>
-          <w:color w:val="000000"/>
-          <w:sz w:val="28"/>
-          <w:noProof/>
-          <w:lang w:val="ru-RU"/>
-        </w:rPr>
-        <w:t xml:space="preserve"> и </w:t>
+        <w:t>duration=12s</w:t>
+      </w:r>
+      <w:r>
+        <w:rPr>
+          <w:rFonts w:ascii="Times New Roman" w:hAnsi="Times New Roman" w:eastAsia="Times New Roman"/>
+          <w:b w:val="0"/>
+          <w:color w:val="000000"/>
+          <w:sz w:val="28"/>
+          <w:noProof/>
+          <w:lang w:val="ru-RU"/>
+        </w:rPr>
+        <w:t xml:space="preserve">, здесь использована фазовая постановка </w:t>
       </w:r>
       <w:r>
         <w:rPr>
@@ -16971,36 +18373,18 @@
           <w:noProof/>
           <w:lang w:val="ru-RU"/>
         </w:rPr>
-        <w:t>adaptive=on</w:t>
-      </w:r>
-      <w:r>
-        <w:rPr>
-          <w:rFonts w:ascii="Times New Roman" w:hAnsi="Times New Roman" w:eastAsia="Times New Roman"/>
-          <w:b w:val="0"/>
-          <w:color w:val="000000"/>
-          <w:sz w:val="28"/>
-          <w:noProof/>
-          <w:lang w:val="ru-RU"/>
-        </w:rPr>
-        <w:t xml:space="preserve"> (duration=12s, repeats=10 для каждого режима) [29] [30].</w:t>
-      </w:r>
-    </w:p>
-    <w:p>
-      <w:pPr>
-        <w:spacing w:before="0" w:after="0" w:line="360" w:lineRule="auto"/>
-        <w:ind w:firstLine="709"/>
-        <w:jc w:val="both"/>
-      </w:pPr>
-      <w:r>
-        <w:rPr>
-          <w:rFonts w:ascii="Times New Roman" w:hAnsi="Times New Roman" w:eastAsia="Times New Roman"/>
-          <w:b w:val="0"/>
-          <w:color w:val="000000"/>
-          <w:sz w:val="28"/>
-          <w:noProof/>
-          <w:lang w:val="ru-RU"/>
-        </w:rPr>
-        <w:t>Сопоставление режимов static и adaptive представлено в таблице 10.</w:t>
+        <w:t>30s normal -&gt; 30s attack -&gt; 30s recovery</w:t>
+      </w:r>
+      <w:r>
+        <w:rPr>
+          <w:rFonts w:ascii="Times New Roman" w:hAnsi="Times New Roman" w:eastAsia="Times New Roman"/>
+          <w:b w:val="0"/>
+          <w:color w:val="000000"/>
+          <w:sz w:val="28"/>
+          <w:noProof/>
+          <w:lang w:val="ru-RU"/>
+        </w:rPr>
+        <w:t>, что позволяет оценить не только интегральный итог, но и момент переключения, а также цену возврата из защитного режима.</w:t>
       </w:r>
     </w:p>
     <w:p>
@@ -17018,7 +18402,29 @@
           <w:noProof/>
           <w:lang w:val="ru-RU"/>
         </w:rPr>
-        <w:t>Таблица 10 – Сопоставление static vs adaptive (duration=12s, repeats=10, mean ± CI95).</w:t>
+        <w:t xml:space="preserve">Таблица 10 – Фазовый сценарий </w:t>
+      </w:r>
+      <w:r>
+        <w:rPr>
+          <w:rFonts w:ascii="Times New Roman" w:hAnsi="Times New Roman" w:eastAsia="Times New Roman"/>
+          <w:b/>
+          <w:color w:val="000000"/>
+          <w:sz w:val="28"/>
+          <w:noProof/>
+          <w:lang w:val="ru-RU"/>
+        </w:rPr>
+        <w:t>phase_burst_recovery</w:t>
+      </w:r>
+      <w:r>
+        <w:rPr>
+          <w:rFonts w:ascii="Times New Roman" w:hAnsi="Times New Roman" w:eastAsia="Times New Roman"/>
+          <w:b w:val="0"/>
+          <w:color w:val="000000"/>
+          <w:sz w:val="28"/>
+          <w:noProof/>
+          <w:lang w:val="ru-RU"/>
+        </w:rPr>
+        <w:t xml:space="preserve"> (20.03.2026, repeats=6, mean ± CI95).</w:t>
       </w:r>
     </w:p>
     <w:tbl>
@@ -17056,7 +18462,7 @@
                 <w:noProof/>
                 <w:lang w:val="ru-RU"/>
               </w:rPr>
-              <w:t>Сценарий</w:t>
+              <w:t>Режим</w:t>
             </w:r>
           </w:p>
         </w:tc>
@@ -17080,7 +18486,7 @@
                 <w:noProof/>
                 <w:lang w:val="ru-RU"/>
               </w:rPr>
-              <w:t>Алгоритм</w:t>
+              <w:t>Успех в нормальной фазе, %</w:t>
             </w:r>
           </w:p>
         </w:tc>
@@ -17104,7 +18510,7 @@
                 <w:noProof/>
                 <w:lang w:val="ru-RU"/>
               </w:rPr>
-              <w:t>Reject static, %</w:t>
+              <w:t>Reject в фазе атаки, %</w:t>
             </w:r>
           </w:p>
         </w:tc>
@@ -17128,7 +18534,7 @@
                 <w:noProof/>
                 <w:lang w:val="ru-RU"/>
               </w:rPr>
-              <w:t>Reject adaptive, %</w:t>
+              <w:t>Reject в фазе восстановления, %</w:t>
             </w:r>
           </w:p>
         </w:tc>
@@ -17152,7 +18558,7 @@
                 <w:noProof/>
                 <w:lang w:val="ru-RU"/>
               </w:rPr>
-              <w:t>Delta, п.п.</w:t>
+              <w:t>Число переключений</w:t>
             </w:r>
           </w:p>
         </w:tc>
@@ -17176,7 +18582,29 @@
                 <w:noProof/>
                 <w:lang w:val="ru-RU"/>
               </w:rPr>
-              <w:t>Foreign Delta (adaptive, mean)</w:t>
+              <w:t xml:space="preserve">Время в </w:t>
+            </w:r>
+            <w:r>
+              <w:rPr>
+                <w:rFonts w:ascii="Times New Roman" w:hAnsi="Times New Roman" w:eastAsia="Times New Roman"/>
+                <w:b/>
+                <w:color w:val="000000"/>
+                <w:sz w:val="24"/>
+                <w:noProof/>
+                <w:lang w:val="ru-RU"/>
+              </w:rPr>
+              <w:t>token/sliding</w:t>
+            </w:r>
+            <w:r>
+              <w:rPr>
+                <w:rFonts w:ascii="Times New Roman" w:hAnsi="Times New Roman" w:eastAsia="Times New Roman"/>
+                <w:b/>
+                <w:color w:val="000000"/>
+                <w:sz w:val="24"/>
+                <w:noProof/>
+                <w:lang w:val="ru-RU"/>
+              </w:rPr>
+              <w:t>, c</w:t>
             </w:r>
           </w:p>
         </w:tc>
@@ -17196,13 +18624,13 @@
             <w:r>
               <w:rPr>
                 <w:rFonts w:ascii="Times New Roman" w:hAnsi="Times New Roman" w:eastAsia="Times New Roman"/>
-                <w:b w:val="0"/>
+                <w:b/>
                 <w:color w:val="000000"/>
                 <w:sz w:val="24"/>
                 <w:noProof/>
                 <w:lang w:val="ru-RU"/>
               </w:rPr>
-              <w:t>constant_high</w:t>
+              <w:t>static_token</w:t>
             </w:r>
           </w:p>
         </w:tc>
@@ -17226,7 +18654,7 @@
                 <w:noProof/>
                 <w:lang w:val="ru-RU"/>
               </w:rPr>
-              <w:t>fixed</w:t>
+              <w:t>100.00 ± 0.00</w:t>
             </w:r>
           </w:p>
         </w:tc>
@@ -17250,7 +18678,7 @@
                 <w:noProof/>
                 <w:lang w:val="ru-RU"/>
               </w:rPr>
-              <w:t>16.39 ± 8.84</w:t>
+              <w:t>24.31 ± 0.29</w:t>
             </w:r>
           </w:p>
         </w:tc>
@@ -17274,31 +18702,7 @@
                 <w:noProof/>
                 <w:lang w:val="ru-RU"/>
               </w:rPr>
-              <w:t>14.41 ± 7.82</w:t>
-            </w:r>
-          </w:p>
-        </w:tc>
-        <w:tc>
-          <w:tcPr>
-            <w:tcW w:type="dxa" w:w="1559"/>
-          </w:tcPr>
-          <w:p>
-            <w:pPr>
-              <w:spacing w:before="0" w:after="0" w:line="240" w:lineRule="auto"/>
-              <w:ind w:firstLine="0"/>
-              <w:jc w:val="left"/>
-            </w:pPr>
-            <w:r/>
-            <w:r>
-              <w:rPr>
-                <w:rFonts w:ascii="Times New Roman" w:hAnsi="Times New Roman" w:eastAsia="Times New Roman"/>
-                <w:b w:val="0"/>
-                <w:color w:val="000000"/>
-                <w:sz w:val="24"/>
-                <w:noProof/>
-                <w:lang w:val="ru-RU"/>
-              </w:rPr>
-              <w:t>-1.98</w:t>
+              <w:t>0.00 ± 0.00</w:t>
             </w:r>
           </w:p>
         </w:tc>
@@ -17326,8 +18730,6 @@
             </w:r>
           </w:p>
         </w:tc>
-      </w:tr>
-      <w:tr>
         <w:tc>
           <w:tcPr>
             <w:tcW w:type="dxa" w:w="1559"/>
@@ -17348,7 +18750,33 @@
                 <w:noProof/>
                 <w:lang w:val="ru-RU"/>
               </w:rPr>
-              <w:t>constant_high</w:t>
+              <w:t>90.0 / 0.0</w:t>
+            </w:r>
+          </w:p>
+        </w:tc>
+      </w:tr>
+      <w:tr>
+        <w:tc>
+          <w:tcPr>
+            <w:tcW w:type="dxa" w:w="1559"/>
+          </w:tcPr>
+          <w:p>
+            <w:pPr>
+              <w:spacing w:before="0" w:after="0" w:line="240" w:lineRule="auto"/>
+              <w:ind w:firstLine="0"/>
+              <w:jc w:val="left"/>
+            </w:pPr>
+            <w:r/>
+            <w:r>
+              <w:rPr>
+                <w:rFonts w:ascii="Times New Roman" w:hAnsi="Times New Roman" w:eastAsia="Times New Roman"/>
+                <w:b/>
+                <w:color w:val="000000"/>
+                <w:sz w:val="24"/>
+                <w:noProof/>
+                <w:lang w:val="ru-RU"/>
+              </w:rPr>
+              <w:t>adaptive</w:t>
             </w:r>
           </w:p>
         </w:tc>
@@ -17372,7 +18800,7 @@
                 <w:noProof/>
                 <w:lang w:val="ru-RU"/>
               </w:rPr>
-              <w:t>sliding</w:t>
+              <w:t>100.00 ± 0.00</w:t>
             </w:r>
           </w:p>
         </w:tc>
@@ -17396,7 +18824,7 @@
                 <w:noProof/>
                 <w:lang w:val="ru-RU"/>
               </w:rPr>
-              <w:t>40.98 ± 15.73</w:t>
+              <w:t>48.17 ± 3.42</w:t>
             </w:r>
           </w:p>
         </w:tc>
@@ -17420,7 +18848,7 @@
                 <w:noProof/>
                 <w:lang w:val="ru-RU"/>
               </w:rPr>
-              <w:t>43.41 ± 14.74</w:t>
+              <w:t>8.56 ± 3.71</w:t>
             </w:r>
           </w:p>
         </w:tc>
@@ -17444,7 +18872,129 @@
                 <w:noProof/>
                 <w:lang w:val="ru-RU"/>
               </w:rPr>
-              <w:t>+2.43</w:t>
+              <w:t>2.00</w:t>
+            </w:r>
+          </w:p>
+        </w:tc>
+        <w:tc>
+          <w:tcPr>
+            <w:tcW w:type="dxa" w:w="1559"/>
+          </w:tcPr>
+          <w:p>
+            <w:pPr>
+              <w:spacing w:before="0" w:after="0" w:line="240" w:lineRule="auto"/>
+              <w:ind w:firstLine="0"/>
+              <w:jc w:val="left"/>
+            </w:pPr>
+            <w:r/>
+            <w:r>
+              <w:rPr>
+                <w:rFonts w:ascii="Times New Roman" w:hAnsi="Times New Roman" w:eastAsia="Times New Roman"/>
+                <w:b w:val="0"/>
+                <w:color w:val="000000"/>
+                <w:sz w:val="24"/>
+                <w:noProof/>
+                <w:lang w:val="ru-RU"/>
+              </w:rPr>
+              <w:t>47.0 / 38.8</w:t>
+            </w:r>
+          </w:p>
+        </w:tc>
+      </w:tr>
+      <w:tr>
+        <w:tc>
+          <w:tcPr>
+            <w:tcW w:type="dxa" w:w="1559"/>
+          </w:tcPr>
+          <w:p>
+            <w:pPr>
+              <w:spacing w:before="0" w:after="0" w:line="240" w:lineRule="auto"/>
+              <w:ind w:firstLine="0"/>
+              <w:jc w:val="left"/>
+            </w:pPr>
+            <w:r/>
+            <w:r>
+              <w:rPr>
+                <w:rFonts w:ascii="Times New Roman" w:hAnsi="Times New Roman" w:eastAsia="Times New Roman"/>
+                <w:b/>
+                <w:color w:val="000000"/>
+                <w:sz w:val="24"/>
+                <w:noProof/>
+                <w:lang w:val="ru-RU"/>
+              </w:rPr>
+              <w:t>static_sliding</w:t>
+            </w:r>
+          </w:p>
+        </w:tc>
+        <w:tc>
+          <w:tcPr>
+            <w:tcW w:type="dxa" w:w="1559"/>
+          </w:tcPr>
+          <w:p>
+            <w:pPr>
+              <w:spacing w:before="0" w:after="0" w:line="240" w:lineRule="auto"/>
+              <w:ind w:firstLine="0"/>
+              <w:jc w:val="left"/>
+            </w:pPr>
+            <w:r/>
+            <w:r>
+              <w:rPr>
+                <w:rFonts w:ascii="Times New Roman" w:hAnsi="Times New Roman" w:eastAsia="Times New Roman"/>
+                <w:b w:val="0"/>
+                <w:color w:val="000000"/>
+                <w:sz w:val="24"/>
+                <w:noProof/>
+                <w:lang w:val="ru-RU"/>
+              </w:rPr>
+              <w:t>100.00 ± 0.00</w:t>
+            </w:r>
+          </w:p>
+        </w:tc>
+        <w:tc>
+          <w:tcPr>
+            <w:tcW w:type="dxa" w:w="1559"/>
+          </w:tcPr>
+          <w:p>
+            <w:pPr>
+              <w:spacing w:before="0" w:after="0" w:line="240" w:lineRule="auto"/>
+              <w:ind w:firstLine="0"/>
+              <w:jc w:val="left"/>
+            </w:pPr>
+            <w:r/>
+            <w:r>
+              <w:rPr>
+                <w:rFonts w:ascii="Times New Roman" w:hAnsi="Times New Roman" w:eastAsia="Times New Roman"/>
+                <w:b w:val="0"/>
+                <w:color w:val="000000"/>
+                <w:sz w:val="24"/>
+                <w:noProof/>
+                <w:lang w:val="ru-RU"/>
+              </w:rPr>
+              <w:t>73.57 ± 5.94</w:t>
+            </w:r>
+          </w:p>
+        </w:tc>
+        <w:tc>
+          <w:tcPr>
+            <w:tcW w:type="dxa" w:w="1559"/>
+          </w:tcPr>
+          <w:p>
+            <w:pPr>
+              <w:spacing w:before="0" w:after="0" w:line="240" w:lineRule="auto"/>
+              <w:ind w:firstLine="0"/>
+              <w:jc w:val="left"/>
+            </w:pPr>
+            <w:r/>
+            <w:r>
+              <w:rPr>
+                <w:rFonts w:ascii="Times New Roman" w:hAnsi="Times New Roman" w:eastAsia="Times New Roman"/>
+                <w:b w:val="0"/>
+                <w:color w:val="000000"/>
+                <w:sz w:val="24"/>
+                <w:noProof/>
+                <w:lang w:val="ru-RU"/>
+              </w:rPr>
+              <w:t>0.51 ± 0.90</w:t>
             </w:r>
           </w:p>
         </w:tc>
@@ -17472,8 +19022,6 @@
             </w:r>
           </w:p>
         </w:tc>
-      </w:tr>
-      <w:tr>
         <w:tc>
           <w:tcPr>
             <w:tcW w:type="dxa" w:w="1559"/>
@@ -17494,7 +19042,500 @@
                 <w:noProof/>
                 <w:lang w:val="ru-RU"/>
               </w:rPr>
-              <w:t>constant_high</w:t>
+              <w:t>0.0 / 90.0</w:t>
+            </w:r>
+          </w:p>
+        </w:tc>
+      </w:tr>
+    </w:tbl>
+    <w:p>
+      <w:pPr>
+        <w:spacing w:before="0" w:after="0" w:line="360" w:lineRule="auto"/>
+        <w:ind w:firstLine="709"/>
+        <w:jc w:val="both"/>
+      </w:pPr>
+      <w:r>
+        <w:rPr>
+          <w:rFonts w:ascii="Times New Roman" w:hAnsi="Times New Roman" w:eastAsia="Times New Roman"/>
+          <w:b w:val="0"/>
+          <w:color w:val="000000"/>
+          <w:sz w:val="28"/>
+          <w:noProof/>
+          <w:lang w:val="ru-RU"/>
+        </w:rPr>
+        <w:t xml:space="preserve">В сценарии </w:t>
+      </w:r>
+      <w:r>
+        <w:rPr>
+          <w:rFonts w:ascii="Times New Roman" w:hAnsi="Times New Roman" w:eastAsia="Times New Roman"/>
+          <w:b/>
+          <w:color w:val="000000"/>
+          <w:sz w:val="28"/>
+          <w:noProof/>
+          <w:lang w:val="ru-RU"/>
+        </w:rPr>
+        <w:t>phase_burst_recovery</w:t>
+      </w:r>
+      <w:r>
+        <w:rPr>
+          <w:rFonts w:ascii="Times New Roman" w:hAnsi="Times New Roman" w:eastAsia="Times New Roman"/>
+          <w:b w:val="0"/>
+          <w:color w:val="000000"/>
+          <w:sz w:val="28"/>
+          <w:noProof/>
+          <w:lang w:val="ru-RU"/>
+        </w:rPr>
+        <w:t xml:space="preserve"> адаптивный режим в нормальной фазе полностью совпадает с </w:t>
+      </w:r>
+      <w:r>
+        <w:rPr>
+          <w:rFonts w:ascii="Times New Roman" w:hAnsi="Times New Roman" w:eastAsia="Times New Roman"/>
+          <w:b/>
+          <w:color w:val="000000"/>
+          <w:sz w:val="28"/>
+          <w:noProof/>
+          <w:lang w:val="ru-RU"/>
+        </w:rPr>
+        <w:t>token</w:t>
+      </w:r>
+      <w:r>
+        <w:rPr>
+          <w:rFonts w:ascii="Times New Roman" w:hAnsi="Times New Roman" w:eastAsia="Times New Roman"/>
+          <w:b w:val="0"/>
+          <w:color w:val="000000"/>
+          <w:sz w:val="28"/>
+          <w:noProof/>
+          <w:lang w:val="ru-RU"/>
+        </w:rPr>
+        <w:t>: лишних отклонений нет, success сохраняется на уровне 100%.</w:t>
+      </w:r>
+    </w:p>
+    <w:p>
+      <w:pPr>
+        <w:spacing w:before="0" w:after="0" w:line="360" w:lineRule="auto"/>
+        <w:ind w:firstLine="709"/>
+        <w:jc w:val="both"/>
+      </w:pPr>
+      <w:r>
+        <w:rPr>
+          <w:rFonts w:ascii="Times New Roman" w:hAnsi="Times New Roman" w:eastAsia="Times New Roman"/>
+          <w:b w:val="0"/>
+          <w:color w:val="000000"/>
+          <w:sz w:val="28"/>
+          <w:noProof/>
+          <w:lang w:val="ru-RU"/>
+        </w:rPr>
+        <w:t xml:space="preserve">В атакующей фазе </w:t>
+      </w:r>
+      <w:r>
+        <w:rPr>
+          <w:rFonts w:ascii="Times New Roman" w:hAnsi="Times New Roman" w:eastAsia="Times New Roman"/>
+          <w:b/>
+          <w:color w:val="000000"/>
+          <w:sz w:val="28"/>
+          <w:noProof/>
+          <w:lang w:val="ru-RU"/>
+        </w:rPr>
+        <w:t>adaptive</w:t>
+      </w:r>
+      <w:r>
+        <w:rPr>
+          <w:rFonts w:ascii="Times New Roman" w:hAnsi="Times New Roman" w:eastAsia="Times New Roman"/>
+          <w:b w:val="0"/>
+          <w:color w:val="000000"/>
+          <w:sz w:val="28"/>
+          <w:noProof/>
+          <w:lang w:val="ru-RU"/>
+        </w:rPr>
+        <w:t xml:space="preserve"> повышает долю reject до 48.17%, то есть заметно усиливает защиту по сравнению с </w:t>
+      </w:r>
+      <w:r>
+        <w:rPr>
+          <w:rFonts w:ascii="Times New Roman" w:hAnsi="Times New Roman" w:eastAsia="Times New Roman"/>
+          <w:b/>
+          <w:color w:val="000000"/>
+          <w:sz w:val="28"/>
+          <w:noProof/>
+          <w:lang w:val="ru-RU"/>
+        </w:rPr>
+        <w:t>static_token</w:t>
+      </w:r>
+      <w:r>
+        <w:rPr>
+          <w:rFonts w:ascii="Times New Roman" w:hAnsi="Times New Roman" w:eastAsia="Times New Roman"/>
+          <w:b w:val="0"/>
+          <w:color w:val="000000"/>
+          <w:sz w:val="28"/>
+          <w:noProof/>
+          <w:lang w:val="ru-RU"/>
+        </w:rPr>
+        <w:t xml:space="preserve"> (24.31%), но не доходит до жёсткости </w:t>
+      </w:r>
+      <w:r>
+        <w:rPr>
+          <w:rFonts w:ascii="Times New Roman" w:hAnsi="Times New Roman" w:eastAsia="Times New Roman"/>
+          <w:b/>
+          <w:color w:val="000000"/>
+          <w:sz w:val="28"/>
+          <w:noProof/>
+          <w:lang w:val="ru-RU"/>
+        </w:rPr>
+        <w:t>static_sliding</w:t>
+      </w:r>
+      <w:r>
+        <w:rPr>
+          <w:rFonts w:ascii="Times New Roman" w:hAnsi="Times New Roman" w:eastAsia="Times New Roman"/>
+          <w:b w:val="0"/>
+          <w:color w:val="000000"/>
+          <w:sz w:val="28"/>
+          <w:noProof/>
+          <w:lang w:val="ru-RU"/>
+        </w:rPr>
+        <w:t xml:space="preserve"> (73.57%).</w:t>
+      </w:r>
+    </w:p>
+    <w:p>
+      <w:pPr>
+        <w:spacing w:before="0" w:after="0" w:line="360" w:lineRule="auto"/>
+        <w:ind w:firstLine="709"/>
+        <w:jc w:val="both"/>
+      </w:pPr>
+      <w:r>
+        <w:rPr>
+          <w:rFonts w:ascii="Times New Roman" w:hAnsi="Times New Roman" w:eastAsia="Times New Roman"/>
+          <w:b w:val="0"/>
+          <w:color w:val="000000"/>
+          <w:sz w:val="28"/>
+          <w:noProof/>
+          <w:lang w:val="ru-RU"/>
+        </w:rPr>
+        <w:t>Это подтверждает инженерную полезность внешнего контура как регулятора режима: система действительно ужесточает политику при всплеске, а не остаётся в исходном состоянии.</w:t>
+      </w:r>
+    </w:p>
+    <w:p>
+      <w:pPr>
+        <w:spacing w:before="0" w:after="0" w:line="360" w:lineRule="auto"/>
+        <w:ind w:firstLine="709"/>
+        <w:jc w:val="both"/>
+      </w:pPr>
+      <w:r>
+        <w:rPr>
+          <w:rFonts w:ascii="Times New Roman" w:hAnsi="Times New Roman" w:eastAsia="Times New Roman"/>
+          <w:b w:val="0"/>
+          <w:color w:val="000000"/>
+          <w:sz w:val="28"/>
+          <w:noProof/>
+          <w:lang w:val="ru-RU"/>
+        </w:rPr>
+        <w:t xml:space="preserve">Одновременно восстановительная фаза выявляет ограничение текущей политики: </w:t>
+      </w:r>
+      <w:r>
+        <w:rPr>
+          <w:rFonts w:ascii="Times New Roman" w:hAnsi="Times New Roman" w:eastAsia="Times New Roman"/>
+          <w:b/>
+          <w:color w:val="000000"/>
+          <w:sz w:val="28"/>
+          <w:noProof/>
+          <w:lang w:val="ru-RU"/>
+        </w:rPr>
+        <w:t>adaptive</w:t>
+      </w:r>
+      <w:r>
+        <w:rPr>
+          <w:rFonts w:ascii="Times New Roman" w:hAnsi="Times New Roman" w:eastAsia="Times New Roman"/>
+          <w:b w:val="0"/>
+          <w:color w:val="000000"/>
+          <w:sz w:val="28"/>
+          <w:noProof/>
+          <w:lang w:val="ru-RU"/>
+        </w:rPr>
+        <w:t xml:space="preserve"> удерживает 8.56% reject даже после завершения burst-этапа, тогда как </w:t>
+      </w:r>
+      <w:r>
+        <w:rPr>
+          <w:rFonts w:ascii="Times New Roman" w:hAnsi="Times New Roman" w:eastAsia="Times New Roman"/>
+          <w:b/>
+          <w:color w:val="000000"/>
+          <w:sz w:val="28"/>
+          <w:noProof/>
+          <w:lang w:val="ru-RU"/>
+        </w:rPr>
+        <w:t>static_token</w:t>
+      </w:r>
+      <w:r>
+        <w:rPr>
+          <w:rFonts w:ascii="Times New Roman" w:hAnsi="Times New Roman" w:eastAsia="Times New Roman"/>
+          <w:b w:val="0"/>
+          <w:color w:val="000000"/>
+          <w:sz w:val="28"/>
+          <w:noProof/>
+          <w:lang w:val="ru-RU"/>
+        </w:rPr>
+        <w:t xml:space="preserve"> сразу возвращается к нулевым отклонениям.</w:t>
+      </w:r>
+    </w:p>
+    <w:p>
+      <w:pPr>
+        <w:spacing w:before="0" w:after="0" w:line="360" w:lineRule="auto"/>
+        <w:ind w:firstLine="709"/>
+        <w:jc w:val="both"/>
+      </w:pPr>
+      <w:r>
+        <w:rPr>
+          <w:rFonts w:ascii="Times New Roman" w:hAnsi="Times New Roman" w:eastAsia="Times New Roman"/>
+          <w:b w:val="0"/>
+          <w:color w:val="000000"/>
+          <w:sz w:val="28"/>
+          <w:noProof/>
+          <w:lang w:val="ru-RU"/>
+        </w:rPr>
+        <w:t>Следовательно, в burst-сценарии внешний аналитический модуль уже доказал способность детектировать событие и переключать режим, но текущий механизм гистерезиса и защитные ограничения пока слишком консервативны для быстрого возврата к «мягкому» профилю после сравнительно короткой аномалии.</w:t>
+      </w:r>
+    </w:p>
+    <w:p>
+      <w:pPr>
+        <w:spacing w:before="0" w:after="0" w:line="360" w:lineRule="auto"/>
+        <w:ind w:firstLine="0"/>
+        <w:jc w:val="left"/>
+      </w:pPr>
+      <w:r>
+        <w:rPr>
+          <w:rFonts w:ascii="Times New Roman" w:hAnsi="Times New Roman" w:eastAsia="Times New Roman"/>
+          <w:b w:val="0"/>
+          <w:color w:val="000000"/>
+          <w:sz w:val="28"/>
+          <w:noProof/>
+          <w:lang w:val="ru-RU"/>
+        </w:rPr>
+        <w:t xml:space="preserve">Таблица 11 – Фазовый сценарий </w:t>
+      </w:r>
+      <w:r>
+        <w:rPr>
+          <w:rFonts w:ascii="Times New Roman" w:hAnsi="Times New Roman" w:eastAsia="Times New Roman"/>
+          <w:b/>
+          <w:color w:val="000000"/>
+          <w:sz w:val="28"/>
+          <w:noProof/>
+          <w:lang w:val="ru-RU"/>
+        </w:rPr>
+        <w:t>phase_ddos_recovery</w:t>
+      </w:r>
+      <w:r>
+        <w:rPr>
+          <w:rFonts w:ascii="Times New Roman" w:hAnsi="Times New Roman" w:eastAsia="Times New Roman"/>
+          <w:b w:val="0"/>
+          <w:color w:val="000000"/>
+          <w:sz w:val="28"/>
+          <w:noProof/>
+          <w:lang w:val="ru-RU"/>
+        </w:rPr>
+        <w:t xml:space="preserve"> (20.03.2026, repeats=6, mean ± CI95).</w:t>
+      </w:r>
+    </w:p>
+    <w:tbl>
+      <w:tblPr>
+        <w:tblStyle w:val="TableGrid"/>
+        <w:tblW w:type="auto" w:w="0"/>
+        <w:tblLook w:firstColumn="1" w:firstRow="1" w:lastColumn="0" w:lastRow="0" w:noHBand="0" w:noVBand="1" w:val="04A0"/>
+      </w:tblPr>
+      <w:tblGrid>
+        <w:gridCol w:w="1559"/>
+        <w:gridCol w:w="1559"/>
+        <w:gridCol w:w="1559"/>
+        <w:gridCol w:w="1559"/>
+        <w:gridCol w:w="1559"/>
+        <w:gridCol w:w="1559"/>
+      </w:tblGrid>
+      <w:tr>
+        <w:tc>
+          <w:tcPr>
+            <w:tcW w:type="dxa" w:w="1559"/>
+          </w:tcPr>
+          <w:p>
+            <w:pPr>
+              <w:spacing w:before="0" w:after="0" w:line="240" w:lineRule="auto"/>
+              <w:ind w:firstLine="0"/>
+              <w:jc w:val="left"/>
+            </w:pPr>
+            <w:r/>
+            <w:r>
+              <w:rPr>
+                <w:rFonts w:ascii="Times New Roman" w:hAnsi="Times New Roman" w:eastAsia="Times New Roman"/>
+                <w:b/>
+                <w:color w:val="000000"/>
+                <w:sz w:val="24"/>
+                <w:noProof/>
+                <w:lang w:val="ru-RU"/>
+              </w:rPr>
+              <w:t>Режим</w:t>
+            </w:r>
+          </w:p>
+        </w:tc>
+        <w:tc>
+          <w:tcPr>
+            <w:tcW w:type="dxa" w:w="1559"/>
+          </w:tcPr>
+          <w:p>
+            <w:pPr>
+              <w:spacing w:before="0" w:after="0" w:line="240" w:lineRule="auto"/>
+              <w:ind w:firstLine="0"/>
+              <w:jc w:val="left"/>
+            </w:pPr>
+            <w:r/>
+            <w:r>
+              <w:rPr>
+                <w:rFonts w:ascii="Times New Roman" w:hAnsi="Times New Roman" w:eastAsia="Times New Roman"/>
+                <w:b/>
+                <w:color w:val="000000"/>
+                <w:sz w:val="24"/>
+                <w:noProof/>
+                <w:lang w:val="ru-RU"/>
+              </w:rPr>
+              <w:t>Успех в нормальной фазе, %</w:t>
+            </w:r>
+          </w:p>
+        </w:tc>
+        <w:tc>
+          <w:tcPr>
+            <w:tcW w:type="dxa" w:w="1559"/>
+          </w:tcPr>
+          <w:p>
+            <w:pPr>
+              <w:spacing w:before="0" w:after="0" w:line="240" w:lineRule="auto"/>
+              <w:ind w:firstLine="0"/>
+              <w:jc w:val="left"/>
+            </w:pPr>
+            <w:r/>
+            <w:r>
+              <w:rPr>
+                <w:rFonts w:ascii="Times New Roman" w:hAnsi="Times New Roman" w:eastAsia="Times New Roman"/>
+                <w:b/>
+                <w:color w:val="000000"/>
+                <w:sz w:val="24"/>
+                <w:noProof/>
+                <w:lang w:val="ru-RU"/>
+              </w:rPr>
+              <w:t>Reject в фазе атаки, %</w:t>
+            </w:r>
+          </w:p>
+        </w:tc>
+        <w:tc>
+          <w:tcPr>
+            <w:tcW w:type="dxa" w:w="1559"/>
+          </w:tcPr>
+          <w:p>
+            <w:pPr>
+              <w:spacing w:before="0" w:after="0" w:line="240" w:lineRule="auto"/>
+              <w:ind w:firstLine="0"/>
+              <w:jc w:val="left"/>
+            </w:pPr>
+            <w:r/>
+            <w:r>
+              <w:rPr>
+                <w:rFonts w:ascii="Times New Roman" w:hAnsi="Times New Roman" w:eastAsia="Times New Roman"/>
+                <w:b/>
+                <w:color w:val="000000"/>
+                <w:sz w:val="24"/>
+                <w:noProof/>
+                <w:lang w:val="ru-RU"/>
+              </w:rPr>
+              <w:t>Reject в фазе восстановления, %</w:t>
+            </w:r>
+          </w:p>
+        </w:tc>
+        <w:tc>
+          <w:tcPr>
+            <w:tcW w:type="dxa" w:w="1559"/>
+          </w:tcPr>
+          <w:p>
+            <w:pPr>
+              <w:spacing w:before="0" w:after="0" w:line="240" w:lineRule="auto"/>
+              <w:ind w:firstLine="0"/>
+              <w:jc w:val="left"/>
+            </w:pPr>
+            <w:r/>
+            <w:r>
+              <w:rPr>
+                <w:rFonts w:ascii="Times New Roman" w:hAnsi="Times New Roman" w:eastAsia="Times New Roman"/>
+                <w:b/>
+                <w:color w:val="000000"/>
+                <w:sz w:val="24"/>
+                <w:noProof/>
+                <w:lang w:val="ru-RU"/>
+              </w:rPr>
+              <w:t>Число переключений</w:t>
+            </w:r>
+          </w:p>
+        </w:tc>
+        <w:tc>
+          <w:tcPr>
+            <w:tcW w:type="dxa" w:w="1559"/>
+          </w:tcPr>
+          <w:p>
+            <w:pPr>
+              <w:spacing w:before="0" w:after="0" w:line="240" w:lineRule="auto"/>
+              <w:ind w:firstLine="0"/>
+              <w:jc w:val="left"/>
+            </w:pPr>
+            <w:r/>
+            <w:r>
+              <w:rPr>
+                <w:rFonts w:ascii="Times New Roman" w:hAnsi="Times New Roman" w:eastAsia="Times New Roman"/>
+                <w:b/>
+                <w:color w:val="000000"/>
+                <w:sz w:val="24"/>
+                <w:noProof/>
+                <w:lang w:val="ru-RU"/>
+              </w:rPr>
+              <w:t xml:space="preserve">Время в </w:t>
+            </w:r>
+            <w:r>
+              <w:rPr>
+                <w:rFonts w:ascii="Times New Roman" w:hAnsi="Times New Roman" w:eastAsia="Times New Roman"/>
+                <w:b/>
+                <w:color w:val="000000"/>
+                <w:sz w:val="24"/>
+                <w:noProof/>
+                <w:lang w:val="ru-RU"/>
+              </w:rPr>
+              <w:t>token/sliding</w:t>
+            </w:r>
+            <w:r>
+              <w:rPr>
+                <w:rFonts w:ascii="Times New Roman" w:hAnsi="Times New Roman" w:eastAsia="Times New Roman"/>
+                <w:b/>
+                <w:color w:val="000000"/>
+                <w:sz w:val="24"/>
+                <w:noProof/>
+                <w:lang w:val="ru-RU"/>
+              </w:rPr>
+              <w:t>, c</w:t>
+            </w:r>
+          </w:p>
+        </w:tc>
+      </w:tr>
+      <w:tr>
+        <w:tc>
+          <w:tcPr>
+            <w:tcW w:type="dxa" w:w="1559"/>
+          </w:tcPr>
+          <w:p>
+            <w:pPr>
+              <w:spacing w:before="0" w:after="0" w:line="240" w:lineRule="auto"/>
+              <w:ind w:firstLine="0"/>
+              <w:jc w:val="left"/>
+            </w:pPr>
+            <w:r/>
+            <w:r>
+              <w:rPr>
+                <w:rFonts w:ascii="Times New Roman" w:hAnsi="Times New Roman" w:eastAsia="Times New Roman"/>
+                <w:b/>
+                <w:color w:val="000000"/>
+                <w:sz w:val="24"/>
+                <w:noProof/>
+                <w:lang w:val="ru-RU"/>
+              </w:rPr>
+              <w:t>static_token</w:t>
             </w:r>
           </w:p>
         </w:tc>
@@ -17518,7 +19559,7 @@
                 <w:noProof/>
                 <w:lang w:val="ru-RU"/>
               </w:rPr>
-              <w:t>token</w:t>
+              <w:t>100.00 ± 0.00</w:t>
             </w:r>
           </w:p>
         </w:tc>
@@ -17542,7 +19583,7 @@
                 <w:noProof/>
                 <w:lang w:val="ru-RU"/>
               </w:rPr>
-              <w:t>19.76 ± 3.06</w:t>
+              <w:t>51.55 ± 2.25</w:t>
             </w:r>
           </w:p>
         </w:tc>
@@ -17566,31 +19607,7 @@
                 <w:noProof/>
                 <w:lang w:val="ru-RU"/>
               </w:rPr>
-              <w:t>23.09 ± 3.03</w:t>
-            </w:r>
-          </w:p>
-        </w:tc>
-        <w:tc>
-          <w:tcPr>
-            <w:tcW w:type="dxa" w:w="1559"/>
-          </w:tcPr>
-          <w:p>
-            <w:pPr>
-              <w:spacing w:before="0" w:after="0" w:line="240" w:lineRule="auto"/>
-              <w:ind w:firstLine="0"/>
-              <w:jc w:val="left"/>
-            </w:pPr>
-            <w:r/>
-            <w:r>
-              <w:rPr>
-                <w:rFonts w:ascii="Times New Roman" w:hAnsi="Times New Roman" w:eastAsia="Times New Roman"/>
-                <w:b w:val="0"/>
-                <w:color w:val="000000"/>
-                <w:sz w:val="24"/>
-                <w:noProof/>
-                <w:lang w:val="ru-RU"/>
-              </w:rPr>
-              <w:t>+3.33</w:t>
+              <w:t>0.00 ± 0.00</w:t>
             </w:r>
           </w:p>
         </w:tc>
@@ -17618,8 +19635,6 @@
             </w:r>
           </w:p>
         </w:tc>
-      </w:tr>
-      <w:tr>
         <w:tc>
           <w:tcPr>
             <w:tcW w:type="dxa" w:w="1559"/>
@@ -17640,7 +19655,33 @@
                 <w:noProof/>
                 <w:lang w:val="ru-RU"/>
               </w:rPr>
-              <w:t>ddos</w:t>
+              <w:t>90.0 / 0.0</w:t>
+            </w:r>
+          </w:p>
+        </w:tc>
+      </w:tr>
+      <w:tr>
+        <w:tc>
+          <w:tcPr>
+            <w:tcW w:type="dxa" w:w="1559"/>
+          </w:tcPr>
+          <w:p>
+            <w:pPr>
+              <w:spacing w:before="0" w:after="0" w:line="240" w:lineRule="auto"/>
+              <w:ind w:firstLine="0"/>
+              <w:jc w:val="left"/>
+            </w:pPr>
+            <w:r/>
+            <w:r>
+              <w:rPr>
+                <w:rFonts w:ascii="Times New Roman" w:hAnsi="Times New Roman" w:eastAsia="Times New Roman"/>
+                <w:b/>
+                <w:color w:val="000000"/>
+                <w:sz w:val="24"/>
+                <w:noProof/>
+                <w:lang w:val="ru-RU"/>
+              </w:rPr>
+              <w:t>adaptive</w:t>
             </w:r>
           </w:p>
         </w:tc>
@@ -17664,7 +19705,7 @@
                 <w:noProof/>
                 <w:lang w:val="ru-RU"/>
               </w:rPr>
-              <w:t>fixed</w:t>
+              <w:t>100.00 ± 0.00</w:t>
             </w:r>
           </w:p>
         </w:tc>
@@ -17688,7 +19729,7 @@
                 <w:noProof/>
                 <w:lang w:val="ru-RU"/>
               </w:rPr>
-              <w:t>24.25 ± 10.35</w:t>
+              <w:t>71.04 ± 0.33</w:t>
             </w:r>
           </w:p>
         </w:tc>
@@ -17712,7 +19753,7 @@
                 <w:noProof/>
                 <w:lang w:val="ru-RU"/>
               </w:rPr>
-              <w:t>16.93 ± 7.08</w:t>
+              <w:t>27.24 ± 3.78</w:t>
             </w:r>
           </w:p>
         </w:tc>
@@ -17736,7 +19777,7 @@
                 <w:noProof/>
                 <w:lang w:val="ru-RU"/>
               </w:rPr>
-              <w:t>-7.32</w:t>
+              <w:t>2.00</w:t>
             </w:r>
           </w:p>
         </w:tc>
@@ -17760,7 +19801,7 @@
                 <w:noProof/>
                 <w:lang w:val="ru-RU"/>
               </w:rPr>
-              <w:t>13.80</w:t>
+              <w:t>41.8 / 43.8</w:t>
             </w:r>
           </w:p>
         </w:tc>
@@ -17780,13 +19821,13 @@
             <w:r>
               <w:rPr>
                 <w:rFonts w:ascii="Times New Roman" w:hAnsi="Times New Roman" w:eastAsia="Times New Roman"/>
-                <w:b w:val="0"/>
+                <w:b/>
                 <w:color w:val="000000"/>
                 <w:sz w:val="24"/>
                 <w:noProof/>
                 <w:lang w:val="ru-RU"/>
               </w:rPr>
-              <w:t>ddos</w:t>
+              <w:t>static_sliding</w:t>
             </w:r>
           </w:p>
         </w:tc>
@@ -17810,7 +19851,7 @@
                 <w:noProof/>
                 <w:lang w:val="ru-RU"/>
               </w:rPr>
-              <w:t>sliding</w:t>
+              <w:t>100.00 ± 0.00</w:t>
             </w:r>
           </w:p>
         </w:tc>
@@ -17834,7 +19875,7 @@
                 <w:noProof/>
                 <w:lang w:val="ru-RU"/>
               </w:rPr>
-              <w:t>42.48 ± 15.83</w:t>
+              <w:t>89.27 ± 1.15</w:t>
             </w:r>
           </w:p>
         </w:tc>
@@ -17858,31 +19899,7 @@
                 <w:noProof/>
                 <w:lang w:val="ru-RU"/>
               </w:rPr>
-              <w:t>43.86 ± 15.35</w:t>
-            </w:r>
-          </w:p>
-        </w:tc>
-        <w:tc>
-          <w:tcPr>
-            <w:tcW w:type="dxa" w:w="1559"/>
-          </w:tcPr>
-          <w:p>
-            <w:pPr>
-              <w:spacing w:before="0" w:after="0" w:line="240" w:lineRule="auto"/>
-              <w:ind w:firstLine="0"/>
-              <w:jc w:val="left"/>
-            </w:pPr>
-            <w:r/>
-            <w:r>
-              <w:rPr>
-                <w:rFonts w:ascii="Times New Roman" w:hAnsi="Times New Roman" w:eastAsia="Times New Roman"/>
-                <w:b w:val="0"/>
-                <w:color w:val="000000"/>
-                <w:sz w:val="24"/>
-                <w:noProof/>
-                <w:lang w:val="ru-RU"/>
-              </w:rPr>
-              <w:t>+1.38</w:t>
+              <w:t>21.35 ± 4.63</w:t>
             </w:r>
           </w:p>
         </w:tc>
@@ -17910,8 +19927,6 @@
             </w:r>
           </w:p>
         </w:tc>
-      </w:tr>
-      <w:tr>
         <w:tc>
           <w:tcPr>
             <w:tcW w:type="dxa" w:w="1559"/>
@@ -17932,127 +19947,7 @@
                 <w:noProof/>
                 <w:lang w:val="ru-RU"/>
               </w:rPr>
-              <w:t>ddos</w:t>
-            </w:r>
-          </w:p>
-        </w:tc>
-        <w:tc>
-          <w:tcPr>
-            <w:tcW w:type="dxa" w:w="1559"/>
-          </w:tcPr>
-          <w:p>
-            <w:pPr>
-              <w:spacing w:before="0" w:after="0" w:line="240" w:lineRule="auto"/>
-              <w:ind w:firstLine="0"/>
-              <w:jc w:val="left"/>
-            </w:pPr>
-            <w:r/>
-            <w:r>
-              <w:rPr>
-                <w:rFonts w:ascii="Times New Roman" w:hAnsi="Times New Roman" w:eastAsia="Times New Roman"/>
-                <w:b w:val="0"/>
-                <w:color w:val="000000"/>
-                <w:sz w:val="24"/>
-                <w:noProof/>
-                <w:lang w:val="ru-RU"/>
-              </w:rPr>
-              <w:t>token</w:t>
-            </w:r>
-          </w:p>
-        </w:tc>
-        <w:tc>
-          <w:tcPr>
-            <w:tcW w:type="dxa" w:w="1559"/>
-          </w:tcPr>
-          <w:p>
-            <w:pPr>
-              <w:spacing w:before="0" w:after="0" w:line="240" w:lineRule="auto"/>
-              <w:ind w:firstLine="0"/>
-              <w:jc w:val="left"/>
-            </w:pPr>
-            <w:r/>
-            <w:r>
-              <w:rPr>
-                <w:rFonts w:ascii="Times New Roman" w:hAnsi="Times New Roman" w:eastAsia="Times New Roman"/>
-                <w:b w:val="0"/>
-                <w:color w:val="000000"/>
-                <w:sz w:val="24"/>
-                <w:noProof/>
-                <w:lang w:val="ru-RU"/>
-              </w:rPr>
-              <w:t>26.61 ± 2.62</w:t>
-            </w:r>
-          </w:p>
-        </w:tc>
-        <w:tc>
-          <w:tcPr>
-            <w:tcW w:type="dxa" w:w="1559"/>
-          </w:tcPr>
-          <w:p>
-            <w:pPr>
-              <w:spacing w:before="0" w:after="0" w:line="240" w:lineRule="auto"/>
-              <w:ind w:firstLine="0"/>
-              <w:jc w:val="left"/>
-            </w:pPr>
-            <w:r/>
-            <w:r>
-              <w:rPr>
-                <w:rFonts w:ascii="Times New Roman" w:hAnsi="Times New Roman" w:eastAsia="Times New Roman"/>
-                <w:b w:val="0"/>
-                <w:color w:val="000000"/>
-                <w:sz w:val="24"/>
-                <w:noProof/>
-                <w:lang w:val="ru-RU"/>
-              </w:rPr>
-              <w:t>24.67 ± 2.56</w:t>
-            </w:r>
-          </w:p>
-        </w:tc>
-        <w:tc>
-          <w:tcPr>
-            <w:tcW w:type="dxa" w:w="1559"/>
-          </w:tcPr>
-          <w:p>
-            <w:pPr>
-              <w:spacing w:before="0" w:after="0" w:line="240" w:lineRule="auto"/>
-              <w:ind w:firstLine="0"/>
-              <w:jc w:val="left"/>
-            </w:pPr>
-            <w:r/>
-            <w:r>
-              <w:rPr>
-                <w:rFonts w:ascii="Times New Roman" w:hAnsi="Times New Roman" w:eastAsia="Times New Roman"/>
-                <w:b w:val="0"/>
-                <w:color w:val="000000"/>
-                <w:sz w:val="24"/>
-                <w:noProof/>
-                <w:lang w:val="ru-RU"/>
-              </w:rPr>
-              <w:t>-1.94</w:t>
-            </w:r>
-          </w:p>
-        </w:tc>
-        <w:tc>
-          <w:tcPr>
-            <w:tcW w:type="dxa" w:w="1559"/>
-          </w:tcPr>
-          <w:p>
-            <w:pPr>
-              <w:spacing w:before="0" w:after="0" w:line="240" w:lineRule="auto"/>
-              <w:ind w:firstLine="0"/>
-              <w:jc w:val="left"/>
-            </w:pPr>
-            <w:r/>
-            <w:r>
-              <w:rPr>
-                <w:rFonts w:ascii="Times New Roman" w:hAnsi="Times New Roman" w:eastAsia="Times New Roman"/>
-                <w:b w:val="0"/>
-                <w:color w:val="000000"/>
-                <w:sz w:val="24"/>
-                <w:noProof/>
-                <w:lang w:val="ru-RU"/>
-              </w:rPr>
-              <w:t>0.00</w:t>
+              <w:t>0.0 / 90.0</w:t>
             </w:r>
           </w:p>
         </w:tc>
@@ -18073,25 +19968,7 @@
           <w:noProof/>
           <w:lang w:val="ru-RU"/>
         </w:rPr>
-        <w:t>Интерпретация адаптивных прогонов:</w:t>
-      </w:r>
-    </w:p>
-    <w:p>
-      <w:pPr>
-        <w:spacing w:before="0" w:after="0" w:line="360" w:lineRule="auto"/>
-        <w:ind w:firstLine="709"/>
-        <w:jc w:val="both"/>
-      </w:pPr>
-      <w:r>
-        <w:rPr>
-          <w:rFonts w:ascii="Times New Roman" w:hAnsi="Times New Roman" w:eastAsia="Times New Roman"/>
-          <w:b w:val="0"/>
-          <w:color w:val="000000"/>
-          <w:sz w:val="28"/>
-          <w:noProof/>
-          <w:lang w:val="ru-RU"/>
-        </w:rPr>
-        <w:t xml:space="preserve">1. На коротком окне </w:t>
+        <w:t xml:space="preserve">В сценарии </w:t>
       </w:r>
       <w:r>
         <w:rPr>
@@ -18102,36 +19979,36 @@
           <w:noProof/>
           <w:lang w:val="ru-RU"/>
         </w:rPr>
-        <w:t>duration=12s</w:t>
-      </w:r>
-      <w:r>
-        <w:rPr>
-          <w:rFonts w:ascii="Times New Roman" w:hAnsi="Times New Roman" w:eastAsia="Times New Roman"/>
-          <w:b w:val="0"/>
-          <w:color w:val="000000"/>
-          <w:sz w:val="28"/>
-          <w:noProof/>
-          <w:lang w:val="ru-RU"/>
-        </w:rPr>
-        <w:t xml:space="preserve"> адаптивный контур не показал универсального статистически устойчивого выигрыша: по части комбинаций алгоритм/сценарий дельта близка к нулю относительно CI95.</w:t>
-      </w:r>
-    </w:p>
-    <w:p>
-      <w:pPr>
-        <w:spacing w:before="0" w:after="0" w:line="360" w:lineRule="auto"/>
-        <w:ind w:firstLine="709"/>
-        <w:jc w:val="both"/>
-      </w:pPr>
-      <w:r>
-        <w:rPr>
-          <w:rFonts w:ascii="Times New Roman" w:hAnsi="Times New Roman" w:eastAsia="Times New Roman"/>
-          <w:b w:val="0"/>
-          <w:color w:val="000000"/>
-          <w:sz w:val="28"/>
-          <w:noProof/>
-          <w:lang w:val="ru-RU"/>
-        </w:rPr>
-        <w:t xml:space="preserve">2. Наиболее заметное улучшение в этих прогонах получено для </w:t>
+        <w:t>phase_ddos_recovery</w:t>
+      </w:r>
+      <w:r>
+        <w:rPr>
+          <w:rFonts w:ascii="Times New Roman" w:hAnsi="Times New Roman" w:eastAsia="Times New Roman"/>
+          <w:b w:val="0"/>
+          <w:color w:val="000000"/>
+          <w:sz w:val="28"/>
+          <w:noProof/>
+          <w:lang w:val="ru-RU"/>
+        </w:rPr>
+        <w:t xml:space="preserve"> результат ещё нагляднее.</w:t>
+      </w:r>
+    </w:p>
+    <w:p>
+      <w:pPr>
+        <w:spacing w:before="0" w:after="0" w:line="360" w:lineRule="auto"/>
+        <w:ind w:firstLine="709"/>
+        <w:jc w:val="both"/>
+      </w:pPr>
+      <w:r>
+        <w:rPr>
+          <w:rFonts w:ascii="Times New Roman" w:hAnsi="Times New Roman" w:eastAsia="Times New Roman"/>
+          <w:b w:val="0"/>
+          <w:color w:val="000000"/>
+          <w:sz w:val="28"/>
+          <w:noProof/>
+          <w:lang w:val="ru-RU"/>
+        </w:rPr>
+        <w:t xml:space="preserve">В нормальной фазе </w:t>
       </w:r>
       <w:r>
         <w:rPr>
@@ -18142,36 +20019,18 @@
           <w:noProof/>
           <w:lang w:val="ru-RU"/>
         </w:rPr>
-        <w:t>fixed</w:t>
-      </w:r>
-      <w:r>
-        <w:rPr>
-          <w:rFonts w:ascii="Times New Roman" w:hAnsi="Times New Roman" w:eastAsia="Times New Roman"/>
-          <w:b w:val="0"/>
-          <w:color w:val="000000"/>
-          <w:sz w:val="28"/>
-          <w:noProof/>
-          <w:lang w:val="ru-RU"/>
-        </w:rPr>
-        <w:t xml:space="preserve"> в DDoS (средняя дельта -7.32 п.п. по reject), однако и здесь требуется аккуратная интерпретация из-за широкого разброса.</w:t>
-      </w:r>
-    </w:p>
-    <w:p>
-      <w:pPr>
-        <w:spacing w:before="0" w:after="0" w:line="360" w:lineRule="auto"/>
-        <w:ind w:firstLine="709"/>
-        <w:jc w:val="both"/>
-      </w:pPr>
-      <w:r>
-        <w:rPr>
-          <w:rFonts w:ascii="Times New Roman" w:hAnsi="Times New Roman" w:eastAsia="Times New Roman"/>
-          <w:b w:val="0"/>
-          <w:color w:val="000000"/>
-          <w:sz w:val="28"/>
-          <w:noProof/>
-          <w:lang w:val="ru-RU"/>
-        </w:rPr>
-        <w:t xml:space="preserve">3. Показатель </w:t>
+        <w:t>adaptive</w:t>
+      </w:r>
+      <w:r>
+        <w:rPr>
+          <w:rFonts w:ascii="Times New Roman" w:hAnsi="Times New Roman" w:eastAsia="Times New Roman"/>
+          <w:b w:val="0"/>
+          <w:color w:val="000000"/>
+          <w:sz w:val="28"/>
+          <w:noProof/>
+          <w:lang w:val="ru-RU"/>
+        </w:rPr>
+        <w:t xml:space="preserve"> снова совпадает с </w:t>
       </w:r>
       <w:r>
         <w:rPr>
@@ -18182,72 +20041,36 @@
           <w:noProof/>
           <w:lang w:val="ru-RU"/>
         </w:rPr>
-        <w:t>foreign_algo_delta</w:t>
-      </w:r>
-      <w:r>
-        <w:rPr>
-          <w:rFonts w:ascii="Times New Roman" w:hAnsi="Times New Roman" w:eastAsia="Times New Roman"/>
-          <w:b w:val="0"/>
-          <w:color w:val="000000"/>
-          <w:sz w:val="28"/>
-          <w:noProof/>
-          <w:lang w:val="ru-RU"/>
-        </w:rPr>
-        <w:t xml:space="preserve"> в большинстве комбинаций близок к нулю; это означает, что в коротких окнах переключения алгоритма происходили редко. Для явной демонстрации эффекта переключений целесообразны более длинные интервалы и отдельные guardrails [31].</w:t>
-      </w:r>
-    </w:p>
-    <w:p>
-      <w:pPr>
-        <w:spacing w:before="0" w:after="0" w:line="360" w:lineRule="auto"/>
-        <w:ind w:firstLine="709"/>
-        <w:jc w:val="both"/>
-      </w:pPr>
-      <w:r>
-        <w:rPr>
-          <w:rFonts w:ascii="Times New Roman" w:hAnsi="Times New Roman" w:eastAsia="Times New Roman"/>
-          <w:b w:val="0"/>
-          <w:color w:val="000000"/>
-          <w:sz w:val="28"/>
-          <w:noProof/>
-          <w:lang w:val="ru-RU"/>
-        </w:rPr>
-        <w:t>Важно: отсутствие универсального выигрыша в данной серии не означает, что аналитический модуль «неправильный» или «необученный».</w:t>
-      </w:r>
-    </w:p>
-    <w:p>
-      <w:pPr>
-        <w:spacing w:before="0" w:after="0" w:line="360" w:lineRule="auto"/>
-        <w:ind w:firstLine="709"/>
-        <w:jc w:val="both"/>
-      </w:pPr>
-      <w:r>
-        <w:rPr>
-          <w:rFonts w:ascii="Times New Roman" w:hAnsi="Times New Roman" w:eastAsia="Times New Roman"/>
-          <w:b w:val="0"/>
-          <w:color w:val="000000"/>
-          <w:sz w:val="28"/>
-          <w:noProof/>
-          <w:lang w:val="ru-RU"/>
-        </w:rPr>
-        <w:t>В текущей постановке внешний интеллект используется как рекомендательный слой с консервативными ограничениями на применение рекомендаций, а не как автономный контур управления [6] [31].</w:t>
-      </w:r>
-    </w:p>
-    <w:p>
-      <w:pPr>
-        <w:spacing w:before="0" w:after="0" w:line="360" w:lineRule="auto"/>
-        <w:ind w:firstLine="709"/>
-        <w:jc w:val="both"/>
-      </w:pPr>
-      <w:r>
-        <w:rPr>
-          <w:rFonts w:ascii="Times New Roman" w:hAnsi="Times New Roman" w:eastAsia="Times New Roman"/>
-          <w:b w:val="0"/>
-          <w:color w:val="000000"/>
-          <w:sz w:val="28"/>
-          <w:noProof/>
-          <w:lang w:val="ru-RU"/>
-        </w:rPr>
-        <w:t xml:space="preserve">При горизонте </w:t>
+        <w:t>token</w:t>
+      </w:r>
+      <w:r>
+        <w:rPr>
+          <w:rFonts w:ascii="Times New Roman" w:hAnsi="Times New Roman" w:eastAsia="Times New Roman"/>
+          <w:b w:val="0"/>
+          <w:color w:val="000000"/>
+          <w:sz w:val="28"/>
+          <w:noProof/>
+          <w:lang w:val="ru-RU"/>
+        </w:rPr>
+        <w:t>, сохраняя полную доступность сервиса.</w:t>
+      </w:r>
+    </w:p>
+    <w:p>
+      <w:pPr>
+        <w:spacing w:before="0" w:after="0" w:line="360" w:lineRule="auto"/>
+        <w:ind w:firstLine="709"/>
+        <w:jc w:val="both"/>
+      </w:pPr>
+      <w:r>
+        <w:rPr>
+          <w:rFonts w:ascii="Times New Roman" w:hAnsi="Times New Roman" w:eastAsia="Times New Roman"/>
+          <w:b w:val="0"/>
+          <w:color w:val="000000"/>
+          <w:sz w:val="28"/>
+          <w:noProof/>
+          <w:lang w:val="ru-RU"/>
+        </w:rPr>
+        <w:t xml:space="preserve">В атакующей фазе доля reject возрастает до 71.04%, что существенно выше </w:t>
       </w:r>
       <w:r>
         <w:rPr>
@@ -18258,18 +20081,18 @@
           <w:noProof/>
           <w:lang w:val="ru-RU"/>
         </w:rPr>
-        <w:t>duration=12s</w:t>
-      </w:r>
-      <w:r>
-        <w:rPr>
-          <w:rFonts w:ascii="Times New Roman" w:hAnsi="Times New Roman" w:eastAsia="Times New Roman"/>
-          <w:b w:val="0"/>
-          <w:color w:val="000000"/>
-          <w:sz w:val="28"/>
-          <w:noProof/>
-          <w:lang w:val="ru-RU"/>
-        </w:rPr>
-        <w:t xml:space="preserve"> и редких переключениях (</w:t>
+        <w:t>static_token</w:t>
+      </w:r>
+      <w:r>
+        <w:rPr>
+          <w:rFonts w:ascii="Times New Roman" w:hAnsi="Times New Roman" w:eastAsia="Times New Roman"/>
+          <w:b w:val="0"/>
+          <w:color w:val="000000"/>
+          <w:sz w:val="28"/>
+          <w:noProof/>
+          <w:lang w:val="ru-RU"/>
+        </w:rPr>
+        <w:t xml:space="preserve"> (51.55%) и заметно ближе к защитному профилю </w:t>
       </w:r>
       <w:r>
         <w:rPr>
@@ -18280,54 +20103,178 @@
           <w:noProof/>
           <w:lang w:val="ru-RU"/>
         </w:rPr>
-        <w:t>foreign_algo_delta</w:t>
-      </w:r>
-      <w:r>
-        <w:rPr>
-          <w:rFonts w:ascii="Times New Roman" w:hAnsi="Times New Roman" w:eastAsia="Times New Roman"/>
-          <w:b w:val="0"/>
-          <w:color w:val="000000"/>
-          <w:sz w:val="28"/>
-          <w:noProof/>
-          <w:lang w:val="ru-RU"/>
-        </w:rPr>
-        <w:t xml:space="preserve"> близок к нулю) потенциальный эффект прогноза часто не успевает проявиться статистически.</w:t>
-      </w:r>
-    </w:p>
-    <w:p>
-      <w:pPr>
-        <w:spacing w:before="0" w:after="0" w:line="360" w:lineRule="auto"/>
-        <w:ind w:firstLine="709"/>
-        <w:jc w:val="both"/>
-      </w:pPr>
-      <w:r>
-        <w:rPr>
-          <w:rFonts w:ascii="Times New Roman" w:hAnsi="Times New Roman" w:eastAsia="Times New Roman"/>
-          <w:b w:val="0"/>
-          <w:color w:val="000000"/>
-          <w:sz w:val="28"/>
-          <w:noProof/>
-          <w:lang w:val="ru-RU"/>
-        </w:rPr>
-        <w:t>Для более строгой валидации качества прогностического компонента требуются более длинные окна наблюдения и дополнительные A/B-серии с сопоставимым профилем нагрузки [29] [30].</w:t>
-      </w:r>
-    </w:p>
-    <w:p>
-      <w:pPr>
-        <w:spacing w:before="0" w:after="0" w:line="360" w:lineRule="auto"/>
-        <w:ind w:firstLine="709"/>
-        <w:jc w:val="both"/>
-      </w:pPr>
-      <w:r>
-        <w:rPr>
-          <w:rFonts w:ascii="Times New Roman" w:hAnsi="Times New Roman" w:eastAsia="Times New Roman"/>
-          <w:b w:val="0"/>
-          <w:color w:val="000000"/>
-          <w:sz w:val="28"/>
-          <w:noProof/>
-          <w:lang w:val="ru-RU"/>
-        </w:rPr>
-        <w:t>Визуализация дельты между static и adaptive режимами приведена на рисунке 9.</w:t>
+        <w:t>static_sliding</w:t>
+      </w:r>
+      <w:r>
+        <w:rPr>
+          <w:rFonts w:ascii="Times New Roman" w:hAnsi="Times New Roman" w:eastAsia="Times New Roman"/>
+          <w:b w:val="0"/>
+          <w:color w:val="000000"/>
+          <w:sz w:val="28"/>
+          <w:noProof/>
+          <w:lang w:val="ru-RU"/>
+        </w:rPr>
+        <w:t xml:space="preserve"> (89.27%).</w:t>
+      </w:r>
+    </w:p>
+    <w:p>
+      <w:pPr>
+        <w:spacing w:before="0" w:after="0" w:line="360" w:lineRule="auto"/>
+        <w:ind w:firstLine="709"/>
+        <w:jc w:val="both"/>
+      </w:pPr>
+      <w:r>
+        <w:rPr>
+          <w:rFonts w:ascii="Times New Roman" w:hAnsi="Times New Roman" w:eastAsia="Times New Roman"/>
+          <w:b w:val="0"/>
+          <w:color w:val="000000"/>
+          <w:sz w:val="28"/>
+          <w:noProof/>
+          <w:lang w:val="ru-RU"/>
+        </w:rPr>
+        <w:t>Это означает, что интеллектуальный модуль в текущей реализации полезен не как «магически лучший алгоритм», а как внешний координатор, который переводит систему в более строгий режим при реальной аномальной нагрузке.</w:t>
+      </w:r>
+    </w:p>
+    <w:p>
+      <w:pPr>
+        <w:spacing w:before="0" w:after="0" w:line="360" w:lineRule="auto"/>
+        <w:ind w:firstLine="709"/>
+        <w:jc w:val="both"/>
+      </w:pPr>
+      <w:r>
+        <w:rPr>
+          <w:rFonts w:ascii="Times New Roman" w:hAnsi="Times New Roman" w:eastAsia="Times New Roman"/>
+          <w:b w:val="0"/>
+          <w:color w:val="000000"/>
+          <w:sz w:val="28"/>
+          <w:noProof/>
+          <w:lang w:val="ru-RU"/>
+        </w:rPr>
+        <w:t xml:space="preserve">Однако и здесь восстановительная фаза остаётся слабым местом: </w:t>
+      </w:r>
+      <w:r>
+        <w:rPr>
+          <w:rFonts w:ascii="Times New Roman" w:hAnsi="Times New Roman" w:eastAsia="Times New Roman"/>
+          <w:b/>
+          <w:color w:val="000000"/>
+          <w:sz w:val="28"/>
+          <w:noProof/>
+          <w:lang w:val="ru-RU"/>
+        </w:rPr>
+        <w:t>adaptive</w:t>
+      </w:r>
+      <w:r>
+        <w:rPr>
+          <w:rFonts w:ascii="Times New Roman" w:hAnsi="Times New Roman" w:eastAsia="Times New Roman"/>
+          <w:b w:val="0"/>
+          <w:color w:val="000000"/>
+          <w:sz w:val="28"/>
+          <w:noProof/>
+          <w:lang w:val="ru-RU"/>
+        </w:rPr>
+        <w:t xml:space="preserve"> возвращается к </w:t>
+      </w:r>
+      <w:r>
+        <w:rPr>
+          <w:rFonts w:ascii="Times New Roman" w:hAnsi="Times New Roman" w:eastAsia="Times New Roman"/>
+          <w:b/>
+          <w:color w:val="000000"/>
+          <w:sz w:val="28"/>
+          <w:noProof/>
+          <w:lang w:val="ru-RU"/>
+        </w:rPr>
+        <w:t>token</w:t>
+      </w:r>
+      <w:r>
+        <w:rPr>
+          <w:rFonts w:ascii="Times New Roman" w:hAnsi="Times New Roman" w:eastAsia="Times New Roman"/>
+          <w:b w:val="0"/>
+          <w:color w:val="000000"/>
+          <w:sz w:val="28"/>
+          <w:noProof/>
+          <w:lang w:val="ru-RU"/>
+        </w:rPr>
+        <w:t xml:space="preserve"> только ближе к концу сценария, поэтому в recovery сохраняется 27.24% reject, что хуже как </w:t>
+      </w:r>
+      <w:r>
+        <w:rPr>
+          <w:rFonts w:ascii="Times New Roman" w:hAnsi="Times New Roman" w:eastAsia="Times New Roman"/>
+          <w:b/>
+          <w:color w:val="000000"/>
+          <w:sz w:val="28"/>
+          <w:noProof/>
+          <w:lang w:val="ru-RU"/>
+        </w:rPr>
+        <w:t>static_token</w:t>
+      </w:r>
+      <w:r>
+        <w:rPr>
+          <w:rFonts w:ascii="Times New Roman" w:hAnsi="Times New Roman" w:eastAsia="Times New Roman"/>
+          <w:b w:val="0"/>
+          <w:color w:val="000000"/>
+          <w:sz w:val="28"/>
+          <w:noProof/>
+          <w:lang w:val="ru-RU"/>
+        </w:rPr>
+        <w:t xml:space="preserve">, так и </w:t>
+      </w:r>
+      <w:r>
+        <w:rPr>
+          <w:rFonts w:ascii="Times New Roman" w:hAnsi="Times New Roman" w:eastAsia="Times New Roman"/>
+          <w:b/>
+          <w:color w:val="000000"/>
+          <w:sz w:val="28"/>
+          <w:noProof/>
+          <w:lang w:val="ru-RU"/>
+        </w:rPr>
+        <w:t>static_sliding</w:t>
+      </w:r>
+      <w:r>
+        <w:rPr>
+          <w:rFonts w:ascii="Times New Roman" w:hAnsi="Times New Roman" w:eastAsia="Times New Roman"/>
+          <w:b w:val="0"/>
+          <w:color w:val="000000"/>
+          <w:sz w:val="28"/>
+          <w:noProof/>
+          <w:lang w:val="ru-RU"/>
+        </w:rPr>
+        <w:t>.</w:t>
+      </w:r>
+    </w:p>
+    <w:p>
+      <w:pPr>
+        <w:spacing w:before="0" w:after="0" w:line="360" w:lineRule="auto"/>
+        <w:ind w:firstLine="709"/>
+        <w:jc w:val="both"/>
+      </w:pPr>
+      <w:r>
+        <w:rPr>
+          <w:rFonts w:ascii="Times New Roman" w:hAnsi="Times New Roman" w:eastAsia="Times New Roman"/>
+          <w:b w:val="0"/>
+          <w:color w:val="000000"/>
+          <w:sz w:val="28"/>
+          <w:noProof/>
+          <w:lang w:val="ru-RU"/>
+        </w:rPr>
+        <w:t>Практически это означает, что текущая версия adaptive-политики хорошо решает задачу входа в защитный режим, но ещё не оптимальна по скорости выхода из него.</w:t>
+      </w:r>
+    </w:p>
+    <w:p>
+      <w:pPr>
+        <w:spacing w:before="0" w:after="0" w:line="360" w:lineRule="auto"/>
+        <w:ind w:firstLine="709"/>
+        <w:jc w:val="both"/>
+      </w:pPr>
+      <w:r>
+        <w:rPr>
+          <w:rFonts w:ascii="Times New Roman" w:hAnsi="Times New Roman" w:eastAsia="Times New Roman"/>
+          <w:b w:val="0"/>
+          <w:color w:val="000000"/>
+          <w:sz w:val="28"/>
+          <w:noProof/>
+          <w:lang w:val="ru-RU"/>
+        </w:rPr>
+        <w:t>Фазовое распределение reject по режимам показано на рисунке 9.</w:t>
       </w:r>
     </w:p>
     <w:p>
@@ -18345,7 +20292,7 @@
           <w:noProof/>
           <w:lang w:val="ru-RU"/>
         </w:rPr>
-        <w:t>Рисунок 9 – Влияние adaptive режима (delta reject, п.п.)</w:t>
+        <w:t>Рисунок 9 – Фазовое сравнение reject в адаптивном эксперименте</w:t>
       </w:r>
     </w:p>
     <w:p>
@@ -18357,7 +20304,7 @@
       <w:r>
         <w:drawing>
           <wp:inline xmlns:a="http://schemas.openxmlformats.org/drawingml/2006/main" xmlns:pic="http://schemas.openxmlformats.org/drawingml/2006/picture">
-            <wp:extent cx="5760000" cy="2618182"/>
+            <wp:extent cx="5760000" cy="2296552"/>
             <wp:docPr id="9" name="Picture 9"/>
             <wp:cNvGraphicFramePr>
               <a:graphicFrameLocks noChangeAspect="1"/>
@@ -18366,7 +20313,7 @@
               <a:graphicData uri="http://schemas.openxmlformats.org/drawingml/2006/picture">
                 <pic:pic>
                   <pic:nvPicPr>
-                    <pic:cNvPr id="0" name="fig_3_2d_adaptive_delta.png"/>
+                    <pic:cNvPr id="0" name="fig_3_2d_phase_reject.png"/>
                     <pic:cNvPicPr/>
                   </pic:nvPicPr>
                   <pic:blipFill>
@@ -18378,7 +20325,7 @@
                   <pic:spPr>
                     <a:xfrm>
                       <a:off x="0" y="0"/>
-                      <a:ext cx="5760000" cy="2618182"/>
+                      <a:ext cx="5760000" cy="2296552"/>
                     </a:xfrm>
                     <a:prstGeom prst="rect"/>
                   </pic:spPr>
@@ -18404,1051 +20351,11 @@
           <w:noProof/>
           <w:lang w:val="ru-RU"/>
         </w:rPr>
-        <w:t>Сопоставление с реальными практиками API-провайдеров.</w:t>
-      </w:r>
-    </w:p>
-    <w:p>
-      <w:pPr>
-        <w:spacing w:before="0" w:after="0" w:line="360" w:lineRule="auto"/>
-        <w:ind w:firstLine="709"/>
-        <w:jc w:val="both"/>
-      </w:pPr>
-      <w:r>
-        <w:rPr>
-          <w:rFonts w:ascii="Times New Roman" w:hAnsi="Times New Roman" w:eastAsia="Times New Roman"/>
-          <w:b w:val="0"/>
-          <w:color w:val="000000"/>
-          <w:sz w:val="28"/>
-          <w:noProof/>
-          <w:lang w:val="ru-RU"/>
-        </w:rPr>
-        <w:t>У крупных платформ (AWS API Gateway, Azure API Management, Cloudflare, GitHub) лимитирование также строится как набор управляемых политик с возвратом 429, но обычно в формате best-effort и заранее заданных квот [3] [4] [15] [16].</w:t>
-      </w:r>
-    </w:p>
-    <w:p>
-      <w:pPr>
-        <w:spacing w:before="0" w:after="0" w:line="360" w:lineRule="auto"/>
-        <w:ind w:firstLine="709"/>
-        <w:jc w:val="both"/>
-      </w:pPr>
-      <w:r>
-        <w:rPr>
-          <w:rFonts w:ascii="Times New Roman" w:hAnsi="Times New Roman" w:eastAsia="Times New Roman"/>
-          <w:b w:val="0"/>
-          <w:color w:val="000000"/>
-          <w:sz w:val="28"/>
-          <w:noProof/>
-          <w:lang w:val="ru-RU"/>
-        </w:rPr>
-        <w:t>Полученные результаты показывают, что предложенное решение имеет практическую перспективу, но в коротких окнах адаптивный эффект не является универсальным и должен подтверждаться серией повторов с оценкой разброса.</w:t>
-      </w:r>
-    </w:p>
-    <w:p>
-      <w:pPr>
-        <w:spacing w:before="0" w:after="0" w:line="360" w:lineRule="auto"/>
-        <w:ind w:firstLine="709"/>
-        <w:jc w:val="both"/>
-      </w:pPr>
-      <w:r>
-        <w:rPr>
-          <w:rFonts w:ascii="Times New Roman" w:hAnsi="Times New Roman" w:eastAsia="Times New Roman"/>
-          <w:b w:val="0"/>
-          <w:color w:val="000000"/>
-          <w:sz w:val="28"/>
-          <w:noProof/>
-          <w:lang w:val="ru-RU"/>
-        </w:rPr>
-        <w:t xml:space="preserve">Для визуального представления результатов из CSV автоматически сгенерированы графики PNG скриптом </w:t>
-      </w:r>
-      <w:r>
-        <w:rPr>
-          <w:rFonts w:ascii="Times New Roman" w:hAnsi="Times New Roman" w:eastAsia="Times New Roman"/>
-          <w:b/>
-          <w:color w:val="000000"/>
-          <w:sz w:val="28"/>
-          <w:noProof/>
-          <w:lang w:val="ru-RU"/>
-        </w:rPr>
-        <w:t>scripts/generate_benchmark_pngs.py</w:t>
-      </w:r>
-      <w:r>
-        <w:rPr>
-          <w:rFonts w:ascii="Times New Roman" w:hAnsi="Times New Roman" w:eastAsia="Times New Roman"/>
-          <w:b w:val="0"/>
-          <w:color w:val="000000"/>
-          <w:sz w:val="28"/>
-          <w:noProof/>
-          <w:lang w:val="ru-RU"/>
-        </w:rPr>
-        <w:t xml:space="preserve"> (репозиторий: https://github.com/Islam-Y/RPS-limiter/tree/main/services/scripts/generate_benchmark_pngs.py).</w:t>
-      </w:r>
-    </w:p>
-    <w:p>
-      <w:pPr>
-        <w:spacing w:before="0" w:after="0" w:line="360" w:lineRule="auto"/>
-        <w:ind w:firstLine="709"/>
-        <w:jc w:val="both"/>
-      </w:pPr>
-      <w:r>
-        <w:rPr>
-          <w:rFonts w:ascii="Times New Roman" w:hAnsi="Times New Roman" w:eastAsia="Times New Roman"/>
-          <w:b w:val="0"/>
-          <w:color w:val="000000"/>
-          <w:sz w:val="28"/>
-          <w:noProof/>
-          <w:lang w:val="ru-RU"/>
-        </w:rPr>
-        <w:t>Вывод по разделу 3.2 (сравнение алгоритмов и режимов).</w:t>
-      </w:r>
-    </w:p>
-    <w:p>
-      <w:pPr>
-        <w:spacing w:before="0" w:after="0" w:line="360" w:lineRule="auto"/>
-        <w:ind w:firstLine="709"/>
-        <w:jc w:val="both"/>
-      </w:pPr>
-      <w:r>
-        <w:rPr>
-          <w:rFonts w:ascii="Times New Roman" w:hAnsi="Times New Roman" w:eastAsia="Times New Roman"/>
-          <w:b w:val="0"/>
-          <w:color w:val="000000"/>
-          <w:sz w:val="28"/>
-          <w:noProof/>
-          <w:lang w:val="ru-RU"/>
-        </w:rPr>
-        <w:t>Адаптивная композиция алгоритмов и параметров в зависимости от наблюдаемого режима нагрузки в большей степени соответствует требованиям реальных распределённых API-систем с переменным трафиком, чем статический выбор одного алгоритма.</w:t>
-      </w:r>
-    </w:p>
-    <w:p>
-      <w:pPr>
-        <w:spacing w:before="0" w:after="0" w:line="360" w:lineRule="auto"/>
-        <w:ind w:firstLine="709"/>
-        <w:jc w:val="both"/>
-      </w:pPr>
-      <w:r>
-        <w:rPr>
-          <w:rFonts w:ascii="Times New Roman" w:hAnsi="Times New Roman" w:eastAsia="Times New Roman"/>
-          <w:b w:val="0"/>
-          <w:color w:val="000000"/>
-          <w:sz w:val="28"/>
-          <w:noProof/>
-          <w:lang w:val="ru-RU"/>
-        </w:rPr>
-        <w:t>Дополнение к разделу 3.2: использование внешнего интеллектуального аналитического компонента для адаптивного управления RPS</w:t>
-      </w:r>
-    </w:p>
-    <w:p>
-      <w:pPr>
-        <w:spacing w:before="0" w:after="0" w:line="360" w:lineRule="auto"/>
-        <w:ind w:firstLine="709"/>
-        <w:jc w:val="both"/>
-      </w:pPr>
-      <w:r>
-        <w:rPr>
-          <w:rFonts w:ascii="Times New Roman" w:hAnsi="Times New Roman" w:eastAsia="Times New Roman"/>
-          <w:b w:val="0"/>
-          <w:color w:val="000000"/>
-          <w:sz w:val="28"/>
-          <w:noProof/>
-          <w:lang w:val="ru-RU"/>
-        </w:rPr>
-        <w:t>В прототипе внешний аналитический компонент подключён как рекомендательный слой.</w:t>
-      </w:r>
-    </w:p>
-    <w:p>
-      <w:pPr>
-        <w:spacing w:before="0" w:after="0" w:line="360" w:lineRule="auto"/>
-        <w:ind w:firstLine="709"/>
-        <w:jc w:val="both"/>
-      </w:pPr>
-      <w:r>
-        <w:rPr>
-          <w:rFonts w:ascii="Times New Roman" w:hAnsi="Times New Roman" w:eastAsia="Times New Roman"/>
-          <w:b w:val="0"/>
-          <w:color w:val="000000"/>
-          <w:sz w:val="28"/>
-          <w:noProof/>
-          <w:lang w:val="ru-RU"/>
-        </w:rPr>
-        <w:t>На вход поступают временные ряды и агрегаты (задержка, скорость поступления запросов, доля отклонений, динамика ошибок), на выход — рекомендации по параметрам лимитера.</w:t>
-      </w:r>
-    </w:p>
-    <w:p>
-      <w:pPr>
-        <w:spacing w:before="0" w:after="0" w:line="360" w:lineRule="auto"/>
-        <w:ind w:firstLine="709"/>
-        <w:jc w:val="both"/>
-      </w:pPr>
-      <w:r>
-        <w:rPr>
-          <w:rFonts w:ascii="Times New Roman" w:hAnsi="Times New Roman" w:eastAsia="Times New Roman"/>
-          <w:b w:val="0"/>
-          <w:color w:val="000000"/>
-          <w:sz w:val="28"/>
-          <w:noProof/>
-          <w:lang w:val="ru-RU"/>
-        </w:rPr>
-        <w:t>Ключевой инженерный принцип: детерминированный контур допуска запросов остаётся в основном сервисе.</w:t>
-      </w:r>
-    </w:p>
-    <w:p>
-      <w:pPr>
-        <w:spacing w:before="0" w:after="0" w:line="360" w:lineRule="auto"/>
-        <w:ind w:firstLine="709"/>
-        <w:jc w:val="both"/>
-      </w:pPr>
-      <w:r>
-        <w:rPr>
-          <w:rFonts w:ascii="Times New Roman" w:hAnsi="Times New Roman" w:eastAsia="Times New Roman"/>
-          <w:b w:val="0"/>
-          <w:color w:val="000000"/>
-          <w:sz w:val="28"/>
-          <w:noProof/>
-          <w:lang w:val="ru-RU"/>
-        </w:rPr>
-        <w:t>Это обеспечивает предсказуемость и отказоустойчивость даже при недоступности аналитического модуля.</w:t>
-      </w:r>
-    </w:p>
-    <w:p>
-      <w:pPr>
-        <w:spacing w:before="0" w:after="0" w:line="360" w:lineRule="auto"/>
-        <w:ind w:firstLine="709"/>
-        <w:jc w:val="both"/>
-      </w:pPr>
-      <w:r>
-        <w:rPr>
-          <w:rFonts w:ascii="Times New Roman" w:hAnsi="Times New Roman" w:eastAsia="Times New Roman"/>
-          <w:b w:val="0"/>
-          <w:color w:val="000000"/>
-          <w:sz w:val="28"/>
-          <w:noProof/>
-          <w:lang w:val="ru-RU"/>
-        </w:rPr>
-        <w:t>Внешний модуль не «ломает» базовую логику, а улучшает настройку под текущий режим.</w:t>
-      </w:r>
-    </w:p>
-    <w:p>
-      <w:pPr>
-        <w:spacing w:before="0" w:after="0" w:line="360" w:lineRule="auto"/>
-        <w:ind w:firstLine="709"/>
-        <w:jc w:val="both"/>
-      </w:pPr>
-      <w:r>
-        <w:rPr>
-          <w:rFonts w:ascii="Times New Roman" w:hAnsi="Times New Roman" w:eastAsia="Times New Roman"/>
-          <w:b w:val="0"/>
-          <w:color w:val="000000"/>
-          <w:sz w:val="28"/>
-          <w:noProof/>
-          <w:lang w:val="ru-RU"/>
-        </w:rPr>
-        <w:t>Использование Prophet оправдано в рамках работы как готового инструмента прогнозирования временных рядов [6].</w:t>
-      </w:r>
-    </w:p>
-    <w:p>
-      <w:pPr>
-        <w:spacing w:before="0" w:after="0" w:line="360" w:lineRule="auto"/>
-        <w:ind w:firstLine="709"/>
-        <w:jc w:val="both"/>
-      </w:pPr>
-      <w:r>
-        <w:rPr>
-          <w:rFonts w:ascii="Times New Roman" w:hAnsi="Times New Roman" w:eastAsia="Times New Roman"/>
-          <w:b w:val="0"/>
-          <w:color w:val="000000"/>
-          <w:sz w:val="28"/>
-          <w:noProof/>
-          <w:lang w:val="ru-RU"/>
-        </w:rPr>
-        <w:t>Практическая цель состоит не в доказательстве «идеальности» конкретной модели, а в проверке архитектурной гипотезы:</w:t>
-      </w:r>
-    </w:p>
-    <w:p>
-      <w:pPr>
-        <w:spacing w:before="0" w:after="0" w:line="360" w:lineRule="auto"/>
-        <w:ind w:firstLine="709"/>
-        <w:jc w:val="both"/>
-      </w:pPr>
-      <w:r>
-        <w:rPr>
-          <w:rFonts w:ascii="Times New Roman" w:hAnsi="Times New Roman" w:eastAsia="Times New Roman"/>
-          <w:b w:val="0"/>
-          <w:color w:val="000000"/>
-          <w:sz w:val="28"/>
-          <w:noProof/>
-          <w:lang w:val="ru-RU"/>
-        </w:rPr>
-        <w:t>внешний прогноз может использоваться для заблаговременной коррекции лимитов и снижения деградации в пике.</w:t>
-      </w:r>
-    </w:p>
-    <w:p>
-      <w:pPr>
-        <w:spacing w:before="0" w:after="0" w:line="360" w:lineRule="auto"/>
-        <w:ind w:firstLine="709"/>
-        <w:jc w:val="both"/>
-      </w:pPr>
-      <w:r>
-        <w:rPr>
-          <w:rFonts w:ascii="Times New Roman" w:hAnsi="Times New Roman" w:eastAsia="Times New Roman"/>
-          <w:b w:val="0"/>
-          <w:color w:val="000000"/>
-          <w:sz w:val="28"/>
-          <w:noProof/>
-          <w:lang w:val="ru-RU"/>
-        </w:rPr>
-        <w:t>Примеры адаптивных действий:</w:t>
-      </w:r>
-    </w:p>
-    <w:p>
-      <w:pPr>
-        <w:spacing w:before="0" w:after="0" w:line="360" w:lineRule="auto"/>
-        <w:ind w:firstLine="709"/>
-        <w:jc w:val="both"/>
-      </w:pPr>
-      <w:r>
-        <w:rPr>
-          <w:rFonts w:ascii="Times New Roman" w:hAnsi="Times New Roman" w:eastAsia="Times New Roman"/>
-          <w:b w:val="0"/>
-          <w:color w:val="000000"/>
-          <w:sz w:val="28"/>
-          <w:noProof/>
-          <w:lang w:val="ru-RU"/>
-        </w:rPr>
-        <w:t xml:space="preserve">1. При устойчивом росте входящего потока и нормальной задержке — плавно увеличивать </w:t>
-      </w:r>
-      <w:r>
-        <w:rPr>
-          <w:rFonts w:ascii="Times New Roman" w:hAnsi="Times New Roman" w:eastAsia="Times New Roman"/>
-          <w:b/>
-          <w:color w:val="000000"/>
-          <w:sz w:val="28"/>
-          <w:noProof/>
-          <w:lang w:val="ru-RU"/>
-        </w:rPr>
-        <w:t>burstCapacity</w:t>
-      </w:r>
-      <w:r>
-        <w:rPr>
-          <w:rFonts w:ascii="Times New Roman" w:hAnsi="Times New Roman" w:eastAsia="Times New Roman"/>
-          <w:b w:val="0"/>
-          <w:color w:val="000000"/>
-          <w:sz w:val="28"/>
-          <w:noProof/>
-          <w:lang w:val="ru-RU"/>
-        </w:rPr>
-        <w:t xml:space="preserve"> в Token Bucket.</w:t>
-      </w:r>
-    </w:p>
-    <w:p>
-      <w:pPr>
-        <w:spacing w:before="0" w:after="0" w:line="360" w:lineRule="auto"/>
-        <w:ind w:firstLine="709"/>
-        <w:jc w:val="both"/>
-      </w:pPr>
-      <w:r>
-        <w:rPr>
-          <w:rFonts w:ascii="Times New Roman" w:hAnsi="Times New Roman" w:eastAsia="Times New Roman"/>
-          <w:b w:val="0"/>
-          <w:color w:val="000000"/>
-          <w:sz w:val="28"/>
-          <w:noProof/>
-          <w:lang w:val="ru-RU"/>
-        </w:rPr>
-        <w:t>2. При признаках аномальной атаки — ужесточать пороги и переходить к более строгому окну контроля.</w:t>
-      </w:r>
-    </w:p>
-    <w:p>
-      <w:pPr>
-        <w:spacing w:before="0" w:after="0" w:line="360" w:lineRule="auto"/>
-        <w:ind w:firstLine="709"/>
-        <w:jc w:val="both"/>
-      </w:pPr>
-      <w:r>
-        <w:rPr>
-          <w:rFonts w:ascii="Times New Roman" w:hAnsi="Times New Roman" w:eastAsia="Times New Roman"/>
-          <w:b w:val="0"/>
-          <w:color w:val="000000"/>
-          <w:sz w:val="28"/>
-          <w:noProof/>
-          <w:lang w:val="ru-RU"/>
-        </w:rPr>
-        <w:t>3. При возврате в норму — снижать жесткость, чтобы уменьшить долю ложных отклонений.</w:t>
-      </w:r>
-    </w:p>
-    <w:p>
-      <w:pPr>
-        <w:spacing w:before="0" w:after="0" w:line="360" w:lineRule="auto"/>
-        <w:ind w:firstLine="709"/>
-        <w:jc w:val="both"/>
-      </w:pPr>
-      <w:r>
-        <w:rPr>
-          <w:rFonts w:ascii="Times New Roman" w:hAnsi="Times New Roman" w:eastAsia="Times New Roman"/>
-          <w:b w:val="0"/>
-          <w:color w:val="000000"/>
-          <w:sz w:val="28"/>
-          <w:noProof/>
-          <w:lang w:val="ru-RU"/>
-        </w:rPr>
-        <w:t>Ограничения подхода.</w:t>
-      </w:r>
-    </w:p>
-    <w:p>
-      <w:pPr>
-        <w:spacing w:before="0" w:after="0" w:line="360" w:lineRule="auto"/>
-        <w:ind w:firstLine="709"/>
-        <w:jc w:val="both"/>
-      </w:pPr>
-      <w:r>
-        <w:rPr>
-          <w:rFonts w:ascii="Times New Roman" w:hAnsi="Times New Roman" w:eastAsia="Times New Roman"/>
-          <w:b w:val="0"/>
-          <w:color w:val="000000"/>
-          <w:sz w:val="28"/>
-          <w:noProof/>
-          <w:lang w:val="ru-RU"/>
-        </w:rPr>
-        <w:t>Любой прогноз имеет ошибку.</w:t>
-      </w:r>
-    </w:p>
-    <w:p>
-      <w:pPr>
-        <w:spacing w:before="0" w:after="0" w:line="360" w:lineRule="auto"/>
-        <w:ind w:firstLine="709"/>
-        <w:jc w:val="both"/>
-      </w:pPr>
-      <w:r>
-        <w:rPr>
-          <w:rFonts w:ascii="Times New Roman" w:hAnsi="Times New Roman" w:eastAsia="Times New Roman"/>
-          <w:b w:val="0"/>
-          <w:color w:val="000000"/>
-          <w:sz w:val="28"/>
-          <w:noProof/>
-          <w:lang w:val="ru-RU"/>
-        </w:rPr>
-        <w:t>Поэтому адаптивный контур должен иметь ограничения скорости изменения параметров, граничные значения и возможность безопасного отката к базовому профилю.</w:t>
-      </w:r>
-    </w:p>
-    <w:p>
-      <w:pPr>
-        <w:spacing w:before="0" w:after="0" w:line="360" w:lineRule="auto"/>
-        <w:ind w:firstLine="709"/>
-        <w:jc w:val="both"/>
-      </w:pPr>
-      <w:r>
-        <w:rPr>
-          <w:rFonts w:ascii="Times New Roman" w:hAnsi="Times New Roman" w:eastAsia="Times New Roman"/>
-          <w:b w:val="0"/>
-          <w:color w:val="000000"/>
-          <w:sz w:val="28"/>
-          <w:noProof/>
-          <w:lang w:val="ru-RU"/>
-        </w:rPr>
-        <w:t>Вывод по разделу 3.2 (внешний аналитический компонент).</w:t>
-      </w:r>
-    </w:p>
-    <w:p>
-      <w:pPr>
-        <w:spacing w:before="0" w:after="0" w:line="360" w:lineRule="auto"/>
-        <w:ind w:firstLine="709"/>
-        <w:jc w:val="both"/>
-      </w:pPr>
-      <w:r>
-        <w:rPr>
-          <w:rFonts w:ascii="Times New Roman" w:hAnsi="Times New Roman" w:eastAsia="Times New Roman"/>
-          <w:b w:val="0"/>
-          <w:color w:val="000000"/>
-          <w:sz w:val="28"/>
-          <w:noProof/>
-          <w:lang w:val="ru-RU"/>
-        </w:rPr>
-        <w:t>По сравнению со статическими лимитами адаптивный режим даёт более точную реакцию на реальные изменения нагрузки.</w:t>
-      </w:r>
-    </w:p>
-    <w:p>
-      <w:pPr>
-        <w:spacing w:before="0" w:after="0" w:line="360" w:lineRule="auto"/>
-        <w:ind w:firstLine="709"/>
-        <w:jc w:val="both"/>
-      </w:pPr>
-      <w:r>
-        <w:rPr>
-          <w:rFonts w:ascii="Times New Roman" w:hAnsi="Times New Roman" w:eastAsia="Times New Roman"/>
-          <w:b w:val="0"/>
-          <w:color w:val="000000"/>
-          <w:sz w:val="28"/>
-          <w:noProof/>
-          <w:lang w:val="ru-RU"/>
-        </w:rPr>
-        <w:t>По сравнению с «чёрным ящиком, принимающим всё», предложенная архитектура сохраняет управляемость и инженерную проверяемость.</w:t>
-      </w:r>
-    </w:p>
-    <w:p>
-      <w:pPr>
-        <w:spacing w:before="0" w:after="0" w:line="360" w:lineRule="auto"/>
-        <w:ind w:firstLine="709"/>
-        <w:jc w:val="both"/>
-      </w:pPr>
-      <w:r>
-        <w:rPr>
-          <w:rFonts w:ascii="Times New Roman" w:hAnsi="Times New Roman" w:eastAsia="Times New Roman"/>
-          <w:b w:val="0"/>
-          <w:color w:val="000000"/>
-          <w:sz w:val="28"/>
-          <w:noProof/>
-          <w:lang w:val="ru-RU"/>
-        </w:rPr>
-        <w:t>Итоговая оценка устойчивости и защищённости системы по результатам экспериментов раздела 3.2</w:t>
-      </w:r>
-    </w:p>
-    <w:p>
-      <w:pPr>
-        <w:spacing w:before="0" w:after="0" w:line="360" w:lineRule="auto"/>
-        <w:ind w:firstLine="709"/>
-        <w:jc w:val="both"/>
-      </w:pPr>
-      <w:r>
-        <w:rPr>
-          <w:rFonts w:ascii="Times New Roman" w:hAnsi="Times New Roman" w:eastAsia="Times New Roman"/>
-          <w:b w:val="0"/>
-          <w:color w:val="000000"/>
-          <w:sz w:val="28"/>
-          <w:noProof/>
-          <w:lang w:val="ru-RU"/>
-        </w:rPr>
-        <w:t>Оценка выполнена по трём прикладным критериям:</w:t>
-      </w:r>
-    </w:p>
-    <w:p>
-      <w:pPr>
-        <w:spacing w:before="0" w:after="0" w:line="360" w:lineRule="auto"/>
-        <w:ind w:firstLine="709"/>
-        <w:jc w:val="both"/>
-      </w:pPr>
-      <w:r>
-        <w:rPr>
-          <w:rFonts w:ascii="Times New Roman" w:hAnsi="Times New Roman" w:eastAsia="Times New Roman"/>
-          <w:b w:val="0"/>
-          <w:color w:val="000000"/>
-          <w:sz w:val="28"/>
-          <w:noProof/>
-          <w:lang w:val="ru-RU"/>
-        </w:rPr>
-        <w:t>1. Стабильность (сохранение работоспособности целевого сервиса и отсутствие 5xx).</w:t>
-      </w:r>
-    </w:p>
-    <w:p>
-      <w:pPr>
-        <w:spacing w:before="0" w:after="0" w:line="360" w:lineRule="auto"/>
-        <w:ind w:firstLine="709"/>
-        <w:jc w:val="both"/>
-      </w:pPr>
-      <w:r>
-        <w:rPr>
-          <w:rFonts w:ascii="Times New Roman" w:hAnsi="Times New Roman" w:eastAsia="Times New Roman"/>
-          <w:b w:val="0"/>
-          <w:color w:val="000000"/>
-          <w:sz w:val="28"/>
-          <w:noProof/>
-          <w:lang w:val="ru-RU"/>
-        </w:rPr>
-        <w:t>2. Скорость (влияние лимитера на задержку проксирования).</w:t>
-      </w:r>
-    </w:p>
-    <w:p>
-      <w:pPr>
-        <w:spacing w:before="0" w:after="0" w:line="360" w:lineRule="auto"/>
-        <w:ind w:firstLine="709"/>
-        <w:jc w:val="both"/>
-      </w:pPr>
-      <w:r>
-        <w:rPr>
-          <w:rFonts w:ascii="Times New Roman" w:hAnsi="Times New Roman" w:eastAsia="Times New Roman"/>
-          <w:b w:val="0"/>
-          <w:color w:val="000000"/>
-          <w:sz w:val="28"/>
-          <w:noProof/>
-          <w:lang w:val="ru-RU"/>
-        </w:rPr>
-        <w:t>3. Надёжность в двух режимах: доступность для штатного трафика и фильтрация в DDoS.</w:t>
-      </w:r>
-    </w:p>
-    <w:p>
-      <w:pPr>
-        <w:spacing w:before="0" w:after="0" w:line="360" w:lineRule="auto"/>
-        <w:ind w:firstLine="709"/>
-        <w:jc w:val="both"/>
-      </w:pPr>
-      <w:r>
-        <w:rPr>
-          <w:rFonts w:ascii="Times New Roman" w:hAnsi="Times New Roman" w:eastAsia="Times New Roman"/>
-          <w:b w:val="0"/>
-          <w:color w:val="000000"/>
-          <w:sz w:val="28"/>
-          <w:noProof/>
-          <w:lang w:val="ru-RU"/>
-        </w:rPr>
-        <w:t xml:space="preserve">В проведённых прогонах показатель стабильности оставался высоким для всех алгоритмов (ошибки </w:t>
-      </w:r>
-      <w:r>
-        <w:rPr>
-          <w:rFonts w:ascii="Times New Roman" w:hAnsi="Times New Roman" w:eastAsia="Times New Roman"/>
-          <w:b/>
-          <w:color w:val="000000"/>
-          <w:sz w:val="28"/>
-          <w:noProof/>
-          <w:lang w:val="ru-RU"/>
-        </w:rPr>
-        <w:t>loadgen</w:t>
-      </w:r>
-      <w:r>
-        <w:rPr>
-          <w:rFonts w:ascii="Times New Roman" w:hAnsi="Times New Roman" w:eastAsia="Times New Roman"/>
-          <w:b w:val="0"/>
-          <w:color w:val="000000"/>
-          <w:sz w:val="28"/>
-          <w:noProof/>
-          <w:lang w:val="ru-RU"/>
-        </w:rPr>
-        <w:t xml:space="preserve"> — 0.00%), что подтверждает базовую корректность реализации [27].</w:t>
-      </w:r>
-    </w:p>
-    <w:p>
-      <w:pPr>
-        <w:spacing w:before="0" w:after="0" w:line="360" w:lineRule="auto"/>
-        <w:ind w:firstLine="709"/>
-        <w:jc w:val="both"/>
-      </w:pPr>
-      <w:r>
-        <w:rPr>
-          <w:rFonts w:ascii="Times New Roman" w:hAnsi="Times New Roman" w:eastAsia="Times New Roman"/>
-          <w:b w:val="0"/>
-          <w:color w:val="000000"/>
-          <w:sz w:val="28"/>
-          <w:noProof/>
-          <w:lang w:val="ru-RU"/>
-        </w:rPr>
-        <w:t>Ключевые различия проявились в балансе «доступность легитимного трафика / жёсткость защиты» и в латентности.</w:t>
-      </w:r>
-    </w:p>
-    <w:p>
-      <w:pPr>
-        <w:spacing w:before="0" w:after="0" w:line="360" w:lineRule="auto"/>
-        <w:ind w:firstLine="709"/>
-        <w:jc w:val="both"/>
-      </w:pPr>
-      <w:r>
-        <w:rPr>
-          <w:rFonts w:ascii="Times New Roman" w:hAnsi="Times New Roman" w:eastAsia="Times New Roman"/>
-          <w:b w:val="0"/>
-          <w:color w:val="000000"/>
-          <w:sz w:val="28"/>
-          <w:noProof/>
-          <w:lang w:val="ru-RU"/>
-        </w:rPr>
-        <w:t>По скорости лидирует Sliding Window (минимальная средняя задержка), по доступности штатного трафика близкие результаты показывают Token Bucket и Fixed Window, по жёсткости DDoS-фильтрации — Sliding Window [28].</w:t>
-      </w:r>
-    </w:p>
-    <w:p>
-      <w:pPr>
-        <w:spacing w:before="0" w:after="0" w:line="360" w:lineRule="auto"/>
-        <w:ind w:firstLine="709"/>
-        <w:jc w:val="both"/>
-      </w:pPr>
-      <w:r>
-        <w:rPr>
-          <w:rFonts w:ascii="Times New Roman" w:hAnsi="Times New Roman" w:eastAsia="Times New Roman"/>
-          <w:b w:val="0"/>
-          <w:color w:val="000000"/>
-          <w:sz w:val="28"/>
-          <w:noProof/>
-          <w:lang w:val="ru-RU"/>
-        </w:rPr>
-        <w:t>Следовательно, статический выбор одного алгоритма обоснован только при узком и стабильном профиле нагрузки.</w:t>
-      </w:r>
-    </w:p>
-    <w:p>
-      <w:pPr>
-        <w:spacing w:before="0" w:after="0" w:line="360" w:lineRule="auto"/>
-        <w:ind w:firstLine="709"/>
-        <w:jc w:val="both"/>
-      </w:pPr>
-      <w:r>
-        <w:rPr>
-          <w:rFonts w:ascii="Times New Roman" w:hAnsi="Times New Roman" w:eastAsia="Times New Roman"/>
-          <w:b w:val="0"/>
-          <w:color w:val="000000"/>
-          <w:sz w:val="28"/>
-          <w:noProof/>
-          <w:lang w:val="ru-RU"/>
-        </w:rPr>
-        <w:t>С учётом результатов рекомендуется двухрежимная эксплуатационная политика:</w:t>
-      </w:r>
-    </w:p>
-    <w:p>
-      <w:pPr>
-        <w:spacing w:before="0" w:after="0" w:line="360" w:lineRule="auto"/>
-        <w:ind w:firstLine="709"/>
-        <w:jc w:val="both"/>
-      </w:pPr>
-      <w:r>
-        <w:rPr>
-          <w:rFonts w:ascii="Times New Roman" w:hAnsi="Times New Roman" w:eastAsia="Times New Roman"/>
-          <w:b w:val="0"/>
-          <w:color w:val="000000"/>
-          <w:sz w:val="28"/>
-          <w:noProof/>
-          <w:lang w:val="ru-RU"/>
-        </w:rPr>
-        <w:t>1. Базовый режим (</w:t>
-      </w:r>
-      <w:r>
-        <w:rPr>
-          <w:rFonts w:ascii="Times New Roman" w:hAnsi="Times New Roman" w:eastAsia="Times New Roman"/>
-          <w:b/>
-          <w:color w:val="000000"/>
-          <w:sz w:val="28"/>
-          <w:noProof/>
-          <w:lang w:val="ru-RU"/>
-        </w:rPr>
-        <w:t>token</w:t>
-      </w:r>
-      <w:r>
-        <w:rPr>
-          <w:rFonts w:ascii="Times New Roman" w:hAnsi="Times New Roman" w:eastAsia="Times New Roman"/>
-          <w:b w:val="0"/>
-          <w:color w:val="000000"/>
-          <w:sz w:val="28"/>
-          <w:noProof/>
-          <w:lang w:val="ru-RU"/>
-        </w:rPr>
-        <w:t>) для штатного и пульсирующего трафика.</w:t>
-      </w:r>
-    </w:p>
-    <w:p>
-      <w:pPr>
-        <w:spacing w:before="0" w:after="0" w:line="360" w:lineRule="auto"/>
-        <w:ind w:firstLine="709"/>
-        <w:jc w:val="both"/>
-      </w:pPr>
-      <w:r>
-        <w:rPr>
-          <w:rFonts w:ascii="Times New Roman" w:hAnsi="Times New Roman" w:eastAsia="Times New Roman"/>
-          <w:b w:val="0"/>
-          <w:color w:val="000000"/>
-          <w:sz w:val="28"/>
-          <w:noProof/>
-          <w:lang w:val="ru-RU"/>
-        </w:rPr>
-        <w:t>2. Защитный режим (</w:t>
-      </w:r>
-      <w:r>
-        <w:rPr>
-          <w:rFonts w:ascii="Times New Roman" w:hAnsi="Times New Roman" w:eastAsia="Times New Roman"/>
-          <w:b/>
-          <w:color w:val="000000"/>
-          <w:sz w:val="28"/>
-          <w:noProof/>
-          <w:lang w:val="ru-RU"/>
-        </w:rPr>
-        <w:t>sliding</w:t>
-      </w:r>
-      <w:r>
-        <w:rPr>
-          <w:rFonts w:ascii="Times New Roman" w:hAnsi="Times New Roman" w:eastAsia="Times New Roman"/>
-          <w:b w:val="0"/>
-          <w:color w:val="000000"/>
-          <w:sz w:val="28"/>
-          <w:noProof/>
-          <w:lang w:val="ru-RU"/>
-        </w:rPr>
-        <w:t>/ужесточение параметров) при детекции аномалий.</w:t>
-      </w:r>
-    </w:p>
-    <w:p>
-      <w:pPr>
-        <w:spacing w:before="0" w:after="0" w:line="360" w:lineRule="auto"/>
-        <w:ind w:firstLine="709"/>
-        <w:jc w:val="both"/>
-      </w:pPr>
-      <w:r>
-        <w:rPr>
-          <w:rFonts w:ascii="Times New Roman" w:hAnsi="Times New Roman" w:eastAsia="Times New Roman"/>
-          <w:b w:val="0"/>
-          <w:color w:val="000000"/>
-          <w:sz w:val="28"/>
-          <w:noProof/>
-          <w:lang w:val="ru-RU"/>
-        </w:rPr>
-        <w:t>3. Автоматический возврат к базовому режиму после стабилизации метрик.</w:t>
-      </w:r>
-    </w:p>
-    <w:p>
-      <w:pPr>
-        <w:spacing w:before="0" w:after="0" w:line="360" w:lineRule="auto"/>
-        <w:ind w:firstLine="709"/>
-        <w:jc w:val="both"/>
-      </w:pPr>
-      <w:r>
-        <w:rPr>
-          <w:rFonts w:ascii="Times New Roman" w:hAnsi="Times New Roman" w:eastAsia="Times New Roman"/>
-          <w:b w:val="0"/>
-          <w:color w:val="000000"/>
-          <w:sz w:val="28"/>
-          <w:noProof/>
-          <w:lang w:val="ru-RU"/>
-        </w:rPr>
-        <w:t>Такой подход повышает социально-прикладную ценность системы.</w:t>
-      </w:r>
-    </w:p>
-    <w:p>
-      <w:pPr>
-        <w:spacing w:before="0" w:after="0" w:line="360" w:lineRule="auto"/>
-        <w:ind w:firstLine="709"/>
-        <w:jc w:val="both"/>
-      </w:pPr>
-      <w:r>
-        <w:rPr>
-          <w:rFonts w:ascii="Times New Roman" w:hAnsi="Times New Roman" w:eastAsia="Times New Roman"/>
-          <w:b w:val="0"/>
-          <w:color w:val="000000"/>
-          <w:sz w:val="28"/>
-          <w:noProof/>
-          <w:lang w:val="ru-RU"/>
-        </w:rPr>
-        <w:t>Пользователь в обычные периоды получает более мягкий и стабильный доступ к API, а в период атаки сервис остаётся доступным для существенной доли легитимных запросов.</w:t>
-      </w:r>
-    </w:p>
-    <w:p>
-      <w:pPr>
-        <w:spacing w:before="0" w:after="0" w:line="360" w:lineRule="auto"/>
-        <w:ind w:firstLine="709"/>
-        <w:jc w:val="both"/>
-      </w:pPr>
-      <w:r>
-        <w:rPr>
-          <w:rFonts w:ascii="Times New Roman" w:hAnsi="Times New Roman" w:eastAsia="Times New Roman"/>
-          <w:b w:val="0"/>
-          <w:color w:val="000000"/>
-          <w:sz w:val="28"/>
-          <w:noProof/>
-          <w:lang w:val="ru-RU"/>
-        </w:rPr>
-        <w:t>Указанный эффект представляет практическую интерпретацию общественно-прикладной полезности в рамках темы исследования.</w:t>
-      </w:r>
-    </w:p>
-    <w:p>
-      <w:pPr>
-        <w:spacing w:before="0" w:after="0" w:line="360" w:lineRule="auto"/>
-        <w:ind w:firstLine="709"/>
-        <w:jc w:val="both"/>
-      </w:pPr>
-      <w:r>
-        <w:rPr>
-          <w:rFonts w:ascii="Times New Roman" w:hAnsi="Times New Roman" w:eastAsia="Times New Roman"/>
-          <w:b w:val="0"/>
-          <w:color w:val="000000"/>
-          <w:sz w:val="28"/>
-          <w:noProof/>
-          <w:lang w:val="ru-RU"/>
-        </w:rPr>
-        <w:t>1. На локальных данных проекта (</w:t>
-      </w:r>
-      <w:r>
-        <w:rPr>
-          <w:rFonts w:ascii="Times New Roman" w:hAnsi="Times New Roman" w:eastAsia="Times New Roman"/>
-          <w:b/>
-          <w:color w:val="000000"/>
-          <w:sz w:val="28"/>
-          <w:noProof/>
-          <w:lang w:val="ru-RU"/>
-        </w:rPr>
-        <w:t>repeats=10</w:t>
-      </w:r>
-      <w:r>
-        <w:rPr>
-          <w:rFonts w:ascii="Times New Roman" w:hAnsi="Times New Roman" w:eastAsia="Times New Roman"/>
-          <w:b w:val="0"/>
-          <w:color w:val="000000"/>
-          <w:sz w:val="28"/>
-          <w:noProof/>
-          <w:lang w:val="ru-RU"/>
-        </w:rPr>
-        <w:t xml:space="preserve">) </w:t>
-      </w:r>
-      <w:r>
-        <w:rPr>
-          <w:rFonts w:ascii="Times New Roman" w:hAnsi="Times New Roman" w:eastAsia="Times New Roman"/>
-          <w:b/>
-          <w:color w:val="000000"/>
-          <w:sz w:val="28"/>
-          <w:noProof/>
-          <w:lang w:val="ru-RU"/>
-        </w:rPr>
-        <w:t>sliding</w:t>
-      </w:r>
-      <w:r>
-        <w:rPr>
-          <w:rFonts w:ascii="Times New Roman" w:hAnsi="Times New Roman" w:eastAsia="Times New Roman"/>
-          <w:b w:val="0"/>
-          <w:color w:val="000000"/>
-          <w:sz w:val="28"/>
-          <w:noProof/>
-          <w:lang w:val="ru-RU"/>
-        </w:rPr>
-        <w:t xml:space="preserve"> показал лучшую скорость (средняя латентность 1.436 ± 0.097 мс), </w:t>
-      </w:r>
-      <w:r>
-        <w:rPr>
-          <w:rFonts w:ascii="Times New Roman" w:hAnsi="Times New Roman" w:eastAsia="Times New Roman"/>
-          <w:b/>
-          <w:color w:val="000000"/>
-          <w:sz w:val="28"/>
-          <w:noProof/>
-          <w:lang w:val="ru-RU"/>
-        </w:rPr>
-        <w:t>token</w:t>
-      </w:r>
-      <w:r>
-        <w:rPr>
-          <w:rFonts w:ascii="Times New Roman" w:hAnsi="Times New Roman" w:eastAsia="Times New Roman"/>
-          <w:b w:val="0"/>
-          <w:color w:val="000000"/>
-          <w:sz w:val="28"/>
-          <w:noProof/>
-          <w:lang w:val="ru-RU"/>
-        </w:rPr>
-        <w:t xml:space="preserve"> и </w:t>
-      </w:r>
-      <w:r>
-        <w:rPr>
-          <w:rFonts w:ascii="Times New Roman" w:hAnsi="Times New Roman" w:eastAsia="Times New Roman"/>
-          <w:b/>
-          <w:color w:val="000000"/>
-          <w:sz w:val="28"/>
-          <w:noProof/>
-          <w:lang w:val="ru-RU"/>
-        </w:rPr>
-        <w:t>fixed</w:t>
-      </w:r>
-      <w:r>
-        <w:rPr>
-          <w:rFonts w:ascii="Times New Roman" w:hAnsi="Times New Roman" w:eastAsia="Times New Roman"/>
-          <w:b w:val="0"/>
-          <w:color w:val="000000"/>
-          <w:sz w:val="28"/>
-          <w:noProof/>
-          <w:lang w:val="ru-RU"/>
-        </w:rPr>
-        <w:t xml:space="preserve"> — близкую доступность для штатного трафика (94.87 ± 1.76% и 94.57 ± 1.89%), а </w:t>
-      </w:r>
-      <w:r>
-        <w:rPr>
-          <w:rFonts w:ascii="Times New Roman" w:hAnsi="Times New Roman" w:eastAsia="Times New Roman"/>
-          <w:b/>
-          <w:color w:val="000000"/>
-          <w:sz w:val="28"/>
-          <w:noProof/>
-          <w:lang w:val="ru-RU"/>
-        </w:rPr>
-        <w:t>sliding</w:t>
-      </w:r>
-      <w:r>
-        <w:rPr>
-          <w:rFonts w:ascii="Times New Roman" w:hAnsi="Times New Roman" w:eastAsia="Times New Roman"/>
-          <w:b w:val="0"/>
-          <w:color w:val="000000"/>
-          <w:sz w:val="28"/>
-          <w:noProof/>
-          <w:lang w:val="ru-RU"/>
-        </w:rPr>
-        <w:t xml:space="preserve"> — самую жёсткую фильтрацию в DDoS (42.59 ± 6.72%) [28].</w:t>
-      </w:r>
-    </w:p>
-    <w:p>
-      <w:pPr>
-        <w:spacing w:before="0" w:after="0" w:line="360" w:lineRule="auto"/>
-        <w:ind w:firstLine="709"/>
-        <w:jc w:val="both"/>
-      </w:pPr>
-      <w:r>
-        <w:rPr>
-          <w:rFonts w:ascii="Times New Roman" w:hAnsi="Times New Roman" w:eastAsia="Times New Roman"/>
-          <w:b w:val="0"/>
-          <w:color w:val="000000"/>
-          <w:sz w:val="28"/>
-          <w:noProof/>
-          <w:lang w:val="ru-RU"/>
-        </w:rPr>
-        <w:t>2. Эксперимент подтверждает отсутствие универсального лидера: выбор алгоритма должен делаться по целевой функции (скорость, доступность легитимного трафика или анти-DDoS жёсткость), а не по одному агрегированному числу.</w:t>
-      </w:r>
-    </w:p>
-    <w:p>
-      <w:pPr>
-        <w:spacing w:before="0" w:after="0" w:line="360" w:lineRule="auto"/>
-        <w:ind w:firstLine="709"/>
-        <w:jc w:val="both"/>
-      </w:pPr>
-      <w:r>
-        <w:rPr>
-          <w:rFonts w:ascii="Times New Roman" w:hAnsi="Times New Roman" w:eastAsia="Times New Roman"/>
-          <w:b w:val="0"/>
-          <w:color w:val="000000"/>
-          <w:sz w:val="28"/>
-          <w:noProof/>
-          <w:lang w:val="ru-RU"/>
-        </w:rPr>
-        <w:t xml:space="preserve">3. Для коротких окон </w:t>
-      </w:r>
-      <w:r>
-        <w:rPr>
-          <w:rFonts w:ascii="Times New Roman" w:hAnsi="Times New Roman" w:eastAsia="Times New Roman"/>
-          <w:b/>
-          <w:color w:val="000000"/>
-          <w:sz w:val="28"/>
-          <w:noProof/>
-          <w:lang w:val="ru-RU"/>
-        </w:rPr>
-        <w:t>duration=12s</w:t>
-      </w:r>
-      <w:r>
-        <w:rPr>
-          <w:rFonts w:ascii="Times New Roman" w:hAnsi="Times New Roman" w:eastAsia="Times New Roman"/>
-          <w:b w:val="0"/>
-          <w:color w:val="000000"/>
-          <w:sz w:val="28"/>
-          <w:noProof/>
-          <w:lang w:val="ru-RU"/>
-        </w:rPr>
-        <w:t xml:space="preserve"> адаптивный режим не дал универсального устойчивого выигрыша; различия между static/adaptive зависят от сценария и алгоритма и должны оцениваться через повторы и CI95 [29] [30] [31].</w:t>
-      </w:r>
-    </w:p>
-    <w:p>
-      <w:pPr>
-        <w:spacing w:before="0" w:after="0" w:line="360" w:lineRule="auto"/>
-        <w:ind w:firstLine="709"/>
-        <w:jc w:val="both"/>
-      </w:pPr>
-      <w:r>
-        <w:rPr>
-          <w:rFonts w:ascii="Times New Roman" w:hAnsi="Times New Roman" w:eastAsia="Times New Roman"/>
-          <w:b w:val="0"/>
-          <w:color w:val="000000"/>
-          <w:sz w:val="28"/>
-          <w:noProof/>
-          <w:lang w:val="ru-RU"/>
-        </w:rPr>
-        <w:t>4. Внешний аналитический компонент целесообразно использовать как советник параметров, сохраняя детерминированное принятие решения в основном сервисе.</w:t>
-      </w:r>
-    </w:p>
-    <w:p>
-      <w:r>
-        <w:br w:type="page"/>
-      </w:r>
-    </w:p>
-    <w:p>
-      <w:pPr>
-        <w:pStyle w:val="Heading1"/>
+        <w:t>Таймлайн переключений adaptive-контура приведён на рисунке 10.</w:t>
+      </w:r>
+    </w:p>
+    <w:p>
+      <w:pPr>
         <w:spacing w:before="0" w:after="0" w:line="360" w:lineRule="auto"/>
         <w:ind w:firstLine="0"/>
         <w:jc w:val="center"/>
@@ -19456,6 +20363,1097 @@
       <w:r>
         <w:rPr>
           <w:rFonts w:ascii="Times New Roman" w:hAnsi="Times New Roman" w:eastAsia="Times New Roman"/>
+          <w:b w:val="0"/>
+          <w:color w:val="000000"/>
+          <w:sz w:val="28"/>
+          <w:noProof/>
+          <w:lang w:val="ru-RU"/>
+        </w:rPr>
+        <w:t>Рисунок 10 – Таймлайн переключений adaptive-контура</w:t>
+      </w:r>
+    </w:p>
+    <w:p>
+      <w:pPr>
+        <w:spacing w:before="0" w:after="0" w:line="360" w:lineRule="auto"/>
+        <w:ind w:firstLine="0"/>
+        <w:jc w:val="center"/>
+      </w:pPr>
+      <w:r>
+        <w:drawing>
+          <wp:inline xmlns:a="http://schemas.openxmlformats.org/drawingml/2006/main" xmlns:pic="http://schemas.openxmlformats.org/drawingml/2006/picture">
+            <wp:extent cx="5760000" cy="2979496"/>
+            <wp:docPr id="10" name="Picture 10"/>
+            <wp:cNvGraphicFramePr>
+              <a:graphicFrameLocks noChangeAspect="1"/>
+            </wp:cNvGraphicFramePr>
+            <a:graphic>
+              <a:graphicData uri="http://schemas.openxmlformats.org/drawingml/2006/picture">
+                <pic:pic>
+                  <pic:nvPicPr>
+                    <pic:cNvPr id="0" name="fig_3_2e_adaptive_timeline.png"/>
+                    <pic:cNvPicPr/>
+                  </pic:nvPicPr>
+                  <pic:blipFill>
+                    <a:blip r:embed="rId19"/>
+                    <a:stretch>
+                      <a:fillRect/>
+                    </a:stretch>
+                  </pic:blipFill>
+                  <pic:spPr>
+                    <a:xfrm>
+                      <a:off x="0" y="0"/>
+                      <a:ext cx="5760000" cy="2979496"/>
+                    </a:xfrm>
+                    <a:prstGeom prst="rect"/>
+                  </pic:spPr>
+                </pic:pic>
+              </a:graphicData>
+            </a:graphic>
+          </wp:inline>
+        </w:drawing>
+      </w:r>
+    </w:p>
+    <w:p>
+      <w:pPr>
+        <w:spacing w:before="0" w:after="0" w:line="360" w:lineRule="auto"/>
+        <w:ind w:firstLine="709"/>
+        <w:jc w:val="both"/>
+      </w:pPr>
+      <w:r>
+        <w:rPr>
+          <w:rFonts w:ascii="Times New Roman" w:hAnsi="Times New Roman" w:eastAsia="Times New Roman"/>
+          <w:b w:val="0"/>
+          <w:color w:val="000000"/>
+          <w:sz w:val="28"/>
+          <w:noProof/>
+          <w:lang w:val="ru-RU"/>
+        </w:rPr>
+        <w:t>Таймлайн подтверждает воспроизводимость поведения.</w:t>
+      </w:r>
+    </w:p>
+    <w:p>
+      <w:pPr>
+        <w:spacing w:before="0" w:after="0" w:line="360" w:lineRule="auto"/>
+        <w:ind w:firstLine="709"/>
+        <w:jc w:val="both"/>
+      </w:pPr>
+      <w:r>
+        <w:rPr>
+          <w:rFonts w:ascii="Times New Roman" w:hAnsi="Times New Roman" w:eastAsia="Times New Roman"/>
+          <w:b w:val="0"/>
+          <w:color w:val="000000"/>
+          <w:sz w:val="28"/>
+          <w:noProof/>
+          <w:lang w:val="ru-RU"/>
+        </w:rPr>
+        <w:t xml:space="preserve">Во всех шести повторах обоих фазовых сценариев adaptive-контур выполнил по два реальных переключения: вход в </w:t>
+      </w:r>
+      <w:r>
+        <w:rPr>
+          <w:rFonts w:ascii="Times New Roman" w:hAnsi="Times New Roman" w:eastAsia="Times New Roman"/>
+          <w:b/>
+          <w:color w:val="000000"/>
+          <w:sz w:val="28"/>
+          <w:noProof/>
+          <w:lang w:val="ru-RU"/>
+        </w:rPr>
+        <w:t>sliding</w:t>
+      </w:r>
+      <w:r>
+        <w:rPr>
+          <w:rFonts w:ascii="Times New Roman" w:hAnsi="Times New Roman" w:eastAsia="Times New Roman"/>
+          <w:b w:val="0"/>
+          <w:color w:val="000000"/>
+          <w:sz w:val="28"/>
+          <w:noProof/>
+          <w:lang w:val="ru-RU"/>
+        </w:rPr>
+        <w:t xml:space="preserve"> во время атаки и возврат в </w:t>
+      </w:r>
+      <w:r>
+        <w:rPr>
+          <w:rFonts w:ascii="Times New Roman" w:hAnsi="Times New Roman" w:eastAsia="Times New Roman"/>
+          <w:b/>
+          <w:color w:val="000000"/>
+          <w:sz w:val="28"/>
+          <w:noProof/>
+          <w:lang w:val="ru-RU"/>
+        </w:rPr>
+        <w:t>token</w:t>
+      </w:r>
+      <w:r>
+        <w:rPr>
+          <w:rFonts w:ascii="Times New Roman" w:hAnsi="Times New Roman" w:eastAsia="Times New Roman"/>
+          <w:b w:val="0"/>
+          <w:color w:val="000000"/>
+          <w:sz w:val="28"/>
+          <w:noProof/>
+          <w:lang w:val="ru-RU"/>
+        </w:rPr>
+        <w:t xml:space="preserve"> в фазе восстановления.</w:t>
+      </w:r>
+    </w:p>
+    <w:p>
+      <w:pPr>
+        <w:spacing w:before="0" w:after="0" w:line="360" w:lineRule="auto"/>
+        <w:ind w:firstLine="709"/>
+        <w:jc w:val="both"/>
+      </w:pPr>
+      <w:r>
+        <w:rPr>
+          <w:rFonts w:ascii="Times New Roman" w:hAnsi="Times New Roman" w:eastAsia="Times New Roman"/>
+          <w:b w:val="0"/>
+          <w:color w:val="000000"/>
+          <w:sz w:val="28"/>
+          <w:noProof/>
+          <w:lang w:val="ru-RU"/>
+        </w:rPr>
+        <w:t>Именно эта воспроизводимость является главным аргументом в пользу использования внешнего интеллектуального модуля в архитектуре дипломного решения.</w:t>
+      </w:r>
+    </w:p>
+    <w:p>
+      <w:pPr>
+        <w:spacing w:before="0" w:after="0" w:line="360" w:lineRule="auto"/>
+        <w:ind w:firstLine="709"/>
+        <w:jc w:val="both"/>
+      </w:pPr>
+      <w:r>
+        <w:rPr>
+          <w:rFonts w:ascii="Times New Roman" w:hAnsi="Times New Roman" w:eastAsia="Times New Roman"/>
+          <w:b w:val="0"/>
+          <w:color w:val="000000"/>
+          <w:sz w:val="28"/>
+          <w:noProof/>
+          <w:lang w:val="ru-RU"/>
+        </w:rPr>
+        <w:t>Он не подменяет собой базовые детерминированные алгоритмы лимитирования, а выбирает между ними режим, соответствующий наблюдаемой телеметрии.</w:t>
+      </w:r>
+    </w:p>
+    <w:p>
+      <w:pPr>
+        <w:spacing w:before="0" w:after="0" w:line="360" w:lineRule="auto"/>
+        <w:ind w:firstLine="709"/>
+        <w:jc w:val="both"/>
+      </w:pPr>
+      <w:r>
+        <w:rPr>
+          <w:rFonts w:ascii="Times New Roman" w:hAnsi="Times New Roman" w:eastAsia="Times New Roman"/>
+          <w:b w:val="0"/>
+          <w:color w:val="000000"/>
+          <w:sz w:val="28"/>
+          <w:noProof/>
+          <w:lang w:val="ru-RU"/>
+        </w:rPr>
+        <w:t>Сопоставление с реальными практиками API-провайдеров.</w:t>
+      </w:r>
+    </w:p>
+    <w:p>
+      <w:pPr>
+        <w:spacing w:before="0" w:after="0" w:line="360" w:lineRule="auto"/>
+        <w:ind w:firstLine="709"/>
+        <w:jc w:val="both"/>
+      </w:pPr>
+      <w:r>
+        <w:rPr>
+          <w:rFonts w:ascii="Times New Roman" w:hAnsi="Times New Roman" w:eastAsia="Times New Roman"/>
+          <w:b w:val="0"/>
+          <w:color w:val="000000"/>
+          <w:sz w:val="28"/>
+          <w:noProof/>
+          <w:lang w:val="ru-RU"/>
+        </w:rPr>
+        <w:t>У крупных платформ (AWS API Gateway, Azure API Management, Cloudflare, GitHub) лимитирование также строится как набор управляемых политик с возвратом 429, но обычно в формате приближённых гарантий и заранее заданных квот [3] [4] [15] [16].</w:t>
+      </w:r>
+    </w:p>
+    <w:p>
+      <w:pPr>
+        <w:spacing w:before="0" w:after="0" w:line="360" w:lineRule="auto"/>
+        <w:ind w:firstLine="709"/>
+        <w:jc w:val="both"/>
+      </w:pPr>
+      <w:r>
+        <w:rPr>
+          <w:rFonts w:ascii="Times New Roman" w:hAnsi="Times New Roman" w:eastAsia="Times New Roman"/>
+          <w:b w:val="0"/>
+          <w:color w:val="000000"/>
+          <w:sz w:val="28"/>
+          <w:noProof/>
+          <w:lang w:val="ru-RU"/>
+        </w:rPr>
+        <w:t xml:space="preserve">Полученные результаты показывают, что предложенное решение имеет практическую перспективу именно как контроллер эксплуатационного режима: в штатной фазе оно ведёт себя как </w:t>
+      </w:r>
+      <w:r>
+        <w:rPr>
+          <w:rFonts w:ascii="Times New Roman" w:hAnsi="Times New Roman" w:eastAsia="Times New Roman"/>
+          <w:b/>
+          <w:color w:val="000000"/>
+          <w:sz w:val="28"/>
+          <w:noProof/>
+          <w:lang w:val="ru-RU"/>
+        </w:rPr>
+        <w:t>token</w:t>
+      </w:r>
+      <w:r>
+        <w:rPr>
+          <w:rFonts w:ascii="Times New Roman" w:hAnsi="Times New Roman" w:eastAsia="Times New Roman"/>
+          <w:b w:val="0"/>
+          <w:color w:val="000000"/>
+          <w:sz w:val="28"/>
+          <w:noProof/>
+          <w:lang w:val="ru-RU"/>
+        </w:rPr>
+        <w:t xml:space="preserve">, а в атакующей фазе приближается к </w:t>
+      </w:r>
+      <w:r>
+        <w:rPr>
+          <w:rFonts w:ascii="Times New Roman" w:hAnsi="Times New Roman" w:eastAsia="Times New Roman"/>
+          <w:b/>
+          <w:color w:val="000000"/>
+          <w:sz w:val="28"/>
+          <w:noProof/>
+          <w:lang w:val="ru-RU"/>
+        </w:rPr>
+        <w:t>sliding</w:t>
+      </w:r>
+      <w:r>
+        <w:rPr>
+          <w:rFonts w:ascii="Times New Roman" w:hAnsi="Times New Roman" w:eastAsia="Times New Roman"/>
+          <w:b w:val="0"/>
+          <w:color w:val="000000"/>
+          <w:sz w:val="28"/>
+          <w:noProof/>
+          <w:lang w:val="ru-RU"/>
+        </w:rPr>
+        <w:t>.</w:t>
+      </w:r>
+    </w:p>
+    <w:p>
+      <w:pPr>
+        <w:spacing w:before="0" w:after="0" w:line="360" w:lineRule="auto"/>
+        <w:ind w:firstLine="709"/>
+        <w:jc w:val="both"/>
+      </w:pPr>
+      <w:r>
+        <w:rPr>
+          <w:rFonts w:ascii="Times New Roman" w:hAnsi="Times New Roman" w:eastAsia="Times New Roman"/>
+          <w:b w:val="0"/>
+          <w:color w:val="000000"/>
+          <w:sz w:val="28"/>
+          <w:noProof/>
+          <w:lang w:val="ru-RU"/>
+        </w:rPr>
+        <w:t xml:space="preserve">Для визуального представления результатов из CSV автоматически сгенерированы графики PNG скриптом </w:t>
+      </w:r>
+      <w:r>
+        <w:rPr>
+          <w:rFonts w:ascii="Times New Roman" w:hAnsi="Times New Roman" w:eastAsia="Times New Roman"/>
+          <w:b/>
+          <w:color w:val="000000"/>
+          <w:sz w:val="28"/>
+          <w:noProof/>
+          <w:lang w:val="ru-RU"/>
+        </w:rPr>
+        <w:t>scripts/generate_phase_benchmark_pngs.py</w:t>
+      </w:r>
+      <w:r>
+        <w:rPr>
+          <w:rFonts w:ascii="Times New Roman" w:hAnsi="Times New Roman" w:eastAsia="Times New Roman"/>
+          <w:b w:val="0"/>
+          <w:color w:val="000000"/>
+          <w:sz w:val="28"/>
+          <w:noProof/>
+          <w:lang w:val="ru-RU"/>
+        </w:rPr>
+        <w:t xml:space="preserve"> (репозиторий: https://github.com/Islam-Y/RPS-limiter/tree/main/services/scripts/generate_phase_benchmark_pngs.py).</w:t>
+      </w:r>
+    </w:p>
+    <w:p>
+      <w:pPr>
+        <w:spacing w:before="0" w:after="0" w:line="360" w:lineRule="auto"/>
+        <w:ind w:firstLine="709"/>
+        <w:jc w:val="both"/>
+      </w:pPr>
+      <w:r>
+        <w:rPr>
+          <w:rFonts w:ascii="Times New Roman" w:hAnsi="Times New Roman" w:eastAsia="Times New Roman"/>
+          <w:b w:val="0"/>
+          <w:color w:val="000000"/>
+          <w:sz w:val="28"/>
+          <w:noProof/>
+          <w:lang w:val="ru-RU"/>
+        </w:rPr>
+        <w:t>В прототипе внешний аналитический компонент подключён как рекомендательный слой.</w:t>
+      </w:r>
+    </w:p>
+    <w:p>
+      <w:pPr>
+        <w:spacing w:before="0" w:after="0" w:line="360" w:lineRule="auto"/>
+        <w:ind w:firstLine="709"/>
+        <w:jc w:val="both"/>
+      </w:pPr>
+      <w:r>
+        <w:rPr>
+          <w:rFonts w:ascii="Times New Roman" w:hAnsi="Times New Roman" w:eastAsia="Times New Roman"/>
+          <w:b w:val="0"/>
+          <w:color w:val="000000"/>
+          <w:sz w:val="28"/>
+          <w:noProof/>
+          <w:lang w:val="ru-RU"/>
+        </w:rPr>
+        <w:t>На вход поступают временные ряды и агрегаты (задержка, скорость поступления запросов, доля отклонений, динамика ошибок), на выход — рекомендации по параметрам лимитера и выбору режима.</w:t>
+      </w:r>
+    </w:p>
+    <w:p>
+      <w:pPr>
+        <w:spacing w:before="0" w:after="0" w:line="360" w:lineRule="auto"/>
+        <w:ind w:firstLine="709"/>
+        <w:jc w:val="both"/>
+      </w:pPr>
+      <w:r>
+        <w:rPr>
+          <w:rFonts w:ascii="Times New Roman" w:hAnsi="Times New Roman" w:eastAsia="Times New Roman"/>
+          <w:b w:val="0"/>
+          <w:color w:val="000000"/>
+          <w:sz w:val="28"/>
+          <w:noProof/>
+          <w:lang w:val="ru-RU"/>
+        </w:rPr>
+        <w:t>Ключевой инженерный принцип сохраняется: детерминированный контур допуска запросов остаётся в основном сервисе.</w:t>
+      </w:r>
+    </w:p>
+    <w:p>
+      <w:pPr>
+        <w:spacing w:before="0" w:after="0" w:line="360" w:lineRule="auto"/>
+        <w:ind w:firstLine="709"/>
+        <w:jc w:val="both"/>
+      </w:pPr>
+      <w:r>
+        <w:rPr>
+          <w:rFonts w:ascii="Times New Roman" w:hAnsi="Times New Roman" w:eastAsia="Times New Roman"/>
+          <w:b w:val="0"/>
+          <w:color w:val="000000"/>
+          <w:sz w:val="28"/>
+          <w:noProof/>
+          <w:lang w:val="ru-RU"/>
+        </w:rPr>
+        <w:t>Это обеспечивает предсказуемость и отказоустойчивость даже при недоступности аналитического модуля.</w:t>
+      </w:r>
+    </w:p>
+    <w:p>
+      <w:pPr>
+        <w:spacing w:before="0" w:after="0" w:line="360" w:lineRule="auto"/>
+        <w:ind w:firstLine="709"/>
+        <w:jc w:val="both"/>
+      </w:pPr>
+      <w:r>
+        <w:rPr>
+          <w:rFonts w:ascii="Times New Roman" w:hAnsi="Times New Roman" w:eastAsia="Times New Roman"/>
+          <w:b w:val="0"/>
+          <w:color w:val="000000"/>
+          <w:sz w:val="28"/>
+          <w:noProof/>
+          <w:lang w:val="ru-RU"/>
+        </w:rPr>
+        <w:t>Использование Prophet оправдано в рамках работы как готового инструмента прогнозирования временных рядов [6].</w:t>
+      </w:r>
+    </w:p>
+    <w:p>
+      <w:pPr>
+        <w:spacing w:before="0" w:after="0" w:line="360" w:lineRule="auto"/>
+        <w:ind w:firstLine="709"/>
+        <w:jc w:val="both"/>
+      </w:pPr>
+      <w:r>
+        <w:rPr>
+          <w:rFonts w:ascii="Times New Roman" w:hAnsi="Times New Roman" w:eastAsia="Times New Roman"/>
+          <w:b w:val="0"/>
+          <w:color w:val="000000"/>
+          <w:sz w:val="28"/>
+          <w:noProof/>
+          <w:lang w:val="ru-RU"/>
+        </w:rPr>
+        <w:t>Практическая цель состоит не в доказательстве «идеальности» конкретной модели, а в проверке архитектурной гипотезы: внешний прогноз и эвристики по телеметрии могут использоваться для заблаговременного перехода между эксплуатационными режимами лимитирования.</w:t>
+      </w:r>
+    </w:p>
+    <w:p>
+      <w:pPr>
+        <w:spacing w:before="0" w:after="0" w:line="360" w:lineRule="auto"/>
+        <w:ind w:firstLine="709"/>
+        <w:jc w:val="both"/>
+      </w:pPr>
+      <w:r>
+        <w:rPr>
+          <w:rFonts w:ascii="Times New Roman" w:hAnsi="Times New Roman" w:eastAsia="Times New Roman"/>
+          <w:b w:val="0"/>
+          <w:color w:val="000000"/>
+          <w:sz w:val="28"/>
+          <w:noProof/>
+          <w:lang w:val="ru-RU"/>
+        </w:rPr>
+        <w:t>Фазовый эксперимент подтверждает эту гипотезу частично, но воспроизводимо: вход в защитный режим работает устойчиво, а контур возврата в базовый режим требует дальнейшей настройки.</w:t>
+      </w:r>
+    </w:p>
+    <w:p>
+      <w:pPr>
+        <w:spacing w:before="0" w:after="0" w:line="360" w:lineRule="auto"/>
+        <w:ind w:firstLine="709"/>
+        <w:jc w:val="both"/>
+      </w:pPr>
+      <w:r>
+        <w:rPr>
+          <w:rFonts w:ascii="Times New Roman" w:hAnsi="Times New Roman" w:eastAsia="Times New Roman"/>
+          <w:b w:val="0"/>
+          <w:color w:val="000000"/>
+          <w:sz w:val="28"/>
+          <w:noProof/>
+          <w:lang w:val="ru-RU"/>
+        </w:rPr>
+        <w:t>Итоговая оценка устойчивости и защищённости системы по результатам экспериментов раздела 3.2</w:t>
+      </w:r>
+    </w:p>
+    <w:p>
+      <w:pPr>
+        <w:spacing w:before="0" w:after="0" w:line="360" w:lineRule="auto"/>
+        <w:ind w:firstLine="709"/>
+        <w:jc w:val="both"/>
+      </w:pPr>
+      <w:r>
+        <w:rPr>
+          <w:rFonts w:ascii="Times New Roman" w:hAnsi="Times New Roman" w:eastAsia="Times New Roman"/>
+          <w:b w:val="0"/>
+          <w:color w:val="000000"/>
+          <w:sz w:val="28"/>
+          <w:noProof/>
+          <w:lang w:val="ru-RU"/>
+        </w:rPr>
+        <w:t>Оценка выполнена по трём прикладным критериям:</w:t>
+      </w:r>
+    </w:p>
+    <w:p>
+      <w:pPr>
+        <w:spacing w:before="0" w:after="0" w:line="360" w:lineRule="auto"/>
+        <w:ind w:firstLine="709"/>
+        <w:jc w:val="both"/>
+      </w:pPr>
+      <w:r>
+        <w:rPr>
+          <w:rFonts w:ascii="Times New Roman" w:hAnsi="Times New Roman" w:eastAsia="Times New Roman"/>
+          <w:b w:val="0"/>
+          <w:color w:val="000000"/>
+          <w:sz w:val="28"/>
+          <w:noProof/>
+          <w:lang w:val="ru-RU"/>
+        </w:rPr>
+        <w:t>1. Стабильность (сохранение работоспособности целевого сервиса и отсутствие 5xx).</w:t>
+      </w:r>
+    </w:p>
+    <w:p>
+      <w:pPr>
+        <w:spacing w:before="0" w:after="0" w:line="360" w:lineRule="auto"/>
+        <w:ind w:firstLine="709"/>
+        <w:jc w:val="both"/>
+      </w:pPr>
+      <w:r>
+        <w:rPr>
+          <w:rFonts w:ascii="Times New Roman" w:hAnsi="Times New Roman" w:eastAsia="Times New Roman"/>
+          <w:b w:val="0"/>
+          <w:color w:val="000000"/>
+          <w:sz w:val="28"/>
+          <w:noProof/>
+          <w:lang w:val="ru-RU"/>
+        </w:rPr>
+        <w:t>2. Скорость (влияние лимитера на задержку проксирования).</w:t>
+      </w:r>
+    </w:p>
+    <w:p>
+      <w:pPr>
+        <w:spacing w:before="0" w:after="0" w:line="360" w:lineRule="auto"/>
+        <w:ind w:firstLine="709"/>
+        <w:jc w:val="both"/>
+      </w:pPr>
+      <w:r>
+        <w:rPr>
+          <w:rFonts w:ascii="Times New Roman" w:hAnsi="Times New Roman" w:eastAsia="Times New Roman"/>
+          <w:b w:val="0"/>
+          <w:color w:val="000000"/>
+          <w:sz w:val="28"/>
+          <w:noProof/>
+          <w:lang w:val="ru-RU"/>
+        </w:rPr>
+        <w:t>3. Надёжность в двух режимах: доступность для штатного трафика и фильтрация в DDoS.</w:t>
+      </w:r>
+    </w:p>
+    <w:p>
+      <w:pPr>
+        <w:spacing w:before="0" w:after="0" w:line="360" w:lineRule="auto"/>
+        <w:ind w:firstLine="709"/>
+        <w:jc w:val="both"/>
+      </w:pPr>
+      <w:r>
+        <w:rPr>
+          <w:rFonts w:ascii="Times New Roman" w:hAnsi="Times New Roman" w:eastAsia="Times New Roman"/>
+          <w:b w:val="0"/>
+          <w:color w:val="000000"/>
+          <w:sz w:val="28"/>
+          <w:noProof/>
+          <w:lang w:val="ru-RU"/>
+        </w:rPr>
+        <w:t xml:space="preserve">В проведённых прогонах показатель стабильности оставался высоким для всех алгоритмов (ошибки </w:t>
+      </w:r>
+      <w:r>
+        <w:rPr>
+          <w:rFonts w:ascii="Times New Roman" w:hAnsi="Times New Roman" w:eastAsia="Times New Roman"/>
+          <w:b/>
+          <w:color w:val="000000"/>
+          <w:sz w:val="28"/>
+          <w:noProof/>
+          <w:lang w:val="ru-RU"/>
+        </w:rPr>
+        <w:t>loadgen</w:t>
+      </w:r>
+      <w:r>
+        <w:rPr>
+          <w:rFonts w:ascii="Times New Roman" w:hAnsi="Times New Roman" w:eastAsia="Times New Roman"/>
+          <w:b w:val="0"/>
+          <w:color w:val="000000"/>
+          <w:sz w:val="28"/>
+          <w:noProof/>
+          <w:lang w:val="ru-RU"/>
+        </w:rPr>
+        <w:t xml:space="preserve"> — 0.00%), что подтверждает базовую корректность реализации [27].</w:t>
+      </w:r>
+    </w:p>
+    <w:p>
+      <w:pPr>
+        <w:spacing w:before="0" w:after="0" w:line="360" w:lineRule="auto"/>
+        <w:ind w:firstLine="709"/>
+        <w:jc w:val="both"/>
+      </w:pPr>
+      <w:r>
+        <w:rPr>
+          <w:rFonts w:ascii="Times New Roman" w:hAnsi="Times New Roman" w:eastAsia="Times New Roman"/>
+          <w:b w:val="0"/>
+          <w:color w:val="000000"/>
+          <w:sz w:val="28"/>
+          <w:noProof/>
+          <w:lang w:val="ru-RU"/>
+        </w:rPr>
+        <w:t>Ключевые различия проявились в балансе «доступность легитимного трафика / жёсткость защиты» и в латентности.</w:t>
+      </w:r>
+    </w:p>
+    <w:p>
+      <w:pPr>
+        <w:spacing w:before="0" w:after="0" w:line="360" w:lineRule="auto"/>
+        <w:ind w:firstLine="709"/>
+        <w:jc w:val="both"/>
+      </w:pPr>
+      <w:r>
+        <w:rPr>
+          <w:rFonts w:ascii="Times New Roman" w:hAnsi="Times New Roman" w:eastAsia="Times New Roman"/>
+          <w:b w:val="0"/>
+          <w:color w:val="000000"/>
+          <w:sz w:val="28"/>
+          <w:noProof/>
+          <w:lang w:val="ru-RU"/>
+        </w:rPr>
+        <w:t>По скорости лидирует Sliding Window (минимальная средняя задержка), по доступности штатного трафика близкие результаты показывают Token Bucket и Fixed Window, по жёсткости DDoS-фильтрации — Sliding Window [28].</w:t>
+      </w:r>
+    </w:p>
+    <w:p>
+      <w:pPr>
+        <w:spacing w:before="0" w:after="0" w:line="360" w:lineRule="auto"/>
+        <w:ind w:firstLine="709"/>
+        <w:jc w:val="both"/>
+      </w:pPr>
+      <w:r>
+        <w:rPr>
+          <w:rFonts w:ascii="Times New Roman" w:hAnsi="Times New Roman" w:eastAsia="Times New Roman"/>
+          <w:b w:val="0"/>
+          <w:color w:val="000000"/>
+          <w:sz w:val="28"/>
+          <w:noProof/>
+          <w:lang w:val="ru-RU"/>
+        </w:rPr>
+        <w:t>Следовательно, статический выбор одного алгоритма обоснован только при узком и стабильном профиле нагрузки.</w:t>
+      </w:r>
+    </w:p>
+    <w:p>
+      <w:pPr>
+        <w:spacing w:before="0" w:after="0" w:line="360" w:lineRule="auto"/>
+        <w:ind w:firstLine="709"/>
+        <w:jc w:val="both"/>
+      </w:pPr>
+      <w:r>
+        <w:rPr>
+          <w:rFonts w:ascii="Times New Roman" w:hAnsi="Times New Roman" w:eastAsia="Times New Roman"/>
+          <w:b w:val="0"/>
+          <w:color w:val="000000"/>
+          <w:sz w:val="28"/>
+          <w:noProof/>
+          <w:lang w:val="ru-RU"/>
+        </w:rPr>
+        <w:t>С учётом результатов рекомендуется двухрежимная эксплуатационная политика:</w:t>
+      </w:r>
+    </w:p>
+    <w:p>
+      <w:pPr>
+        <w:spacing w:before="0" w:after="0" w:line="360" w:lineRule="auto"/>
+        <w:ind w:firstLine="709"/>
+        <w:jc w:val="both"/>
+      </w:pPr>
+      <w:r>
+        <w:rPr>
+          <w:rFonts w:ascii="Times New Roman" w:hAnsi="Times New Roman" w:eastAsia="Times New Roman"/>
+          <w:b w:val="0"/>
+          <w:color w:val="000000"/>
+          <w:sz w:val="28"/>
+          <w:noProof/>
+          <w:lang w:val="ru-RU"/>
+        </w:rPr>
+        <w:t>1. Базовый режим (</w:t>
+      </w:r>
+      <w:r>
+        <w:rPr>
+          <w:rFonts w:ascii="Times New Roman" w:hAnsi="Times New Roman" w:eastAsia="Times New Roman"/>
+          <w:b/>
+          <w:color w:val="000000"/>
+          <w:sz w:val="28"/>
+          <w:noProof/>
+          <w:lang w:val="ru-RU"/>
+        </w:rPr>
+        <w:t>token</w:t>
+      </w:r>
+      <w:r>
+        <w:rPr>
+          <w:rFonts w:ascii="Times New Roman" w:hAnsi="Times New Roman" w:eastAsia="Times New Roman"/>
+          <w:b w:val="0"/>
+          <w:color w:val="000000"/>
+          <w:sz w:val="28"/>
+          <w:noProof/>
+          <w:lang w:val="ru-RU"/>
+        </w:rPr>
+        <w:t>) для штатного и пульсирующего трафика.</w:t>
+      </w:r>
+    </w:p>
+    <w:p>
+      <w:pPr>
+        <w:spacing w:before="0" w:after="0" w:line="360" w:lineRule="auto"/>
+        <w:ind w:firstLine="709"/>
+        <w:jc w:val="both"/>
+      </w:pPr>
+      <w:r>
+        <w:rPr>
+          <w:rFonts w:ascii="Times New Roman" w:hAnsi="Times New Roman" w:eastAsia="Times New Roman"/>
+          <w:b w:val="0"/>
+          <w:color w:val="000000"/>
+          <w:sz w:val="28"/>
+          <w:noProof/>
+          <w:lang w:val="ru-RU"/>
+        </w:rPr>
+        <w:t>2. Защитный режим (</w:t>
+      </w:r>
+      <w:r>
+        <w:rPr>
+          <w:rFonts w:ascii="Times New Roman" w:hAnsi="Times New Roman" w:eastAsia="Times New Roman"/>
+          <w:b/>
+          <w:color w:val="000000"/>
+          <w:sz w:val="28"/>
+          <w:noProof/>
+          <w:lang w:val="ru-RU"/>
+        </w:rPr>
+        <w:t>sliding</w:t>
+      </w:r>
+      <w:r>
+        <w:rPr>
+          <w:rFonts w:ascii="Times New Roman" w:hAnsi="Times New Roman" w:eastAsia="Times New Roman"/>
+          <w:b w:val="0"/>
+          <w:color w:val="000000"/>
+          <w:sz w:val="28"/>
+          <w:noProof/>
+          <w:lang w:val="ru-RU"/>
+        </w:rPr>
+        <w:t>/ужесточение параметров) при детекции аномалий.</w:t>
+      </w:r>
+    </w:p>
+    <w:p>
+      <w:pPr>
+        <w:spacing w:before="0" w:after="0" w:line="360" w:lineRule="auto"/>
+        <w:ind w:firstLine="709"/>
+        <w:jc w:val="both"/>
+      </w:pPr>
+      <w:r>
+        <w:rPr>
+          <w:rFonts w:ascii="Times New Roman" w:hAnsi="Times New Roman" w:eastAsia="Times New Roman"/>
+          <w:b w:val="0"/>
+          <w:color w:val="000000"/>
+          <w:sz w:val="28"/>
+          <w:noProof/>
+          <w:lang w:val="ru-RU"/>
+        </w:rPr>
+        <w:t>3. Автоматический возврат к базовому режиму после стабилизации метрик.</w:t>
+      </w:r>
+    </w:p>
+    <w:p>
+      <w:pPr>
+        <w:spacing w:before="0" w:after="0" w:line="360" w:lineRule="auto"/>
+        <w:ind w:firstLine="709"/>
+        <w:jc w:val="both"/>
+      </w:pPr>
+      <w:r>
+        <w:rPr>
+          <w:rFonts w:ascii="Times New Roman" w:hAnsi="Times New Roman" w:eastAsia="Times New Roman"/>
+          <w:b w:val="0"/>
+          <w:color w:val="000000"/>
+          <w:sz w:val="28"/>
+          <w:noProof/>
+          <w:lang w:val="ru-RU"/>
+        </w:rPr>
+        <w:t>Такой подход повышает социально-прикладную ценность системы.</w:t>
+      </w:r>
+    </w:p>
+    <w:p>
+      <w:pPr>
+        <w:spacing w:before="0" w:after="0" w:line="360" w:lineRule="auto"/>
+        <w:ind w:firstLine="709"/>
+        <w:jc w:val="both"/>
+      </w:pPr>
+      <w:r>
+        <w:rPr>
+          <w:rFonts w:ascii="Times New Roman" w:hAnsi="Times New Roman" w:eastAsia="Times New Roman"/>
+          <w:b w:val="0"/>
+          <w:color w:val="000000"/>
+          <w:sz w:val="28"/>
+          <w:noProof/>
+          <w:lang w:val="ru-RU"/>
+        </w:rPr>
+        <w:t>Пользователь в обычные периоды получает более мягкий и стабильный доступ к API, а в период атаки сервис остаётся доступным для существенной доли легитимных запросов.</w:t>
+      </w:r>
+    </w:p>
+    <w:p>
+      <w:pPr>
+        <w:spacing w:before="0" w:after="0" w:line="360" w:lineRule="auto"/>
+        <w:ind w:firstLine="709"/>
+        <w:jc w:val="both"/>
+      </w:pPr>
+      <w:r>
+        <w:rPr>
+          <w:rFonts w:ascii="Times New Roman" w:hAnsi="Times New Roman" w:eastAsia="Times New Roman"/>
+          <w:b w:val="0"/>
+          <w:color w:val="000000"/>
+          <w:sz w:val="28"/>
+          <w:noProof/>
+          <w:lang w:val="ru-RU"/>
+        </w:rPr>
+        <w:t>Указанный эффект представляет практическую интерпретацию общественно-прикладной полезности в рамках темы исследования.</w:t>
+      </w:r>
+    </w:p>
+    <w:p>
+      <w:pPr>
+        <w:spacing w:before="0" w:after="0" w:line="360" w:lineRule="auto"/>
+        <w:ind w:firstLine="709"/>
+        <w:jc w:val="both"/>
+      </w:pPr>
+      <w:r>
+        <w:rPr>
+          <w:rFonts w:ascii="Times New Roman" w:hAnsi="Times New Roman" w:eastAsia="Times New Roman"/>
+          <w:b w:val="0"/>
+          <w:color w:val="000000"/>
+          <w:sz w:val="28"/>
+          <w:noProof/>
+          <w:lang w:val="ru-RU"/>
+        </w:rPr>
+        <w:t>1. На локальных данных проекта (</w:t>
+      </w:r>
+      <w:r>
+        <w:rPr>
+          <w:rFonts w:ascii="Times New Roman" w:hAnsi="Times New Roman" w:eastAsia="Times New Roman"/>
+          <w:b/>
+          <w:color w:val="000000"/>
+          <w:sz w:val="28"/>
+          <w:noProof/>
+          <w:lang w:val="ru-RU"/>
+        </w:rPr>
+        <w:t>repeats=10</w:t>
+      </w:r>
+      <w:r>
+        <w:rPr>
+          <w:rFonts w:ascii="Times New Roman" w:hAnsi="Times New Roman" w:eastAsia="Times New Roman"/>
+          <w:b w:val="0"/>
+          <w:color w:val="000000"/>
+          <w:sz w:val="28"/>
+          <w:noProof/>
+          <w:lang w:val="ru-RU"/>
+        </w:rPr>
+        <w:t xml:space="preserve">) </w:t>
+      </w:r>
+      <w:r>
+        <w:rPr>
+          <w:rFonts w:ascii="Times New Roman" w:hAnsi="Times New Roman" w:eastAsia="Times New Roman"/>
+          <w:b/>
+          <w:color w:val="000000"/>
+          <w:sz w:val="28"/>
+          <w:noProof/>
+          <w:lang w:val="ru-RU"/>
+        </w:rPr>
+        <w:t>sliding</w:t>
+      </w:r>
+      <w:r>
+        <w:rPr>
+          <w:rFonts w:ascii="Times New Roman" w:hAnsi="Times New Roman" w:eastAsia="Times New Roman"/>
+          <w:b w:val="0"/>
+          <w:color w:val="000000"/>
+          <w:sz w:val="28"/>
+          <w:noProof/>
+          <w:lang w:val="ru-RU"/>
+        </w:rPr>
+        <w:t xml:space="preserve"> показал лучшую скорость (средняя латентность 1.436 ± 0.097 мс), </w:t>
+      </w:r>
+      <w:r>
+        <w:rPr>
+          <w:rFonts w:ascii="Times New Roman" w:hAnsi="Times New Roman" w:eastAsia="Times New Roman"/>
+          <w:b/>
+          <w:color w:val="000000"/>
+          <w:sz w:val="28"/>
+          <w:noProof/>
+          <w:lang w:val="ru-RU"/>
+        </w:rPr>
+        <w:t>token</w:t>
+      </w:r>
+      <w:r>
+        <w:rPr>
+          <w:rFonts w:ascii="Times New Roman" w:hAnsi="Times New Roman" w:eastAsia="Times New Roman"/>
+          <w:b w:val="0"/>
+          <w:color w:val="000000"/>
+          <w:sz w:val="28"/>
+          <w:noProof/>
+          <w:lang w:val="ru-RU"/>
+        </w:rPr>
+        <w:t xml:space="preserve"> и </w:t>
+      </w:r>
+      <w:r>
+        <w:rPr>
+          <w:rFonts w:ascii="Times New Roman" w:hAnsi="Times New Roman" w:eastAsia="Times New Roman"/>
+          <w:b/>
+          <w:color w:val="000000"/>
+          <w:sz w:val="28"/>
+          <w:noProof/>
+          <w:lang w:val="ru-RU"/>
+        </w:rPr>
+        <w:t>fixed</w:t>
+      </w:r>
+      <w:r>
+        <w:rPr>
+          <w:rFonts w:ascii="Times New Roman" w:hAnsi="Times New Roman" w:eastAsia="Times New Roman"/>
+          <w:b w:val="0"/>
+          <w:color w:val="000000"/>
+          <w:sz w:val="28"/>
+          <w:noProof/>
+          <w:lang w:val="ru-RU"/>
+        </w:rPr>
+        <w:t xml:space="preserve"> — близкую доступность для штатного трафика (94.87 ± 1.76% и 94.57 ± 1.89%), а </w:t>
+      </w:r>
+      <w:r>
+        <w:rPr>
+          <w:rFonts w:ascii="Times New Roman" w:hAnsi="Times New Roman" w:eastAsia="Times New Roman"/>
+          <w:b/>
+          <w:color w:val="000000"/>
+          <w:sz w:val="28"/>
+          <w:noProof/>
+          <w:lang w:val="ru-RU"/>
+        </w:rPr>
+        <w:t>sliding</w:t>
+      </w:r>
+      <w:r>
+        <w:rPr>
+          <w:rFonts w:ascii="Times New Roman" w:hAnsi="Times New Roman" w:eastAsia="Times New Roman"/>
+          <w:b w:val="0"/>
+          <w:color w:val="000000"/>
+          <w:sz w:val="28"/>
+          <w:noProof/>
+          <w:lang w:val="ru-RU"/>
+        </w:rPr>
+        <w:t xml:space="preserve"> — самую жёсткую фильтрацию в DDoS (42.59 ± 6.72%) [28].</w:t>
+      </w:r>
+    </w:p>
+    <w:p>
+      <w:pPr>
+        <w:spacing w:before="0" w:after="0" w:line="360" w:lineRule="auto"/>
+        <w:ind w:firstLine="709"/>
+        <w:jc w:val="both"/>
+      </w:pPr>
+      <w:r>
+        <w:rPr>
+          <w:rFonts w:ascii="Times New Roman" w:hAnsi="Times New Roman" w:eastAsia="Times New Roman"/>
+          <w:b w:val="0"/>
+          <w:color w:val="000000"/>
+          <w:sz w:val="28"/>
+          <w:noProof/>
+          <w:lang w:val="ru-RU"/>
+        </w:rPr>
+        <w:t>2. Эксперимент подтверждает отсутствие универсального лидера: выбор алгоритма должен делаться по целевой функции (скорость, доступность легитимного трафика или анти-DDoS жёсткость), а не по одному агрегированному числу.</w:t>
+      </w:r>
+    </w:p>
+    <w:p>
+      <w:pPr>
+        <w:spacing w:before="0" w:after="0" w:line="360" w:lineRule="auto"/>
+        <w:ind w:firstLine="709"/>
+        <w:jc w:val="both"/>
+      </w:pPr>
+      <w:r>
+        <w:rPr>
+          <w:rFonts w:ascii="Times New Roman" w:hAnsi="Times New Roman" w:eastAsia="Times New Roman"/>
+          <w:b w:val="0"/>
+          <w:color w:val="000000"/>
+          <w:sz w:val="28"/>
+          <w:noProof/>
+          <w:lang w:val="ru-RU"/>
+        </w:rPr>
+        <w:t xml:space="preserve">3. Фазовый эксперимент </w:t>
+      </w:r>
+      <w:r>
+        <w:rPr>
+          <w:rFonts w:ascii="Times New Roman" w:hAnsi="Times New Roman" w:eastAsia="Times New Roman"/>
+          <w:b/>
+          <w:color w:val="000000"/>
+          <w:sz w:val="28"/>
+          <w:noProof/>
+          <w:lang w:val="ru-RU"/>
+        </w:rPr>
+        <w:t>phase_burst_recovery</w:t>
+      </w:r>
+      <w:r>
+        <w:rPr>
+          <w:rFonts w:ascii="Times New Roman" w:hAnsi="Times New Roman" w:eastAsia="Times New Roman"/>
+          <w:b w:val="0"/>
+          <w:color w:val="000000"/>
+          <w:sz w:val="28"/>
+          <w:noProof/>
+          <w:lang w:val="ru-RU"/>
+        </w:rPr>
+        <w:t xml:space="preserve"> и </w:t>
+      </w:r>
+      <w:r>
+        <w:rPr>
+          <w:rFonts w:ascii="Times New Roman" w:hAnsi="Times New Roman" w:eastAsia="Times New Roman"/>
+          <w:b/>
+          <w:color w:val="000000"/>
+          <w:sz w:val="28"/>
+          <w:noProof/>
+          <w:lang w:val="ru-RU"/>
+        </w:rPr>
+        <w:t>phase_ddos_recovery</w:t>
+      </w:r>
+      <w:r>
+        <w:rPr>
+          <w:rFonts w:ascii="Times New Roman" w:hAnsi="Times New Roman" w:eastAsia="Times New Roman"/>
+          <w:b w:val="0"/>
+          <w:color w:val="000000"/>
+          <w:sz w:val="28"/>
+          <w:noProof/>
+          <w:lang w:val="ru-RU"/>
+        </w:rPr>
+        <w:t xml:space="preserve"> подтвердил воспроизводимую работу схемы </w:t>
+      </w:r>
+      <w:r>
+        <w:rPr>
+          <w:rFonts w:ascii="Times New Roman" w:hAnsi="Times New Roman" w:eastAsia="Times New Roman"/>
+          <w:b/>
+          <w:color w:val="000000"/>
+          <w:sz w:val="28"/>
+          <w:noProof/>
+          <w:lang w:val="ru-RU"/>
+        </w:rPr>
+        <w:t>token -&gt; sliding -&gt; token</w:t>
+      </w:r>
+      <w:r>
+        <w:rPr>
+          <w:rFonts w:ascii="Times New Roman" w:hAnsi="Times New Roman" w:eastAsia="Times New Roman"/>
+          <w:b w:val="0"/>
+          <w:color w:val="000000"/>
+          <w:sz w:val="28"/>
+          <w:noProof/>
+          <w:lang w:val="ru-RU"/>
+        </w:rPr>
+        <w:t xml:space="preserve">: в обоих сценариях зафиксировано в среднем по 2.00 переключения на прогон, а в атакующей фазе </w:t>
+      </w:r>
+      <w:r>
+        <w:rPr>
+          <w:rFonts w:ascii="Times New Roman" w:hAnsi="Times New Roman" w:eastAsia="Times New Roman"/>
+          <w:b/>
+          <w:color w:val="000000"/>
+          <w:sz w:val="28"/>
+          <w:noProof/>
+          <w:lang w:val="ru-RU"/>
+        </w:rPr>
+        <w:t>adaptive</w:t>
+      </w:r>
+      <w:r>
+        <w:rPr>
+          <w:rFonts w:ascii="Times New Roman" w:hAnsi="Times New Roman" w:eastAsia="Times New Roman"/>
+          <w:b w:val="0"/>
+          <w:color w:val="000000"/>
+          <w:sz w:val="28"/>
+          <w:noProof/>
+          <w:lang w:val="ru-RU"/>
+        </w:rPr>
+        <w:t xml:space="preserve"> систематически приближается к защитному профилю </w:t>
+      </w:r>
+      <w:r>
+        <w:rPr>
+          <w:rFonts w:ascii="Times New Roman" w:hAnsi="Times New Roman" w:eastAsia="Times New Roman"/>
+          <w:b/>
+          <w:color w:val="000000"/>
+          <w:sz w:val="28"/>
+          <w:noProof/>
+          <w:lang w:val="ru-RU"/>
+        </w:rPr>
+        <w:t>sliding</w:t>
+      </w:r>
+      <w:r>
+        <w:rPr>
+          <w:rFonts w:ascii="Times New Roman" w:hAnsi="Times New Roman" w:eastAsia="Times New Roman"/>
+          <w:b w:val="0"/>
+          <w:color w:val="000000"/>
+          <w:sz w:val="28"/>
+          <w:noProof/>
+          <w:lang w:val="ru-RU"/>
+        </w:rPr>
+        <w:t xml:space="preserve"> [29] [30] [31].</w:t>
+      </w:r>
+    </w:p>
+    <w:p>
+      <w:pPr>
+        <w:spacing w:before="0" w:after="0" w:line="360" w:lineRule="auto"/>
+        <w:ind w:firstLine="709"/>
+        <w:jc w:val="both"/>
+      </w:pPr>
+      <w:r>
+        <w:rPr>
+          <w:rFonts w:ascii="Times New Roman" w:hAnsi="Times New Roman" w:eastAsia="Times New Roman"/>
+          <w:b w:val="0"/>
+          <w:color w:val="000000"/>
+          <w:sz w:val="28"/>
+          <w:noProof/>
+          <w:lang w:val="ru-RU"/>
+        </w:rPr>
+        <w:t>4. Внешний аналитический компонент целесообразно использовать как интеллектуальный переключатель эксплуатационных режимов, а не как самостоятельную замену детерминированных алгоритмов; количественный выигрыш зависит от сценария и в текущей политике ограничен консервативным выходом из защитного режима.</w:t>
+      </w:r>
+    </w:p>
+    <w:p>
+      <w:r>
+        <w:br w:type="page"/>
+      </w:r>
+    </w:p>
+    <w:p>
+      <w:pPr>
+        <w:pStyle w:val="Heading1"/>
+        <w:spacing w:before="0" w:after="0" w:line="360" w:lineRule="auto"/>
+        <w:ind w:firstLine="0"/>
+        <w:jc w:val="center"/>
+      </w:pPr>
+      <w:r>
+        <w:rPr>
+          <w:rFonts w:ascii="Times New Roman" w:hAnsi="Times New Roman" w:eastAsia="Times New Roman"/>
           <w:b/>
           <w:color w:val="000000"/>
           <w:sz w:val="28"/>
@@ -19631,61 +21629,247 @@
           <w:noProof/>
           <w:lang w:val="ru-RU"/>
         </w:rPr>
-        <w:t>1. Теоретически и практико-ориентированно обоснована критическая роль rate limiting в предотвращении каскадных отказов и деградации публичных сервисов.</w:t>
-      </w:r>
-    </w:p>
-    <w:p>
-      <w:pPr>
-        <w:spacing w:before="0" w:after="0" w:line="360" w:lineRule="auto"/>
-        <w:ind w:firstLine="709"/>
-        <w:jc w:val="both"/>
-      </w:pPr>
-      <w:r>
-        <w:rPr>
-          <w:rFonts w:ascii="Times New Roman" w:hAnsi="Times New Roman" w:eastAsia="Times New Roman"/>
-          <w:b w:val="0"/>
-          <w:color w:val="000000"/>
-          <w:sz w:val="28"/>
-          <w:noProof/>
-          <w:lang w:val="ru-RU"/>
-        </w:rPr>
-        <w:t>2. Систематизированы сильные и слабые стороны Fixed/Sliding/Token/Leaky подходов для разных профилей трафика.</w:t>
-      </w:r>
-    </w:p>
-    <w:p>
-      <w:pPr>
-        <w:spacing w:before="0" w:after="0" w:line="360" w:lineRule="auto"/>
-        <w:ind w:firstLine="709"/>
-        <w:jc w:val="both"/>
-      </w:pPr>
-      <w:r>
-        <w:rPr>
-          <w:rFonts w:ascii="Times New Roman" w:hAnsi="Times New Roman" w:eastAsia="Times New Roman"/>
-          <w:b w:val="0"/>
-          <w:color w:val="000000"/>
-          <w:sz w:val="28"/>
-          <w:noProof/>
-          <w:lang w:val="ru-RU"/>
-        </w:rPr>
-        <w:t>3. На данных проекта подтверждено, что эффективность алгоритмов зависит от профиля нагрузки, а наилучший практический результат даёт адаптивная композиция режимов вместо фиксированного выбора одного алгоритма.</w:t>
-      </w:r>
-    </w:p>
-    <w:p>
-      <w:pPr>
-        <w:spacing w:before="0" w:after="0" w:line="360" w:lineRule="auto"/>
-        <w:ind w:firstLine="709"/>
-        <w:jc w:val="both"/>
-      </w:pPr>
-      <w:r>
-        <w:rPr>
-          <w:rFonts w:ascii="Times New Roman" w:hAnsi="Times New Roman" w:eastAsia="Times New Roman"/>
-          <w:b w:val="0"/>
-          <w:color w:val="000000"/>
-          <w:sz w:val="28"/>
-          <w:noProof/>
-          <w:lang w:val="ru-RU"/>
-        </w:rPr>
-        <w:t>4. Показана практическая реализуемость адаптивной схемы с внешним аналитическим компонентом без разработки собственного ИИ-ядра.</w:t>
+        <w:t>1. Теоретически и практико-ориентированно обоснована критическая роль ограничения частоты запросов в предотвращении каскадных отказов и деградации публичных сервисов.</w:t>
+      </w:r>
+    </w:p>
+    <w:p>
+      <w:pPr>
+        <w:spacing w:before="0" w:after="0" w:line="360" w:lineRule="auto"/>
+        <w:ind w:firstLine="709"/>
+        <w:jc w:val="both"/>
+      </w:pPr>
+      <w:r>
+        <w:rPr>
+          <w:rFonts w:ascii="Times New Roman" w:hAnsi="Times New Roman" w:eastAsia="Times New Roman"/>
+          <w:b w:val="0"/>
+          <w:color w:val="000000"/>
+          <w:sz w:val="28"/>
+          <w:noProof/>
+          <w:lang w:val="ru-RU"/>
+        </w:rPr>
+        <w:t>2. Систематизированы сильные и слабые стороны Fixed/Sliding/Token/Leaky подходов для разных профилей трафика и показано, что универсального алгоритма-победителя не существует.</w:t>
+      </w:r>
+    </w:p>
+    <w:p>
+      <w:pPr>
+        <w:spacing w:before="0" w:after="0" w:line="360" w:lineRule="auto"/>
+        <w:ind w:firstLine="709"/>
+        <w:jc w:val="both"/>
+      </w:pPr>
+      <w:r>
+        <w:rPr>
+          <w:rFonts w:ascii="Times New Roman" w:hAnsi="Times New Roman" w:eastAsia="Times New Roman"/>
+          <w:b w:val="0"/>
+          <w:color w:val="000000"/>
+          <w:sz w:val="28"/>
+          <w:noProof/>
+          <w:lang w:val="ru-RU"/>
+        </w:rPr>
+        <w:t xml:space="preserve">3. На данных проекта подтверждено, что в сценариях </w:t>
+      </w:r>
+      <w:r>
+        <w:rPr>
+          <w:rFonts w:ascii="Times New Roman" w:hAnsi="Times New Roman" w:eastAsia="Times New Roman"/>
+          <w:b/>
+          <w:color w:val="000000"/>
+          <w:sz w:val="28"/>
+          <w:noProof/>
+          <w:lang w:val="ru-RU"/>
+        </w:rPr>
+        <w:t>constant_low</w:t>
+      </w:r>
+      <w:r>
+        <w:rPr>
+          <w:rFonts w:ascii="Times New Roman" w:hAnsi="Times New Roman" w:eastAsia="Times New Roman"/>
+          <w:b w:val="0"/>
+          <w:color w:val="000000"/>
+          <w:sz w:val="28"/>
+          <w:noProof/>
+          <w:lang w:val="ru-RU"/>
+        </w:rPr>
+        <w:t xml:space="preserve"> и </w:t>
+      </w:r>
+      <w:r>
+        <w:rPr>
+          <w:rFonts w:ascii="Times New Roman" w:hAnsi="Times New Roman" w:eastAsia="Times New Roman"/>
+          <w:b/>
+          <w:color w:val="000000"/>
+          <w:sz w:val="28"/>
+          <w:noProof/>
+          <w:lang w:val="ru-RU"/>
+        </w:rPr>
+        <w:t>sinusoidal</w:t>
+      </w:r>
+      <w:r>
+        <w:rPr>
+          <w:rFonts w:ascii="Times New Roman" w:hAnsi="Times New Roman" w:eastAsia="Times New Roman"/>
+          <w:b w:val="0"/>
+          <w:color w:val="000000"/>
+          <w:sz w:val="28"/>
+          <w:noProof/>
+          <w:lang w:val="ru-RU"/>
+        </w:rPr>
+        <w:t xml:space="preserve"> все алгоритмы обеспечивают полную доступность, а значит, выбор должен делаться не по «спокойному» режиму, а по поведению в перегрузке и аномалиях.</w:t>
+      </w:r>
+    </w:p>
+    <w:p>
+      <w:pPr>
+        <w:spacing w:before="0" w:after="0" w:line="360" w:lineRule="auto"/>
+        <w:ind w:firstLine="709"/>
+        <w:jc w:val="both"/>
+      </w:pPr>
+      <w:r>
+        <w:rPr>
+          <w:rFonts w:ascii="Times New Roman" w:hAnsi="Times New Roman" w:eastAsia="Times New Roman"/>
+          <w:b w:val="0"/>
+          <w:color w:val="000000"/>
+          <w:sz w:val="28"/>
+          <w:noProof/>
+          <w:lang w:val="ru-RU"/>
+        </w:rPr>
+        <w:t xml:space="preserve">4. Установлено, что в стохастическом профиле </w:t>
+      </w:r>
+      <w:r>
+        <w:rPr>
+          <w:rFonts w:ascii="Times New Roman" w:hAnsi="Times New Roman" w:eastAsia="Times New Roman"/>
+          <w:b/>
+          <w:color w:val="000000"/>
+          <w:sz w:val="28"/>
+          <w:noProof/>
+          <w:lang w:val="ru-RU"/>
+        </w:rPr>
+        <w:t>poisson</w:t>
+      </w:r>
+      <w:r>
+        <w:rPr>
+          <w:rFonts w:ascii="Times New Roman" w:hAnsi="Times New Roman" w:eastAsia="Times New Roman"/>
+          <w:b w:val="0"/>
+          <w:color w:val="000000"/>
+          <w:sz w:val="28"/>
+          <w:noProof/>
+          <w:lang w:val="ru-RU"/>
+        </w:rPr>
+        <w:t xml:space="preserve"> наилучший практический результат даёт Token Bucket, поскольку лучше сохраняет легитимный трафик при нерегулярных локальных всплесках, тогда как Sliding Window здесь оказывается излишне строгим.</w:t>
+      </w:r>
+    </w:p>
+    <w:p>
+      <w:pPr>
+        <w:spacing w:before="0" w:after="0" w:line="360" w:lineRule="auto"/>
+        <w:ind w:firstLine="709"/>
+        <w:jc w:val="both"/>
+      </w:pPr>
+      <w:r>
+        <w:rPr>
+          <w:rFonts w:ascii="Times New Roman" w:hAnsi="Times New Roman" w:eastAsia="Times New Roman"/>
+          <w:b w:val="0"/>
+          <w:color w:val="000000"/>
+          <w:sz w:val="28"/>
+          <w:noProof/>
+          <w:lang w:val="ru-RU"/>
+        </w:rPr>
+        <w:t xml:space="preserve">5. Установлено, что в </w:t>
+      </w:r>
+      <w:r>
+        <w:rPr>
+          <w:rFonts w:ascii="Times New Roman" w:hAnsi="Times New Roman" w:eastAsia="Times New Roman"/>
+          <w:b/>
+          <w:color w:val="000000"/>
+          <w:sz w:val="28"/>
+          <w:noProof/>
+          <w:lang w:val="ru-RU"/>
+        </w:rPr>
+        <w:t>constant_high</w:t>
+      </w:r>
+      <w:r>
+        <w:rPr>
+          <w:rFonts w:ascii="Times New Roman" w:hAnsi="Times New Roman" w:eastAsia="Times New Roman"/>
+          <w:b w:val="0"/>
+          <w:color w:val="000000"/>
+          <w:sz w:val="28"/>
+          <w:noProof/>
+          <w:lang w:val="ru-RU"/>
+        </w:rPr>
+        <w:t xml:space="preserve"> Fixed Window выглядит наиболее мягким по отношению к клиенту, но этот эффект связан с грубостью окна и не означает наилучшую защиту системы.</w:t>
+      </w:r>
+    </w:p>
+    <w:p>
+      <w:pPr>
+        <w:spacing w:before="0" w:after="0" w:line="360" w:lineRule="auto"/>
+        <w:ind w:firstLine="709"/>
+        <w:jc w:val="both"/>
+      </w:pPr>
+      <w:r>
+        <w:rPr>
+          <w:rFonts w:ascii="Times New Roman" w:hAnsi="Times New Roman" w:eastAsia="Times New Roman"/>
+          <w:b w:val="0"/>
+          <w:color w:val="000000"/>
+          <w:sz w:val="28"/>
+          <w:noProof/>
+          <w:lang w:val="ru-RU"/>
+        </w:rPr>
+        <w:t xml:space="preserve">6. Подтверждено, что в </w:t>
+      </w:r>
+      <w:r>
+        <w:rPr>
+          <w:rFonts w:ascii="Times New Roman" w:hAnsi="Times New Roman" w:eastAsia="Times New Roman"/>
+          <w:b/>
+          <w:color w:val="000000"/>
+          <w:sz w:val="28"/>
+          <w:noProof/>
+          <w:lang w:val="ru-RU"/>
+        </w:rPr>
+        <w:t>ddos</w:t>
+      </w:r>
+      <w:r>
+        <w:rPr>
+          <w:rFonts w:ascii="Times New Roman" w:hAnsi="Times New Roman" w:eastAsia="Times New Roman"/>
+          <w:b w:val="0"/>
+          <w:color w:val="000000"/>
+          <w:sz w:val="28"/>
+          <w:noProof/>
+          <w:lang w:val="ru-RU"/>
+        </w:rPr>
+        <w:t xml:space="preserve"> наиболее сильную защитную функцию обеспечивает Sliding Window, а Token Bucket выступает промежуточным компромиссом между фильтрацией аномального трафика и сохранением части легитимных запросов.</w:t>
+      </w:r>
+    </w:p>
+    <w:p>
+      <w:pPr>
+        <w:spacing w:before="0" w:after="0" w:line="360" w:lineRule="auto"/>
+        <w:ind w:firstLine="709"/>
+        <w:jc w:val="both"/>
+      </w:pPr>
+      <w:r>
+        <w:rPr>
+          <w:rFonts w:ascii="Times New Roman" w:hAnsi="Times New Roman" w:eastAsia="Times New Roman"/>
+          <w:b w:val="0"/>
+          <w:color w:val="000000"/>
+          <w:sz w:val="28"/>
+          <w:noProof/>
+          <w:lang w:val="ru-RU"/>
+        </w:rPr>
+        <w:t xml:space="preserve">7. Показана практическая реализуемость адаптивной схемы с внешним аналитическим компонентом без разработки собственного ИИ-ядра: фазовый эксперимент подтвердил воспроизводимую работу контура </w:t>
+      </w:r>
+      <w:r>
+        <w:rPr>
+          <w:rFonts w:ascii="Times New Roman" w:hAnsi="Times New Roman" w:eastAsia="Times New Roman"/>
+          <w:b/>
+          <w:color w:val="000000"/>
+          <w:sz w:val="28"/>
+          <w:noProof/>
+          <w:lang w:val="ru-RU"/>
+        </w:rPr>
+        <w:t>token -&gt; sliding -&gt; token</w:t>
+      </w:r>
+      <w:r>
+        <w:rPr>
+          <w:rFonts w:ascii="Times New Roman" w:hAnsi="Times New Roman" w:eastAsia="Times New Roman"/>
+          <w:b w:val="0"/>
+          <w:color w:val="000000"/>
+          <w:sz w:val="28"/>
+          <w:noProof/>
+          <w:lang w:val="ru-RU"/>
+        </w:rPr>
+        <w:t>, однако количественный выигрыш зависит от сценария, а возврат из защитного режима в текущей политике остаётся консервативным.</w:t>
       </w:r>
     </w:p>
     <w:p>
@@ -19757,7 +21941,7 @@
           <w:noProof/>
           <w:lang w:val="ru-RU"/>
         </w:rPr>
-        <w:t>3. Включение адаптивного контура с guardrails и безопасным откатом.</w:t>
+        <w:t>3. Включение адаптивного контура с защитными ограничениями и безопасным откатом.</w:t>
       </w:r>
     </w:p>
     <w:p>
@@ -19829,7 +22013,25 @@
           <w:noProof/>
           <w:lang w:val="ru-RU"/>
         </w:rPr>
-        <w:t>Работа демонстрирует, что адаптивный подход даёт лучший инженерный компромисс между доступностью, защитой и пользовательским опытом, чем статические лимиты.</w:t>
+        <w:t>Работа демонстрирует, что лучший инженерный компромисс достигается не выбором одного «лучшего» алгоритма, а сочетанием режимов: Token Bucket как базового профиля штатной эксплуатации и Sliding Window как режима усиления при аномалиях.</w:t>
+      </w:r>
+    </w:p>
+    <w:p>
+      <w:pPr>
+        <w:spacing w:before="0" w:after="0" w:line="360" w:lineRule="auto"/>
+        <w:ind w:firstLine="709"/>
+        <w:jc w:val="both"/>
+      </w:pPr>
+      <w:r>
+        <w:rPr>
+          <w:rFonts w:ascii="Times New Roman" w:hAnsi="Times New Roman" w:eastAsia="Times New Roman"/>
+          <w:b w:val="0"/>
+          <w:color w:val="000000"/>
+          <w:sz w:val="28"/>
+          <w:noProof/>
+          <w:lang w:val="ru-RU"/>
+        </w:rPr>
+        <w:t>Внешний интеллектуальный модуль показал результативность именно как контур адаптивного переключения между этими режимами, а не как самостоятельный заменитель базовых механизмов ограничения запросов.</w:t>
       </w:r>
     </w:p>
     <w:p>
@@ -20009,25 +22211,25 @@
           <w:noProof/>
           <w:lang w:val="ru-RU"/>
         </w:rPr>
-        <w:t>1. Расширение сценариев тестирования на многорегиональную конфигурацию и fault injection сетевых разделений.</w:t>
-      </w:r>
-    </w:p>
-    <w:p>
-      <w:pPr>
-        <w:spacing w:before="0" w:after="0" w:line="360" w:lineRule="auto"/>
-        <w:ind w:firstLine="709"/>
-        <w:jc w:val="both"/>
-      </w:pPr>
-      <w:r>
-        <w:rPr>
-          <w:rFonts w:ascii="Times New Roman" w:hAnsi="Times New Roman" w:eastAsia="Times New Roman"/>
-          <w:b w:val="0"/>
-          <w:color w:val="000000"/>
-          <w:sz w:val="28"/>
-          <w:noProof/>
-          <w:lang w:val="ru-RU"/>
-        </w:rPr>
-        <w:t>2. Добавление многоуровневой политики лимитов (global, tenant, endpoint, method).</w:t>
+        <w:t>1. Расширение сценариев тестирования на многорегиональную конфигурацию и искусственное внесение сетевых разделений.</w:t>
+      </w:r>
+    </w:p>
+    <w:p>
+      <w:pPr>
+        <w:spacing w:before="0" w:after="0" w:line="360" w:lineRule="auto"/>
+        <w:ind w:firstLine="709"/>
+        <w:jc w:val="both"/>
+      </w:pPr>
+      <w:r>
+        <w:rPr>
+          <w:rFonts w:ascii="Times New Roman" w:hAnsi="Times New Roman" w:eastAsia="Times New Roman"/>
+          <w:b w:val="0"/>
+          <w:color w:val="000000"/>
+          <w:sz w:val="28"/>
+          <w:noProof/>
+          <w:lang w:val="ru-RU"/>
+        </w:rPr>
+        <w:t>2. Добавление многоуровневой политики лимитов (глобальный уровень, клиент, конечная точка, метод).</w:t>
       </w:r>
     </w:p>
     <w:p>
@@ -20609,43 +22811,87 @@
           <w:noProof/>
           <w:lang w:val="ru-RU"/>
         </w:rPr>
-        <w:t>29. RPS-limiter project. Adaptive compare raw runs (static mode, 2026-03-01, duration 12s, repeats 10) [Электронный ресурс]. URL: https://github.com/Islam-Y/RPS-limiter/tree/main/services/monitoring/benchmarks (дата обращения: 01.03.2026).</w:t>
-      </w:r>
-    </w:p>
-    <w:p>
-      <w:pPr>
-        <w:spacing w:before="0" w:after="0" w:line="360" w:lineRule="auto"/>
-        <w:ind w:firstLine="709"/>
-        <w:jc w:val="both"/>
-      </w:pPr>
-      <w:r>
-        <w:rPr>
-          <w:rFonts w:ascii="Times New Roman" w:hAnsi="Times New Roman" w:eastAsia="Times New Roman"/>
-          <w:b w:val="0"/>
-          <w:color w:val="000000"/>
-          <w:sz w:val="28"/>
-          <w:noProof/>
-          <w:lang w:val="ru-RU"/>
-        </w:rPr>
-        <w:t>30. RPS-limiter project. Adaptive compare raw runs (adaptive mode, 2026-03-01, duration 12s, repeats 10) [Электронный ресурс]. URL: https://github.com/Islam-Y/RPS-limiter/tree/main/services/monitoring/benchmarks (дата обращения: 01.03.2026).</w:t>
-      </w:r>
-    </w:p>
-    <w:p>
-      <w:pPr>
-        <w:spacing w:before="0" w:after="0" w:line="360" w:lineRule="auto"/>
-        <w:ind w:firstLine="709"/>
-        <w:jc w:val="both"/>
-      </w:pPr>
-      <w:r>
-        <w:rPr>
-          <w:rFonts w:ascii="Times New Roman" w:hAnsi="Times New Roman" w:eastAsia="Times New Roman"/>
-          <w:b w:val="0"/>
-          <w:color w:val="000000"/>
-          <w:sz w:val="28"/>
-          <w:noProof/>
-          <w:lang w:val="ru-RU"/>
-        </w:rPr>
-        <w:t>31. RPS-limiter project. Adaptive compare joined summary with CI95 (2026-03-01) [Электронный ресурс]. URL: https://github.com/Islam-Y/RPS-limiter/tree/main/services/monitoring/benchmarks (дата обращения: 01.03.2026).</w:t>
+        <w:t>29. RPS-limiter project. Adaptive phase benchmark raw results (</w:t>
+      </w:r>
+      <w:r>
+        <w:rPr>
+          <w:rFonts w:ascii="Times New Roman" w:hAnsi="Times New Roman" w:eastAsia="Times New Roman"/>
+          <w:b/>
+          <w:color w:val="000000"/>
+          <w:sz w:val="28"/>
+          <w:noProof/>
+          <w:lang w:val="ru-RU"/>
+        </w:rPr>
+        <w:t>phase_burst_recovery</w:t>
+      </w:r>
+      <w:r>
+        <w:rPr>
+          <w:rFonts w:ascii="Times New Roman" w:hAnsi="Times New Roman" w:eastAsia="Times New Roman"/>
+          <w:b w:val="0"/>
+          <w:color w:val="000000"/>
+          <w:sz w:val="28"/>
+          <w:noProof/>
+          <w:lang w:val="ru-RU"/>
+        </w:rPr>
+        <w:t xml:space="preserve">, </w:t>
+      </w:r>
+      <w:r>
+        <w:rPr>
+          <w:rFonts w:ascii="Times New Roman" w:hAnsi="Times New Roman" w:eastAsia="Times New Roman"/>
+          <w:b/>
+          <w:color w:val="000000"/>
+          <w:sz w:val="28"/>
+          <w:noProof/>
+          <w:lang w:val="ru-RU"/>
+        </w:rPr>
+        <w:t>phase_ddos_recovery</w:t>
+      </w:r>
+      <w:r>
+        <w:rPr>
+          <w:rFonts w:ascii="Times New Roman" w:hAnsi="Times New Roman" w:eastAsia="Times New Roman"/>
+          <w:b w:val="0"/>
+          <w:color w:val="000000"/>
+          <w:sz w:val="28"/>
+          <w:noProof/>
+          <w:lang w:val="ru-RU"/>
+        </w:rPr>
+        <w:t>, 20.03.2026, repeats 6) [Электронный ресурс]. URL: https://github.com/Islam-Y/RPS-limiter/tree/main/services/monitoring/benchmarks (дата обращения: 20.03.2026).</w:t>
+      </w:r>
+    </w:p>
+    <w:p>
+      <w:pPr>
+        <w:spacing w:before="0" w:after="0" w:line="360" w:lineRule="auto"/>
+        <w:ind w:firstLine="709"/>
+        <w:jc w:val="both"/>
+      </w:pPr>
+      <w:r>
+        <w:rPr>
+          <w:rFonts w:ascii="Times New Roman" w:hAnsi="Times New Roman" w:eastAsia="Times New Roman"/>
+          <w:b w:val="0"/>
+          <w:color w:val="000000"/>
+          <w:sz w:val="28"/>
+          <w:noProof/>
+          <w:lang w:val="ru-RU"/>
+        </w:rPr>
+        <w:t>30. RPS-limiter project. Adaptive phase benchmark aggregated summary with CI95 (20.03.2026) [Электронный ресурс]. URL: https://github.com/Islam-Y/RPS-limiter/tree/main/services/monitoring/benchmarks (дата обращения: 20.03.2026).</w:t>
+      </w:r>
+    </w:p>
+    <w:p>
+      <w:pPr>
+        <w:spacing w:before="0" w:after="0" w:line="360" w:lineRule="auto"/>
+        <w:ind w:firstLine="709"/>
+        <w:jc w:val="both"/>
+      </w:pPr>
+      <w:r>
+        <w:rPr>
+          <w:rFonts w:ascii="Times New Roman" w:hAnsi="Times New Roman" w:eastAsia="Times New Roman"/>
+          <w:b w:val="0"/>
+          <w:color w:val="000000"/>
+          <w:sz w:val="28"/>
+          <w:noProof/>
+          <w:lang w:val="ru-RU"/>
+        </w:rPr>
+        <w:t>31. RPS-limiter project. Adaptive phase benchmark switch summary and timeline (20.03.2026) [Электронный ресурс]. URL: https://github.com/Islam-Y/RPS-limiter/tree/main/services/monitoring/benchmarks (дата обращения: 20.03.2026).</w:t>
       </w:r>
     </w:p>
     <w:p>
@@ -20831,7 +23077,25 @@
           <w:noProof/>
           <w:lang w:val="ru-RU"/>
         </w:rPr>
-        <w:t>Рисунок 9 – Влияние adaptive режима (delta reject, п.п.)</w:t>
+        <w:t>Рисунок 9 – Фазовое сравнение reject в адаптивном эксперименте</w:t>
+      </w:r>
+    </w:p>
+    <w:p>
+      <w:pPr>
+        <w:spacing w:before="0" w:after="0" w:line="360" w:lineRule="auto"/>
+        <w:ind w:firstLine="709"/>
+        <w:jc w:val="both"/>
+      </w:pPr>
+      <w:r>
+        <w:rPr>
+          <w:rFonts w:ascii="Times New Roman" w:hAnsi="Times New Roman" w:eastAsia="Times New Roman"/>
+          <w:b w:val="0"/>
+          <w:color w:val="000000"/>
+          <w:sz w:val="28"/>
+          <w:noProof/>
+          <w:lang w:val="ru-RU"/>
+        </w:rPr>
+        <w:t>Рисунок 10 – Таймлайн переключений adaptive-контура</w:t>
       </w:r>
     </w:p>
     <w:sectPr>

--- a/services/Диссертация_регламент.docx
+++ b/services/Диссертация_регламент.docx
@@ -11849,6 +11849,326 @@
           <w:noProof/>
           <w:lang w:val="ru-RU"/>
         </w:rPr>
+        <w:t>С точки зрения механики прогноза Prophet работает с временным рядом наблюдаемой нагрузки, где каждой точке ставится в соответствие момент времени и измеренное значение интенсивности потока запросов.</w:t>
+      </w:r>
+    </w:p>
+    <w:p>
+      <w:pPr>
+        <w:spacing w:before="0" w:after="0" w:line="360" w:lineRule="auto"/>
+        <w:ind w:firstLine="709"/>
+        <w:jc w:val="both"/>
+      </w:pPr>
+      <w:r>
+        <w:rPr>
+          <w:rFonts w:ascii="Times New Roman" w:hAnsi="Times New Roman" w:eastAsia="Times New Roman"/>
+          <w:b w:val="0"/>
+          <w:color w:val="000000"/>
+          <w:sz w:val="28"/>
+          <w:noProof/>
+          <w:lang w:val="ru-RU"/>
+        </w:rPr>
+        <w:t xml:space="preserve">В реализации прототипа такими точками выступают пары «timestamp — observed RPS», которые передаются во внешний аналитический модуль и преобразуются в стандартный для Prophet формат </w:t>
+      </w:r>
+      <w:r>
+        <w:rPr>
+          <w:rFonts w:ascii="Times New Roman" w:hAnsi="Times New Roman" w:eastAsia="Times New Roman"/>
+          <w:b/>
+          <w:color w:val="000000"/>
+          <w:sz w:val="28"/>
+          <w:noProof/>
+          <w:lang w:val="ru-RU"/>
+        </w:rPr>
+        <w:t>ds</w:t>
+      </w:r>
+      <w:r>
+        <w:rPr>
+          <w:rFonts w:ascii="Times New Roman" w:hAnsi="Times New Roman" w:eastAsia="Times New Roman"/>
+          <w:b w:val="0"/>
+          <w:color w:val="000000"/>
+          <w:sz w:val="28"/>
+          <w:noProof/>
+          <w:lang w:val="ru-RU"/>
+        </w:rPr>
+        <w:t xml:space="preserve"> и </w:t>
+      </w:r>
+      <w:r>
+        <w:rPr>
+          <w:rFonts w:ascii="Times New Roman" w:hAnsi="Times New Roman" w:eastAsia="Times New Roman"/>
+          <w:b/>
+          <w:color w:val="000000"/>
+          <w:sz w:val="28"/>
+          <w:noProof/>
+          <w:lang w:val="ru-RU"/>
+        </w:rPr>
+        <w:t>y</w:t>
+      </w:r>
+      <w:r>
+        <w:rPr>
+          <w:rFonts w:ascii="Times New Roman" w:hAnsi="Times New Roman" w:eastAsia="Times New Roman"/>
+          <w:b w:val="0"/>
+          <w:color w:val="000000"/>
+          <w:sz w:val="28"/>
+          <w:noProof/>
+          <w:lang w:val="ru-RU"/>
+        </w:rPr>
+        <w:t>.</w:t>
+      </w:r>
+    </w:p>
+    <w:p>
+      <w:pPr>
+        <w:spacing w:before="0" w:after="0" w:line="360" w:lineRule="auto"/>
+        <w:ind w:firstLine="709"/>
+        <w:jc w:val="both"/>
+      </w:pPr>
+      <w:r>
+        <w:rPr>
+          <w:rFonts w:ascii="Times New Roman" w:hAnsi="Times New Roman" w:eastAsia="Times New Roman"/>
+          <w:b w:val="0"/>
+          <w:color w:val="000000"/>
+          <w:sz w:val="28"/>
+          <w:noProof/>
+          <w:lang w:val="ru-RU"/>
+        </w:rPr>
+        <w:t>В общем случае библиотека представляет ряд как сумму трендовой, сезонной и шумовой компонент, однако в исследуемом прототипе суточная, недельная и годовая сезонности намеренно отключены.</w:t>
+      </w:r>
+    </w:p>
+    <w:p>
+      <w:pPr>
+        <w:spacing w:before="0" w:after="0" w:line="360" w:lineRule="auto"/>
+        <w:ind w:firstLine="709"/>
+        <w:jc w:val="both"/>
+      </w:pPr>
+      <w:r>
+        <w:rPr>
+          <w:rFonts w:ascii="Times New Roman" w:hAnsi="Times New Roman" w:eastAsia="Times New Roman"/>
+          <w:b w:val="0"/>
+          <w:color w:val="000000"/>
+          <w:sz w:val="28"/>
+          <w:noProof/>
+          <w:lang w:val="ru-RU"/>
+        </w:rPr>
+        <w:t>Такое решение связано с прикладной постановкой задачи: модуль должен давать краткосрочную инженерную оценку ближайшей нагрузки для переключения режима лимитирования, а не восстанавливать долгие календарные циклы эксплуатации.</w:t>
+      </w:r>
+    </w:p>
+    <w:p>
+      <w:pPr>
+        <w:spacing w:before="0" w:after="0" w:line="360" w:lineRule="auto"/>
+        <w:ind w:firstLine="709"/>
+        <w:jc w:val="both"/>
+      </w:pPr>
+      <w:r>
+        <w:rPr>
+          <w:rFonts w:ascii="Times New Roman" w:hAnsi="Times New Roman" w:eastAsia="Times New Roman"/>
+          <w:b w:val="0"/>
+          <w:color w:val="000000"/>
+          <w:sz w:val="28"/>
+          <w:noProof/>
+          <w:lang w:val="ru-RU"/>
+        </w:rPr>
+        <w:t>После подгонки модели по накопленной истории модуль формирует прогноз на один горизонт вперёд; в текущей конфигурации это 60 секунд.</w:t>
+      </w:r>
+    </w:p>
+    <w:p>
+      <w:pPr>
+        <w:spacing w:before="0" w:after="0" w:line="360" w:lineRule="auto"/>
+        <w:ind w:firstLine="709"/>
+        <w:jc w:val="both"/>
+      </w:pPr>
+      <w:r>
+        <w:rPr>
+          <w:rFonts w:ascii="Times New Roman" w:hAnsi="Times New Roman" w:eastAsia="Times New Roman"/>
+          <w:b w:val="0"/>
+          <w:color w:val="000000"/>
+          <w:sz w:val="28"/>
+          <w:noProof/>
+          <w:lang w:val="ru-RU"/>
+        </w:rPr>
+        <w:t xml:space="preserve">Из результата используется значение </w:t>
+      </w:r>
+      <w:r>
+        <w:rPr>
+          <w:rFonts w:ascii="Times New Roman" w:hAnsi="Times New Roman" w:eastAsia="Times New Roman"/>
+          <w:b/>
+          <w:color w:val="000000"/>
+          <w:sz w:val="28"/>
+          <w:noProof/>
+          <w:lang w:val="ru-RU"/>
+        </w:rPr>
+        <w:t>yhat</w:t>
+      </w:r>
+      <w:r>
+        <w:rPr>
+          <w:rFonts w:ascii="Times New Roman" w:hAnsi="Times New Roman" w:eastAsia="Times New Roman"/>
+          <w:b w:val="0"/>
+          <w:color w:val="000000"/>
+          <w:sz w:val="28"/>
+          <w:noProof/>
+          <w:lang w:val="ru-RU"/>
+        </w:rPr>
+        <w:t xml:space="preserve"> как ожидаемый RPS на ближайшем интервале, после чего оно сопоставляется с текущими метриками </w:t>
+      </w:r>
+      <w:r>
+        <w:rPr>
+          <w:rFonts w:ascii="Times New Roman" w:hAnsi="Times New Roman" w:eastAsia="Times New Roman"/>
+          <w:b/>
+          <w:color w:val="000000"/>
+          <w:sz w:val="28"/>
+          <w:noProof/>
+          <w:lang w:val="ru-RU"/>
+        </w:rPr>
+        <w:t>rejectedRate</w:t>
+      </w:r>
+      <w:r>
+        <w:rPr>
+          <w:rFonts w:ascii="Times New Roman" w:hAnsi="Times New Roman" w:eastAsia="Times New Roman"/>
+          <w:b w:val="0"/>
+          <w:color w:val="000000"/>
+          <w:sz w:val="28"/>
+          <w:noProof/>
+          <w:lang w:val="ru-RU"/>
+        </w:rPr>
+        <w:t xml:space="preserve">, </w:t>
+      </w:r>
+      <w:r>
+        <w:rPr>
+          <w:rFonts w:ascii="Times New Roman" w:hAnsi="Times New Roman" w:eastAsia="Times New Roman"/>
+          <w:b/>
+          <w:color w:val="000000"/>
+          <w:sz w:val="28"/>
+          <w:noProof/>
+          <w:lang w:val="ru-RU"/>
+        </w:rPr>
+        <w:t>latencyP95</w:t>
+      </w:r>
+      <w:r>
+        <w:rPr>
+          <w:rFonts w:ascii="Times New Roman" w:hAnsi="Times New Roman" w:eastAsia="Times New Roman"/>
+          <w:b w:val="0"/>
+          <w:color w:val="000000"/>
+          <w:sz w:val="28"/>
+          <w:noProof/>
+          <w:lang w:val="ru-RU"/>
+        </w:rPr>
+        <w:t xml:space="preserve"> и </w:t>
+      </w:r>
+      <w:r>
+        <w:rPr>
+          <w:rFonts w:ascii="Times New Roman" w:hAnsi="Times New Roman" w:eastAsia="Times New Roman"/>
+          <w:b/>
+          <w:color w:val="000000"/>
+          <w:sz w:val="28"/>
+          <w:noProof/>
+          <w:lang w:val="ru-RU"/>
+        </w:rPr>
+        <w:t>errors5xx</w:t>
+      </w:r>
+      <w:r>
+        <w:rPr>
+          <w:rFonts w:ascii="Times New Roman" w:hAnsi="Times New Roman" w:eastAsia="Times New Roman"/>
+          <w:b w:val="0"/>
+          <w:color w:val="000000"/>
+          <w:sz w:val="28"/>
+          <w:noProof/>
+          <w:lang w:val="ru-RU"/>
+        </w:rPr>
+        <w:t xml:space="preserve"> и участвует в выборе режима </w:t>
+      </w:r>
+      <w:r>
+        <w:rPr>
+          <w:rFonts w:ascii="Times New Roman" w:hAnsi="Times New Roman" w:eastAsia="Times New Roman"/>
+          <w:b/>
+          <w:color w:val="000000"/>
+          <w:sz w:val="28"/>
+          <w:noProof/>
+          <w:lang w:val="ru-RU"/>
+        </w:rPr>
+        <w:t>token</w:t>
+      </w:r>
+      <w:r>
+        <w:rPr>
+          <w:rFonts w:ascii="Times New Roman" w:hAnsi="Times New Roman" w:eastAsia="Times New Roman"/>
+          <w:b w:val="0"/>
+          <w:color w:val="000000"/>
+          <w:sz w:val="28"/>
+          <w:noProof/>
+          <w:lang w:val="ru-RU"/>
+        </w:rPr>
+        <w:t xml:space="preserve">, </w:t>
+      </w:r>
+      <w:r>
+        <w:rPr>
+          <w:rFonts w:ascii="Times New Roman" w:hAnsi="Times New Roman" w:eastAsia="Times New Roman"/>
+          <w:b/>
+          <w:color w:val="000000"/>
+          <w:sz w:val="28"/>
+          <w:noProof/>
+          <w:lang w:val="ru-RU"/>
+        </w:rPr>
+        <w:t>sliding</w:t>
+      </w:r>
+      <w:r>
+        <w:rPr>
+          <w:rFonts w:ascii="Times New Roman" w:hAnsi="Times New Roman" w:eastAsia="Times New Roman"/>
+          <w:b w:val="0"/>
+          <w:color w:val="000000"/>
+          <w:sz w:val="28"/>
+          <w:noProof/>
+          <w:lang w:val="ru-RU"/>
+        </w:rPr>
+        <w:t xml:space="preserve"> или сохранения текущей политики.</w:t>
+      </w:r>
+    </w:p>
+    <w:p>
+      <w:pPr>
+        <w:spacing w:before="0" w:after="0" w:line="360" w:lineRule="auto"/>
+        <w:ind w:firstLine="709"/>
+        <w:jc w:val="both"/>
+      </w:pPr>
+      <w:r>
+        <w:rPr>
+          <w:rFonts w:ascii="Times New Roman" w:hAnsi="Times New Roman" w:eastAsia="Times New Roman"/>
+          <w:b w:val="0"/>
+          <w:color w:val="000000"/>
+          <w:sz w:val="28"/>
+          <w:noProof/>
+          <w:lang w:val="ru-RU"/>
+        </w:rPr>
+        <w:t>Если Prophet недоступен, история слишком короткая или построение прогноза завершилось ошибкой, применяется резервный сценарий: берётся усреднение по последним наблюдениям.</w:t>
+      </w:r>
+    </w:p>
+    <w:p>
+      <w:pPr>
+        <w:spacing w:before="0" w:after="0" w:line="360" w:lineRule="auto"/>
+        <w:ind w:firstLine="709"/>
+        <w:jc w:val="both"/>
+      </w:pPr>
+      <w:r>
+        <w:rPr>
+          <w:rFonts w:ascii="Times New Roman" w:hAnsi="Times New Roman" w:eastAsia="Times New Roman"/>
+          <w:b w:val="0"/>
+          <w:color w:val="000000"/>
+          <w:sz w:val="28"/>
+          <w:noProof/>
+          <w:lang w:val="ru-RU"/>
+        </w:rPr>
+        <w:t>Следовательно, в работе Prophet используется как готовый инструмент краткосрочного прогноза временного ряда, а не как автономный механизм принятия решений.</w:t>
+      </w:r>
+    </w:p>
+    <w:p>
+      <w:pPr>
+        <w:spacing w:before="0" w:after="0" w:line="360" w:lineRule="auto"/>
+        <w:ind w:firstLine="709"/>
+        <w:jc w:val="both"/>
+      </w:pPr>
+      <w:r>
+        <w:rPr>
+          <w:rFonts w:ascii="Times New Roman" w:hAnsi="Times New Roman" w:eastAsia="Times New Roman"/>
+          <w:b w:val="0"/>
+          <w:color w:val="000000"/>
+          <w:sz w:val="28"/>
+          <w:noProof/>
+          <w:lang w:val="ru-RU"/>
+        </w:rPr>
         <w:t>Важно: в рамках работы не выполняется разработка новой ML-модели и не проводится соревнование алгоритмов машинного обучения.</w:t>
       </w:r>
     </w:p>
@@ -13938,6 +14258,410 @@
           <w:lang w:val="ru-RU"/>
         </w:rPr>
         <w:t>Это особенно важно как для коротких статических окон (12 секунд), так и для фазовых adaptive-прогонов, где значение имеет не только общий итог, но и распределение эффекта между нормальной, атакующей и восстановительной фазами.</w:t>
+      </w:r>
+    </w:p>
+    <w:p>
+      <w:pPr>
+        <w:spacing w:before="0" w:after="0" w:line="360" w:lineRule="auto"/>
+        <w:ind w:firstLine="709"/>
+        <w:jc w:val="both"/>
+      </w:pPr>
+      <w:r>
+        <w:rPr>
+          <w:rFonts w:ascii="Times New Roman" w:hAnsi="Times New Roman" w:eastAsia="Times New Roman"/>
+          <w:b w:val="0"/>
+          <w:color w:val="000000"/>
+          <w:sz w:val="28"/>
+          <w:noProof/>
+          <w:lang w:val="ru-RU"/>
+        </w:rPr>
+        <w:t>Критерии успешности эксперимента.</w:t>
+      </w:r>
+    </w:p>
+    <w:p>
+      <w:pPr>
+        <w:spacing w:before="0" w:after="0" w:line="360" w:lineRule="auto"/>
+        <w:ind w:firstLine="709"/>
+        <w:jc w:val="both"/>
+      </w:pPr>
+      <w:r>
+        <w:rPr>
+          <w:rFonts w:ascii="Times New Roman" w:hAnsi="Times New Roman" w:eastAsia="Times New Roman"/>
+          <w:b w:val="0"/>
+          <w:color w:val="000000"/>
+          <w:sz w:val="28"/>
+          <w:noProof/>
+          <w:lang w:val="ru-RU"/>
+        </w:rPr>
+        <w:t>Критерии успешности эксперимента фиксируются заранее, чтобы выводы опирались не на интуитивную оценку графиков, а на измеримые условия приёмки. В данной работе успешность не сводится к одному «лучшему числу»: необходимо одновременно учитывать сохранение пользовательской доступности, усиление защитной функции в аномальной нагрузке и приемлемую стоимость этого решения по задержке.</w:t>
+      </w:r>
+    </w:p>
+    <w:p>
+      <w:pPr>
+        <w:spacing w:before="0" w:after="0" w:line="360" w:lineRule="auto"/>
+        <w:ind w:firstLine="709"/>
+        <w:jc w:val="both"/>
+      </w:pPr>
+      <w:r>
+        <w:rPr>
+          <w:rFonts w:ascii="Times New Roman" w:hAnsi="Times New Roman" w:eastAsia="Times New Roman"/>
+          <w:b w:val="0"/>
+          <w:color w:val="000000"/>
+          <w:sz w:val="28"/>
+          <w:noProof/>
+          <w:lang w:val="ru-RU"/>
+        </w:rPr>
+        <w:t xml:space="preserve">1. Для статической матрицы успешным считается результат, при котором алгоритм в штатных сценариях сохраняет высокую долю </w:t>
+      </w:r>
+      <w:r>
+        <w:rPr>
+          <w:rFonts w:ascii="Times New Roman" w:hAnsi="Times New Roman" w:eastAsia="Times New Roman"/>
+          <w:b/>
+          <w:color w:val="000000"/>
+          <w:sz w:val="28"/>
+          <w:noProof/>
+          <w:lang w:val="ru-RU"/>
+        </w:rPr>
+        <w:t>forwarded/total</w:t>
+      </w:r>
+      <w:r>
+        <w:rPr>
+          <w:rFonts w:ascii="Times New Roman" w:hAnsi="Times New Roman" w:eastAsia="Times New Roman"/>
+          <w:b w:val="0"/>
+          <w:color w:val="000000"/>
+          <w:sz w:val="28"/>
+          <w:noProof/>
+          <w:lang w:val="ru-RU"/>
+        </w:rPr>
+        <w:t xml:space="preserve">, не вызывает значимого роста </w:t>
+      </w:r>
+      <w:r>
+        <w:rPr>
+          <w:rFonts w:ascii="Times New Roman" w:hAnsi="Times New Roman" w:eastAsia="Times New Roman"/>
+          <w:b/>
+          <w:color w:val="000000"/>
+          <w:sz w:val="28"/>
+          <w:noProof/>
+          <w:lang w:val="ru-RU"/>
+        </w:rPr>
+        <w:t>error_percent</w:t>
+      </w:r>
+      <w:r>
+        <w:rPr>
+          <w:rFonts w:ascii="Times New Roman" w:hAnsi="Times New Roman" w:eastAsia="Times New Roman"/>
+          <w:b w:val="0"/>
+          <w:color w:val="000000"/>
+          <w:sz w:val="28"/>
+          <w:noProof/>
+          <w:lang w:val="ru-RU"/>
+        </w:rPr>
+        <w:t xml:space="preserve">, </w:t>
+      </w:r>
+      <w:r>
+        <w:rPr>
+          <w:rFonts w:ascii="Times New Roman" w:hAnsi="Times New Roman" w:eastAsia="Times New Roman"/>
+          <w:b/>
+          <w:color w:val="000000"/>
+          <w:sz w:val="28"/>
+          <w:noProof/>
+          <w:lang w:val="ru-RU"/>
+        </w:rPr>
+        <w:t>avg/p95 latency</w:t>
+      </w:r>
+      <w:r>
+        <w:rPr>
+          <w:rFonts w:ascii="Times New Roman" w:hAnsi="Times New Roman" w:eastAsia="Times New Roman"/>
+          <w:b w:val="0"/>
+          <w:color w:val="000000"/>
+          <w:sz w:val="28"/>
+          <w:noProof/>
+          <w:lang w:val="ru-RU"/>
+        </w:rPr>
+        <w:t xml:space="preserve"> и не переводит прокси или генератор в нестабильный режим с собственными сбоями.</w:t>
+      </w:r>
+    </w:p>
+    <w:p>
+      <w:pPr>
+        <w:spacing w:before="0" w:after="0" w:line="360" w:lineRule="auto"/>
+        <w:ind w:firstLine="709"/>
+        <w:jc w:val="both"/>
+      </w:pPr>
+      <w:r>
+        <w:rPr>
+          <w:rFonts w:ascii="Times New Roman" w:hAnsi="Times New Roman" w:eastAsia="Times New Roman"/>
+          <w:b w:val="0"/>
+          <w:color w:val="000000"/>
+          <w:sz w:val="28"/>
+          <w:noProof/>
+          <w:lang w:val="ru-RU"/>
+        </w:rPr>
+        <w:t xml:space="preserve">2. Для аномальных сценариев успешность оценивается по способности лимитера увеличивать </w:t>
+      </w:r>
+      <w:r>
+        <w:rPr>
+          <w:rFonts w:ascii="Times New Roman" w:hAnsi="Times New Roman" w:eastAsia="Times New Roman"/>
+          <w:b/>
+          <w:color w:val="000000"/>
+          <w:sz w:val="28"/>
+          <w:noProof/>
+          <w:lang w:val="ru-RU"/>
+        </w:rPr>
+        <w:t>reject_percent</w:t>
+      </w:r>
+      <w:r>
+        <w:rPr>
+          <w:rFonts w:ascii="Times New Roman" w:hAnsi="Times New Roman" w:eastAsia="Times New Roman"/>
+          <w:b w:val="0"/>
+          <w:color w:val="000000"/>
+          <w:sz w:val="28"/>
+          <w:noProof/>
+          <w:lang w:val="ru-RU"/>
+        </w:rPr>
+        <w:t>, снижать давление на downstream-сервис и тем самым предотвращать каскадную деградацию, но без перехода самого стенда в режим недостоверных измерений из-за критичного роста внутренних ошибок.</w:t>
+      </w:r>
+    </w:p>
+    <w:p>
+      <w:pPr>
+        <w:spacing w:before="0" w:after="0" w:line="360" w:lineRule="auto"/>
+        <w:ind w:firstLine="709"/>
+        <w:jc w:val="both"/>
+      </w:pPr>
+      <w:r>
+        <w:rPr>
+          <w:rFonts w:ascii="Times New Roman" w:hAnsi="Times New Roman" w:eastAsia="Times New Roman"/>
+          <w:b w:val="0"/>
+          <w:color w:val="000000"/>
+          <w:sz w:val="28"/>
+          <w:noProof/>
+          <w:lang w:val="ru-RU"/>
+        </w:rPr>
+        <w:t>3. При интерпретации не допускается признание алгоритма «лучшим» только по одному агрегированному показателю. Требуется раздельная оценка доступности для добросовестного трафика, защитной функции при аномальной нагрузке и стоимости этой защиты по задержке.</w:t>
+      </w:r>
+    </w:p>
+    <w:p>
+      <w:pPr>
+        <w:spacing w:before="0" w:after="0" w:line="360" w:lineRule="auto"/>
+        <w:ind w:firstLine="709"/>
+        <w:jc w:val="both"/>
+      </w:pPr>
+      <w:r>
+        <w:rPr>
+          <w:rFonts w:ascii="Times New Roman" w:hAnsi="Times New Roman" w:eastAsia="Times New Roman"/>
+          <w:b w:val="0"/>
+          <w:color w:val="000000"/>
+          <w:sz w:val="28"/>
+          <w:noProof/>
+          <w:lang w:val="ru-RU"/>
+        </w:rPr>
+        <w:t xml:space="preserve">4. Для adaptive-серии успешность определяется дополнительно по фазовому поведению. В нормальной фазе режим должен быть близок к </w:t>
+      </w:r>
+      <w:r>
+        <w:rPr>
+          <w:rFonts w:ascii="Times New Roman" w:hAnsi="Times New Roman" w:eastAsia="Times New Roman"/>
+          <w:b/>
+          <w:color w:val="000000"/>
+          <w:sz w:val="28"/>
+          <w:noProof/>
+          <w:lang w:val="ru-RU"/>
+        </w:rPr>
+        <w:t>token</w:t>
+      </w:r>
+      <w:r>
+        <w:rPr>
+          <w:rFonts w:ascii="Times New Roman" w:hAnsi="Times New Roman" w:eastAsia="Times New Roman"/>
+          <w:b w:val="0"/>
+          <w:color w:val="000000"/>
+          <w:sz w:val="28"/>
+          <w:noProof/>
+          <w:lang w:val="ru-RU"/>
+        </w:rPr>
+        <w:t xml:space="preserve"> по уровню доступности и отклонений, в атакующей фазе должен наблюдаться рост </w:t>
+      </w:r>
+      <w:r>
+        <w:rPr>
+          <w:rFonts w:ascii="Times New Roman" w:hAnsi="Times New Roman" w:eastAsia="Times New Roman"/>
+          <w:b/>
+          <w:color w:val="000000"/>
+          <w:sz w:val="28"/>
+          <w:noProof/>
+          <w:lang w:val="ru-RU"/>
+        </w:rPr>
+        <w:t>reject</w:t>
+      </w:r>
+      <w:r>
+        <w:rPr>
+          <w:rFonts w:ascii="Times New Roman" w:hAnsi="Times New Roman" w:eastAsia="Times New Roman"/>
+          <w:b w:val="0"/>
+          <w:color w:val="000000"/>
+          <w:sz w:val="28"/>
+          <w:noProof/>
+          <w:lang w:val="ru-RU"/>
+        </w:rPr>
+        <w:t xml:space="preserve"> относительно </w:t>
+      </w:r>
+      <w:r>
+        <w:rPr>
+          <w:rFonts w:ascii="Times New Roman" w:hAnsi="Times New Roman" w:eastAsia="Times New Roman"/>
+          <w:b/>
+          <w:color w:val="000000"/>
+          <w:sz w:val="28"/>
+          <w:noProof/>
+          <w:lang w:val="ru-RU"/>
+        </w:rPr>
+        <w:t>static_token</w:t>
+      </w:r>
+      <w:r>
+        <w:rPr>
+          <w:rFonts w:ascii="Times New Roman" w:hAnsi="Times New Roman" w:eastAsia="Times New Roman"/>
+          <w:b w:val="0"/>
+          <w:color w:val="000000"/>
+          <w:sz w:val="28"/>
+          <w:noProof/>
+          <w:lang w:val="ru-RU"/>
+        </w:rPr>
+        <w:t xml:space="preserve"> и приближение к </w:t>
+      </w:r>
+      <w:r>
+        <w:rPr>
+          <w:rFonts w:ascii="Times New Roman" w:hAnsi="Times New Roman" w:eastAsia="Times New Roman"/>
+          <w:b/>
+          <w:color w:val="000000"/>
+          <w:sz w:val="28"/>
+          <w:noProof/>
+          <w:lang w:val="ru-RU"/>
+        </w:rPr>
+        <w:t>sliding</w:t>
+      </w:r>
+      <w:r>
+        <w:rPr>
+          <w:rFonts w:ascii="Times New Roman" w:hAnsi="Times New Roman" w:eastAsia="Times New Roman"/>
+          <w:b w:val="0"/>
+          <w:color w:val="000000"/>
+          <w:sz w:val="28"/>
+          <w:noProof/>
+          <w:lang w:val="ru-RU"/>
+        </w:rPr>
+        <w:t xml:space="preserve">, а в таймлайне должны фиксироваться реальные переключения </w:t>
+      </w:r>
+      <w:r>
+        <w:rPr>
+          <w:rFonts w:ascii="Times New Roman" w:hAnsi="Times New Roman" w:eastAsia="Times New Roman"/>
+          <w:b/>
+          <w:color w:val="000000"/>
+          <w:sz w:val="28"/>
+          <w:noProof/>
+          <w:lang w:val="ru-RU"/>
+        </w:rPr>
+        <w:t>token -&gt; sliding -&gt; token</w:t>
+      </w:r>
+      <w:r>
+        <w:rPr>
+          <w:rFonts w:ascii="Times New Roman" w:hAnsi="Times New Roman" w:eastAsia="Times New Roman"/>
+          <w:b w:val="0"/>
+          <w:color w:val="000000"/>
+          <w:sz w:val="28"/>
+          <w:noProof/>
+          <w:lang w:val="ru-RU"/>
+        </w:rPr>
+        <w:t>, а не только изменение чисел в конфигурации.</w:t>
+      </w:r>
+    </w:p>
+    <w:p>
+      <w:pPr>
+        <w:spacing w:before="0" w:after="0" w:line="360" w:lineRule="auto"/>
+        <w:ind w:firstLine="709"/>
+        <w:jc w:val="both"/>
+      </w:pPr>
+      <w:r>
+        <w:rPr>
+          <w:rFonts w:ascii="Times New Roman" w:hAnsi="Times New Roman" w:eastAsia="Times New Roman"/>
+          <w:b w:val="0"/>
+          <w:color w:val="000000"/>
+          <w:sz w:val="28"/>
+          <w:noProof/>
+          <w:lang w:val="ru-RU"/>
+        </w:rPr>
+        <w:t xml:space="preserve">5. Для восстановительной фазы успешным считается снижение </w:t>
+      </w:r>
+      <w:r>
+        <w:rPr>
+          <w:rFonts w:ascii="Times New Roman" w:hAnsi="Times New Roman" w:eastAsia="Times New Roman"/>
+          <w:b/>
+          <w:color w:val="000000"/>
+          <w:sz w:val="28"/>
+          <w:noProof/>
+          <w:lang w:val="ru-RU"/>
+        </w:rPr>
+        <w:t>reject</w:t>
+      </w:r>
+      <w:r>
+        <w:rPr>
+          <w:rFonts w:ascii="Times New Roman" w:hAnsi="Times New Roman" w:eastAsia="Times New Roman"/>
+          <w:b w:val="0"/>
+          <w:color w:val="000000"/>
+          <w:sz w:val="28"/>
+          <w:noProof/>
+          <w:lang w:val="ru-RU"/>
+        </w:rPr>
+        <w:t xml:space="preserve"> после окончания атаки и тенденция возврата к базовому профилю. Если возврат происходит частично и защита остаётся чрезмерно строгой, результат трактуется как ограниченно успешный: сам контур считается работоспособным, но его гистерезис и пороги требуют дополнительной настройки.</w:t>
+      </w:r>
+    </w:p>
+    <w:p>
+      <w:pPr>
+        <w:spacing w:before="0" w:after="0" w:line="360" w:lineRule="auto"/>
+        <w:ind w:firstLine="709"/>
+        <w:jc w:val="both"/>
+      </w:pPr>
+      <w:r>
+        <w:rPr>
+          <w:rFonts w:ascii="Times New Roman" w:hAnsi="Times New Roman" w:eastAsia="Times New Roman"/>
+          <w:b w:val="0"/>
+          <w:color w:val="000000"/>
+          <w:sz w:val="28"/>
+          <w:noProof/>
+          <w:lang w:val="ru-RU"/>
+        </w:rPr>
+        <w:t xml:space="preserve">6. Любой вывод признаётся обоснованным только при наличии повторов и интервальной оценки </w:t>
+      </w:r>
+      <w:r>
+        <w:rPr>
+          <w:rFonts w:ascii="Times New Roman" w:hAnsi="Times New Roman" w:eastAsia="Times New Roman"/>
+          <w:b/>
+          <w:color w:val="000000"/>
+          <w:sz w:val="28"/>
+          <w:noProof/>
+          <w:lang w:val="ru-RU"/>
+        </w:rPr>
+        <w:t>CI95</w:t>
+      </w:r>
+      <w:r>
+        <w:rPr>
+          <w:rFonts w:ascii="Times New Roman" w:hAnsi="Times New Roman" w:eastAsia="Times New Roman"/>
+          <w:b w:val="0"/>
+          <w:color w:val="000000"/>
+          <w:sz w:val="28"/>
+          <w:noProof/>
+          <w:lang w:val="ru-RU"/>
+        </w:rPr>
+        <w:t>; единичный прогон рассматривается как иллюстрация, но не как достаточное доказательство, поскольку кратковременные серии чувствительны к случайному разбросу и особенностям конкретного окна наблюдения.</w:t>
+      </w:r>
+    </w:p>
+    <w:p>
+      <w:pPr>
+        <w:spacing w:before="0" w:after="0" w:line="360" w:lineRule="auto"/>
+        <w:ind w:firstLine="709"/>
+        <w:jc w:val="both"/>
+      </w:pPr>
+      <w:r>
+        <w:rPr>
+          <w:rFonts w:ascii="Times New Roman" w:hAnsi="Times New Roman" w:eastAsia="Times New Roman"/>
+          <w:b w:val="0"/>
+          <w:color w:val="000000"/>
+          <w:sz w:val="28"/>
+          <w:noProof/>
+          <w:lang w:val="ru-RU"/>
+        </w:rPr>
+        <w:t>Таким образом, успех эксперимента в работе трактуется не как достижение одного универсального максимума, а как получение воспроизводимого и практически интерпретируемого компромисса между доступностью, защитой и задержкой.</w:t>
       </w:r>
     </w:p>
     <w:p>

--- a/services/Диссертация_регламент.docx
+++ b/services/Диссертация_регламент.docx
@@ -11755,7 +11755,7 @@
           <w:noProof/>
           <w:lang w:val="ru-RU"/>
         </w:rPr>
-        <w:t xml:space="preserve">4. Тем самым разделяются две задачи: статическая матрица сравнивает сами алгоритмы при неизменной политике, а фазовая adaptive-серия проверяет воспроизводимую полезность внешнего интеллектуального контура как переключателя </w:t>
+        <w:t xml:space="preserve">4. Тем самым разделяются две задачи: статическая матрица сравнивает сами алгоритмы при неизменной политике, а фазовая adaptive-серия проверяет воспроизводимую полезность внешнего интеллектуального контура как управляемого переключателя между </w:t>
       </w:r>
       <w:r>
         <w:rPr>
@@ -11766,18 +11766,40 @@
           <w:noProof/>
           <w:lang w:val="ru-RU"/>
         </w:rPr>
-        <w:t>token -&gt; sliding -&gt; token</w:t>
-      </w:r>
-      <w:r>
-        <w:rPr>
-          <w:rFonts w:ascii="Times New Roman" w:hAnsi="Times New Roman" w:eastAsia="Times New Roman"/>
-          <w:b w:val="0"/>
-          <w:color w:val="000000"/>
-          <w:sz w:val="28"/>
-          <w:noProof/>
-          <w:lang w:val="ru-RU"/>
-        </w:rPr>
-        <w:t xml:space="preserve"> [29] [30] [31].</w:t>
+        <w:t>token</w:t>
+      </w:r>
+      <w:r>
+        <w:rPr>
+          <w:rFonts w:ascii="Times New Roman" w:hAnsi="Times New Roman" w:eastAsia="Times New Roman"/>
+          <w:b w:val="0"/>
+          <w:color w:val="000000"/>
+          <w:sz w:val="28"/>
+          <w:noProof/>
+          <w:lang w:val="ru-RU"/>
+        </w:rPr>
+        <w:t xml:space="preserve"> и </w:t>
+      </w:r>
+      <w:r>
+        <w:rPr>
+          <w:rFonts w:ascii="Times New Roman" w:hAnsi="Times New Roman" w:eastAsia="Times New Roman"/>
+          <w:b/>
+          <w:color w:val="000000"/>
+          <w:sz w:val="28"/>
+          <w:noProof/>
+          <w:lang w:val="ru-RU"/>
+        </w:rPr>
+        <w:t>sliding</w:t>
+      </w:r>
+      <w:r>
+        <w:rPr>
+          <w:rFonts w:ascii="Times New Roman" w:hAnsi="Times New Roman" w:eastAsia="Times New Roman"/>
+          <w:b w:val="0"/>
+          <w:color w:val="000000"/>
+          <w:sz w:val="28"/>
+          <w:noProof/>
+          <w:lang w:val="ru-RU"/>
+        </w:rPr>
+        <w:t xml:space="preserve"> [29] [30] [31] [32] [33].</w:t>
       </w:r>
     </w:p>
     <w:p>
@@ -14453,7 +14475,7 @@
           <w:noProof/>
           <w:lang w:val="ru-RU"/>
         </w:rPr>
-        <w:t xml:space="preserve">4. Для adaptive-серии успешность определяется дополнительно по фазовому поведению. В нормальной фазе режим должен быть близок к </w:t>
+        <w:t xml:space="preserve">4. Для adaptive-серии успешность определяется дополнительно по фазовому поведению. В нормальной фазе режим должен сохранять доступность на уровне лучшего статического baseline, в атакующей фазе должен наблюдаться управляемый переход к более подходящему профилю </w:t>
       </w:r>
       <w:r>
         <w:rPr>
@@ -14475,7 +14497,7 @@
           <w:noProof/>
           <w:lang w:val="ru-RU"/>
         </w:rPr>
-        <w:t xml:space="preserve"> по уровню доступности и отклонений, в атакующей фазе должен наблюдаться рост </w:t>
+        <w:t xml:space="preserve"> или </w:t>
       </w:r>
       <w:r>
         <w:rPr>
@@ -14486,50 +14508,6 @@
           <w:noProof/>
           <w:lang w:val="ru-RU"/>
         </w:rPr>
-        <w:t>reject</w:t>
-      </w:r>
-      <w:r>
-        <w:rPr>
-          <w:rFonts w:ascii="Times New Roman" w:hAnsi="Times New Roman" w:eastAsia="Times New Roman"/>
-          <w:b w:val="0"/>
-          <w:color w:val="000000"/>
-          <w:sz w:val="28"/>
-          <w:noProof/>
-          <w:lang w:val="ru-RU"/>
-        </w:rPr>
-        <w:t xml:space="preserve"> относительно </w:t>
-      </w:r>
-      <w:r>
-        <w:rPr>
-          <w:rFonts w:ascii="Times New Roman" w:hAnsi="Times New Roman" w:eastAsia="Times New Roman"/>
-          <w:b/>
-          <w:color w:val="000000"/>
-          <w:sz w:val="28"/>
-          <w:noProof/>
-          <w:lang w:val="ru-RU"/>
-        </w:rPr>
-        <w:t>static_token</w:t>
-      </w:r>
-      <w:r>
-        <w:rPr>
-          <w:rFonts w:ascii="Times New Roman" w:hAnsi="Times New Roman" w:eastAsia="Times New Roman"/>
-          <w:b w:val="0"/>
-          <w:color w:val="000000"/>
-          <w:sz w:val="28"/>
-          <w:noProof/>
-          <w:lang w:val="ru-RU"/>
-        </w:rPr>
-        <w:t xml:space="preserve"> и приближение к </w:t>
-      </w:r>
-      <w:r>
-        <w:rPr>
-          <w:rFonts w:ascii="Times New Roman" w:hAnsi="Times New Roman" w:eastAsia="Times New Roman"/>
-          <w:b/>
-          <w:color w:val="000000"/>
-          <w:sz w:val="28"/>
-          <w:noProof/>
-          <w:lang w:val="ru-RU"/>
-        </w:rPr>
         <w:t>sliding</w:t>
       </w:r>
       <w:r>
@@ -14541,29 +14519,7 @@
           <w:noProof/>
           <w:lang w:val="ru-RU"/>
         </w:rPr>
-        <w:t xml:space="preserve">, а в таймлайне должны фиксироваться реальные переключения </w:t>
-      </w:r>
-      <w:r>
-        <w:rPr>
-          <w:rFonts w:ascii="Times New Roman" w:hAnsi="Times New Roman" w:eastAsia="Times New Roman"/>
-          <w:b/>
-          <w:color w:val="000000"/>
-          <w:sz w:val="28"/>
-          <w:noProof/>
-          <w:lang w:val="ru-RU"/>
-        </w:rPr>
-        <w:t>token -&gt; sliding -&gt; token</w:t>
-      </w:r>
-      <w:r>
-        <w:rPr>
-          <w:rFonts w:ascii="Times New Roman" w:hAnsi="Times New Roman" w:eastAsia="Times New Roman"/>
-          <w:b w:val="0"/>
-          <w:color w:val="000000"/>
-          <w:sz w:val="28"/>
-          <w:noProof/>
-          <w:lang w:val="ru-RU"/>
-        </w:rPr>
-        <w:t>, а не только изменение чисел в конфигурации.</w:t>
+        <w:t>, а в таймлайне должны фиксироваться реальные переключения алгоритмов и параметров, а не только изменение чисел в конфигурации.</w:t>
       </w:r>
     </w:p>
     <w:p>
@@ -18918,7 +18874,7 @@
           <w:noProof/>
           <w:lang w:val="ru-RU"/>
         </w:rPr>
-        <w:t xml:space="preserve">Для оценки адаптивного контура выполнена отдельная фазовая серия 20.03.2026 скриптом </w:t>
+        <w:t xml:space="preserve">Для оценки адаптивного контура выполнена отдельная серия фазовых экспериментов скриптом </w:t>
       </w:r>
       <w:r>
         <w:rPr>
@@ -18940,7 +18896,7 @@
           <w:noProof/>
           <w:lang w:val="ru-RU"/>
         </w:rPr>
-        <w:t xml:space="preserve"> (репозиторий: https://github.com/Islam-Y/RPS-limiter/tree/main/services/scripts/adaptive_phase_benchmark.sh) [29] [30] [31].</w:t>
+        <w:t xml:space="preserve"> (репозиторий: https://github.com/Islam-Y/RPS-limiter/tree/main/services/scripts/adaptive_phase_benchmark.sh) [29] [30] [31] [32].</w:t>
       </w:r>
     </w:p>
     <w:p>
@@ -19024,7 +18980,7 @@
           <w:noProof/>
           <w:lang w:val="ru-RU"/>
         </w:rPr>
-        <w:t xml:space="preserve">, где внешнему интеллектуальному модулю разрешено переключать базовую политику по схеме </w:t>
+        <w:t xml:space="preserve">, где внешнему аналитическому модулю разрешено применять рекомендации к </w:t>
       </w:r>
       <w:r>
         <w:rPr>
@@ -19035,7 +18991,7 @@
           <w:noProof/>
           <w:lang w:val="ru-RU"/>
         </w:rPr>
-        <w:t>token -&gt; sliding -&gt; token</w:t>
+        <w:t>rate-limiter-service</w:t>
       </w:r>
       <w:r>
         <w:rPr>
@@ -19086,29 +19042,7 @@
           <w:noProof/>
           <w:lang w:val="ru-RU"/>
         </w:rPr>
-        <w:t xml:space="preserve">, здесь использована фазовая постановка </w:t>
-      </w:r>
-      <w:r>
-        <w:rPr>
-          <w:rFonts w:ascii="Times New Roman" w:hAnsi="Times New Roman" w:eastAsia="Times New Roman"/>
-          <w:b/>
-          <w:color w:val="000000"/>
-          <w:sz w:val="28"/>
-          <w:noProof/>
-          <w:lang w:val="ru-RU"/>
-        </w:rPr>
-        <w:t>30s normal -&gt; 30s attack -&gt; 30s recovery</w:t>
-      </w:r>
-      <w:r>
-        <w:rPr>
-          <w:rFonts w:ascii="Times New Roman" w:hAnsi="Times New Roman" w:eastAsia="Times New Roman"/>
-          <w:b w:val="0"/>
-          <w:color w:val="000000"/>
-          <w:sz w:val="28"/>
-          <w:noProof/>
-          <w:lang w:val="ru-RU"/>
-        </w:rPr>
-        <w:t>, что позволяет оценить не только интегральный итог, но и момент переключения, а также цену возврата из защитного режима.</w:t>
+        <w:t>, фазовая постановка позволяет оценить не только интегральный итог, но и момент переключения, цену выхода из защитного режима и устойчивость контура к ложным oscillation-переходам.</w:t>
       </w:r>
     </w:p>
     <w:p>
@@ -20980,25 +20914,2736 @@
           <w:noProof/>
           <w:lang w:val="ru-RU"/>
         </w:rPr>
-        <w:t>Практически это означает, что текущая версия adaptive-политики хорошо решает задачу входа в защитный режим, но ещё не оптимальна по скорости выхода из него.</w:t>
-      </w:r>
-    </w:p>
-    <w:p>
-      <w:pPr>
-        <w:spacing w:before="0" w:after="0" w:line="360" w:lineRule="auto"/>
-        <w:ind w:firstLine="709"/>
-        <w:jc w:val="both"/>
-      </w:pPr>
-      <w:r>
-        <w:rPr>
-          <w:rFonts w:ascii="Times New Roman" w:hAnsi="Times New Roman" w:eastAsia="Times New Roman"/>
-          <w:b w:val="0"/>
-          <w:color w:val="000000"/>
-          <w:sz w:val="28"/>
-          <w:noProof/>
-          <w:lang w:val="ru-RU"/>
-        </w:rPr>
-        <w:t>Фазовое распределение reject по режимам показано на рисунке 9.</w:t>
+        <w:t>Практически это означает, что ранняя версия adaptive-политики хорошо решала задачу входа в защитный режим, но была недостаточно точной по выходу из него.</w:t>
+      </w:r>
+    </w:p>
+    <w:p>
+      <w:pPr>
+        <w:spacing w:before="0" w:after="0" w:line="360" w:lineRule="auto"/>
+        <w:ind w:firstLine="709"/>
+        <w:jc w:val="both"/>
+      </w:pPr>
+      <w:r>
+        <w:rPr>
+          <w:rFonts w:ascii="Times New Roman" w:hAnsi="Times New Roman" w:eastAsia="Times New Roman"/>
+          <w:b w:val="0"/>
+          <w:color w:val="000000"/>
+          <w:sz w:val="28"/>
+          <w:noProof/>
+          <w:lang w:val="ru-RU"/>
+        </w:rPr>
+        <w:t>Этот результат стал основанием для дальнейшей инженерной доработки контура.</w:t>
+      </w:r>
+    </w:p>
+    <w:p>
+      <w:pPr>
+        <w:spacing w:before="0" w:after="0" w:line="360" w:lineRule="auto"/>
+        <w:ind w:firstLine="709"/>
+        <w:jc w:val="both"/>
+      </w:pPr>
+      <w:r>
+        <w:rPr>
+          <w:rFonts w:ascii="Times New Roman" w:hAnsi="Times New Roman" w:eastAsia="Times New Roman"/>
+          <w:b w:val="0"/>
+          <w:color w:val="000000"/>
+          <w:sz w:val="28"/>
+          <w:noProof/>
+          <w:lang w:val="ru-RU"/>
+        </w:rPr>
+        <w:t>Дальнейшая оптимизация выполнялась не как обучение новой ML-модели, а как настройка адаптивного селектора и параметров исполнительного алгоритма.</w:t>
+      </w:r>
+    </w:p>
+    <w:p>
+      <w:pPr>
+        <w:spacing w:before="0" w:after="0" w:line="360" w:lineRule="auto"/>
+        <w:ind w:firstLine="709"/>
+        <w:jc w:val="both"/>
+      </w:pPr>
+      <w:r>
+        <w:rPr>
+          <w:rFonts w:ascii="Times New Roman" w:hAnsi="Times New Roman" w:eastAsia="Times New Roman"/>
+          <w:b w:val="0"/>
+          <w:color w:val="000000"/>
+          <w:sz w:val="28"/>
+          <w:noProof/>
+          <w:lang w:val="ru-RU"/>
+        </w:rPr>
+        <w:t xml:space="preserve">В итоговой версии из adaptive-пула исключён </w:t>
+      </w:r>
+      <w:r>
+        <w:rPr>
+          <w:rFonts w:ascii="Times New Roman" w:hAnsi="Times New Roman" w:eastAsia="Times New Roman"/>
+          <w:b/>
+          <w:color w:val="000000"/>
+          <w:sz w:val="28"/>
+          <w:noProof/>
+          <w:lang w:val="ru-RU"/>
+        </w:rPr>
+        <w:t>fixed</w:t>
+      </w:r>
+      <w:r>
+        <w:rPr>
+          <w:rFonts w:ascii="Times New Roman" w:hAnsi="Times New Roman" w:eastAsia="Times New Roman"/>
+          <w:b w:val="0"/>
+          <w:color w:val="000000"/>
+          <w:sz w:val="28"/>
+          <w:noProof/>
+          <w:lang w:val="ru-RU"/>
+        </w:rPr>
+        <w:t>: экспериментально он оказался слишком мягким в DDoS и потому оставлен только для ручного сравнения.</w:t>
+      </w:r>
+    </w:p>
+    <w:p>
+      <w:pPr>
+        <w:spacing w:before="0" w:after="0" w:line="360" w:lineRule="auto"/>
+        <w:ind w:firstLine="709"/>
+        <w:jc w:val="both"/>
+      </w:pPr>
+      <w:r>
+        <w:rPr>
+          <w:rFonts w:ascii="Times New Roman" w:hAnsi="Times New Roman" w:eastAsia="Times New Roman"/>
+          <w:b w:val="0"/>
+          <w:color w:val="000000"/>
+          <w:sz w:val="28"/>
+          <w:noProof/>
+          <w:lang w:val="ru-RU"/>
+        </w:rPr>
+        <w:t xml:space="preserve">Рабочий пул ограничен алгоритмами </w:t>
+      </w:r>
+      <w:r>
+        <w:rPr>
+          <w:rFonts w:ascii="Times New Roman" w:hAnsi="Times New Roman" w:eastAsia="Times New Roman"/>
+          <w:b/>
+          <w:color w:val="000000"/>
+          <w:sz w:val="28"/>
+          <w:noProof/>
+          <w:lang w:val="ru-RU"/>
+        </w:rPr>
+        <w:t>sliding</w:t>
+      </w:r>
+      <w:r>
+        <w:rPr>
+          <w:rFonts w:ascii="Times New Roman" w:hAnsi="Times New Roman" w:eastAsia="Times New Roman"/>
+          <w:b w:val="0"/>
+          <w:color w:val="000000"/>
+          <w:sz w:val="28"/>
+          <w:noProof/>
+          <w:lang w:val="ru-RU"/>
+        </w:rPr>
+        <w:t xml:space="preserve"> и </w:t>
+      </w:r>
+      <w:r>
+        <w:rPr>
+          <w:rFonts w:ascii="Times New Roman" w:hAnsi="Times New Roman" w:eastAsia="Times New Roman"/>
+          <w:b/>
+          <w:color w:val="000000"/>
+          <w:sz w:val="28"/>
+          <w:noProof/>
+          <w:lang w:val="ru-RU"/>
+        </w:rPr>
+        <w:t>token</w:t>
+      </w:r>
+      <w:r>
+        <w:rPr>
+          <w:rFonts w:ascii="Times New Roman" w:hAnsi="Times New Roman" w:eastAsia="Times New Roman"/>
+          <w:b w:val="0"/>
+          <w:color w:val="000000"/>
+          <w:sz w:val="28"/>
+          <w:noProof/>
+          <w:lang w:val="ru-RU"/>
+        </w:rPr>
+        <w:t>, а внешний модуль управляет не только выбором алгоритма, но и параметрами Token Bucket (</w:t>
+      </w:r>
+      <w:r>
+        <w:rPr>
+          <w:rFonts w:ascii="Times New Roman" w:hAnsi="Times New Roman" w:eastAsia="Times New Roman"/>
+          <w:b/>
+          <w:color w:val="000000"/>
+          <w:sz w:val="28"/>
+          <w:noProof/>
+          <w:lang w:val="ru-RU"/>
+        </w:rPr>
+        <w:t>fillRate</w:t>
+      </w:r>
+      <w:r>
+        <w:rPr>
+          <w:rFonts w:ascii="Times New Roman" w:hAnsi="Times New Roman" w:eastAsia="Times New Roman"/>
+          <w:b w:val="0"/>
+          <w:color w:val="000000"/>
+          <w:sz w:val="28"/>
+          <w:noProof/>
+          <w:lang w:val="ru-RU"/>
+        </w:rPr>
+        <w:t xml:space="preserve">, </w:t>
+      </w:r>
+      <w:r>
+        <w:rPr>
+          <w:rFonts w:ascii="Times New Roman" w:hAnsi="Times New Roman" w:eastAsia="Times New Roman"/>
+          <w:b/>
+          <w:color w:val="000000"/>
+          <w:sz w:val="28"/>
+          <w:noProof/>
+          <w:lang w:val="ru-RU"/>
+        </w:rPr>
+        <w:t>capacity</w:t>
+      </w:r>
+      <w:r>
+        <w:rPr>
+          <w:rFonts w:ascii="Times New Roman" w:hAnsi="Times New Roman" w:eastAsia="Times New Roman"/>
+          <w:b w:val="0"/>
+          <w:color w:val="000000"/>
+          <w:sz w:val="28"/>
+          <w:noProof/>
+          <w:lang w:val="ru-RU"/>
+        </w:rPr>
+        <w:t>).</w:t>
+      </w:r>
+    </w:p>
+    <w:p>
+      <w:pPr>
+        <w:spacing w:before="0" w:after="0" w:line="360" w:lineRule="auto"/>
+        <w:ind w:firstLine="709"/>
+        <w:jc w:val="both"/>
+      </w:pPr>
+      <w:r>
+        <w:rPr>
+          <w:rFonts w:ascii="Times New Roman" w:hAnsi="Times New Roman" w:eastAsia="Times New Roman"/>
+          <w:b w:val="0"/>
+          <w:color w:val="000000"/>
+          <w:sz w:val="28"/>
+          <w:noProof/>
+          <w:lang w:val="ru-RU"/>
+        </w:rPr>
+        <w:t>Ключевые изменения состояли в следующем:</w:t>
+      </w:r>
+    </w:p>
+    <w:p>
+      <w:pPr>
+        <w:spacing w:before="0" w:after="0" w:line="360" w:lineRule="auto"/>
+        <w:ind w:firstLine="709"/>
+        <w:jc w:val="both"/>
+      </w:pPr>
+      <w:r>
+        <w:rPr>
+          <w:rFonts w:ascii="Times New Roman" w:hAnsi="Times New Roman" w:eastAsia="Times New Roman"/>
+          <w:b w:val="0"/>
+          <w:color w:val="000000"/>
+          <w:sz w:val="28"/>
+          <w:noProof/>
+          <w:lang w:val="ru-RU"/>
+        </w:rPr>
+        <w:t xml:space="preserve">1. Добавлен ранний переход из </w:t>
+      </w:r>
+      <w:r>
+        <w:rPr>
+          <w:rFonts w:ascii="Times New Roman" w:hAnsi="Times New Roman" w:eastAsia="Times New Roman"/>
+          <w:b/>
+          <w:color w:val="000000"/>
+          <w:sz w:val="28"/>
+          <w:noProof/>
+          <w:lang w:val="ru-RU"/>
+        </w:rPr>
+        <w:t>sliding</w:t>
+      </w:r>
+      <w:r>
+        <w:rPr>
+          <w:rFonts w:ascii="Times New Roman" w:hAnsi="Times New Roman" w:eastAsia="Times New Roman"/>
+          <w:b w:val="0"/>
+          <w:color w:val="000000"/>
+          <w:sz w:val="28"/>
+          <w:noProof/>
+          <w:lang w:val="ru-RU"/>
+        </w:rPr>
+        <w:t xml:space="preserve"> в </w:t>
+      </w:r>
+      <w:r>
+        <w:rPr>
+          <w:rFonts w:ascii="Times New Roman" w:hAnsi="Times New Roman" w:eastAsia="Times New Roman"/>
+          <w:b/>
+          <w:color w:val="000000"/>
+          <w:sz w:val="28"/>
+          <w:noProof/>
+          <w:lang w:val="ru-RU"/>
+        </w:rPr>
+        <w:t>token</w:t>
+      </w:r>
+      <w:r>
+        <w:rPr>
+          <w:rFonts w:ascii="Times New Roman" w:hAnsi="Times New Roman" w:eastAsia="Times New Roman"/>
+          <w:b w:val="0"/>
+          <w:color w:val="000000"/>
+          <w:sz w:val="28"/>
+          <w:noProof/>
+          <w:lang w:val="ru-RU"/>
+        </w:rPr>
+        <w:t xml:space="preserve"> при noisy overload, чтобы контур не проигрывал статическому Token Bucket в </w:t>
+      </w:r>
+      <w:r>
+        <w:rPr>
+          <w:rFonts w:ascii="Times New Roman" w:hAnsi="Times New Roman" w:eastAsia="Times New Roman"/>
+          <w:b/>
+          <w:color w:val="000000"/>
+          <w:sz w:val="28"/>
+          <w:noProof/>
+          <w:lang w:val="ru-RU"/>
+        </w:rPr>
+        <w:t>poisson</w:t>
+      </w:r>
+      <w:r>
+        <w:rPr>
+          <w:rFonts w:ascii="Times New Roman" w:hAnsi="Times New Roman" w:eastAsia="Times New Roman"/>
+          <w:b w:val="0"/>
+          <w:color w:val="000000"/>
+          <w:sz w:val="28"/>
+          <w:noProof/>
+          <w:lang w:val="ru-RU"/>
+        </w:rPr>
+        <w:t>-подобных сценариях.</w:t>
+      </w:r>
+    </w:p>
+    <w:p>
+      <w:pPr>
+        <w:spacing w:before="0" w:after="0" w:line="360" w:lineRule="auto"/>
+        <w:ind w:firstLine="709"/>
+        <w:jc w:val="both"/>
+      </w:pPr>
+      <w:r>
+        <w:rPr>
+          <w:rFonts w:ascii="Times New Roman" w:hAnsi="Times New Roman" w:eastAsia="Times New Roman"/>
+          <w:b w:val="0"/>
+          <w:color w:val="000000"/>
+          <w:sz w:val="28"/>
+          <w:noProof/>
+          <w:lang w:val="ru-RU"/>
+        </w:rPr>
+        <w:t xml:space="preserve">2. Добавлен short-lived noisy entry boost: в первые секунды после входа в </w:t>
+      </w:r>
+      <w:r>
+        <w:rPr>
+          <w:rFonts w:ascii="Times New Roman" w:hAnsi="Times New Roman" w:eastAsia="Times New Roman"/>
+          <w:b/>
+          <w:color w:val="000000"/>
+          <w:sz w:val="28"/>
+          <w:noProof/>
+          <w:lang w:val="ru-RU"/>
+        </w:rPr>
+        <w:t>token</w:t>
+      </w:r>
+      <w:r>
+        <w:rPr>
+          <w:rFonts w:ascii="Times New Roman" w:hAnsi="Times New Roman" w:eastAsia="Times New Roman"/>
+          <w:b w:val="0"/>
+          <w:color w:val="000000"/>
+          <w:sz w:val="28"/>
+          <w:noProof/>
+          <w:lang w:val="ru-RU"/>
+        </w:rPr>
+        <w:t xml:space="preserve"> параметры бакета временно настраиваются мягче, чтобы не терять легитимный стохастический трафик.</w:t>
+      </w:r>
+    </w:p>
+    <w:p>
+      <w:pPr>
+        <w:spacing w:before="0" w:after="0" w:line="360" w:lineRule="auto"/>
+        <w:ind w:firstLine="709"/>
+        <w:jc w:val="both"/>
+      </w:pPr>
+      <w:r>
+        <w:rPr>
+          <w:rFonts w:ascii="Times New Roman" w:hAnsi="Times New Roman" w:eastAsia="Times New Roman"/>
+          <w:b w:val="0"/>
+          <w:color w:val="000000"/>
+          <w:sz w:val="28"/>
+          <w:noProof/>
+          <w:lang w:val="ru-RU"/>
+        </w:rPr>
+        <w:t xml:space="preserve">3. Добавлен guard выхода из </w:t>
+      </w:r>
+      <w:r>
+        <w:rPr>
+          <w:rFonts w:ascii="Times New Roman" w:hAnsi="Times New Roman" w:eastAsia="Times New Roman"/>
+          <w:b/>
+          <w:color w:val="000000"/>
+          <w:sz w:val="28"/>
+          <w:noProof/>
+          <w:lang w:val="ru-RU"/>
+        </w:rPr>
+        <w:t>token</w:t>
+      </w:r>
+      <w:r>
+        <w:rPr>
+          <w:rFonts w:ascii="Times New Roman" w:hAnsi="Times New Roman" w:eastAsia="Times New Roman"/>
+          <w:b w:val="0"/>
+          <w:color w:val="000000"/>
+          <w:sz w:val="28"/>
+          <w:noProof/>
+          <w:lang w:val="ru-RU"/>
+        </w:rPr>
+        <w:t xml:space="preserve"> для DDoS-входов: возврат к </w:t>
+      </w:r>
+      <w:r>
+        <w:rPr>
+          <w:rFonts w:ascii="Times New Roman" w:hAnsi="Times New Roman" w:eastAsia="Times New Roman"/>
+          <w:b/>
+          <w:color w:val="000000"/>
+          <w:sz w:val="28"/>
+          <w:noProof/>
+          <w:lang w:val="ru-RU"/>
+        </w:rPr>
+        <w:t>sliding</w:t>
+      </w:r>
+      <w:r>
+        <w:rPr>
+          <w:rFonts w:ascii="Times New Roman" w:hAnsi="Times New Roman" w:eastAsia="Times New Roman"/>
+          <w:b w:val="0"/>
+          <w:color w:val="000000"/>
+          <w:sz w:val="28"/>
+          <w:noProof/>
+          <w:lang w:val="ru-RU"/>
+        </w:rPr>
+        <w:t xml:space="preserve"> допускается только после устойчивого recovery-стрика и минимального времени удержания защитного режима.</w:t>
+      </w:r>
+    </w:p>
+    <w:p>
+      <w:pPr>
+        <w:spacing w:before="0" w:after="0" w:line="360" w:lineRule="auto"/>
+        <w:ind w:firstLine="709"/>
+        <w:jc w:val="both"/>
+      </w:pPr>
+      <w:r>
+        <w:rPr>
+          <w:rFonts w:ascii="Times New Roman" w:hAnsi="Times New Roman" w:eastAsia="Times New Roman"/>
+          <w:b w:val="0"/>
+          <w:color w:val="000000"/>
+          <w:sz w:val="28"/>
+          <w:noProof/>
+          <w:lang w:val="ru-RU"/>
+        </w:rPr>
+        <w:t>4. В Prometheus/Grafana добавлены метрики фактического алгоритма, применённых конфигураций и реальных переключений, чтобы отличать рекомендацию AI от действительно применённого состояния лимитера.</w:t>
+      </w:r>
+    </w:p>
+    <w:p>
+      <w:pPr>
+        <w:spacing w:before="0" w:after="0" w:line="360" w:lineRule="auto"/>
+        <w:ind w:firstLine="709"/>
+        <w:jc w:val="both"/>
+      </w:pPr>
+      <w:r>
+        <w:rPr>
+          <w:rFonts w:ascii="Times New Roman" w:hAnsi="Times New Roman" w:eastAsia="Times New Roman"/>
+          <w:b w:val="0"/>
+          <w:color w:val="000000"/>
+          <w:sz w:val="28"/>
+          <w:noProof/>
+          <w:lang w:val="ru-RU"/>
+        </w:rPr>
+        <w:t xml:space="preserve">Финальная проверка выполнена на смешанном сценарии </w:t>
+      </w:r>
+      <w:r>
+        <w:rPr>
+          <w:rFonts w:ascii="Times New Roman" w:hAnsi="Times New Roman" w:eastAsia="Times New Roman"/>
+          <w:b/>
+          <w:color w:val="000000"/>
+          <w:sz w:val="28"/>
+          <w:noProof/>
+          <w:lang w:val="ru-RU"/>
+        </w:rPr>
+        <w:t>phase_universal_mix</w:t>
+      </w:r>
+      <w:r>
+        <w:rPr>
+          <w:rFonts w:ascii="Times New Roman" w:hAnsi="Times New Roman" w:eastAsia="Times New Roman"/>
+          <w:b w:val="0"/>
+          <w:color w:val="000000"/>
+          <w:sz w:val="28"/>
+          <w:noProof/>
+          <w:lang w:val="ru-RU"/>
+        </w:rPr>
+        <w:t xml:space="preserve"> 24.04.2026.</w:t>
+      </w:r>
+    </w:p>
+    <w:p>
+      <w:pPr>
+        <w:spacing w:before="0" w:after="0" w:line="360" w:lineRule="auto"/>
+        <w:ind w:firstLine="709"/>
+        <w:jc w:val="both"/>
+      </w:pPr>
+      <w:r>
+        <w:rPr>
+          <w:rFonts w:ascii="Times New Roman" w:hAnsi="Times New Roman" w:eastAsia="Times New Roman"/>
+          <w:b w:val="0"/>
+          <w:color w:val="000000"/>
+          <w:sz w:val="28"/>
+          <w:noProof/>
+          <w:lang w:val="ru-RU"/>
+        </w:rPr>
+        <w:t xml:space="preserve">Сценарий включает последовательность </w:t>
+      </w:r>
+      <w:r>
+        <w:rPr>
+          <w:rFonts w:ascii="Times New Roman" w:hAnsi="Times New Roman" w:eastAsia="Times New Roman"/>
+          <w:b/>
+          <w:color w:val="000000"/>
+          <w:sz w:val="28"/>
+          <w:noProof/>
+          <w:lang w:val="ru-RU"/>
+        </w:rPr>
+        <w:t>steady -&gt; poisson -&gt; burst -&gt; ddos -&gt; recovery</w:t>
+      </w:r>
+      <w:r>
+        <w:rPr>
+          <w:rFonts w:ascii="Times New Roman" w:hAnsi="Times New Roman" w:eastAsia="Times New Roman"/>
+          <w:b w:val="0"/>
+          <w:color w:val="000000"/>
+          <w:sz w:val="28"/>
+          <w:noProof/>
+          <w:lang w:val="ru-RU"/>
+        </w:rPr>
+        <w:t xml:space="preserve"> и поэтому проверяет универсальность adaptive-контура, а не победу в одном специально подобранном режиме.</w:t>
+      </w:r>
+    </w:p>
+    <w:p>
+      <w:pPr>
+        <w:spacing w:before="0" w:after="0" w:line="360" w:lineRule="auto"/>
+        <w:ind w:firstLine="709"/>
+        <w:jc w:val="both"/>
+      </w:pPr>
+      <w:r>
+        <w:rPr>
+          <w:rFonts w:ascii="Times New Roman" w:hAnsi="Times New Roman" w:eastAsia="Times New Roman"/>
+          <w:b w:val="0"/>
+          <w:color w:val="000000"/>
+          <w:sz w:val="28"/>
+          <w:noProof/>
+          <w:lang w:val="ru-RU"/>
+        </w:rPr>
+        <w:t>Результаты приведены в таблице 12 [32].</w:t>
+      </w:r>
+    </w:p>
+    <w:p>
+      <w:pPr>
+        <w:spacing w:before="0" w:after="0" w:line="360" w:lineRule="auto"/>
+        <w:ind w:firstLine="0"/>
+        <w:jc w:val="left"/>
+      </w:pPr>
+      <w:r>
+        <w:rPr>
+          <w:rFonts w:ascii="Times New Roman" w:hAnsi="Times New Roman" w:eastAsia="Times New Roman"/>
+          <w:b w:val="0"/>
+          <w:color w:val="000000"/>
+          <w:sz w:val="28"/>
+          <w:noProof/>
+          <w:lang w:val="ru-RU"/>
+        </w:rPr>
+        <w:t xml:space="preserve">Таблица 12 – Смешанный сценарий </w:t>
+      </w:r>
+      <w:r>
+        <w:rPr>
+          <w:rFonts w:ascii="Times New Roman" w:hAnsi="Times New Roman" w:eastAsia="Times New Roman"/>
+          <w:b/>
+          <w:color w:val="000000"/>
+          <w:sz w:val="28"/>
+          <w:noProof/>
+          <w:lang w:val="ru-RU"/>
+        </w:rPr>
+        <w:t>phase_universal_mix</w:t>
+      </w:r>
+      <w:r>
+        <w:rPr>
+          <w:rFonts w:ascii="Times New Roman" w:hAnsi="Times New Roman" w:eastAsia="Times New Roman"/>
+          <w:b w:val="0"/>
+          <w:color w:val="000000"/>
+          <w:sz w:val="28"/>
+          <w:noProof/>
+          <w:lang w:val="ru-RU"/>
+        </w:rPr>
+        <w:t xml:space="preserve"> для финального adaptive-кандидата (24.04.2026, repeats=3).</w:t>
+      </w:r>
+    </w:p>
+    <w:tbl>
+      <w:tblPr>
+        <w:tblStyle w:val="TableGrid"/>
+        <w:tblW w:type="auto" w:w="0"/>
+        <w:tblLook w:firstColumn="1" w:firstRow="1" w:lastColumn="0" w:lastRow="0" w:noHBand="0" w:noVBand="1" w:val="04A0"/>
+      </w:tblPr>
+      <w:tblGrid>
+        <w:gridCol w:w="1871"/>
+        <w:gridCol w:w="1871"/>
+        <w:gridCol w:w="1871"/>
+        <w:gridCol w:w="1871"/>
+        <w:gridCol w:w="1871"/>
+      </w:tblGrid>
+      <w:tr>
+        <w:tc>
+          <w:tcPr>
+            <w:tcW w:type="dxa" w:w="1871"/>
+          </w:tcPr>
+          <w:p>
+            <w:pPr>
+              <w:spacing w:before="0" w:after="0" w:line="240" w:lineRule="auto"/>
+              <w:ind w:firstLine="0"/>
+              <w:jc w:val="left"/>
+            </w:pPr>
+            <w:r/>
+            <w:r>
+              <w:rPr>
+                <w:rFonts w:ascii="Times New Roman" w:hAnsi="Times New Roman" w:eastAsia="Times New Roman"/>
+                <w:b/>
+                <w:color w:val="000000"/>
+                <w:sz w:val="24"/>
+                <w:noProof/>
+                <w:lang w:val="ru-RU"/>
+              </w:rPr>
+              <w:t>Фаза</w:t>
+            </w:r>
+          </w:p>
+        </w:tc>
+        <w:tc>
+          <w:tcPr>
+            <w:tcW w:type="dxa" w:w="1871"/>
+          </w:tcPr>
+          <w:p>
+            <w:pPr>
+              <w:spacing w:before="0" w:after="0" w:line="240" w:lineRule="auto"/>
+              <w:ind w:firstLine="0"/>
+              <w:jc w:val="left"/>
+            </w:pPr>
+            <w:r/>
+            <w:r>
+              <w:rPr>
+                <w:rFonts w:ascii="Times New Roman" w:hAnsi="Times New Roman" w:eastAsia="Times New Roman"/>
+                <w:b/>
+                <w:color w:val="000000"/>
+                <w:sz w:val="24"/>
+                <w:noProof/>
+                <w:lang w:val="ru-RU"/>
+              </w:rPr>
+              <w:t>adaptive</w:t>
+            </w:r>
+            <w:r>
+              <w:rPr>
+                <w:rFonts w:ascii="Times New Roman" w:hAnsi="Times New Roman" w:eastAsia="Times New Roman"/>
+                <w:b/>
+                <w:color w:val="000000"/>
+                <w:sz w:val="24"/>
+                <w:noProof/>
+                <w:lang w:val="ru-RU"/>
+              </w:rPr>
+              <w:t xml:space="preserve"> success, %</w:t>
+            </w:r>
+          </w:p>
+        </w:tc>
+        <w:tc>
+          <w:tcPr>
+            <w:tcW w:type="dxa" w:w="1871"/>
+          </w:tcPr>
+          <w:p>
+            <w:pPr>
+              <w:spacing w:before="0" w:after="0" w:line="240" w:lineRule="auto"/>
+              <w:ind w:firstLine="0"/>
+              <w:jc w:val="left"/>
+            </w:pPr>
+            <w:r/>
+            <w:r>
+              <w:rPr>
+                <w:rFonts w:ascii="Times New Roman" w:hAnsi="Times New Roman" w:eastAsia="Times New Roman"/>
+                <w:b/>
+                <w:color w:val="000000"/>
+                <w:sz w:val="24"/>
+                <w:noProof/>
+                <w:lang w:val="ru-RU"/>
+              </w:rPr>
+              <w:t>static_token</w:t>
+            </w:r>
+            <w:r>
+              <w:rPr>
+                <w:rFonts w:ascii="Times New Roman" w:hAnsi="Times New Roman" w:eastAsia="Times New Roman"/>
+                <w:b/>
+                <w:color w:val="000000"/>
+                <w:sz w:val="24"/>
+                <w:noProof/>
+                <w:lang w:val="ru-RU"/>
+              </w:rPr>
+              <w:t xml:space="preserve"> success, %</w:t>
+            </w:r>
+          </w:p>
+        </w:tc>
+        <w:tc>
+          <w:tcPr>
+            <w:tcW w:type="dxa" w:w="1871"/>
+          </w:tcPr>
+          <w:p>
+            <w:pPr>
+              <w:spacing w:before="0" w:after="0" w:line="240" w:lineRule="auto"/>
+              <w:ind w:firstLine="0"/>
+              <w:jc w:val="left"/>
+            </w:pPr>
+            <w:r/>
+            <w:r>
+              <w:rPr>
+                <w:rFonts w:ascii="Times New Roman" w:hAnsi="Times New Roman" w:eastAsia="Times New Roman"/>
+                <w:b/>
+                <w:color w:val="000000"/>
+                <w:sz w:val="24"/>
+                <w:noProof/>
+                <w:lang w:val="ru-RU"/>
+              </w:rPr>
+              <w:t>static_sliding</w:t>
+            </w:r>
+            <w:r>
+              <w:rPr>
+                <w:rFonts w:ascii="Times New Roman" w:hAnsi="Times New Roman" w:eastAsia="Times New Roman"/>
+                <w:b/>
+                <w:color w:val="000000"/>
+                <w:sz w:val="24"/>
+                <w:noProof/>
+                <w:lang w:val="ru-RU"/>
+              </w:rPr>
+              <w:t xml:space="preserve"> success, %</w:t>
+            </w:r>
+          </w:p>
+        </w:tc>
+        <w:tc>
+          <w:tcPr>
+            <w:tcW w:type="dxa" w:w="1871"/>
+          </w:tcPr>
+          <w:p>
+            <w:pPr>
+              <w:spacing w:before="0" w:after="0" w:line="240" w:lineRule="auto"/>
+              <w:ind w:firstLine="0"/>
+              <w:jc w:val="left"/>
+            </w:pPr>
+            <w:r/>
+            <w:r>
+              <w:rPr>
+                <w:rFonts w:ascii="Times New Roman" w:hAnsi="Times New Roman" w:eastAsia="Times New Roman"/>
+                <w:b/>
+                <w:color w:val="000000"/>
+                <w:sz w:val="24"/>
+                <w:noProof/>
+                <w:lang w:val="ru-RU"/>
+              </w:rPr>
+              <w:t>adaptive</w:t>
+            </w:r>
+            <w:r>
+              <w:rPr>
+                <w:rFonts w:ascii="Times New Roman" w:hAnsi="Times New Roman" w:eastAsia="Times New Roman"/>
+                <w:b/>
+                <w:color w:val="000000"/>
+                <w:sz w:val="24"/>
+                <w:noProof/>
+                <w:lang w:val="ru-RU"/>
+              </w:rPr>
+              <w:t xml:space="preserve"> p95, мс</w:t>
+            </w:r>
+          </w:p>
+        </w:tc>
+      </w:tr>
+      <w:tr>
+        <w:tc>
+          <w:tcPr>
+            <w:tcW w:type="dxa" w:w="1871"/>
+          </w:tcPr>
+          <w:p>
+            <w:pPr>
+              <w:spacing w:before="0" w:after="0" w:line="240" w:lineRule="auto"/>
+              <w:ind w:firstLine="0"/>
+              <w:jc w:val="left"/>
+            </w:pPr>
+            <w:r/>
+            <w:r>
+              <w:rPr>
+                <w:rFonts w:ascii="Times New Roman" w:hAnsi="Times New Roman" w:eastAsia="Times New Roman"/>
+                <w:b/>
+                <w:color w:val="000000"/>
+                <w:sz w:val="24"/>
+                <w:noProof/>
+                <w:lang w:val="ru-RU"/>
+              </w:rPr>
+              <w:t>steady</w:t>
+            </w:r>
+          </w:p>
+        </w:tc>
+        <w:tc>
+          <w:tcPr>
+            <w:tcW w:type="dxa" w:w="1871"/>
+          </w:tcPr>
+          <w:p>
+            <w:pPr>
+              <w:spacing w:before="0" w:after="0" w:line="240" w:lineRule="auto"/>
+              <w:ind w:firstLine="0"/>
+              <w:jc w:val="left"/>
+            </w:pPr>
+            <w:r/>
+            <w:r>
+              <w:rPr>
+                <w:rFonts w:ascii="Times New Roman" w:hAnsi="Times New Roman" w:eastAsia="Times New Roman"/>
+                <w:b w:val="0"/>
+                <w:color w:val="000000"/>
+                <w:sz w:val="24"/>
+                <w:noProof/>
+                <w:lang w:val="ru-RU"/>
+              </w:rPr>
+              <w:t>100.00</w:t>
+            </w:r>
+          </w:p>
+        </w:tc>
+        <w:tc>
+          <w:tcPr>
+            <w:tcW w:type="dxa" w:w="1871"/>
+          </w:tcPr>
+          <w:p>
+            <w:pPr>
+              <w:spacing w:before="0" w:after="0" w:line="240" w:lineRule="auto"/>
+              <w:ind w:firstLine="0"/>
+              <w:jc w:val="left"/>
+            </w:pPr>
+            <w:r/>
+            <w:r>
+              <w:rPr>
+                <w:rFonts w:ascii="Times New Roman" w:hAnsi="Times New Roman" w:eastAsia="Times New Roman"/>
+                <w:b w:val="0"/>
+                <w:color w:val="000000"/>
+                <w:sz w:val="24"/>
+                <w:noProof/>
+                <w:lang w:val="ru-RU"/>
+              </w:rPr>
+              <w:t>100.00</w:t>
+            </w:r>
+          </w:p>
+        </w:tc>
+        <w:tc>
+          <w:tcPr>
+            <w:tcW w:type="dxa" w:w="1871"/>
+          </w:tcPr>
+          <w:p>
+            <w:pPr>
+              <w:spacing w:before="0" w:after="0" w:line="240" w:lineRule="auto"/>
+              <w:ind w:firstLine="0"/>
+              <w:jc w:val="left"/>
+            </w:pPr>
+            <w:r/>
+            <w:r>
+              <w:rPr>
+                <w:rFonts w:ascii="Times New Roman" w:hAnsi="Times New Roman" w:eastAsia="Times New Roman"/>
+                <w:b w:val="0"/>
+                <w:color w:val="000000"/>
+                <w:sz w:val="24"/>
+                <w:noProof/>
+                <w:lang w:val="ru-RU"/>
+              </w:rPr>
+              <w:t>100.00</w:t>
+            </w:r>
+          </w:p>
+        </w:tc>
+        <w:tc>
+          <w:tcPr>
+            <w:tcW w:type="dxa" w:w="1871"/>
+          </w:tcPr>
+          <w:p>
+            <w:pPr>
+              <w:spacing w:before="0" w:after="0" w:line="240" w:lineRule="auto"/>
+              <w:ind w:firstLine="0"/>
+              <w:jc w:val="left"/>
+            </w:pPr>
+            <w:r/>
+            <w:r>
+              <w:rPr>
+                <w:rFonts w:ascii="Times New Roman" w:hAnsi="Times New Roman" w:eastAsia="Times New Roman"/>
+                <w:b w:val="0"/>
+                <w:color w:val="000000"/>
+                <w:sz w:val="24"/>
+                <w:noProof/>
+                <w:lang w:val="ru-RU"/>
+              </w:rPr>
+              <w:t>8.874</w:t>
+            </w:r>
+          </w:p>
+        </w:tc>
+      </w:tr>
+      <w:tr>
+        <w:tc>
+          <w:tcPr>
+            <w:tcW w:type="dxa" w:w="1871"/>
+          </w:tcPr>
+          <w:p>
+            <w:pPr>
+              <w:spacing w:before="0" w:after="0" w:line="240" w:lineRule="auto"/>
+              <w:ind w:firstLine="0"/>
+              <w:jc w:val="left"/>
+            </w:pPr>
+            <w:r/>
+            <w:r>
+              <w:rPr>
+                <w:rFonts w:ascii="Times New Roman" w:hAnsi="Times New Roman" w:eastAsia="Times New Roman"/>
+                <w:b/>
+                <w:color w:val="000000"/>
+                <w:sz w:val="24"/>
+                <w:noProof/>
+                <w:lang w:val="ru-RU"/>
+              </w:rPr>
+              <w:t>poisson</w:t>
+            </w:r>
+          </w:p>
+        </w:tc>
+        <w:tc>
+          <w:tcPr>
+            <w:tcW w:type="dxa" w:w="1871"/>
+          </w:tcPr>
+          <w:p>
+            <w:pPr>
+              <w:spacing w:before="0" w:after="0" w:line="240" w:lineRule="auto"/>
+              <w:ind w:firstLine="0"/>
+              <w:jc w:val="left"/>
+            </w:pPr>
+            <w:r/>
+            <w:r>
+              <w:rPr>
+                <w:rFonts w:ascii="Times New Roman" w:hAnsi="Times New Roman" w:eastAsia="Times New Roman"/>
+                <w:b w:val="0"/>
+                <w:color w:val="000000"/>
+                <w:sz w:val="24"/>
+                <w:noProof/>
+                <w:lang w:val="ru-RU"/>
+              </w:rPr>
+              <w:t>91.41</w:t>
+            </w:r>
+          </w:p>
+        </w:tc>
+        <w:tc>
+          <w:tcPr>
+            <w:tcW w:type="dxa" w:w="1871"/>
+          </w:tcPr>
+          <w:p>
+            <w:pPr>
+              <w:spacing w:before="0" w:after="0" w:line="240" w:lineRule="auto"/>
+              <w:ind w:firstLine="0"/>
+              <w:jc w:val="left"/>
+            </w:pPr>
+            <w:r/>
+            <w:r>
+              <w:rPr>
+                <w:rFonts w:ascii="Times New Roman" w:hAnsi="Times New Roman" w:eastAsia="Times New Roman"/>
+                <w:b w:val="0"/>
+                <w:color w:val="000000"/>
+                <w:sz w:val="24"/>
+                <w:noProof/>
+                <w:lang w:val="ru-RU"/>
+              </w:rPr>
+              <w:t>74.50</w:t>
+            </w:r>
+          </w:p>
+        </w:tc>
+        <w:tc>
+          <w:tcPr>
+            <w:tcW w:type="dxa" w:w="1871"/>
+          </w:tcPr>
+          <w:p>
+            <w:pPr>
+              <w:spacing w:before="0" w:after="0" w:line="240" w:lineRule="auto"/>
+              <w:ind w:firstLine="0"/>
+              <w:jc w:val="left"/>
+            </w:pPr>
+            <w:r/>
+            <w:r>
+              <w:rPr>
+                <w:rFonts w:ascii="Times New Roman" w:hAnsi="Times New Roman" w:eastAsia="Times New Roman"/>
+                <w:b w:val="0"/>
+                <w:color w:val="000000"/>
+                <w:sz w:val="24"/>
+                <w:noProof/>
+                <w:lang w:val="ru-RU"/>
+              </w:rPr>
+              <w:t>19.86</w:t>
+            </w:r>
+          </w:p>
+        </w:tc>
+        <w:tc>
+          <w:tcPr>
+            <w:tcW w:type="dxa" w:w="1871"/>
+          </w:tcPr>
+          <w:p>
+            <w:pPr>
+              <w:spacing w:before="0" w:after="0" w:line="240" w:lineRule="auto"/>
+              <w:ind w:firstLine="0"/>
+              <w:jc w:val="left"/>
+            </w:pPr>
+            <w:r/>
+            <w:r>
+              <w:rPr>
+                <w:rFonts w:ascii="Times New Roman" w:hAnsi="Times New Roman" w:eastAsia="Times New Roman"/>
+                <w:b w:val="0"/>
+                <w:color w:val="000000"/>
+                <w:sz w:val="24"/>
+                <w:noProof/>
+                <w:lang w:val="ru-RU"/>
+              </w:rPr>
+              <w:t>8.144</w:t>
+            </w:r>
+          </w:p>
+        </w:tc>
+      </w:tr>
+      <w:tr>
+        <w:tc>
+          <w:tcPr>
+            <w:tcW w:type="dxa" w:w="1871"/>
+          </w:tcPr>
+          <w:p>
+            <w:pPr>
+              <w:spacing w:before="0" w:after="0" w:line="240" w:lineRule="auto"/>
+              <w:ind w:firstLine="0"/>
+              <w:jc w:val="left"/>
+            </w:pPr>
+            <w:r/>
+            <w:r>
+              <w:rPr>
+                <w:rFonts w:ascii="Times New Roman" w:hAnsi="Times New Roman" w:eastAsia="Times New Roman"/>
+                <w:b/>
+                <w:color w:val="000000"/>
+                <w:sz w:val="24"/>
+                <w:noProof/>
+                <w:lang w:val="ru-RU"/>
+              </w:rPr>
+              <w:t>burst</w:t>
+            </w:r>
+          </w:p>
+        </w:tc>
+        <w:tc>
+          <w:tcPr>
+            <w:tcW w:type="dxa" w:w="1871"/>
+          </w:tcPr>
+          <w:p>
+            <w:pPr>
+              <w:spacing w:before="0" w:after="0" w:line="240" w:lineRule="auto"/>
+              <w:ind w:firstLine="0"/>
+              <w:jc w:val="left"/>
+            </w:pPr>
+            <w:r/>
+            <w:r>
+              <w:rPr>
+                <w:rFonts w:ascii="Times New Roman" w:hAnsi="Times New Roman" w:eastAsia="Times New Roman"/>
+                <w:b w:val="0"/>
+                <w:color w:val="000000"/>
+                <w:sz w:val="24"/>
+                <w:noProof/>
+                <w:lang w:val="ru-RU"/>
+              </w:rPr>
+              <w:t>96.23</w:t>
+            </w:r>
+          </w:p>
+        </w:tc>
+        <w:tc>
+          <w:tcPr>
+            <w:tcW w:type="dxa" w:w="1871"/>
+          </w:tcPr>
+          <w:p>
+            <w:pPr>
+              <w:spacing w:before="0" w:after="0" w:line="240" w:lineRule="auto"/>
+              <w:ind w:firstLine="0"/>
+              <w:jc w:val="left"/>
+            </w:pPr>
+            <w:r/>
+            <w:r>
+              <w:rPr>
+                <w:rFonts w:ascii="Times New Roman" w:hAnsi="Times New Roman" w:eastAsia="Times New Roman"/>
+                <w:b w:val="0"/>
+                <w:color w:val="000000"/>
+                <w:sz w:val="24"/>
+                <w:noProof/>
+                <w:lang w:val="ru-RU"/>
+              </w:rPr>
+              <w:t>79.41</w:t>
+            </w:r>
+          </w:p>
+        </w:tc>
+        <w:tc>
+          <w:tcPr>
+            <w:tcW w:type="dxa" w:w="1871"/>
+          </w:tcPr>
+          <w:p>
+            <w:pPr>
+              <w:spacing w:before="0" w:after="0" w:line="240" w:lineRule="auto"/>
+              <w:ind w:firstLine="0"/>
+              <w:jc w:val="left"/>
+            </w:pPr>
+            <w:r/>
+            <w:r>
+              <w:rPr>
+                <w:rFonts w:ascii="Times New Roman" w:hAnsi="Times New Roman" w:eastAsia="Times New Roman"/>
+                <w:b w:val="0"/>
+                <w:color w:val="000000"/>
+                <w:sz w:val="24"/>
+                <w:noProof/>
+                <w:lang w:val="ru-RU"/>
+              </w:rPr>
+              <w:t>69.13</w:t>
+            </w:r>
+          </w:p>
+        </w:tc>
+        <w:tc>
+          <w:tcPr>
+            <w:tcW w:type="dxa" w:w="1871"/>
+          </w:tcPr>
+          <w:p>
+            <w:pPr>
+              <w:spacing w:before="0" w:after="0" w:line="240" w:lineRule="auto"/>
+              <w:ind w:firstLine="0"/>
+              <w:jc w:val="left"/>
+            </w:pPr>
+            <w:r/>
+            <w:r>
+              <w:rPr>
+                <w:rFonts w:ascii="Times New Roman" w:hAnsi="Times New Roman" w:eastAsia="Times New Roman"/>
+                <w:b w:val="0"/>
+                <w:color w:val="000000"/>
+                <w:sz w:val="24"/>
+                <w:noProof/>
+                <w:lang w:val="ru-RU"/>
+              </w:rPr>
+              <w:t>8.610</w:t>
+            </w:r>
+          </w:p>
+        </w:tc>
+      </w:tr>
+      <w:tr>
+        <w:tc>
+          <w:tcPr>
+            <w:tcW w:type="dxa" w:w="1871"/>
+          </w:tcPr>
+          <w:p>
+            <w:pPr>
+              <w:spacing w:before="0" w:after="0" w:line="240" w:lineRule="auto"/>
+              <w:ind w:firstLine="0"/>
+              <w:jc w:val="left"/>
+            </w:pPr>
+            <w:r/>
+            <w:r>
+              <w:rPr>
+                <w:rFonts w:ascii="Times New Roman" w:hAnsi="Times New Roman" w:eastAsia="Times New Roman"/>
+                <w:b/>
+                <w:color w:val="000000"/>
+                <w:sz w:val="24"/>
+                <w:noProof/>
+                <w:lang w:val="ru-RU"/>
+              </w:rPr>
+              <w:t>ddos</w:t>
+            </w:r>
+          </w:p>
+        </w:tc>
+        <w:tc>
+          <w:tcPr>
+            <w:tcW w:type="dxa" w:w="1871"/>
+          </w:tcPr>
+          <w:p>
+            <w:pPr>
+              <w:spacing w:before="0" w:after="0" w:line="240" w:lineRule="auto"/>
+              <w:ind w:firstLine="0"/>
+              <w:jc w:val="left"/>
+            </w:pPr>
+            <w:r/>
+            <w:r>
+              <w:rPr>
+                <w:rFonts w:ascii="Times New Roman" w:hAnsi="Times New Roman" w:eastAsia="Times New Roman"/>
+                <w:b w:val="0"/>
+                <w:color w:val="000000"/>
+                <w:sz w:val="24"/>
+                <w:noProof/>
+                <w:lang w:val="ru-RU"/>
+              </w:rPr>
+              <w:t>74.48</w:t>
+            </w:r>
+          </w:p>
+        </w:tc>
+        <w:tc>
+          <w:tcPr>
+            <w:tcW w:type="dxa" w:w="1871"/>
+          </w:tcPr>
+          <w:p>
+            <w:pPr>
+              <w:spacing w:before="0" w:after="0" w:line="240" w:lineRule="auto"/>
+              <w:ind w:firstLine="0"/>
+              <w:jc w:val="left"/>
+            </w:pPr>
+            <w:r/>
+            <w:r>
+              <w:rPr>
+                <w:rFonts w:ascii="Times New Roman" w:hAnsi="Times New Roman" w:eastAsia="Times New Roman"/>
+                <w:b w:val="0"/>
+                <w:color w:val="000000"/>
+                <w:sz w:val="24"/>
+                <w:noProof/>
+                <w:lang w:val="ru-RU"/>
+              </w:rPr>
+              <w:t>46.60</w:t>
+            </w:r>
+          </w:p>
+        </w:tc>
+        <w:tc>
+          <w:tcPr>
+            <w:tcW w:type="dxa" w:w="1871"/>
+          </w:tcPr>
+          <w:p>
+            <w:pPr>
+              <w:spacing w:before="0" w:after="0" w:line="240" w:lineRule="auto"/>
+              <w:ind w:firstLine="0"/>
+              <w:jc w:val="left"/>
+            </w:pPr>
+            <w:r/>
+            <w:r>
+              <w:rPr>
+                <w:rFonts w:ascii="Times New Roman" w:hAnsi="Times New Roman" w:eastAsia="Times New Roman"/>
+                <w:b w:val="0"/>
+                <w:color w:val="000000"/>
+                <w:sz w:val="24"/>
+                <w:noProof/>
+                <w:lang w:val="ru-RU"/>
+              </w:rPr>
+              <w:t>5.31</w:t>
+            </w:r>
+          </w:p>
+        </w:tc>
+        <w:tc>
+          <w:tcPr>
+            <w:tcW w:type="dxa" w:w="1871"/>
+          </w:tcPr>
+          <w:p>
+            <w:pPr>
+              <w:spacing w:before="0" w:after="0" w:line="240" w:lineRule="auto"/>
+              <w:ind w:firstLine="0"/>
+              <w:jc w:val="left"/>
+            </w:pPr>
+            <w:r/>
+            <w:r>
+              <w:rPr>
+                <w:rFonts w:ascii="Times New Roman" w:hAnsi="Times New Roman" w:eastAsia="Times New Roman"/>
+                <w:b w:val="0"/>
+                <w:color w:val="000000"/>
+                <w:sz w:val="24"/>
+                <w:noProof/>
+                <w:lang w:val="ru-RU"/>
+              </w:rPr>
+              <w:t>9.451</w:t>
+            </w:r>
+          </w:p>
+        </w:tc>
+      </w:tr>
+      <w:tr>
+        <w:tc>
+          <w:tcPr>
+            <w:tcW w:type="dxa" w:w="1871"/>
+          </w:tcPr>
+          <w:p>
+            <w:pPr>
+              <w:spacing w:before="0" w:after="0" w:line="240" w:lineRule="auto"/>
+              <w:ind w:firstLine="0"/>
+              <w:jc w:val="left"/>
+            </w:pPr>
+            <w:r/>
+            <w:r>
+              <w:rPr>
+                <w:rFonts w:ascii="Times New Roman" w:hAnsi="Times New Roman" w:eastAsia="Times New Roman"/>
+                <w:b/>
+                <w:color w:val="000000"/>
+                <w:sz w:val="24"/>
+                <w:noProof/>
+                <w:lang w:val="ru-RU"/>
+              </w:rPr>
+              <w:t>recovery</w:t>
+            </w:r>
+          </w:p>
+        </w:tc>
+        <w:tc>
+          <w:tcPr>
+            <w:tcW w:type="dxa" w:w="1871"/>
+          </w:tcPr>
+          <w:p>
+            <w:pPr>
+              <w:spacing w:before="0" w:after="0" w:line="240" w:lineRule="auto"/>
+              <w:ind w:firstLine="0"/>
+              <w:jc w:val="left"/>
+            </w:pPr>
+            <w:r/>
+            <w:r>
+              <w:rPr>
+                <w:rFonts w:ascii="Times New Roman" w:hAnsi="Times New Roman" w:eastAsia="Times New Roman"/>
+                <w:b w:val="0"/>
+                <w:color w:val="000000"/>
+                <w:sz w:val="24"/>
+                <w:noProof/>
+                <w:lang w:val="ru-RU"/>
+              </w:rPr>
+              <w:t>100.00</w:t>
+            </w:r>
+          </w:p>
+        </w:tc>
+        <w:tc>
+          <w:tcPr>
+            <w:tcW w:type="dxa" w:w="1871"/>
+          </w:tcPr>
+          <w:p>
+            <w:pPr>
+              <w:spacing w:before="0" w:after="0" w:line="240" w:lineRule="auto"/>
+              <w:ind w:firstLine="0"/>
+              <w:jc w:val="left"/>
+            </w:pPr>
+            <w:r/>
+            <w:r>
+              <w:rPr>
+                <w:rFonts w:ascii="Times New Roman" w:hAnsi="Times New Roman" w:eastAsia="Times New Roman"/>
+                <w:b w:val="0"/>
+                <w:color w:val="000000"/>
+                <w:sz w:val="24"/>
+                <w:noProof/>
+                <w:lang w:val="ru-RU"/>
+              </w:rPr>
+              <w:t>100.00</w:t>
+            </w:r>
+          </w:p>
+        </w:tc>
+        <w:tc>
+          <w:tcPr>
+            <w:tcW w:type="dxa" w:w="1871"/>
+          </w:tcPr>
+          <w:p>
+            <w:pPr>
+              <w:spacing w:before="0" w:after="0" w:line="240" w:lineRule="auto"/>
+              <w:ind w:firstLine="0"/>
+              <w:jc w:val="left"/>
+            </w:pPr>
+            <w:r/>
+            <w:r>
+              <w:rPr>
+                <w:rFonts w:ascii="Times New Roman" w:hAnsi="Times New Roman" w:eastAsia="Times New Roman"/>
+                <w:b w:val="0"/>
+                <w:color w:val="000000"/>
+                <w:sz w:val="24"/>
+                <w:noProof/>
+                <w:lang w:val="ru-RU"/>
+              </w:rPr>
+              <w:t>77.28</w:t>
+            </w:r>
+          </w:p>
+        </w:tc>
+        <w:tc>
+          <w:tcPr>
+            <w:tcW w:type="dxa" w:w="1871"/>
+          </w:tcPr>
+          <w:p>
+            <w:pPr>
+              <w:spacing w:before="0" w:after="0" w:line="240" w:lineRule="auto"/>
+              <w:ind w:firstLine="0"/>
+              <w:jc w:val="left"/>
+            </w:pPr>
+            <w:r/>
+            <w:r>
+              <w:rPr>
+                <w:rFonts w:ascii="Times New Roman" w:hAnsi="Times New Roman" w:eastAsia="Times New Roman"/>
+                <w:b w:val="0"/>
+                <w:color w:val="000000"/>
+                <w:sz w:val="24"/>
+                <w:noProof/>
+                <w:lang w:val="ru-RU"/>
+              </w:rPr>
+              <w:t>3.914</w:t>
+            </w:r>
+          </w:p>
+        </w:tc>
+      </w:tr>
+      <w:tr>
+        <w:tc>
+          <w:tcPr>
+            <w:tcW w:type="dxa" w:w="1871"/>
+          </w:tcPr>
+          <w:p>
+            <w:pPr>
+              <w:spacing w:before="0" w:after="0" w:line="240" w:lineRule="auto"/>
+              <w:ind w:firstLine="0"/>
+              <w:jc w:val="left"/>
+            </w:pPr>
+            <w:r/>
+            <w:r>
+              <w:rPr>
+                <w:rFonts w:ascii="Times New Roman" w:hAnsi="Times New Roman" w:eastAsia="Times New Roman"/>
+                <w:b w:val="0"/>
+                <w:color w:val="000000"/>
+                <w:sz w:val="24"/>
+                <w:noProof/>
+                <w:lang w:val="ru-RU"/>
+              </w:rPr>
+              <w:t>Среднее</w:t>
+            </w:r>
+          </w:p>
+        </w:tc>
+        <w:tc>
+          <w:tcPr>
+            <w:tcW w:type="dxa" w:w="1871"/>
+          </w:tcPr>
+          <w:p>
+            <w:pPr>
+              <w:spacing w:before="0" w:after="0" w:line="240" w:lineRule="auto"/>
+              <w:ind w:firstLine="0"/>
+              <w:jc w:val="left"/>
+            </w:pPr>
+            <w:r/>
+            <w:r>
+              <w:rPr>
+                <w:rFonts w:ascii="Times New Roman" w:hAnsi="Times New Roman" w:eastAsia="Times New Roman"/>
+                <w:b w:val="0"/>
+                <w:color w:val="000000"/>
+                <w:sz w:val="24"/>
+                <w:noProof/>
+                <w:lang w:val="ru-RU"/>
+              </w:rPr>
+              <w:t>92.42</w:t>
+            </w:r>
+          </w:p>
+        </w:tc>
+        <w:tc>
+          <w:tcPr>
+            <w:tcW w:type="dxa" w:w="1871"/>
+          </w:tcPr>
+          <w:p>
+            <w:pPr>
+              <w:spacing w:before="0" w:after="0" w:line="240" w:lineRule="auto"/>
+              <w:ind w:firstLine="0"/>
+              <w:jc w:val="left"/>
+            </w:pPr>
+            <w:r/>
+            <w:r>
+              <w:rPr>
+                <w:rFonts w:ascii="Times New Roman" w:hAnsi="Times New Roman" w:eastAsia="Times New Roman"/>
+                <w:b w:val="0"/>
+                <w:color w:val="000000"/>
+                <w:sz w:val="24"/>
+                <w:noProof/>
+                <w:lang w:val="ru-RU"/>
+              </w:rPr>
+              <w:t>80.10</w:t>
+            </w:r>
+          </w:p>
+        </w:tc>
+        <w:tc>
+          <w:tcPr>
+            <w:tcW w:type="dxa" w:w="1871"/>
+          </w:tcPr>
+          <w:p>
+            <w:pPr>
+              <w:spacing w:before="0" w:after="0" w:line="240" w:lineRule="auto"/>
+              <w:ind w:firstLine="0"/>
+              <w:jc w:val="left"/>
+            </w:pPr>
+            <w:r/>
+            <w:r>
+              <w:rPr>
+                <w:rFonts w:ascii="Times New Roman" w:hAnsi="Times New Roman" w:eastAsia="Times New Roman"/>
+                <w:b w:val="0"/>
+                <w:color w:val="000000"/>
+                <w:sz w:val="24"/>
+                <w:noProof/>
+                <w:lang w:val="ru-RU"/>
+              </w:rPr>
+              <w:t>54.32</w:t>
+            </w:r>
+          </w:p>
+        </w:tc>
+        <w:tc>
+          <w:tcPr>
+            <w:tcW w:type="dxa" w:w="1871"/>
+          </w:tcPr>
+          <w:p>
+            <w:pPr>
+              <w:spacing w:before="0" w:after="0" w:line="240" w:lineRule="auto"/>
+              <w:ind w:firstLine="0"/>
+              <w:jc w:val="left"/>
+            </w:pPr>
+            <w:r/>
+            <w:r>
+              <w:rPr>
+                <w:rFonts w:ascii="Times New Roman" w:hAnsi="Times New Roman" w:eastAsia="Times New Roman"/>
+                <w:b w:val="0"/>
+                <w:color w:val="000000"/>
+                <w:sz w:val="24"/>
+                <w:noProof/>
+                <w:lang w:val="ru-RU"/>
+              </w:rPr>
+              <w:t>7.799</w:t>
+            </w:r>
+          </w:p>
+        </w:tc>
+      </w:tr>
+    </w:tbl>
+    <w:p>
+      <w:pPr>
+        <w:spacing w:before="0" w:after="0" w:line="360" w:lineRule="auto"/>
+        <w:ind w:firstLine="709"/>
+        <w:jc w:val="both"/>
+      </w:pPr>
+      <w:r>
+        <w:rPr>
+          <w:rFonts w:ascii="Times New Roman" w:hAnsi="Times New Roman" w:eastAsia="Times New Roman"/>
+          <w:b w:val="0"/>
+          <w:color w:val="000000"/>
+          <w:sz w:val="28"/>
+          <w:noProof/>
+          <w:lang w:val="ru-RU"/>
+        </w:rPr>
+        <w:t>Данные таблицы 12 показывают основной результат оптимизации: в смешанном сценарии адаптивный режим превосходит лучший статический вариант по средней доступности.</w:t>
+      </w:r>
+    </w:p>
+    <w:p>
+      <w:pPr>
+        <w:spacing w:before="0" w:after="0" w:line="360" w:lineRule="auto"/>
+        <w:ind w:firstLine="709"/>
+        <w:jc w:val="both"/>
+      </w:pPr>
+      <w:r>
+        <w:rPr>
+          <w:rFonts w:ascii="Times New Roman" w:hAnsi="Times New Roman" w:eastAsia="Times New Roman"/>
+          <w:b w:val="0"/>
+          <w:color w:val="000000"/>
+          <w:sz w:val="28"/>
+          <w:noProof/>
+          <w:lang w:val="ru-RU"/>
+        </w:rPr>
+        <w:t xml:space="preserve">Особенно заметен эффект на </w:t>
+      </w:r>
+      <w:r>
+        <w:rPr>
+          <w:rFonts w:ascii="Times New Roman" w:hAnsi="Times New Roman" w:eastAsia="Times New Roman"/>
+          <w:b/>
+          <w:color w:val="000000"/>
+          <w:sz w:val="28"/>
+          <w:noProof/>
+          <w:lang w:val="ru-RU"/>
+        </w:rPr>
+        <w:t>poisson</w:t>
+      </w:r>
+      <w:r>
+        <w:rPr>
+          <w:rFonts w:ascii="Times New Roman" w:hAnsi="Times New Roman" w:eastAsia="Times New Roman"/>
+          <w:b w:val="0"/>
+          <w:color w:val="000000"/>
+          <w:sz w:val="28"/>
+          <w:noProof/>
+          <w:lang w:val="ru-RU"/>
+        </w:rPr>
+        <w:t xml:space="preserve"> и </w:t>
+      </w:r>
+      <w:r>
+        <w:rPr>
+          <w:rFonts w:ascii="Times New Roman" w:hAnsi="Times New Roman" w:eastAsia="Times New Roman"/>
+          <w:b/>
+          <w:color w:val="000000"/>
+          <w:sz w:val="28"/>
+          <w:noProof/>
+          <w:lang w:val="ru-RU"/>
+        </w:rPr>
+        <w:t>burst</w:t>
+      </w:r>
+      <w:r>
+        <w:rPr>
+          <w:rFonts w:ascii="Times New Roman" w:hAnsi="Times New Roman" w:eastAsia="Times New Roman"/>
+          <w:b w:val="0"/>
+          <w:color w:val="000000"/>
+          <w:sz w:val="28"/>
+          <w:noProof/>
+          <w:lang w:val="ru-RU"/>
+        </w:rPr>
+        <w:t>, где adaptive сохраняет 91.41% и 96.23% успешных запросов соответственно.</w:t>
+      </w:r>
+    </w:p>
+    <w:p>
+      <w:pPr>
+        <w:spacing w:before="0" w:after="0" w:line="360" w:lineRule="auto"/>
+        <w:ind w:firstLine="709"/>
+        <w:jc w:val="both"/>
+      </w:pPr>
+      <w:r>
+        <w:rPr>
+          <w:rFonts w:ascii="Times New Roman" w:hAnsi="Times New Roman" w:eastAsia="Times New Roman"/>
+          <w:b w:val="0"/>
+          <w:color w:val="000000"/>
+          <w:sz w:val="28"/>
+          <w:noProof/>
+          <w:lang w:val="ru-RU"/>
+        </w:rPr>
+        <w:t>Это важно для пользовательского API, поскольку нерегулярные локальные всплески часто являются легитимным поведением, а не атакой.</w:t>
+      </w:r>
+    </w:p>
+    <w:p>
+      <w:pPr>
+        <w:spacing w:before="0" w:after="0" w:line="360" w:lineRule="auto"/>
+        <w:ind w:firstLine="709"/>
+        <w:jc w:val="both"/>
+      </w:pPr>
+      <w:r>
+        <w:rPr>
+          <w:rFonts w:ascii="Times New Roman" w:hAnsi="Times New Roman" w:eastAsia="Times New Roman"/>
+          <w:b w:val="0"/>
+          <w:color w:val="000000"/>
+          <w:sz w:val="28"/>
+          <w:noProof/>
+          <w:lang w:val="ru-RU"/>
+        </w:rPr>
+        <w:t>При этом в DDoS-фазе adaptive также пропускает больше запросов, чем оба статических режима.</w:t>
+      </w:r>
+    </w:p>
+    <w:p>
+      <w:pPr>
+        <w:spacing w:before="0" w:after="0" w:line="360" w:lineRule="auto"/>
+        <w:ind w:firstLine="709"/>
+        <w:jc w:val="both"/>
+      </w:pPr>
+      <w:r>
+        <w:rPr>
+          <w:rFonts w:ascii="Times New Roman" w:hAnsi="Times New Roman" w:eastAsia="Times New Roman"/>
+          <w:b w:val="0"/>
+          <w:color w:val="000000"/>
+          <w:sz w:val="28"/>
+          <w:noProof/>
+          <w:lang w:val="ru-RU"/>
+        </w:rPr>
+        <w:t>В рамках данного стенда это трактуется как сохранение доступности при отсутствии ошибок downstream, но не как доказательство максимальной фильтрации атакующего трафика.</w:t>
+      </w:r>
+    </w:p>
+    <w:p>
+      <w:pPr>
+        <w:spacing w:before="0" w:after="0" w:line="360" w:lineRule="auto"/>
+        <w:ind w:firstLine="709"/>
+        <w:jc w:val="both"/>
+      </w:pPr>
+      <w:r>
+        <w:rPr>
+          <w:rFonts w:ascii="Times New Roman" w:hAnsi="Times New Roman" w:eastAsia="Times New Roman"/>
+          <w:b w:val="0"/>
+          <w:color w:val="000000"/>
+          <w:sz w:val="28"/>
+          <w:noProof/>
+          <w:lang w:val="ru-RU"/>
+        </w:rPr>
+        <w:t>Если эксплуатационная цель состоит именно в максимальном подавлении вредоносного потока, целевую функцию adaptive-селектора необходимо менять в сторону более жёсткого reject-профиля.</w:t>
+      </w:r>
+    </w:p>
+    <w:p>
+      <w:pPr>
+        <w:spacing w:before="0" w:after="0" w:line="360" w:lineRule="auto"/>
+        <w:ind w:firstLine="709"/>
+        <w:jc w:val="both"/>
+      </w:pPr>
+      <w:r>
+        <w:rPr>
+          <w:rFonts w:ascii="Times New Roman" w:hAnsi="Times New Roman" w:eastAsia="Times New Roman"/>
+          <w:b w:val="0"/>
+          <w:color w:val="000000"/>
+          <w:sz w:val="28"/>
+          <w:noProof/>
+          <w:lang w:val="ru-RU"/>
+        </w:rPr>
+        <w:t xml:space="preserve">Среднее число переключений в финальном </w:t>
+      </w:r>
+      <w:r>
+        <w:rPr>
+          <w:rFonts w:ascii="Times New Roman" w:hAnsi="Times New Roman" w:eastAsia="Times New Roman"/>
+          <w:b/>
+          <w:color w:val="000000"/>
+          <w:sz w:val="28"/>
+          <w:noProof/>
+          <w:lang w:val="ru-RU"/>
+        </w:rPr>
+        <w:t>phase_universal_mix</w:t>
+      </w:r>
+      <w:r>
+        <w:rPr>
+          <w:rFonts w:ascii="Times New Roman" w:hAnsi="Times New Roman" w:eastAsia="Times New Roman"/>
+          <w:b w:val="0"/>
+          <w:color w:val="000000"/>
+          <w:sz w:val="28"/>
+          <w:noProof/>
+          <w:lang w:val="ru-RU"/>
+        </w:rPr>
+        <w:t xml:space="preserve"> составило 1.33 на прогон.</w:t>
+      </w:r>
+    </w:p>
+    <w:p>
+      <w:pPr>
+        <w:spacing w:before="0" w:after="0" w:line="360" w:lineRule="auto"/>
+        <w:ind w:firstLine="709"/>
+        <w:jc w:val="both"/>
+      </w:pPr>
+      <w:r>
+        <w:rPr>
+          <w:rFonts w:ascii="Times New Roman" w:hAnsi="Times New Roman" w:eastAsia="Times New Roman"/>
+          <w:b w:val="0"/>
+          <w:color w:val="000000"/>
+          <w:sz w:val="28"/>
+          <w:noProof/>
+          <w:lang w:val="ru-RU"/>
+        </w:rPr>
+        <w:t xml:space="preserve">Типовая последовательность имела вид </w:t>
+      </w:r>
+      <w:r>
+        <w:rPr>
+          <w:rFonts w:ascii="Times New Roman" w:hAnsi="Times New Roman" w:eastAsia="Times New Roman"/>
+          <w:b/>
+          <w:color w:val="000000"/>
+          <w:sz w:val="28"/>
+          <w:noProof/>
+          <w:lang w:val="ru-RU"/>
+        </w:rPr>
+        <w:t>0:sliding|39:token</w:t>
+      </w:r>
+      <w:r>
+        <w:rPr>
+          <w:rFonts w:ascii="Times New Roman" w:hAnsi="Times New Roman" w:eastAsia="Times New Roman"/>
+          <w:b w:val="0"/>
+          <w:color w:val="000000"/>
+          <w:sz w:val="28"/>
+          <w:noProof/>
+          <w:lang w:val="ru-RU"/>
+        </w:rPr>
+        <w:t xml:space="preserve">, в части прогонов — </w:t>
+      </w:r>
+      <w:r>
+        <w:rPr>
+          <w:rFonts w:ascii="Times New Roman" w:hAnsi="Times New Roman" w:eastAsia="Times New Roman"/>
+          <w:b/>
+          <w:color w:val="000000"/>
+          <w:sz w:val="28"/>
+          <w:noProof/>
+          <w:lang w:val="ru-RU"/>
+        </w:rPr>
+        <w:t>0:sliding|39:token|150:sliding</w:t>
+      </w:r>
+      <w:r>
+        <w:rPr>
+          <w:rFonts w:ascii="Times New Roman" w:hAnsi="Times New Roman" w:eastAsia="Times New Roman"/>
+          <w:b w:val="0"/>
+          <w:color w:val="000000"/>
+          <w:sz w:val="28"/>
+          <w:noProof/>
+          <w:lang w:val="ru-RU"/>
+        </w:rPr>
+        <w:t>.</w:t>
+      </w:r>
+    </w:p>
+    <w:p>
+      <w:pPr>
+        <w:spacing w:before="0" w:after="0" w:line="360" w:lineRule="auto"/>
+        <w:ind w:firstLine="709"/>
+        <w:jc w:val="both"/>
+      </w:pPr>
+      <w:r>
+        <w:rPr>
+          <w:rFonts w:ascii="Times New Roman" w:hAnsi="Times New Roman" w:eastAsia="Times New Roman"/>
+          <w:b w:val="0"/>
+          <w:color w:val="000000"/>
+          <w:sz w:val="28"/>
+          <w:noProof/>
+          <w:lang w:val="ru-RU"/>
+        </w:rPr>
+        <w:t xml:space="preserve">Петли вида </w:t>
+      </w:r>
+      <w:r>
+        <w:rPr>
+          <w:rFonts w:ascii="Times New Roman" w:hAnsi="Times New Roman" w:eastAsia="Times New Roman"/>
+          <w:b/>
+          <w:color w:val="000000"/>
+          <w:sz w:val="28"/>
+          <w:noProof/>
+          <w:lang w:val="ru-RU"/>
+        </w:rPr>
+        <w:t>sliding -&gt; token -&gt; sliding -&gt; token</w:t>
+      </w:r>
+      <w:r>
+        <w:rPr>
+          <w:rFonts w:ascii="Times New Roman" w:hAnsi="Times New Roman" w:eastAsia="Times New Roman"/>
+          <w:b w:val="0"/>
+          <w:color w:val="000000"/>
+          <w:sz w:val="28"/>
+          <w:noProof/>
+          <w:lang w:val="ru-RU"/>
+        </w:rPr>
+        <w:t xml:space="preserve"> внутри одного короткого смешанного прогона не зафиксированы, что подтверждает отсутствие выраженной oscillation-проблемы на данном профиле.</w:t>
+      </w:r>
+    </w:p>
+    <w:p>
+      <w:pPr>
+        <w:spacing w:before="0" w:after="0" w:line="360" w:lineRule="auto"/>
+        <w:ind w:firstLine="709"/>
+        <w:jc w:val="both"/>
+      </w:pPr>
+      <w:r>
+        <w:rPr>
+          <w:rFonts w:ascii="Times New Roman" w:hAnsi="Times New Roman" w:eastAsia="Times New Roman"/>
+          <w:b w:val="0"/>
+          <w:color w:val="000000"/>
+          <w:sz w:val="28"/>
+          <w:noProof/>
+          <w:lang w:val="ru-RU"/>
+        </w:rPr>
+        <w:t xml:space="preserve">Отдельно выполнен long soak </w:t>
+      </w:r>
+      <w:r>
+        <w:rPr>
+          <w:rFonts w:ascii="Times New Roman" w:hAnsi="Times New Roman" w:eastAsia="Times New Roman"/>
+          <w:b/>
+          <w:color w:val="000000"/>
+          <w:sz w:val="28"/>
+          <w:noProof/>
+          <w:lang w:val="ru-RU"/>
+        </w:rPr>
+        <w:t>ddos -&gt; recovery</w:t>
+      </w:r>
+      <w:r>
+        <w:rPr>
+          <w:rFonts w:ascii="Times New Roman" w:hAnsi="Times New Roman" w:eastAsia="Times New Roman"/>
+          <w:b w:val="0"/>
+          <w:color w:val="000000"/>
+          <w:sz w:val="28"/>
+          <w:noProof/>
+          <w:lang w:val="ru-RU"/>
+        </w:rPr>
+        <w:t xml:space="preserve"> длительностью 720 секунд DDoS и 120 секунд recovery [33].</w:t>
+      </w:r>
+    </w:p>
+    <w:p>
+      <w:pPr>
+        <w:spacing w:before="0" w:after="0" w:line="360" w:lineRule="auto"/>
+        <w:ind w:firstLine="709"/>
+        <w:jc w:val="both"/>
+      </w:pPr>
+      <w:r>
+        <w:rPr>
+          <w:rFonts w:ascii="Times New Roman" w:hAnsi="Times New Roman" w:eastAsia="Times New Roman"/>
+          <w:b w:val="0"/>
+          <w:color w:val="000000"/>
+          <w:sz w:val="28"/>
+          <w:noProof/>
+          <w:lang w:val="ru-RU"/>
+        </w:rPr>
+        <w:t xml:space="preserve">Его цель — проверить, не выходит ли адаптивный контур из </w:t>
+      </w:r>
+      <w:r>
+        <w:rPr>
+          <w:rFonts w:ascii="Times New Roman" w:hAnsi="Times New Roman" w:eastAsia="Times New Roman"/>
+          <w:b/>
+          <w:color w:val="000000"/>
+          <w:sz w:val="28"/>
+          <w:noProof/>
+          <w:lang w:val="ru-RU"/>
+        </w:rPr>
+        <w:t>token</w:t>
+      </w:r>
+      <w:r>
+        <w:rPr>
+          <w:rFonts w:ascii="Times New Roman" w:hAnsi="Times New Roman" w:eastAsia="Times New Roman"/>
+          <w:b w:val="0"/>
+          <w:color w:val="000000"/>
+          <w:sz w:val="28"/>
+          <w:noProof/>
+          <w:lang w:val="ru-RU"/>
+        </w:rPr>
+        <w:t xml:space="preserve"> слишком рано при длительной атаке.</w:t>
+      </w:r>
+    </w:p>
+    <w:p>
+      <w:pPr>
+        <w:spacing w:before="0" w:after="0" w:line="360" w:lineRule="auto"/>
+        <w:ind w:firstLine="709"/>
+        <w:jc w:val="both"/>
+      </w:pPr>
+      <w:r>
+        <w:rPr>
+          <w:rFonts w:ascii="Times New Roman" w:hAnsi="Times New Roman" w:eastAsia="Times New Roman"/>
+          <w:b w:val="0"/>
+          <w:color w:val="000000"/>
+          <w:sz w:val="28"/>
+          <w:noProof/>
+          <w:lang w:val="ru-RU"/>
+        </w:rPr>
+        <w:t>Результаты сведены в таблице 13.</w:t>
+      </w:r>
+    </w:p>
+    <w:p>
+      <w:pPr>
+        <w:spacing w:before="0" w:after="0" w:line="360" w:lineRule="auto"/>
+        <w:ind w:firstLine="0"/>
+        <w:jc w:val="left"/>
+      </w:pPr>
+      <w:r>
+        <w:rPr>
+          <w:rFonts w:ascii="Times New Roman" w:hAnsi="Times New Roman" w:eastAsia="Times New Roman"/>
+          <w:b w:val="0"/>
+          <w:color w:val="000000"/>
+          <w:sz w:val="28"/>
+          <w:noProof/>
+          <w:lang w:val="ru-RU"/>
+        </w:rPr>
+        <w:t xml:space="preserve">Таблица 13 – Long soak </w:t>
+      </w:r>
+      <w:r>
+        <w:rPr>
+          <w:rFonts w:ascii="Times New Roman" w:hAnsi="Times New Roman" w:eastAsia="Times New Roman"/>
+          <w:b/>
+          <w:color w:val="000000"/>
+          <w:sz w:val="28"/>
+          <w:noProof/>
+          <w:lang w:val="ru-RU"/>
+        </w:rPr>
+        <w:t>ddos -&gt; recovery</w:t>
+      </w:r>
+      <w:r>
+        <w:rPr>
+          <w:rFonts w:ascii="Times New Roman" w:hAnsi="Times New Roman" w:eastAsia="Times New Roman"/>
+          <w:b w:val="0"/>
+          <w:color w:val="000000"/>
+          <w:sz w:val="28"/>
+          <w:noProof/>
+          <w:lang w:val="ru-RU"/>
+        </w:rPr>
+        <w:t xml:space="preserve"> для финального adaptive-кандидата (24.04.2026).</w:t>
+      </w:r>
+    </w:p>
+    <w:tbl>
+      <w:tblPr>
+        <w:tblStyle w:val="TableGrid"/>
+        <w:tblW w:type="auto" w:w="0"/>
+        <w:tblLook w:firstColumn="1" w:firstRow="1" w:lastColumn="0" w:lastRow="0" w:noHBand="0" w:noVBand="1" w:val="04A0"/>
+      </w:tblPr>
+      <w:tblGrid>
+        <w:gridCol w:w="2339"/>
+        <w:gridCol w:w="2339"/>
+        <w:gridCol w:w="2339"/>
+        <w:gridCol w:w="2339"/>
+      </w:tblGrid>
+      <w:tr>
+        <w:tc>
+          <w:tcPr>
+            <w:tcW w:type="dxa" w:w="2339"/>
+          </w:tcPr>
+          <w:p>
+            <w:pPr>
+              <w:spacing w:before="0" w:after="0" w:line="240" w:lineRule="auto"/>
+              <w:ind w:firstLine="0"/>
+              <w:jc w:val="left"/>
+            </w:pPr>
+            <w:r/>
+            <w:r>
+              <w:rPr>
+                <w:rFonts w:ascii="Times New Roman" w:hAnsi="Times New Roman" w:eastAsia="Times New Roman"/>
+                <w:b/>
+                <w:color w:val="000000"/>
+                <w:sz w:val="24"/>
+                <w:noProof/>
+                <w:lang w:val="ru-RU"/>
+              </w:rPr>
+              <w:t>Метрика</w:t>
+            </w:r>
+          </w:p>
+        </w:tc>
+        <w:tc>
+          <w:tcPr>
+            <w:tcW w:type="dxa" w:w="2339"/>
+          </w:tcPr>
+          <w:p>
+            <w:pPr>
+              <w:spacing w:before="0" w:after="0" w:line="240" w:lineRule="auto"/>
+              <w:ind w:firstLine="0"/>
+              <w:jc w:val="left"/>
+            </w:pPr>
+            <w:r/>
+            <w:r>
+              <w:rPr>
+                <w:rFonts w:ascii="Times New Roman" w:hAnsi="Times New Roman" w:eastAsia="Times New Roman"/>
+                <w:b/>
+                <w:color w:val="000000"/>
+                <w:sz w:val="24"/>
+                <w:noProof/>
+                <w:lang w:val="ru-RU"/>
+              </w:rPr>
+              <w:t>Значение</w:t>
+            </w:r>
+          </w:p>
+        </w:tc>
+        <w:tc>
+          <w:tcPr>
+            <w:tcW w:type="dxa" w:w="2339"/>
+          </w:tcPr>
+          <w:p>
+            <w:pPr>
+              <w:spacing w:before="0" w:after="0" w:line="240" w:lineRule="auto"/>
+              <w:ind w:firstLine="0"/>
+              <w:jc w:val="left"/>
+            </w:pPr>
+            <w:r/>
+          </w:p>
+        </w:tc>
+        <w:tc>
+          <w:tcPr>
+            <w:tcW w:type="dxa" w:w="2339"/>
+          </w:tcPr>
+          <w:p>
+            <w:pPr>
+              <w:spacing w:before="0" w:after="0" w:line="240" w:lineRule="auto"/>
+              <w:ind w:firstLine="0"/>
+              <w:jc w:val="left"/>
+            </w:pPr>
+            <w:r/>
+          </w:p>
+        </w:tc>
+      </w:tr>
+      <w:tr>
+        <w:tc>
+          <w:tcPr>
+            <w:tcW w:type="dxa" w:w="2339"/>
+          </w:tcPr>
+          <w:p>
+            <w:pPr>
+              <w:spacing w:before="0" w:after="0" w:line="240" w:lineRule="auto"/>
+              <w:ind w:firstLine="0"/>
+              <w:jc w:val="left"/>
+            </w:pPr>
+            <w:r/>
+            <w:r>
+              <w:rPr>
+                <w:rFonts w:ascii="Times New Roman" w:hAnsi="Times New Roman" w:eastAsia="Times New Roman"/>
+                <w:b w:val="0"/>
+                <w:color w:val="000000"/>
+                <w:sz w:val="24"/>
+                <w:noProof/>
+                <w:lang w:val="ru-RU"/>
+              </w:rPr>
+              <w:t>Общая успешность</w:t>
+            </w:r>
+          </w:p>
+        </w:tc>
+        <w:tc>
+          <w:tcPr>
+            <w:tcW w:type="dxa" w:w="2339"/>
+          </w:tcPr>
+          <w:p>
+            <w:pPr>
+              <w:spacing w:before="0" w:after="0" w:line="240" w:lineRule="auto"/>
+              <w:ind w:firstLine="0"/>
+              <w:jc w:val="left"/>
+            </w:pPr>
+            <w:r/>
+            <w:r>
+              <w:rPr>
+                <w:rFonts w:ascii="Times New Roman" w:hAnsi="Times New Roman" w:eastAsia="Times New Roman"/>
+                <w:b w:val="0"/>
+                <w:color w:val="000000"/>
+                <w:sz w:val="24"/>
+                <w:noProof/>
+                <w:lang w:val="ru-RU"/>
+              </w:rPr>
+              <w:t>97.99%</w:t>
+            </w:r>
+          </w:p>
+        </w:tc>
+        <w:tc>
+          <w:tcPr>
+            <w:tcW w:type="dxa" w:w="2339"/>
+          </w:tcPr>
+          <w:p>
+            <w:pPr>
+              <w:spacing w:before="0" w:after="0" w:line="240" w:lineRule="auto"/>
+              <w:ind w:firstLine="0"/>
+              <w:jc w:val="left"/>
+            </w:pPr>
+            <w:r/>
+          </w:p>
+        </w:tc>
+        <w:tc>
+          <w:tcPr>
+            <w:tcW w:type="dxa" w:w="2339"/>
+          </w:tcPr>
+          <w:p>
+            <w:pPr>
+              <w:spacing w:before="0" w:after="0" w:line="240" w:lineRule="auto"/>
+              <w:ind w:firstLine="0"/>
+              <w:jc w:val="left"/>
+            </w:pPr>
+            <w:r/>
+          </w:p>
+        </w:tc>
+      </w:tr>
+      <w:tr>
+        <w:tc>
+          <w:tcPr>
+            <w:tcW w:type="dxa" w:w="2339"/>
+          </w:tcPr>
+          <w:p>
+            <w:pPr>
+              <w:spacing w:before="0" w:after="0" w:line="240" w:lineRule="auto"/>
+              <w:ind w:firstLine="0"/>
+              <w:jc w:val="left"/>
+            </w:pPr>
+            <w:r/>
+            <w:r>
+              <w:rPr>
+                <w:rFonts w:ascii="Times New Roman" w:hAnsi="Times New Roman" w:eastAsia="Times New Roman"/>
+                <w:b w:val="0"/>
+                <w:color w:val="000000"/>
+                <w:sz w:val="24"/>
+                <w:noProof/>
+                <w:lang w:val="ru-RU"/>
+              </w:rPr>
+              <w:t xml:space="preserve">Успешность в </w:t>
+            </w:r>
+            <w:r>
+              <w:rPr>
+                <w:rFonts w:ascii="Times New Roman" w:hAnsi="Times New Roman" w:eastAsia="Times New Roman"/>
+                <w:b/>
+                <w:color w:val="000000"/>
+                <w:sz w:val="24"/>
+                <w:noProof/>
+                <w:lang w:val="ru-RU"/>
+              </w:rPr>
+              <w:t>ddos</w:t>
+            </w:r>
+          </w:p>
+        </w:tc>
+        <w:tc>
+          <w:tcPr>
+            <w:tcW w:type="dxa" w:w="2339"/>
+          </w:tcPr>
+          <w:p>
+            <w:pPr>
+              <w:spacing w:before="0" w:after="0" w:line="240" w:lineRule="auto"/>
+              <w:ind w:firstLine="0"/>
+              <w:jc w:val="left"/>
+            </w:pPr>
+            <w:r/>
+            <w:r>
+              <w:rPr>
+                <w:rFonts w:ascii="Times New Roman" w:hAnsi="Times New Roman" w:eastAsia="Times New Roman"/>
+                <w:b w:val="0"/>
+                <w:color w:val="000000"/>
+                <w:sz w:val="24"/>
+                <w:noProof/>
+                <w:lang w:val="ru-RU"/>
+              </w:rPr>
+              <w:t>97.93%</w:t>
+            </w:r>
+          </w:p>
+        </w:tc>
+        <w:tc>
+          <w:tcPr>
+            <w:tcW w:type="dxa" w:w="2339"/>
+          </w:tcPr>
+          <w:p>
+            <w:pPr>
+              <w:spacing w:before="0" w:after="0" w:line="240" w:lineRule="auto"/>
+              <w:ind w:firstLine="0"/>
+              <w:jc w:val="left"/>
+            </w:pPr>
+            <w:r/>
+          </w:p>
+        </w:tc>
+        <w:tc>
+          <w:tcPr>
+            <w:tcW w:type="dxa" w:w="2339"/>
+          </w:tcPr>
+          <w:p>
+            <w:pPr>
+              <w:spacing w:before="0" w:after="0" w:line="240" w:lineRule="auto"/>
+              <w:ind w:firstLine="0"/>
+              <w:jc w:val="left"/>
+            </w:pPr>
+            <w:r/>
+          </w:p>
+        </w:tc>
+      </w:tr>
+      <w:tr>
+        <w:tc>
+          <w:tcPr>
+            <w:tcW w:type="dxa" w:w="2339"/>
+          </w:tcPr>
+          <w:p>
+            <w:pPr>
+              <w:spacing w:before="0" w:after="0" w:line="240" w:lineRule="auto"/>
+              <w:ind w:firstLine="0"/>
+              <w:jc w:val="left"/>
+            </w:pPr>
+            <w:r/>
+            <w:r>
+              <w:rPr>
+                <w:rFonts w:ascii="Times New Roman" w:hAnsi="Times New Roman" w:eastAsia="Times New Roman"/>
+                <w:b w:val="0"/>
+                <w:color w:val="000000"/>
+                <w:sz w:val="24"/>
+                <w:noProof/>
+                <w:lang w:val="ru-RU"/>
+              </w:rPr>
+              <w:t xml:space="preserve">Успешность в </w:t>
+            </w:r>
+            <w:r>
+              <w:rPr>
+                <w:rFonts w:ascii="Times New Roman" w:hAnsi="Times New Roman" w:eastAsia="Times New Roman"/>
+                <w:b/>
+                <w:color w:val="000000"/>
+                <w:sz w:val="24"/>
+                <w:noProof/>
+                <w:lang w:val="ru-RU"/>
+              </w:rPr>
+              <w:t>recovery</w:t>
+            </w:r>
+          </w:p>
+        </w:tc>
+        <w:tc>
+          <w:tcPr>
+            <w:tcW w:type="dxa" w:w="2339"/>
+          </w:tcPr>
+          <w:p>
+            <w:pPr>
+              <w:spacing w:before="0" w:after="0" w:line="240" w:lineRule="auto"/>
+              <w:ind w:firstLine="0"/>
+              <w:jc w:val="left"/>
+            </w:pPr>
+            <w:r/>
+            <w:r>
+              <w:rPr>
+                <w:rFonts w:ascii="Times New Roman" w:hAnsi="Times New Roman" w:eastAsia="Times New Roman"/>
+                <w:b w:val="0"/>
+                <w:color w:val="000000"/>
+                <w:sz w:val="24"/>
+                <w:noProof/>
+                <w:lang w:val="ru-RU"/>
+              </w:rPr>
+              <w:t>100.00%</w:t>
+            </w:r>
+          </w:p>
+        </w:tc>
+        <w:tc>
+          <w:tcPr>
+            <w:tcW w:type="dxa" w:w="2339"/>
+          </w:tcPr>
+          <w:p>
+            <w:pPr>
+              <w:spacing w:before="0" w:after="0" w:line="240" w:lineRule="auto"/>
+              <w:ind w:firstLine="0"/>
+              <w:jc w:val="left"/>
+            </w:pPr>
+            <w:r/>
+          </w:p>
+        </w:tc>
+        <w:tc>
+          <w:tcPr>
+            <w:tcW w:type="dxa" w:w="2339"/>
+          </w:tcPr>
+          <w:p>
+            <w:pPr>
+              <w:spacing w:before="0" w:after="0" w:line="240" w:lineRule="auto"/>
+              <w:ind w:firstLine="0"/>
+              <w:jc w:val="left"/>
+            </w:pPr>
+            <w:r/>
+          </w:p>
+        </w:tc>
+      </w:tr>
+      <w:tr>
+        <w:tc>
+          <w:tcPr>
+            <w:tcW w:type="dxa" w:w="2339"/>
+          </w:tcPr>
+          <w:p>
+            <w:pPr>
+              <w:spacing w:before="0" w:after="0" w:line="240" w:lineRule="auto"/>
+              <w:ind w:firstLine="0"/>
+              <w:jc w:val="left"/>
+            </w:pPr>
+            <w:r/>
+            <w:r>
+              <w:rPr>
+                <w:rFonts w:ascii="Times New Roman" w:hAnsi="Times New Roman" w:eastAsia="Times New Roman"/>
+                <w:b w:val="0"/>
+                <w:color w:val="000000"/>
+                <w:sz w:val="24"/>
+                <w:noProof/>
+                <w:lang w:val="ru-RU"/>
+              </w:rPr>
+              <w:t>Weighted average latency</w:t>
+            </w:r>
+          </w:p>
+        </w:tc>
+        <w:tc>
+          <w:tcPr>
+            <w:tcW w:type="dxa" w:w="2339"/>
+          </w:tcPr>
+          <w:p>
+            <w:pPr>
+              <w:spacing w:before="0" w:after="0" w:line="240" w:lineRule="auto"/>
+              <w:ind w:firstLine="0"/>
+              <w:jc w:val="left"/>
+            </w:pPr>
+            <w:r/>
+            <w:r>
+              <w:rPr>
+                <w:rFonts w:ascii="Times New Roman" w:hAnsi="Times New Roman" w:eastAsia="Times New Roman"/>
+                <w:b w:val="0"/>
+                <w:color w:val="000000"/>
+                <w:sz w:val="24"/>
+                <w:noProof/>
+                <w:lang w:val="ru-RU"/>
+              </w:rPr>
+              <w:t>3.917 мс</w:t>
+            </w:r>
+          </w:p>
+        </w:tc>
+        <w:tc>
+          <w:tcPr>
+            <w:tcW w:type="dxa" w:w="2339"/>
+          </w:tcPr>
+          <w:p>
+            <w:pPr>
+              <w:spacing w:before="0" w:after="0" w:line="240" w:lineRule="auto"/>
+              <w:ind w:firstLine="0"/>
+              <w:jc w:val="left"/>
+            </w:pPr>
+            <w:r/>
+          </w:p>
+        </w:tc>
+        <w:tc>
+          <w:tcPr>
+            <w:tcW w:type="dxa" w:w="2339"/>
+          </w:tcPr>
+          <w:p>
+            <w:pPr>
+              <w:spacing w:before="0" w:after="0" w:line="240" w:lineRule="auto"/>
+              <w:ind w:firstLine="0"/>
+              <w:jc w:val="left"/>
+            </w:pPr>
+            <w:r/>
+          </w:p>
+        </w:tc>
+      </w:tr>
+      <w:tr>
+        <w:tc>
+          <w:tcPr>
+            <w:tcW w:type="dxa" w:w="2339"/>
+          </w:tcPr>
+          <w:p>
+            <w:pPr>
+              <w:spacing w:before="0" w:after="0" w:line="240" w:lineRule="auto"/>
+              <w:ind w:firstLine="0"/>
+              <w:jc w:val="left"/>
+            </w:pPr>
+            <w:r/>
+            <w:r>
+              <w:rPr>
+                <w:rFonts w:ascii="Times New Roman" w:hAnsi="Times New Roman" w:eastAsia="Times New Roman"/>
+                <w:b w:val="0"/>
+                <w:color w:val="000000"/>
+                <w:sz w:val="24"/>
+                <w:noProof/>
+                <w:lang w:val="ru-RU"/>
+              </w:rPr>
+              <w:t>Weighted p95 latency</w:t>
+            </w:r>
+          </w:p>
+        </w:tc>
+        <w:tc>
+          <w:tcPr>
+            <w:tcW w:type="dxa" w:w="2339"/>
+          </w:tcPr>
+          <w:p>
+            <w:pPr>
+              <w:spacing w:before="0" w:after="0" w:line="240" w:lineRule="auto"/>
+              <w:ind w:firstLine="0"/>
+              <w:jc w:val="left"/>
+            </w:pPr>
+            <w:r/>
+            <w:r>
+              <w:rPr>
+                <w:rFonts w:ascii="Times New Roman" w:hAnsi="Times New Roman" w:eastAsia="Times New Roman"/>
+                <w:b w:val="0"/>
+                <w:color w:val="000000"/>
+                <w:sz w:val="24"/>
+                <w:noProof/>
+                <w:lang w:val="ru-RU"/>
+              </w:rPr>
+              <w:t>9.351 мс</w:t>
+            </w:r>
+          </w:p>
+        </w:tc>
+        <w:tc>
+          <w:tcPr>
+            <w:tcW w:type="dxa" w:w="2339"/>
+          </w:tcPr>
+          <w:p>
+            <w:pPr>
+              <w:spacing w:before="0" w:after="0" w:line="240" w:lineRule="auto"/>
+              <w:ind w:firstLine="0"/>
+              <w:jc w:val="left"/>
+            </w:pPr>
+            <w:r/>
+          </w:p>
+        </w:tc>
+        <w:tc>
+          <w:tcPr>
+            <w:tcW w:type="dxa" w:w="2339"/>
+          </w:tcPr>
+          <w:p>
+            <w:pPr>
+              <w:spacing w:before="0" w:after="0" w:line="240" w:lineRule="auto"/>
+              <w:ind w:firstLine="0"/>
+              <w:jc w:val="left"/>
+            </w:pPr>
+            <w:r/>
+          </w:p>
+        </w:tc>
+      </w:tr>
+      <w:tr>
+        <w:tc>
+          <w:tcPr>
+            <w:tcW w:type="dxa" w:w="2339"/>
+          </w:tcPr>
+          <w:p>
+            <w:pPr>
+              <w:spacing w:before="0" w:after="0" w:line="240" w:lineRule="auto"/>
+              <w:ind w:firstLine="0"/>
+              <w:jc w:val="left"/>
+            </w:pPr>
+            <w:r/>
+            <w:r>
+              <w:rPr>
+                <w:rFonts w:ascii="Times New Roman" w:hAnsi="Times New Roman" w:eastAsia="Times New Roman"/>
+                <w:b w:val="0"/>
+                <w:color w:val="000000"/>
+                <w:sz w:val="24"/>
+                <w:noProof/>
+                <w:lang w:val="ru-RU"/>
+              </w:rPr>
+              <w:t>Число переключений</w:t>
+            </w:r>
+          </w:p>
+        </w:tc>
+        <w:tc>
+          <w:tcPr>
+            <w:tcW w:type="dxa" w:w="2339"/>
+          </w:tcPr>
+          <w:p>
+            <w:pPr>
+              <w:spacing w:before="0" w:after="0" w:line="240" w:lineRule="auto"/>
+              <w:ind w:firstLine="0"/>
+              <w:jc w:val="left"/>
+            </w:pPr>
+            <w:r/>
+            <w:r>
+              <w:rPr>
+                <w:rFonts w:ascii="Times New Roman" w:hAnsi="Times New Roman" w:eastAsia="Times New Roman"/>
+                <w:b w:val="0"/>
+                <w:color w:val="000000"/>
+                <w:sz w:val="24"/>
+                <w:noProof/>
+                <w:lang w:val="ru-RU"/>
+              </w:rPr>
+              <w:t>2</w:t>
+            </w:r>
+          </w:p>
+        </w:tc>
+        <w:tc>
+          <w:tcPr>
+            <w:tcW w:type="dxa" w:w="2339"/>
+          </w:tcPr>
+          <w:p>
+            <w:pPr>
+              <w:spacing w:before="0" w:after="0" w:line="240" w:lineRule="auto"/>
+              <w:ind w:firstLine="0"/>
+              <w:jc w:val="left"/>
+            </w:pPr>
+            <w:r/>
+          </w:p>
+        </w:tc>
+        <w:tc>
+          <w:tcPr>
+            <w:tcW w:type="dxa" w:w="2339"/>
+          </w:tcPr>
+          <w:p>
+            <w:pPr>
+              <w:spacing w:before="0" w:after="0" w:line="240" w:lineRule="auto"/>
+              <w:ind w:firstLine="0"/>
+              <w:jc w:val="left"/>
+            </w:pPr>
+            <w:r/>
+          </w:p>
+        </w:tc>
+      </w:tr>
+      <w:tr>
+        <w:tc>
+          <w:tcPr>
+            <w:tcW w:type="dxa" w:w="2339"/>
+          </w:tcPr>
+          <w:p>
+            <w:pPr>
+              <w:spacing w:before="0" w:after="0" w:line="240" w:lineRule="auto"/>
+              <w:ind w:firstLine="0"/>
+              <w:jc w:val="left"/>
+            </w:pPr>
+            <w:r/>
+            <w:r>
+              <w:rPr>
+                <w:rFonts w:ascii="Times New Roman" w:hAnsi="Times New Roman" w:eastAsia="Times New Roman"/>
+                <w:b w:val="0"/>
+                <w:color w:val="000000"/>
+                <w:sz w:val="24"/>
+                <w:noProof/>
+                <w:lang w:val="ru-RU"/>
+              </w:rPr>
+              <w:t>Последовательность</w:t>
+            </w:r>
+          </w:p>
+        </w:tc>
+        <w:tc>
+          <w:tcPr>
+            <w:tcW w:type="dxa" w:w="2339"/>
+          </w:tcPr>
+          <w:p>
+            <w:pPr>
+              <w:spacing w:before="0" w:after="0" w:line="240" w:lineRule="auto"/>
+              <w:ind w:firstLine="0"/>
+              <w:jc w:val="left"/>
+            </w:pPr>
+            <w:r/>
+            <w:r>
+              <w:rPr>
+                <w:rFonts w:ascii="Times New Roman" w:hAnsi="Times New Roman" w:eastAsia="Times New Roman"/>
+                <w:b w:val="0"/>
+                <w:color w:val="000000"/>
+                <w:sz w:val="24"/>
+                <w:noProof/>
+                <w:lang w:val="ru-RU"/>
+              </w:rPr>
+              <w:t>`0:sliding</w:t>
+            </w:r>
+          </w:p>
+        </w:tc>
+        <w:tc>
+          <w:tcPr>
+            <w:tcW w:type="dxa" w:w="2339"/>
+          </w:tcPr>
+          <w:p>
+            <w:pPr>
+              <w:spacing w:before="0" w:after="0" w:line="240" w:lineRule="auto"/>
+              <w:ind w:firstLine="0"/>
+              <w:jc w:val="left"/>
+            </w:pPr>
+            <w:r/>
+            <w:r>
+              <w:rPr>
+                <w:rFonts w:ascii="Times New Roman" w:hAnsi="Times New Roman" w:eastAsia="Times New Roman"/>
+                <w:b w:val="0"/>
+                <w:color w:val="000000"/>
+                <w:sz w:val="24"/>
+                <w:noProof/>
+                <w:lang w:val="ru-RU"/>
+              </w:rPr>
+              <w:t>9:token</w:t>
+            </w:r>
+          </w:p>
+        </w:tc>
+        <w:tc>
+          <w:tcPr>
+            <w:tcW w:type="dxa" w:w="2339"/>
+          </w:tcPr>
+          <w:p>
+            <w:pPr>
+              <w:spacing w:before="0" w:after="0" w:line="240" w:lineRule="auto"/>
+              <w:ind w:firstLine="0"/>
+              <w:jc w:val="left"/>
+            </w:pPr>
+            <w:r/>
+            <w:r>
+              <w:rPr>
+                <w:rFonts w:ascii="Times New Roman" w:hAnsi="Times New Roman" w:eastAsia="Times New Roman"/>
+                <w:b w:val="0"/>
+                <w:color w:val="000000"/>
+                <w:sz w:val="24"/>
+                <w:noProof/>
+                <w:lang w:val="ru-RU"/>
+              </w:rPr>
+              <w:t>787:sliding`</w:t>
+            </w:r>
+          </w:p>
+        </w:tc>
+      </w:tr>
+    </w:tbl>
+    <w:p>
+      <w:pPr>
+        <w:spacing w:before="0" w:after="0" w:line="360" w:lineRule="auto"/>
+        <w:ind w:firstLine="709"/>
+        <w:jc w:val="both"/>
+      </w:pPr>
+      <w:r>
+        <w:rPr>
+          <w:rFonts w:ascii="Times New Roman" w:hAnsi="Times New Roman" w:eastAsia="Times New Roman"/>
+          <w:b w:val="0"/>
+          <w:color w:val="000000"/>
+          <w:sz w:val="28"/>
+          <w:noProof/>
+          <w:lang w:val="ru-RU"/>
+        </w:rPr>
+        <w:t xml:space="preserve">Long soak подтверждает, что доработка guard-логики устранила прежнюю проблему раннего выхода из </w:t>
+      </w:r>
+      <w:r>
+        <w:rPr>
+          <w:rFonts w:ascii="Times New Roman" w:hAnsi="Times New Roman" w:eastAsia="Times New Roman"/>
+          <w:b/>
+          <w:color w:val="000000"/>
+          <w:sz w:val="28"/>
+          <w:noProof/>
+          <w:lang w:val="ru-RU"/>
+        </w:rPr>
+        <w:t>token</w:t>
+      </w:r>
+      <w:r>
+        <w:rPr>
+          <w:rFonts w:ascii="Times New Roman" w:hAnsi="Times New Roman" w:eastAsia="Times New Roman"/>
+          <w:b w:val="0"/>
+          <w:color w:val="000000"/>
+          <w:sz w:val="28"/>
+          <w:noProof/>
+          <w:lang w:val="ru-RU"/>
+        </w:rPr>
+        <w:t>.</w:t>
+      </w:r>
+    </w:p>
+    <w:p>
+      <w:pPr>
+        <w:spacing w:before="0" w:after="0" w:line="360" w:lineRule="auto"/>
+        <w:ind w:firstLine="709"/>
+        <w:jc w:val="both"/>
+      </w:pPr>
+      <w:r>
+        <w:rPr>
+          <w:rFonts w:ascii="Times New Roman" w:hAnsi="Times New Roman" w:eastAsia="Times New Roman"/>
+          <w:b w:val="0"/>
+          <w:color w:val="000000"/>
+          <w:sz w:val="28"/>
+          <w:noProof/>
+          <w:lang w:val="ru-RU"/>
+        </w:rPr>
+        <w:t xml:space="preserve">Контур входит в </w:t>
+      </w:r>
+      <w:r>
+        <w:rPr>
+          <w:rFonts w:ascii="Times New Roman" w:hAnsi="Times New Roman" w:eastAsia="Times New Roman"/>
+          <w:b/>
+          <w:color w:val="000000"/>
+          <w:sz w:val="28"/>
+          <w:noProof/>
+          <w:lang w:val="ru-RU"/>
+        </w:rPr>
+        <w:t>token</w:t>
+      </w:r>
+      <w:r>
+        <w:rPr>
+          <w:rFonts w:ascii="Times New Roman" w:hAnsi="Times New Roman" w:eastAsia="Times New Roman"/>
+          <w:b w:val="0"/>
+          <w:color w:val="000000"/>
+          <w:sz w:val="28"/>
+          <w:noProof/>
+          <w:lang w:val="ru-RU"/>
+        </w:rPr>
+        <w:t xml:space="preserve"> в начале DDoS-фазы, удерживает его почти всю атаку и выходит обратно только после восстановления.</w:t>
+      </w:r>
+    </w:p>
+    <w:p>
+      <w:pPr>
+        <w:spacing w:before="0" w:after="0" w:line="360" w:lineRule="auto"/>
+        <w:ind w:firstLine="709"/>
+        <w:jc w:val="both"/>
+      </w:pPr>
+      <w:r>
+        <w:rPr>
+          <w:rFonts w:ascii="Times New Roman" w:hAnsi="Times New Roman" w:eastAsia="Times New Roman"/>
+          <w:b w:val="0"/>
+          <w:color w:val="000000"/>
+          <w:sz w:val="28"/>
+          <w:noProof/>
+          <w:lang w:val="ru-RU"/>
+        </w:rPr>
+        <w:t xml:space="preserve">При этом сохраняется важный компромисс: финальный mixed-optimized профиль лучше работает как универсальный режим, но имеет больший p95 на чистом </w:t>
+      </w:r>
+      <w:r>
+        <w:rPr>
+          <w:rFonts w:ascii="Times New Roman" w:hAnsi="Times New Roman" w:eastAsia="Times New Roman"/>
+          <w:b/>
+          <w:color w:val="000000"/>
+          <w:sz w:val="28"/>
+          <w:noProof/>
+          <w:lang w:val="ru-RU"/>
+        </w:rPr>
+        <w:t>ddos -&gt; recovery</w:t>
+      </w:r>
+      <w:r>
+        <w:rPr>
+          <w:rFonts w:ascii="Times New Roman" w:hAnsi="Times New Roman" w:eastAsia="Times New Roman"/>
+          <w:b w:val="0"/>
+          <w:color w:val="000000"/>
+          <w:sz w:val="28"/>
+          <w:noProof/>
+          <w:lang w:val="ru-RU"/>
+        </w:rPr>
+        <w:t>, чем более консервативный reference от 20.04.2026 (</w:t>
+      </w:r>
+      <w:r>
+        <w:rPr>
+          <w:rFonts w:ascii="Times New Roman" w:hAnsi="Times New Roman" w:eastAsia="Times New Roman"/>
+          <w:b/>
+          <w:color w:val="000000"/>
+          <w:sz w:val="28"/>
+          <w:noProof/>
+          <w:lang w:val="ru-RU"/>
+        </w:rPr>
+        <w:t>6.966</w:t>
+      </w:r>
+      <w:r>
+        <w:rPr>
+          <w:rFonts w:ascii="Times New Roman" w:hAnsi="Times New Roman" w:eastAsia="Times New Roman"/>
+          <w:b w:val="0"/>
+          <w:color w:val="000000"/>
+          <w:sz w:val="28"/>
+          <w:noProof/>
+          <w:lang w:val="ru-RU"/>
+        </w:rPr>
+        <w:t xml:space="preserve"> мс).</w:t>
+      </w:r>
+    </w:p>
+    <w:p>
+      <w:pPr>
+        <w:spacing w:before="0" w:after="0" w:line="360" w:lineRule="auto"/>
+        <w:ind w:firstLine="709"/>
+        <w:jc w:val="both"/>
+      </w:pPr>
+      <w:r>
+        <w:rPr>
+          <w:rFonts w:ascii="Times New Roman" w:hAnsi="Times New Roman" w:eastAsia="Times New Roman"/>
+          <w:b w:val="0"/>
+          <w:color w:val="000000"/>
+          <w:sz w:val="28"/>
+          <w:noProof/>
+          <w:lang w:val="ru-RU"/>
+        </w:rPr>
+        <w:t>Иными словами, адаптивный слой достиг цели универсализации поведения, но не отменил фундаментальный компромисс между максимальной доступностью, жёсткостью фильтрации и минимальной задержкой.</w:t>
+      </w:r>
+    </w:p>
+    <w:p>
+      <w:pPr>
+        <w:spacing w:before="0" w:after="0" w:line="360" w:lineRule="auto"/>
+        <w:ind w:firstLine="709"/>
+        <w:jc w:val="both"/>
+      </w:pPr>
+      <w:r>
+        <w:rPr>
+          <w:rFonts w:ascii="Times New Roman" w:hAnsi="Times New Roman" w:eastAsia="Times New Roman"/>
+          <w:b w:val="0"/>
+          <w:color w:val="000000"/>
+          <w:sz w:val="28"/>
+          <w:noProof/>
+          <w:lang w:val="ru-RU"/>
+        </w:rPr>
+        <w:t>Фазовое распределение reject для финального mixed-сценария показано на рисунке 9.</w:t>
       </w:r>
     </w:p>
     <w:p>
@@ -21016,7 +23661,7 @@
           <w:noProof/>
           <w:lang w:val="ru-RU"/>
         </w:rPr>
-        <w:t>Рисунок 9 – Фазовое сравнение reject в адаптивном эксперименте</w:t>
+        <w:t>Рисунок 9 – Фазовое сравнение reject в финальном adaptive-эксперименте</w:t>
       </w:r>
     </w:p>
     <w:p>
@@ -21028,7 +23673,7 @@
       <w:r>
         <w:drawing>
           <wp:inline xmlns:a="http://schemas.openxmlformats.org/drawingml/2006/main" xmlns:pic="http://schemas.openxmlformats.org/drawingml/2006/picture">
-            <wp:extent cx="5760000" cy="2296552"/>
+            <wp:extent cx="5760000" cy="4633043"/>
             <wp:docPr id="9" name="Picture 9"/>
             <wp:cNvGraphicFramePr>
               <a:graphicFrameLocks noChangeAspect="1"/>
@@ -21049,7 +23694,7 @@
                   <pic:spPr>
                     <a:xfrm>
                       <a:off x="0" y="0"/>
-                      <a:ext cx="5760000" cy="2296552"/>
+                      <a:ext cx="5760000" cy="4633043"/>
                     </a:xfrm>
                     <a:prstGeom prst="rect"/>
                   </pic:spPr>
@@ -21075,7 +23720,7 @@
           <w:noProof/>
           <w:lang w:val="ru-RU"/>
         </w:rPr>
-        <w:t>Таймлайн переключений adaptive-контура приведён на рисунке 10.</w:t>
+        <w:t>Таймлайн переключений adaptive-контура для финального mixed-сценария приведён на рисунке 10.</w:t>
       </w:r>
     </w:p>
     <w:p>
@@ -21105,7 +23750,7 @@
       <w:r>
         <w:drawing>
           <wp:inline xmlns:a="http://schemas.openxmlformats.org/drawingml/2006/main" xmlns:pic="http://schemas.openxmlformats.org/drawingml/2006/picture">
-            <wp:extent cx="5760000" cy="2979496"/>
+            <wp:extent cx="5760000" cy="1497815"/>
             <wp:docPr id="10" name="Picture 10"/>
             <wp:cNvGraphicFramePr>
               <a:graphicFrameLocks noChangeAspect="1"/>
@@ -21126,7 +23771,7 @@
                   <pic:spPr>
                     <a:xfrm>
                       <a:off x="0" y="0"/>
-                      <a:ext cx="5760000" cy="2979496"/>
+                      <a:ext cx="5760000" cy="1497815"/>
                     </a:xfrm>
                     <a:prstGeom prst="rect"/>
                   </pic:spPr>
@@ -21152,25 +23797,133 @@
           <w:noProof/>
           <w:lang w:val="ru-RU"/>
         </w:rPr>
-        <w:t>Таймлайн подтверждает воспроизводимость поведения.</w:t>
-      </w:r>
-    </w:p>
-    <w:p>
-      <w:pPr>
-        <w:spacing w:before="0" w:after="0" w:line="360" w:lineRule="auto"/>
-        <w:ind w:firstLine="709"/>
-        <w:jc w:val="both"/>
-      </w:pPr>
-      <w:r>
-        <w:rPr>
-          <w:rFonts w:ascii="Times New Roman" w:hAnsi="Times New Roman" w:eastAsia="Times New Roman"/>
-          <w:b w:val="0"/>
-          <w:color w:val="000000"/>
-          <w:sz w:val="28"/>
-          <w:noProof/>
-          <w:lang w:val="ru-RU"/>
-        </w:rPr>
-        <w:t xml:space="preserve">Во всех шести повторах обоих фазовых сценариев adaptive-контур выполнил по два реальных переключения: вход в </w:t>
+        <w:t>Таймлайн подтверждает воспроизводимость поведения уже на финальной конфигурации.</w:t>
+      </w:r>
+    </w:p>
+    <w:p>
+      <w:pPr>
+        <w:spacing w:before="0" w:after="0" w:line="360" w:lineRule="auto"/>
+        <w:ind w:firstLine="709"/>
+        <w:jc w:val="both"/>
+      </w:pPr>
+      <w:r>
+        <w:rPr>
+          <w:rFonts w:ascii="Times New Roman" w:hAnsi="Times New Roman" w:eastAsia="Times New Roman"/>
+          <w:b w:val="0"/>
+          <w:color w:val="000000"/>
+          <w:sz w:val="28"/>
+          <w:noProof/>
+          <w:lang w:val="ru-RU"/>
+        </w:rPr>
+        <w:t>Adaptive-контур выполняет ограниченное число реальных переключений и не превращает систему в неустойчивый контур постоянной смены алгоритмов.</w:t>
+      </w:r>
+    </w:p>
+    <w:p>
+      <w:pPr>
+        <w:spacing w:before="0" w:after="0" w:line="360" w:lineRule="auto"/>
+        <w:ind w:firstLine="709"/>
+        <w:jc w:val="both"/>
+      </w:pPr>
+      <w:r>
+        <w:rPr>
+          <w:rFonts w:ascii="Times New Roman" w:hAnsi="Times New Roman" w:eastAsia="Times New Roman"/>
+          <w:b w:val="0"/>
+          <w:color w:val="000000"/>
+          <w:sz w:val="28"/>
+          <w:noProof/>
+          <w:lang w:val="ru-RU"/>
+        </w:rPr>
+        <w:t>Именно эта воспроизводимость является главным аргументом в пользу использования внешнего аналитического модуля в архитектуре дипломного решения.</w:t>
+      </w:r>
+    </w:p>
+    <w:p>
+      <w:pPr>
+        <w:spacing w:before="0" w:after="0" w:line="360" w:lineRule="auto"/>
+        <w:ind w:firstLine="709"/>
+        <w:jc w:val="both"/>
+      </w:pPr>
+      <w:r>
+        <w:rPr>
+          <w:rFonts w:ascii="Times New Roman" w:hAnsi="Times New Roman" w:eastAsia="Times New Roman"/>
+          <w:b w:val="0"/>
+          <w:color w:val="000000"/>
+          <w:sz w:val="28"/>
+          <w:noProof/>
+          <w:lang w:val="ru-RU"/>
+        </w:rPr>
+        <w:t>Он не подменяет собой базовые детерминированные алгоритмы лимитирования, а выбирает между ними режим, соответствующий наблюдаемой телеметрии.</w:t>
+      </w:r>
+    </w:p>
+    <w:p>
+      <w:pPr>
+        <w:spacing w:before="0" w:after="0" w:line="360" w:lineRule="auto"/>
+        <w:ind w:firstLine="709"/>
+        <w:jc w:val="both"/>
+      </w:pPr>
+      <w:r>
+        <w:rPr>
+          <w:rFonts w:ascii="Times New Roman" w:hAnsi="Times New Roman" w:eastAsia="Times New Roman"/>
+          <w:b w:val="0"/>
+          <w:color w:val="000000"/>
+          <w:sz w:val="28"/>
+          <w:noProof/>
+          <w:lang w:val="ru-RU"/>
+        </w:rPr>
+        <w:t>Сопоставление с реальными практиками API-провайдеров.</w:t>
+      </w:r>
+    </w:p>
+    <w:p>
+      <w:pPr>
+        <w:spacing w:before="0" w:after="0" w:line="360" w:lineRule="auto"/>
+        <w:ind w:firstLine="709"/>
+        <w:jc w:val="both"/>
+      </w:pPr>
+      <w:r>
+        <w:rPr>
+          <w:rFonts w:ascii="Times New Roman" w:hAnsi="Times New Roman" w:eastAsia="Times New Roman"/>
+          <w:b w:val="0"/>
+          <w:color w:val="000000"/>
+          <w:sz w:val="28"/>
+          <w:noProof/>
+          <w:lang w:val="ru-RU"/>
+        </w:rPr>
+        <w:t>У крупных платформ (AWS API Gateway, Azure API Management, Cloudflare, GitHub) лимитирование также строится как набор управляемых политик с возвратом 429, но обычно в формате приближённых гарантий и заранее заданных квот [3] [4] [15] [16].</w:t>
+      </w:r>
+    </w:p>
+    <w:p>
+      <w:pPr>
+        <w:spacing w:before="0" w:after="0" w:line="360" w:lineRule="auto"/>
+        <w:ind w:firstLine="709"/>
+        <w:jc w:val="both"/>
+      </w:pPr>
+      <w:r>
+        <w:rPr>
+          <w:rFonts w:ascii="Times New Roman" w:hAnsi="Times New Roman" w:eastAsia="Times New Roman"/>
+          <w:b w:val="0"/>
+          <w:color w:val="000000"/>
+          <w:sz w:val="28"/>
+          <w:noProof/>
+          <w:lang w:val="ru-RU"/>
+        </w:rPr>
+        <w:t>Полученные результаты показывают, что предложенное решение имеет практическую перспективу именно как контроллер эксплуатационного режима: оно сохраняет доступность на смешанном профиле, автоматически меняет параметры Token Bucket при перегрузке и удерживает режим до устойчивого восстановления.</w:t>
+      </w:r>
+    </w:p>
+    <w:p>
+      <w:pPr>
+        <w:spacing w:before="0" w:after="0" w:line="360" w:lineRule="auto"/>
+        <w:ind w:firstLine="709"/>
+        <w:jc w:val="both"/>
+      </w:pPr>
+      <w:r>
+        <w:rPr>
+          <w:rFonts w:ascii="Times New Roman" w:hAnsi="Times New Roman" w:eastAsia="Times New Roman"/>
+          <w:b w:val="0"/>
+          <w:color w:val="000000"/>
+          <w:sz w:val="28"/>
+          <w:noProof/>
+          <w:lang w:val="ru-RU"/>
+        </w:rPr>
+        <w:t xml:space="preserve">Для визуального представления результатов из CSV автоматически сгенерированы графики PNG скриптом </w:t>
       </w:r>
       <w:r>
         <w:rPr>
@@ -21181,6 +23934,400 @@
           <w:noProof/>
           <w:lang w:val="ru-RU"/>
         </w:rPr>
+        <w:t>scripts/generate_phase_benchmark_pngs.py</w:t>
+      </w:r>
+      <w:r>
+        <w:rPr>
+          <w:rFonts w:ascii="Times New Roman" w:hAnsi="Times New Roman" w:eastAsia="Times New Roman"/>
+          <w:b w:val="0"/>
+          <w:color w:val="000000"/>
+          <w:sz w:val="28"/>
+          <w:noProof/>
+          <w:lang w:val="ru-RU"/>
+        </w:rPr>
+        <w:t xml:space="preserve"> (репозиторий: https://github.com/Islam-Y/RPS-limiter/tree/main/services/scripts/generate_phase_benchmark_pngs.py).</w:t>
+      </w:r>
+    </w:p>
+    <w:p>
+      <w:pPr>
+        <w:spacing w:before="0" w:after="0" w:line="360" w:lineRule="auto"/>
+        <w:ind w:firstLine="709"/>
+        <w:jc w:val="both"/>
+      </w:pPr>
+      <w:r>
+        <w:rPr>
+          <w:rFonts w:ascii="Times New Roman" w:hAnsi="Times New Roman" w:eastAsia="Times New Roman"/>
+          <w:b w:val="0"/>
+          <w:color w:val="000000"/>
+          <w:sz w:val="28"/>
+          <w:noProof/>
+          <w:lang w:val="ru-RU"/>
+        </w:rPr>
+        <w:t>В прототипе внешний аналитический компонент подключён как рекомендательный слой.</w:t>
+      </w:r>
+    </w:p>
+    <w:p>
+      <w:pPr>
+        <w:spacing w:before="0" w:after="0" w:line="360" w:lineRule="auto"/>
+        <w:ind w:firstLine="709"/>
+        <w:jc w:val="both"/>
+      </w:pPr>
+      <w:r>
+        <w:rPr>
+          <w:rFonts w:ascii="Times New Roman" w:hAnsi="Times New Roman" w:eastAsia="Times New Roman"/>
+          <w:b w:val="0"/>
+          <w:color w:val="000000"/>
+          <w:sz w:val="28"/>
+          <w:noProof/>
+          <w:lang w:val="ru-RU"/>
+        </w:rPr>
+        <w:t>На вход поступают временные ряды и агрегаты (задержка, скорость поступления запросов, доля отклонений, динамика ошибок), на выход — рекомендации по параметрам лимитера и выбору режима.</w:t>
+      </w:r>
+    </w:p>
+    <w:p>
+      <w:pPr>
+        <w:spacing w:before="0" w:after="0" w:line="360" w:lineRule="auto"/>
+        <w:ind w:firstLine="709"/>
+        <w:jc w:val="both"/>
+      </w:pPr>
+      <w:r>
+        <w:rPr>
+          <w:rFonts w:ascii="Times New Roman" w:hAnsi="Times New Roman" w:eastAsia="Times New Roman"/>
+          <w:b w:val="0"/>
+          <w:color w:val="000000"/>
+          <w:sz w:val="28"/>
+          <w:noProof/>
+          <w:lang w:val="ru-RU"/>
+        </w:rPr>
+        <w:t>Ключевой инженерный принцип сохраняется: детерминированный контур допуска запросов остаётся в основном сервисе.</w:t>
+      </w:r>
+    </w:p>
+    <w:p>
+      <w:pPr>
+        <w:spacing w:before="0" w:after="0" w:line="360" w:lineRule="auto"/>
+        <w:ind w:firstLine="709"/>
+        <w:jc w:val="both"/>
+      </w:pPr>
+      <w:r>
+        <w:rPr>
+          <w:rFonts w:ascii="Times New Roman" w:hAnsi="Times New Roman" w:eastAsia="Times New Roman"/>
+          <w:b w:val="0"/>
+          <w:color w:val="000000"/>
+          <w:sz w:val="28"/>
+          <w:noProof/>
+          <w:lang w:val="ru-RU"/>
+        </w:rPr>
+        <w:t>Это обеспечивает предсказуемость и отказоустойчивость даже при недоступности аналитического модуля.</w:t>
+      </w:r>
+    </w:p>
+    <w:p>
+      <w:pPr>
+        <w:spacing w:before="0" w:after="0" w:line="360" w:lineRule="auto"/>
+        <w:ind w:firstLine="709"/>
+        <w:jc w:val="both"/>
+      </w:pPr>
+      <w:r>
+        <w:rPr>
+          <w:rFonts w:ascii="Times New Roman" w:hAnsi="Times New Roman" w:eastAsia="Times New Roman"/>
+          <w:b w:val="0"/>
+          <w:color w:val="000000"/>
+          <w:sz w:val="28"/>
+          <w:noProof/>
+          <w:lang w:val="ru-RU"/>
+        </w:rPr>
+        <w:t>Использование Prophet оправдано в рамках работы как готового инструмента прогнозирования временных рядов [6].</w:t>
+      </w:r>
+    </w:p>
+    <w:p>
+      <w:pPr>
+        <w:spacing w:before="0" w:after="0" w:line="360" w:lineRule="auto"/>
+        <w:ind w:firstLine="709"/>
+        <w:jc w:val="both"/>
+      </w:pPr>
+      <w:r>
+        <w:rPr>
+          <w:rFonts w:ascii="Times New Roman" w:hAnsi="Times New Roman" w:eastAsia="Times New Roman"/>
+          <w:b w:val="0"/>
+          <w:color w:val="000000"/>
+          <w:sz w:val="28"/>
+          <w:noProof/>
+          <w:lang w:val="ru-RU"/>
+        </w:rPr>
+        <w:t>Практическая цель состоит не в доказательстве «идеальности» конкретной модели, а в проверке архитектурной гипотезы: внешний прогноз и эвристики по телеметрии могут использоваться для заблаговременного перехода между эксплуатационными режимами лимитирования.</w:t>
+      </w:r>
+    </w:p>
+    <w:p>
+      <w:pPr>
+        <w:spacing w:before="0" w:after="0" w:line="360" w:lineRule="auto"/>
+        <w:ind w:firstLine="709"/>
+        <w:jc w:val="both"/>
+      </w:pPr>
+      <w:r>
+        <w:rPr>
+          <w:rFonts w:ascii="Times New Roman" w:hAnsi="Times New Roman" w:eastAsia="Times New Roman"/>
+          <w:b w:val="0"/>
+          <w:color w:val="000000"/>
+          <w:sz w:val="28"/>
+          <w:noProof/>
+          <w:lang w:val="ru-RU"/>
+        </w:rPr>
+        <w:t>Финальные фазовые эксперименты подтверждают эту гипотезу: внешний контур не обучался как самостоятельная ML-модель, но был инженерно настроен как селектор и онлайн-регулятор параметров, что позволило превзойти статические режимы на смешанном сценарии.</w:t>
+      </w:r>
+    </w:p>
+    <w:p>
+      <w:pPr>
+        <w:spacing w:before="0" w:after="0" w:line="360" w:lineRule="auto"/>
+        <w:ind w:firstLine="709"/>
+        <w:jc w:val="both"/>
+      </w:pPr>
+      <w:r>
+        <w:rPr>
+          <w:rFonts w:ascii="Times New Roman" w:hAnsi="Times New Roman" w:eastAsia="Times New Roman"/>
+          <w:b w:val="0"/>
+          <w:color w:val="000000"/>
+          <w:sz w:val="28"/>
+          <w:noProof/>
+          <w:lang w:val="ru-RU"/>
+        </w:rPr>
+        <w:t>Итоговая оценка устойчивости и защищённости системы по результатам экспериментов раздела 3.2</w:t>
+      </w:r>
+    </w:p>
+    <w:p>
+      <w:pPr>
+        <w:spacing w:before="0" w:after="0" w:line="360" w:lineRule="auto"/>
+        <w:ind w:firstLine="709"/>
+        <w:jc w:val="both"/>
+      </w:pPr>
+      <w:r>
+        <w:rPr>
+          <w:rFonts w:ascii="Times New Roman" w:hAnsi="Times New Roman" w:eastAsia="Times New Roman"/>
+          <w:b w:val="0"/>
+          <w:color w:val="000000"/>
+          <w:sz w:val="28"/>
+          <w:noProof/>
+          <w:lang w:val="ru-RU"/>
+        </w:rPr>
+        <w:t>Оценка выполнена по трём прикладным критериям:</w:t>
+      </w:r>
+    </w:p>
+    <w:p>
+      <w:pPr>
+        <w:spacing w:before="0" w:after="0" w:line="360" w:lineRule="auto"/>
+        <w:ind w:firstLine="709"/>
+        <w:jc w:val="both"/>
+      </w:pPr>
+      <w:r>
+        <w:rPr>
+          <w:rFonts w:ascii="Times New Roman" w:hAnsi="Times New Roman" w:eastAsia="Times New Roman"/>
+          <w:b w:val="0"/>
+          <w:color w:val="000000"/>
+          <w:sz w:val="28"/>
+          <w:noProof/>
+          <w:lang w:val="ru-RU"/>
+        </w:rPr>
+        <w:t>1. Стабильность (сохранение работоспособности целевого сервиса и отсутствие 5xx).</w:t>
+      </w:r>
+    </w:p>
+    <w:p>
+      <w:pPr>
+        <w:spacing w:before="0" w:after="0" w:line="360" w:lineRule="auto"/>
+        <w:ind w:firstLine="709"/>
+        <w:jc w:val="both"/>
+      </w:pPr>
+      <w:r>
+        <w:rPr>
+          <w:rFonts w:ascii="Times New Roman" w:hAnsi="Times New Roman" w:eastAsia="Times New Roman"/>
+          <w:b w:val="0"/>
+          <w:color w:val="000000"/>
+          <w:sz w:val="28"/>
+          <w:noProof/>
+          <w:lang w:val="ru-RU"/>
+        </w:rPr>
+        <w:t>2. Скорость (влияние лимитера на задержку проксирования).</w:t>
+      </w:r>
+    </w:p>
+    <w:p>
+      <w:pPr>
+        <w:spacing w:before="0" w:after="0" w:line="360" w:lineRule="auto"/>
+        <w:ind w:firstLine="709"/>
+        <w:jc w:val="both"/>
+      </w:pPr>
+      <w:r>
+        <w:rPr>
+          <w:rFonts w:ascii="Times New Roman" w:hAnsi="Times New Roman" w:eastAsia="Times New Roman"/>
+          <w:b w:val="0"/>
+          <w:color w:val="000000"/>
+          <w:sz w:val="28"/>
+          <w:noProof/>
+          <w:lang w:val="ru-RU"/>
+        </w:rPr>
+        <w:t>3. Надёжность в двух режимах: доступность для штатного трафика и фильтрация в DDoS.</w:t>
+      </w:r>
+    </w:p>
+    <w:p>
+      <w:pPr>
+        <w:spacing w:before="0" w:after="0" w:line="360" w:lineRule="auto"/>
+        <w:ind w:firstLine="709"/>
+        <w:jc w:val="both"/>
+      </w:pPr>
+      <w:r>
+        <w:rPr>
+          <w:rFonts w:ascii="Times New Roman" w:hAnsi="Times New Roman" w:eastAsia="Times New Roman"/>
+          <w:b w:val="0"/>
+          <w:color w:val="000000"/>
+          <w:sz w:val="28"/>
+          <w:noProof/>
+          <w:lang w:val="ru-RU"/>
+        </w:rPr>
+        <w:t xml:space="preserve">В проведённых прогонах показатель стабильности оставался высоким для всех алгоритмов (ошибки </w:t>
+      </w:r>
+      <w:r>
+        <w:rPr>
+          <w:rFonts w:ascii="Times New Roman" w:hAnsi="Times New Roman" w:eastAsia="Times New Roman"/>
+          <w:b/>
+          <w:color w:val="000000"/>
+          <w:sz w:val="28"/>
+          <w:noProof/>
+          <w:lang w:val="ru-RU"/>
+        </w:rPr>
+        <w:t>loadgen</w:t>
+      </w:r>
+      <w:r>
+        <w:rPr>
+          <w:rFonts w:ascii="Times New Roman" w:hAnsi="Times New Roman" w:eastAsia="Times New Roman"/>
+          <w:b w:val="0"/>
+          <w:color w:val="000000"/>
+          <w:sz w:val="28"/>
+          <w:noProof/>
+          <w:lang w:val="ru-RU"/>
+        </w:rPr>
+        <w:t xml:space="preserve"> — 0.00%), что подтверждает базовую корректность реализации [27].</w:t>
+      </w:r>
+    </w:p>
+    <w:p>
+      <w:pPr>
+        <w:spacing w:before="0" w:after="0" w:line="360" w:lineRule="auto"/>
+        <w:ind w:firstLine="709"/>
+        <w:jc w:val="both"/>
+      </w:pPr>
+      <w:r>
+        <w:rPr>
+          <w:rFonts w:ascii="Times New Roman" w:hAnsi="Times New Roman" w:eastAsia="Times New Roman"/>
+          <w:b w:val="0"/>
+          <w:color w:val="000000"/>
+          <w:sz w:val="28"/>
+          <w:noProof/>
+          <w:lang w:val="ru-RU"/>
+        </w:rPr>
+        <w:t>Ключевые различия проявились в балансе «доступность легитимного трафика / жёсткость защиты» и в латентности.</w:t>
+      </w:r>
+    </w:p>
+    <w:p>
+      <w:pPr>
+        <w:spacing w:before="0" w:after="0" w:line="360" w:lineRule="auto"/>
+        <w:ind w:firstLine="709"/>
+        <w:jc w:val="both"/>
+      </w:pPr>
+      <w:r>
+        <w:rPr>
+          <w:rFonts w:ascii="Times New Roman" w:hAnsi="Times New Roman" w:eastAsia="Times New Roman"/>
+          <w:b w:val="0"/>
+          <w:color w:val="000000"/>
+          <w:sz w:val="28"/>
+          <w:noProof/>
+          <w:lang w:val="ru-RU"/>
+        </w:rPr>
+        <w:t>По скорости в статической матрице лидирует Sliding Window (минимальная средняя задержка), по доступности штатного трафика близкие результаты показывают Token Bucket и Fixed Window, по жёсткости DDoS-фильтрации — Sliding Window [28].</w:t>
+      </w:r>
+    </w:p>
+    <w:p>
+      <w:pPr>
+        <w:spacing w:before="0" w:after="0" w:line="360" w:lineRule="auto"/>
+        <w:ind w:firstLine="709"/>
+        <w:jc w:val="both"/>
+      </w:pPr>
+      <w:r>
+        <w:rPr>
+          <w:rFonts w:ascii="Times New Roman" w:hAnsi="Times New Roman" w:eastAsia="Times New Roman"/>
+          <w:b w:val="0"/>
+          <w:color w:val="000000"/>
+          <w:sz w:val="28"/>
+          <w:noProof/>
+          <w:lang w:val="ru-RU"/>
+        </w:rPr>
+        <w:t>Следовательно, статический выбор одного алгоритма обоснован только при узком и стабильном профиле нагрузки.</w:t>
+      </w:r>
+    </w:p>
+    <w:p>
+      <w:pPr>
+        <w:spacing w:before="0" w:after="0" w:line="360" w:lineRule="auto"/>
+        <w:ind w:firstLine="709"/>
+        <w:jc w:val="both"/>
+      </w:pPr>
+      <w:r>
+        <w:rPr>
+          <w:rFonts w:ascii="Times New Roman" w:hAnsi="Times New Roman" w:eastAsia="Times New Roman"/>
+          <w:b w:val="0"/>
+          <w:color w:val="000000"/>
+          <w:sz w:val="28"/>
+          <w:noProof/>
+          <w:lang w:val="ru-RU"/>
+        </w:rPr>
+        <w:t xml:space="preserve">Финальный adaptive-эксперимент уточняет этот вывод: при смешанной последовательности нагрузок адаптивный слой достигает большей средней доступности, чем </w:t>
+      </w:r>
+      <w:r>
+        <w:rPr>
+          <w:rFonts w:ascii="Times New Roman" w:hAnsi="Times New Roman" w:eastAsia="Times New Roman"/>
+          <w:b/>
+          <w:color w:val="000000"/>
+          <w:sz w:val="28"/>
+          <w:noProof/>
+          <w:lang w:val="ru-RU"/>
+        </w:rPr>
+        <w:t>static_token</w:t>
+      </w:r>
+      <w:r>
+        <w:rPr>
+          <w:rFonts w:ascii="Times New Roman" w:hAnsi="Times New Roman" w:eastAsia="Times New Roman"/>
+          <w:b w:val="0"/>
+          <w:color w:val="000000"/>
+          <w:sz w:val="28"/>
+          <w:noProof/>
+          <w:lang w:val="ru-RU"/>
+        </w:rPr>
+        <w:t xml:space="preserve"> и </w:t>
+      </w:r>
+      <w:r>
+        <w:rPr>
+          <w:rFonts w:ascii="Times New Roman" w:hAnsi="Times New Roman" w:eastAsia="Times New Roman"/>
+          <w:b/>
+          <w:color w:val="000000"/>
+          <w:sz w:val="28"/>
+          <w:noProof/>
+          <w:lang w:val="ru-RU"/>
+        </w:rPr>
+        <w:t>static_sliding</w:t>
+      </w:r>
+      <w:r>
+        <w:rPr>
+          <w:rFonts w:ascii="Times New Roman" w:hAnsi="Times New Roman" w:eastAsia="Times New Roman"/>
+          <w:b w:val="0"/>
+          <w:color w:val="000000"/>
+          <w:sz w:val="28"/>
+          <w:noProof/>
+          <w:lang w:val="ru-RU"/>
+        </w:rPr>
+        <w:t xml:space="preserve">, за счёт управляемого выбора между </w:t>
+      </w:r>
+      <w:r>
+        <w:rPr>
+          <w:rFonts w:ascii="Times New Roman" w:hAnsi="Times New Roman" w:eastAsia="Times New Roman"/>
+          <w:b/>
+          <w:color w:val="000000"/>
+          <w:sz w:val="28"/>
+          <w:noProof/>
+          <w:lang w:val="ru-RU"/>
+        </w:rPr>
         <w:t>sliding</w:t>
       </w:r>
       <w:r>
@@ -21192,7 +24339,7 @@
           <w:noProof/>
           <w:lang w:val="ru-RU"/>
         </w:rPr>
-        <w:t xml:space="preserve"> во время атаки и возврат в </w:t>
+        <w:t xml:space="preserve"> и параметризованным </w:t>
       </w:r>
       <w:r>
         <w:rPr>
@@ -21214,97 +24361,43 @@
           <w:noProof/>
           <w:lang w:val="ru-RU"/>
         </w:rPr>
-        <w:t xml:space="preserve"> в фазе восстановления.</w:t>
-      </w:r>
-    </w:p>
-    <w:p>
-      <w:pPr>
-        <w:spacing w:before="0" w:after="0" w:line="360" w:lineRule="auto"/>
-        <w:ind w:firstLine="709"/>
-        <w:jc w:val="both"/>
-      </w:pPr>
-      <w:r>
-        <w:rPr>
-          <w:rFonts w:ascii="Times New Roman" w:hAnsi="Times New Roman" w:eastAsia="Times New Roman"/>
-          <w:b w:val="0"/>
-          <w:color w:val="000000"/>
-          <w:sz w:val="28"/>
-          <w:noProof/>
-          <w:lang w:val="ru-RU"/>
-        </w:rPr>
-        <w:t>Именно эта воспроизводимость является главным аргументом в пользу использования внешнего интеллектуального модуля в архитектуре дипломного решения.</w:t>
-      </w:r>
-    </w:p>
-    <w:p>
-      <w:pPr>
-        <w:spacing w:before="0" w:after="0" w:line="360" w:lineRule="auto"/>
-        <w:ind w:firstLine="709"/>
-        <w:jc w:val="both"/>
-      </w:pPr>
-      <w:r>
-        <w:rPr>
-          <w:rFonts w:ascii="Times New Roman" w:hAnsi="Times New Roman" w:eastAsia="Times New Roman"/>
-          <w:b w:val="0"/>
-          <w:color w:val="000000"/>
-          <w:sz w:val="28"/>
-          <w:noProof/>
-          <w:lang w:val="ru-RU"/>
-        </w:rPr>
-        <w:t>Он не подменяет собой базовые детерминированные алгоритмы лимитирования, а выбирает между ними режим, соответствующий наблюдаемой телеметрии.</w:t>
-      </w:r>
-    </w:p>
-    <w:p>
-      <w:pPr>
-        <w:spacing w:before="0" w:after="0" w:line="360" w:lineRule="auto"/>
-        <w:ind w:firstLine="709"/>
-        <w:jc w:val="both"/>
-      </w:pPr>
-      <w:r>
-        <w:rPr>
-          <w:rFonts w:ascii="Times New Roman" w:hAnsi="Times New Roman" w:eastAsia="Times New Roman"/>
-          <w:b w:val="0"/>
-          <w:color w:val="000000"/>
-          <w:sz w:val="28"/>
-          <w:noProof/>
-          <w:lang w:val="ru-RU"/>
-        </w:rPr>
-        <w:t>Сопоставление с реальными практиками API-провайдеров.</w:t>
-      </w:r>
-    </w:p>
-    <w:p>
-      <w:pPr>
-        <w:spacing w:before="0" w:after="0" w:line="360" w:lineRule="auto"/>
-        <w:ind w:firstLine="709"/>
-        <w:jc w:val="both"/>
-      </w:pPr>
-      <w:r>
-        <w:rPr>
-          <w:rFonts w:ascii="Times New Roman" w:hAnsi="Times New Roman" w:eastAsia="Times New Roman"/>
-          <w:b w:val="0"/>
-          <w:color w:val="000000"/>
-          <w:sz w:val="28"/>
-          <w:noProof/>
-          <w:lang w:val="ru-RU"/>
-        </w:rPr>
-        <w:t>У крупных платформ (AWS API Gateway, Azure API Management, Cloudflare, GitHub) лимитирование также строится как набор управляемых политик с возвратом 429, но обычно в формате приближённых гарантий и заранее заданных квот [3] [4] [15] [16].</w:t>
-      </w:r>
-    </w:p>
-    <w:p>
-      <w:pPr>
-        <w:spacing w:before="0" w:after="0" w:line="360" w:lineRule="auto"/>
-        <w:ind w:firstLine="709"/>
-        <w:jc w:val="both"/>
-      </w:pPr>
-      <w:r>
-        <w:rPr>
-          <w:rFonts w:ascii="Times New Roman" w:hAnsi="Times New Roman" w:eastAsia="Times New Roman"/>
-          <w:b w:val="0"/>
-          <w:color w:val="000000"/>
-          <w:sz w:val="28"/>
-          <w:noProof/>
-          <w:lang w:val="ru-RU"/>
-        </w:rPr>
-        <w:t xml:space="preserve">Полученные результаты показывают, что предложенное решение имеет практическую перспективу именно как контроллер эксплуатационного режима: в штатной фазе оно ведёт себя как </w:t>
+        <w:t xml:space="preserve"> [32].</w:t>
+      </w:r>
+    </w:p>
+    <w:p>
+      <w:pPr>
+        <w:spacing w:before="0" w:after="0" w:line="360" w:lineRule="auto"/>
+        <w:ind w:firstLine="709"/>
+        <w:jc w:val="both"/>
+      </w:pPr>
+      <w:r>
+        <w:rPr>
+          <w:rFonts w:ascii="Times New Roman" w:hAnsi="Times New Roman" w:eastAsia="Times New Roman"/>
+          <w:b w:val="0"/>
+          <w:color w:val="000000"/>
+          <w:sz w:val="28"/>
+          <w:noProof/>
+          <w:lang w:val="ru-RU"/>
+        </w:rPr>
+        <w:t>С учётом результатов рекомендуется эксплуатационная политика controlled rollout:</w:t>
+      </w:r>
+    </w:p>
+    <w:p>
+      <w:pPr>
+        <w:spacing w:before="0" w:after="0" w:line="360" w:lineRule="auto"/>
+        <w:ind w:firstLine="709"/>
+        <w:jc w:val="both"/>
+      </w:pPr>
+      <w:r>
+        <w:rPr>
+          <w:rFonts w:ascii="Times New Roman" w:hAnsi="Times New Roman" w:eastAsia="Times New Roman"/>
+          <w:b w:val="0"/>
+          <w:color w:val="000000"/>
+          <w:sz w:val="28"/>
+          <w:noProof/>
+          <w:lang w:val="ru-RU"/>
+        </w:rPr>
+        <w:t xml:space="preserve">1. По умолчанию запускать лимитер в безопасном режиме с </w:t>
       </w:r>
       <w:r>
         <w:rPr>
@@ -21315,6 +24408,220 @@
           <w:noProof/>
           <w:lang w:val="ru-RU"/>
         </w:rPr>
+        <w:t>ADAPTIVE_APPLY_RECOMMENDATIONS=false</w:t>
+      </w:r>
+      <w:r>
+        <w:rPr>
+          <w:rFonts w:ascii="Times New Roman" w:hAnsi="Times New Roman" w:eastAsia="Times New Roman"/>
+          <w:b w:val="0"/>
+          <w:color w:val="000000"/>
+          <w:sz w:val="28"/>
+          <w:noProof/>
+          <w:lang w:val="ru-RU"/>
+        </w:rPr>
+        <w:t xml:space="preserve"> и наблюдением за рекомендациями.</w:t>
+      </w:r>
+    </w:p>
+    <w:p>
+      <w:pPr>
+        <w:spacing w:before="0" w:after="0" w:line="360" w:lineRule="auto"/>
+        <w:ind w:firstLine="709"/>
+        <w:jc w:val="both"/>
+      </w:pPr>
+      <w:r>
+        <w:rPr>
+          <w:rFonts w:ascii="Times New Roman" w:hAnsi="Times New Roman" w:eastAsia="Times New Roman"/>
+          <w:b w:val="0"/>
+          <w:color w:val="000000"/>
+          <w:sz w:val="28"/>
+          <w:noProof/>
+          <w:lang w:val="ru-RU"/>
+        </w:rPr>
+        <w:t xml:space="preserve">2. Для mixed/universal нагрузки включать adaptive candidate с </w:t>
+      </w:r>
+      <w:r>
+        <w:rPr>
+          <w:rFonts w:ascii="Times New Roman" w:hAnsi="Times New Roman" w:eastAsia="Times New Roman"/>
+          <w:b/>
+          <w:color w:val="000000"/>
+          <w:sz w:val="28"/>
+          <w:noProof/>
+          <w:lang w:val="ru-RU"/>
+        </w:rPr>
+        <w:t>TOKEN_TUNER_ENABLED=true</w:t>
+      </w:r>
+      <w:r>
+        <w:rPr>
+          <w:rFonts w:ascii="Times New Roman" w:hAnsi="Times New Roman" w:eastAsia="Times New Roman"/>
+          <w:b w:val="0"/>
+          <w:color w:val="000000"/>
+          <w:sz w:val="28"/>
+          <w:noProof/>
+          <w:lang w:val="ru-RU"/>
+        </w:rPr>
+        <w:t>, noisy entry boost и DDoS exit guard.</w:t>
+      </w:r>
+    </w:p>
+    <w:p>
+      <w:pPr>
+        <w:spacing w:before="0" w:after="0" w:line="360" w:lineRule="auto"/>
+        <w:ind w:firstLine="709"/>
+        <w:jc w:val="both"/>
+      </w:pPr>
+      <w:r>
+        <w:rPr>
+          <w:rFonts w:ascii="Times New Roman" w:hAnsi="Times New Roman" w:eastAsia="Times New Roman"/>
+          <w:b w:val="0"/>
+          <w:color w:val="000000"/>
+          <w:sz w:val="28"/>
+          <w:noProof/>
+          <w:lang w:val="ru-RU"/>
+        </w:rPr>
+        <w:t>3. Для сценариев, где главным KPI является минимальный p95 на чистом long DDoS, использовать более консервативный latency reference и не переносить mixed-optimized профиль без проверки.</w:t>
+      </w:r>
+    </w:p>
+    <w:p>
+      <w:pPr>
+        <w:spacing w:before="0" w:after="0" w:line="360" w:lineRule="auto"/>
+        <w:ind w:firstLine="709"/>
+        <w:jc w:val="both"/>
+      </w:pPr>
+      <w:r>
+        <w:rPr>
+          <w:rFonts w:ascii="Times New Roman" w:hAnsi="Times New Roman" w:eastAsia="Times New Roman"/>
+          <w:b w:val="0"/>
+          <w:color w:val="000000"/>
+          <w:sz w:val="28"/>
+          <w:noProof/>
+          <w:lang w:val="ru-RU"/>
+        </w:rPr>
+        <w:t>4. Автоматический возврат к базовому режиму выполнять только после устойчивого recovery, а не по одиночному окну с улучшенными метриками.</w:t>
+      </w:r>
+    </w:p>
+    <w:p>
+      <w:pPr>
+        <w:spacing w:before="0" w:after="0" w:line="360" w:lineRule="auto"/>
+        <w:ind w:firstLine="709"/>
+        <w:jc w:val="both"/>
+      </w:pPr>
+      <w:r>
+        <w:rPr>
+          <w:rFonts w:ascii="Times New Roman" w:hAnsi="Times New Roman" w:eastAsia="Times New Roman"/>
+          <w:b w:val="0"/>
+          <w:color w:val="000000"/>
+          <w:sz w:val="28"/>
+          <w:noProof/>
+          <w:lang w:val="ru-RU"/>
+        </w:rPr>
+        <w:t>Такой подход повышает социально-прикладную ценность системы.</w:t>
+      </w:r>
+    </w:p>
+    <w:p>
+      <w:pPr>
+        <w:spacing w:before="0" w:after="0" w:line="360" w:lineRule="auto"/>
+        <w:ind w:firstLine="709"/>
+        <w:jc w:val="both"/>
+      </w:pPr>
+      <w:r>
+        <w:rPr>
+          <w:rFonts w:ascii="Times New Roman" w:hAnsi="Times New Roman" w:eastAsia="Times New Roman"/>
+          <w:b w:val="0"/>
+          <w:color w:val="000000"/>
+          <w:sz w:val="28"/>
+          <w:noProof/>
+          <w:lang w:val="ru-RU"/>
+        </w:rPr>
+        <w:t>Пользователь в обычные периоды получает более мягкий и стабильный доступ к API, а в период атаки сервис остаётся доступным для существенной доли легитимных запросов.</w:t>
+      </w:r>
+    </w:p>
+    <w:p>
+      <w:pPr>
+        <w:spacing w:before="0" w:after="0" w:line="360" w:lineRule="auto"/>
+        <w:ind w:firstLine="709"/>
+        <w:jc w:val="both"/>
+      </w:pPr>
+      <w:r>
+        <w:rPr>
+          <w:rFonts w:ascii="Times New Roman" w:hAnsi="Times New Roman" w:eastAsia="Times New Roman"/>
+          <w:b w:val="0"/>
+          <w:color w:val="000000"/>
+          <w:sz w:val="28"/>
+          <w:noProof/>
+          <w:lang w:val="ru-RU"/>
+        </w:rPr>
+        <w:t>Указанный эффект представляет практическую интерпретацию общественно-прикладной полезности в рамках темы исследования.</w:t>
+      </w:r>
+    </w:p>
+    <w:p>
+      <w:pPr>
+        <w:spacing w:before="0" w:after="0" w:line="360" w:lineRule="auto"/>
+        <w:ind w:firstLine="709"/>
+        <w:jc w:val="both"/>
+      </w:pPr>
+      <w:r>
+        <w:rPr>
+          <w:rFonts w:ascii="Times New Roman" w:hAnsi="Times New Roman" w:eastAsia="Times New Roman"/>
+          <w:b w:val="0"/>
+          <w:color w:val="000000"/>
+          <w:sz w:val="28"/>
+          <w:noProof/>
+          <w:lang w:val="ru-RU"/>
+        </w:rPr>
+        <w:t>1. На локальных данных проекта (</w:t>
+      </w:r>
+      <w:r>
+        <w:rPr>
+          <w:rFonts w:ascii="Times New Roman" w:hAnsi="Times New Roman" w:eastAsia="Times New Roman"/>
+          <w:b/>
+          <w:color w:val="000000"/>
+          <w:sz w:val="28"/>
+          <w:noProof/>
+          <w:lang w:val="ru-RU"/>
+        </w:rPr>
+        <w:t>repeats=10</w:t>
+      </w:r>
+      <w:r>
+        <w:rPr>
+          <w:rFonts w:ascii="Times New Roman" w:hAnsi="Times New Roman" w:eastAsia="Times New Roman"/>
+          <w:b w:val="0"/>
+          <w:color w:val="000000"/>
+          <w:sz w:val="28"/>
+          <w:noProof/>
+          <w:lang w:val="ru-RU"/>
+        </w:rPr>
+        <w:t xml:space="preserve">) </w:t>
+      </w:r>
+      <w:r>
+        <w:rPr>
+          <w:rFonts w:ascii="Times New Roman" w:hAnsi="Times New Roman" w:eastAsia="Times New Roman"/>
+          <w:b/>
+          <w:color w:val="000000"/>
+          <w:sz w:val="28"/>
+          <w:noProof/>
+          <w:lang w:val="ru-RU"/>
+        </w:rPr>
+        <w:t>sliding</w:t>
+      </w:r>
+      <w:r>
+        <w:rPr>
+          <w:rFonts w:ascii="Times New Roman" w:hAnsi="Times New Roman" w:eastAsia="Times New Roman"/>
+          <w:b w:val="0"/>
+          <w:color w:val="000000"/>
+          <w:sz w:val="28"/>
+          <w:noProof/>
+          <w:lang w:val="ru-RU"/>
+        </w:rPr>
+        <w:t xml:space="preserve"> показал лучшую скорость (средняя латентность 1.436 ± 0.097 мс), </w:t>
+      </w:r>
+      <w:r>
+        <w:rPr>
+          <w:rFonts w:ascii="Times New Roman" w:hAnsi="Times New Roman" w:eastAsia="Times New Roman"/>
+          <w:b/>
+          <w:color w:val="000000"/>
+          <w:sz w:val="28"/>
+          <w:noProof/>
+          <w:lang w:val="ru-RU"/>
+        </w:rPr>
         <w:t>token</w:t>
       </w:r>
       <w:r>
@@ -21326,7 +24633,7 @@
           <w:noProof/>
           <w:lang w:val="ru-RU"/>
         </w:rPr>
-        <w:t xml:space="preserve">, а в атакующей фазе приближается к </w:t>
+        <w:t xml:space="preserve"> и </w:t>
       </w:r>
       <w:r>
         <w:rPr>
@@ -21337,6 +24644,28 @@
           <w:noProof/>
           <w:lang w:val="ru-RU"/>
         </w:rPr>
+        <w:t>fixed</w:t>
+      </w:r>
+      <w:r>
+        <w:rPr>
+          <w:rFonts w:ascii="Times New Roman" w:hAnsi="Times New Roman" w:eastAsia="Times New Roman"/>
+          <w:b w:val="0"/>
+          <w:color w:val="000000"/>
+          <w:sz w:val="28"/>
+          <w:noProof/>
+          <w:lang w:val="ru-RU"/>
+        </w:rPr>
+        <w:t xml:space="preserve"> — близкую доступность для штатного трафика (94.87 ± 1.76% и 94.57 ± 1.89%), а </w:t>
+      </w:r>
+      <w:r>
+        <w:rPr>
+          <w:rFonts w:ascii="Times New Roman" w:hAnsi="Times New Roman" w:eastAsia="Times New Roman"/>
+          <w:b/>
+          <w:color w:val="000000"/>
+          <w:sz w:val="28"/>
+          <w:noProof/>
+          <w:lang w:val="ru-RU"/>
+        </w:rPr>
         <w:t>sliding</w:t>
       </w:r>
       <w:r>
@@ -21348,25 +24677,43 @@
           <w:noProof/>
           <w:lang w:val="ru-RU"/>
         </w:rPr>
-        <w:t>.</w:t>
-      </w:r>
-    </w:p>
-    <w:p>
-      <w:pPr>
-        <w:spacing w:before="0" w:after="0" w:line="360" w:lineRule="auto"/>
-        <w:ind w:firstLine="709"/>
-        <w:jc w:val="both"/>
-      </w:pPr>
-      <w:r>
-        <w:rPr>
-          <w:rFonts w:ascii="Times New Roman" w:hAnsi="Times New Roman" w:eastAsia="Times New Roman"/>
-          <w:b w:val="0"/>
-          <w:color w:val="000000"/>
-          <w:sz w:val="28"/>
-          <w:noProof/>
-          <w:lang w:val="ru-RU"/>
-        </w:rPr>
-        <w:t xml:space="preserve">Для визуального представления результатов из CSV автоматически сгенерированы графики PNG скриптом </w:t>
+        <w:t xml:space="preserve"> — самую жёсткую фильтрацию в DDoS (42.59 ± 6.72%) [28].</w:t>
+      </w:r>
+    </w:p>
+    <w:p>
+      <w:pPr>
+        <w:spacing w:before="0" w:after="0" w:line="360" w:lineRule="auto"/>
+        <w:ind w:firstLine="709"/>
+        <w:jc w:val="both"/>
+      </w:pPr>
+      <w:r>
+        <w:rPr>
+          <w:rFonts w:ascii="Times New Roman" w:hAnsi="Times New Roman" w:eastAsia="Times New Roman"/>
+          <w:b w:val="0"/>
+          <w:color w:val="000000"/>
+          <w:sz w:val="28"/>
+          <w:noProof/>
+          <w:lang w:val="ru-RU"/>
+        </w:rPr>
+        <w:t>2. Эксперимент подтверждает отсутствие универсального статического лидера: выбор алгоритма должен делаться по целевой функции (скорость, доступность легитимного трафика или анти-DDoS жёсткость), а не по одному агрегированному числу.</w:t>
+      </w:r>
+    </w:p>
+    <w:p>
+      <w:pPr>
+        <w:spacing w:before="0" w:after="0" w:line="360" w:lineRule="auto"/>
+        <w:ind w:firstLine="709"/>
+        <w:jc w:val="both"/>
+      </w:pPr>
+      <w:r>
+        <w:rPr>
+          <w:rFonts w:ascii="Times New Roman" w:hAnsi="Times New Roman" w:eastAsia="Times New Roman"/>
+          <w:b w:val="0"/>
+          <w:color w:val="000000"/>
+          <w:sz w:val="28"/>
+          <w:noProof/>
+          <w:lang w:val="ru-RU"/>
+        </w:rPr>
+        <w:t xml:space="preserve">3. Ранняя фазовая серия </w:t>
       </w:r>
       <w:r>
         <w:rPr>
@@ -21377,252 +24724,18 @@
           <w:noProof/>
           <w:lang w:val="ru-RU"/>
         </w:rPr>
-        <w:t>scripts/generate_phase_benchmark_pngs.py</w:t>
-      </w:r>
-      <w:r>
-        <w:rPr>
-          <w:rFonts w:ascii="Times New Roman" w:hAnsi="Times New Roman" w:eastAsia="Times New Roman"/>
-          <w:b w:val="0"/>
-          <w:color w:val="000000"/>
-          <w:sz w:val="28"/>
-          <w:noProof/>
-          <w:lang w:val="ru-RU"/>
-        </w:rPr>
-        <w:t xml:space="preserve"> (репозиторий: https://github.com/Islam-Y/RPS-limiter/tree/main/services/scripts/generate_phase_benchmark_pngs.py).</w:t>
-      </w:r>
-    </w:p>
-    <w:p>
-      <w:pPr>
-        <w:spacing w:before="0" w:after="0" w:line="360" w:lineRule="auto"/>
-        <w:ind w:firstLine="709"/>
-        <w:jc w:val="both"/>
-      </w:pPr>
-      <w:r>
-        <w:rPr>
-          <w:rFonts w:ascii="Times New Roman" w:hAnsi="Times New Roman" w:eastAsia="Times New Roman"/>
-          <w:b w:val="0"/>
-          <w:color w:val="000000"/>
-          <w:sz w:val="28"/>
-          <w:noProof/>
-          <w:lang w:val="ru-RU"/>
-        </w:rPr>
-        <w:t>В прототипе внешний аналитический компонент подключён как рекомендательный слой.</w:t>
-      </w:r>
-    </w:p>
-    <w:p>
-      <w:pPr>
-        <w:spacing w:before="0" w:after="0" w:line="360" w:lineRule="auto"/>
-        <w:ind w:firstLine="709"/>
-        <w:jc w:val="both"/>
-      </w:pPr>
-      <w:r>
-        <w:rPr>
-          <w:rFonts w:ascii="Times New Roman" w:hAnsi="Times New Roman" w:eastAsia="Times New Roman"/>
-          <w:b w:val="0"/>
-          <w:color w:val="000000"/>
-          <w:sz w:val="28"/>
-          <w:noProof/>
-          <w:lang w:val="ru-RU"/>
-        </w:rPr>
-        <w:t>На вход поступают временные ряды и агрегаты (задержка, скорость поступления запросов, доля отклонений, динамика ошибок), на выход — рекомендации по параметрам лимитера и выбору режима.</w:t>
-      </w:r>
-    </w:p>
-    <w:p>
-      <w:pPr>
-        <w:spacing w:before="0" w:after="0" w:line="360" w:lineRule="auto"/>
-        <w:ind w:firstLine="709"/>
-        <w:jc w:val="both"/>
-      </w:pPr>
-      <w:r>
-        <w:rPr>
-          <w:rFonts w:ascii="Times New Roman" w:hAnsi="Times New Roman" w:eastAsia="Times New Roman"/>
-          <w:b w:val="0"/>
-          <w:color w:val="000000"/>
-          <w:sz w:val="28"/>
-          <w:noProof/>
-          <w:lang w:val="ru-RU"/>
-        </w:rPr>
-        <w:t>Ключевой инженерный принцип сохраняется: детерминированный контур допуска запросов остаётся в основном сервисе.</w:t>
-      </w:r>
-    </w:p>
-    <w:p>
-      <w:pPr>
-        <w:spacing w:before="0" w:after="0" w:line="360" w:lineRule="auto"/>
-        <w:ind w:firstLine="709"/>
-        <w:jc w:val="both"/>
-      </w:pPr>
-      <w:r>
-        <w:rPr>
-          <w:rFonts w:ascii="Times New Roman" w:hAnsi="Times New Roman" w:eastAsia="Times New Roman"/>
-          <w:b w:val="0"/>
-          <w:color w:val="000000"/>
-          <w:sz w:val="28"/>
-          <w:noProof/>
-          <w:lang w:val="ru-RU"/>
-        </w:rPr>
-        <w:t>Это обеспечивает предсказуемость и отказоустойчивость даже при недоступности аналитического модуля.</w:t>
-      </w:r>
-    </w:p>
-    <w:p>
-      <w:pPr>
-        <w:spacing w:before="0" w:after="0" w:line="360" w:lineRule="auto"/>
-        <w:ind w:firstLine="709"/>
-        <w:jc w:val="both"/>
-      </w:pPr>
-      <w:r>
-        <w:rPr>
-          <w:rFonts w:ascii="Times New Roman" w:hAnsi="Times New Roman" w:eastAsia="Times New Roman"/>
-          <w:b w:val="0"/>
-          <w:color w:val="000000"/>
-          <w:sz w:val="28"/>
-          <w:noProof/>
-          <w:lang w:val="ru-RU"/>
-        </w:rPr>
-        <w:t>Использование Prophet оправдано в рамках работы как готового инструмента прогнозирования временных рядов [6].</w:t>
-      </w:r>
-    </w:p>
-    <w:p>
-      <w:pPr>
-        <w:spacing w:before="0" w:after="0" w:line="360" w:lineRule="auto"/>
-        <w:ind w:firstLine="709"/>
-        <w:jc w:val="both"/>
-      </w:pPr>
-      <w:r>
-        <w:rPr>
-          <w:rFonts w:ascii="Times New Roman" w:hAnsi="Times New Roman" w:eastAsia="Times New Roman"/>
-          <w:b w:val="0"/>
-          <w:color w:val="000000"/>
-          <w:sz w:val="28"/>
-          <w:noProof/>
-          <w:lang w:val="ru-RU"/>
-        </w:rPr>
-        <w:t>Практическая цель состоит не в доказательстве «идеальности» конкретной модели, а в проверке архитектурной гипотезы: внешний прогноз и эвристики по телеметрии могут использоваться для заблаговременного перехода между эксплуатационными режимами лимитирования.</w:t>
-      </w:r>
-    </w:p>
-    <w:p>
-      <w:pPr>
-        <w:spacing w:before="0" w:after="0" w:line="360" w:lineRule="auto"/>
-        <w:ind w:firstLine="709"/>
-        <w:jc w:val="both"/>
-      </w:pPr>
-      <w:r>
-        <w:rPr>
-          <w:rFonts w:ascii="Times New Roman" w:hAnsi="Times New Roman" w:eastAsia="Times New Roman"/>
-          <w:b w:val="0"/>
-          <w:color w:val="000000"/>
-          <w:sz w:val="28"/>
-          <w:noProof/>
-          <w:lang w:val="ru-RU"/>
-        </w:rPr>
-        <w:t>Фазовый эксперимент подтверждает эту гипотезу частично, но воспроизводимо: вход в защитный режим работает устойчиво, а контур возврата в базовый режим требует дальнейшей настройки.</w:t>
-      </w:r>
-    </w:p>
-    <w:p>
-      <w:pPr>
-        <w:spacing w:before="0" w:after="0" w:line="360" w:lineRule="auto"/>
-        <w:ind w:firstLine="709"/>
-        <w:jc w:val="both"/>
-      </w:pPr>
-      <w:r>
-        <w:rPr>
-          <w:rFonts w:ascii="Times New Roman" w:hAnsi="Times New Roman" w:eastAsia="Times New Roman"/>
-          <w:b w:val="0"/>
-          <w:color w:val="000000"/>
-          <w:sz w:val="28"/>
-          <w:noProof/>
-          <w:lang w:val="ru-RU"/>
-        </w:rPr>
-        <w:t>Итоговая оценка устойчивости и защищённости системы по результатам экспериментов раздела 3.2</w:t>
-      </w:r>
-    </w:p>
-    <w:p>
-      <w:pPr>
-        <w:spacing w:before="0" w:after="0" w:line="360" w:lineRule="auto"/>
-        <w:ind w:firstLine="709"/>
-        <w:jc w:val="both"/>
-      </w:pPr>
-      <w:r>
-        <w:rPr>
-          <w:rFonts w:ascii="Times New Roman" w:hAnsi="Times New Roman" w:eastAsia="Times New Roman"/>
-          <w:b w:val="0"/>
-          <w:color w:val="000000"/>
-          <w:sz w:val="28"/>
-          <w:noProof/>
-          <w:lang w:val="ru-RU"/>
-        </w:rPr>
-        <w:t>Оценка выполнена по трём прикладным критериям:</w:t>
-      </w:r>
-    </w:p>
-    <w:p>
-      <w:pPr>
-        <w:spacing w:before="0" w:after="0" w:line="360" w:lineRule="auto"/>
-        <w:ind w:firstLine="709"/>
-        <w:jc w:val="both"/>
-      </w:pPr>
-      <w:r>
-        <w:rPr>
-          <w:rFonts w:ascii="Times New Roman" w:hAnsi="Times New Roman" w:eastAsia="Times New Roman"/>
-          <w:b w:val="0"/>
-          <w:color w:val="000000"/>
-          <w:sz w:val="28"/>
-          <w:noProof/>
-          <w:lang w:val="ru-RU"/>
-        </w:rPr>
-        <w:t>1. Стабильность (сохранение работоспособности целевого сервиса и отсутствие 5xx).</w:t>
-      </w:r>
-    </w:p>
-    <w:p>
-      <w:pPr>
-        <w:spacing w:before="0" w:after="0" w:line="360" w:lineRule="auto"/>
-        <w:ind w:firstLine="709"/>
-        <w:jc w:val="both"/>
-      </w:pPr>
-      <w:r>
-        <w:rPr>
-          <w:rFonts w:ascii="Times New Roman" w:hAnsi="Times New Roman" w:eastAsia="Times New Roman"/>
-          <w:b w:val="0"/>
-          <w:color w:val="000000"/>
-          <w:sz w:val="28"/>
-          <w:noProof/>
-          <w:lang w:val="ru-RU"/>
-        </w:rPr>
-        <w:t>2. Скорость (влияние лимитера на задержку проксирования).</w:t>
-      </w:r>
-    </w:p>
-    <w:p>
-      <w:pPr>
-        <w:spacing w:before="0" w:after="0" w:line="360" w:lineRule="auto"/>
-        <w:ind w:firstLine="709"/>
-        <w:jc w:val="both"/>
-      </w:pPr>
-      <w:r>
-        <w:rPr>
-          <w:rFonts w:ascii="Times New Roman" w:hAnsi="Times New Roman" w:eastAsia="Times New Roman"/>
-          <w:b w:val="0"/>
-          <w:color w:val="000000"/>
-          <w:sz w:val="28"/>
-          <w:noProof/>
-          <w:lang w:val="ru-RU"/>
-        </w:rPr>
-        <w:t>3. Надёжность в двух режимах: доступность для штатного трафика и фильтрация в DDoS.</w:t>
-      </w:r>
-    </w:p>
-    <w:p>
-      <w:pPr>
-        <w:spacing w:before="0" w:after="0" w:line="360" w:lineRule="auto"/>
-        <w:ind w:firstLine="709"/>
-        <w:jc w:val="both"/>
-      </w:pPr>
-      <w:r>
-        <w:rPr>
-          <w:rFonts w:ascii="Times New Roman" w:hAnsi="Times New Roman" w:eastAsia="Times New Roman"/>
-          <w:b w:val="0"/>
-          <w:color w:val="000000"/>
-          <w:sz w:val="28"/>
-          <w:noProof/>
-          <w:lang w:val="ru-RU"/>
-        </w:rPr>
-        <w:t xml:space="preserve">В проведённых прогонах показатель стабильности оставался высоким для всех алгоритмов (ошибки </w:t>
+        <w:t>phase_burst_recovery</w:t>
+      </w:r>
+      <w:r>
+        <w:rPr>
+          <w:rFonts w:ascii="Times New Roman" w:hAnsi="Times New Roman" w:eastAsia="Times New Roman"/>
+          <w:b w:val="0"/>
+          <w:color w:val="000000"/>
+          <w:sz w:val="28"/>
+          <w:noProof/>
+          <w:lang w:val="ru-RU"/>
+        </w:rPr>
+        <w:t xml:space="preserve"> и </w:t>
       </w:r>
       <w:r>
         <w:rPr>
@@ -21633,108 +24746,36 @@
           <w:noProof/>
           <w:lang w:val="ru-RU"/>
         </w:rPr>
-        <w:t>loadgen</w:t>
-      </w:r>
-      <w:r>
-        <w:rPr>
-          <w:rFonts w:ascii="Times New Roman" w:hAnsi="Times New Roman" w:eastAsia="Times New Roman"/>
-          <w:b w:val="0"/>
-          <w:color w:val="000000"/>
-          <w:sz w:val="28"/>
-          <w:noProof/>
-          <w:lang w:val="ru-RU"/>
-        </w:rPr>
-        <w:t xml:space="preserve"> — 0.00%), что подтверждает базовую корректность реализации [27].</w:t>
-      </w:r>
-    </w:p>
-    <w:p>
-      <w:pPr>
-        <w:spacing w:before="0" w:after="0" w:line="360" w:lineRule="auto"/>
-        <w:ind w:firstLine="709"/>
-        <w:jc w:val="both"/>
-      </w:pPr>
-      <w:r>
-        <w:rPr>
-          <w:rFonts w:ascii="Times New Roman" w:hAnsi="Times New Roman" w:eastAsia="Times New Roman"/>
-          <w:b w:val="0"/>
-          <w:color w:val="000000"/>
-          <w:sz w:val="28"/>
-          <w:noProof/>
-          <w:lang w:val="ru-RU"/>
-        </w:rPr>
-        <w:t>Ключевые различия проявились в балансе «доступность легитимного трафика / жёсткость защиты» и в латентности.</w:t>
-      </w:r>
-    </w:p>
-    <w:p>
-      <w:pPr>
-        <w:spacing w:before="0" w:after="0" w:line="360" w:lineRule="auto"/>
-        <w:ind w:firstLine="709"/>
-        <w:jc w:val="both"/>
-      </w:pPr>
-      <w:r>
-        <w:rPr>
-          <w:rFonts w:ascii="Times New Roman" w:hAnsi="Times New Roman" w:eastAsia="Times New Roman"/>
-          <w:b w:val="0"/>
-          <w:color w:val="000000"/>
-          <w:sz w:val="28"/>
-          <w:noProof/>
-          <w:lang w:val="ru-RU"/>
-        </w:rPr>
-        <w:t>По скорости лидирует Sliding Window (минимальная средняя задержка), по доступности штатного трафика близкие результаты показывают Token Bucket и Fixed Window, по жёсткости DDoS-фильтрации — Sliding Window [28].</w:t>
-      </w:r>
-    </w:p>
-    <w:p>
-      <w:pPr>
-        <w:spacing w:before="0" w:after="0" w:line="360" w:lineRule="auto"/>
-        <w:ind w:firstLine="709"/>
-        <w:jc w:val="both"/>
-      </w:pPr>
-      <w:r>
-        <w:rPr>
-          <w:rFonts w:ascii="Times New Roman" w:hAnsi="Times New Roman" w:eastAsia="Times New Roman"/>
-          <w:b w:val="0"/>
-          <w:color w:val="000000"/>
-          <w:sz w:val="28"/>
-          <w:noProof/>
-          <w:lang w:val="ru-RU"/>
-        </w:rPr>
-        <w:t>Следовательно, статический выбор одного алгоритма обоснован только при узком и стабильном профиле нагрузки.</w:t>
-      </w:r>
-    </w:p>
-    <w:p>
-      <w:pPr>
-        <w:spacing w:before="0" w:after="0" w:line="360" w:lineRule="auto"/>
-        <w:ind w:firstLine="709"/>
-        <w:jc w:val="both"/>
-      </w:pPr>
-      <w:r>
-        <w:rPr>
-          <w:rFonts w:ascii="Times New Roman" w:hAnsi="Times New Roman" w:eastAsia="Times New Roman"/>
-          <w:b w:val="0"/>
-          <w:color w:val="000000"/>
-          <w:sz w:val="28"/>
-          <w:noProof/>
-          <w:lang w:val="ru-RU"/>
-        </w:rPr>
-        <w:t>С учётом результатов рекомендуется двухрежимная эксплуатационная политика:</w:t>
-      </w:r>
-    </w:p>
-    <w:p>
-      <w:pPr>
-        <w:spacing w:before="0" w:after="0" w:line="360" w:lineRule="auto"/>
-        <w:ind w:firstLine="709"/>
-        <w:jc w:val="both"/>
-      </w:pPr>
-      <w:r>
-        <w:rPr>
-          <w:rFonts w:ascii="Times New Roman" w:hAnsi="Times New Roman" w:eastAsia="Times New Roman"/>
-          <w:b w:val="0"/>
-          <w:color w:val="000000"/>
-          <w:sz w:val="28"/>
-          <w:noProof/>
-          <w:lang w:val="ru-RU"/>
-        </w:rPr>
-        <w:t>1. Базовый режим (</w:t>
+        <w:t>phase_ddos_recovery</w:t>
+      </w:r>
+      <w:r>
+        <w:rPr>
+          <w:rFonts w:ascii="Times New Roman" w:hAnsi="Times New Roman" w:eastAsia="Times New Roman"/>
+          <w:b w:val="0"/>
+          <w:color w:val="000000"/>
+          <w:sz w:val="28"/>
+          <w:noProof/>
+          <w:lang w:val="ru-RU"/>
+        </w:rPr>
+        <w:t xml:space="preserve"> подтвердила работоспособность adaptive-переключений, но выявила чрезмерно консервативный выход из защитного режима [29] [30] [31].</w:t>
+      </w:r>
+    </w:p>
+    <w:p>
+      <w:pPr>
+        <w:spacing w:before="0" w:after="0" w:line="360" w:lineRule="auto"/>
+        <w:ind w:firstLine="709"/>
+        <w:jc w:val="both"/>
+      </w:pPr>
+      <w:r>
+        <w:rPr>
+          <w:rFonts w:ascii="Times New Roman" w:hAnsi="Times New Roman" w:eastAsia="Times New Roman"/>
+          <w:b w:val="0"/>
+          <w:color w:val="000000"/>
+          <w:sz w:val="28"/>
+          <w:noProof/>
+          <w:lang w:val="ru-RU"/>
+        </w:rPr>
+        <w:t xml:space="preserve">4. Финальная mixed-серия </w:t>
       </w:r>
       <w:r>
         <w:rPr>
@@ -21745,6 +24786,112 @@
           <w:noProof/>
           <w:lang w:val="ru-RU"/>
         </w:rPr>
+        <w:t>phase_universal_mix</w:t>
+      </w:r>
+      <w:r>
+        <w:rPr>
+          <w:rFonts w:ascii="Times New Roman" w:hAnsi="Times New Roman" w:eastAsia="Times New Roman"/>
+          <w:b w:val="0"/>
+          <w:color w:val="000000"/>
+          <w:sz w:val="28"/>
+          <w:noProof/>
+          <w:lang w:val="ru-RU"/>
+        </w:rPr>
+        <w:t xml:space="preserve"> показала, что доработанный adaptive-контур достигает 92.42% средней успешности против 80.10% у </w:t>
+      </w:r>
+      <w:r>
+        <w:rPr>
+          <w:rFonts w:ascii="Times New Roman" w:hAnsi="Times New Roman" w:eastAsia="Times New Roman"/>
+          <w:b/>
+          <w:color w:val="000000"/>
+          <w:sz w:val="28"/>
+          <w:noProof/>
+          <w:lang w:val="ru-RU"/>
+        </w:rPr>
+        <w:t>static_token</w:t>
+      </w:r>
+      <w:r>
+        <w:rPr>
+          <w:rFonts w:ascii="Times New Roman" w:hAnsi="Times New Roman" w:eastAsia="Times New Roman"/>
+          <w:b w:val="0"/>
+          <w:color w:val="000000"/>
+          <w:sz w:val="28"/>
+          <w:noProof/>
+          <w:lang w:val="ru-RU"/>
+        </w:rPr>
+        <w:t xml:space="preserve"> и 54.32% у </w:t>
+      </w:r>
+      <w:r>
+        <w:rPr>
+          <w:rFonts w:ascii="Times New Roman" w:hAnsi="Times New Roman" w:eastAsia="Times New Roman"/>
+          <w:b/>
+          <w:color w:val="000000"/>
+          <w:sz w:val="28"/>
+          <w:noProof/>
+          <w:lang w:val="ru-RU"/>
+        </w:rPr>
+        <w:t>static_sliding</w:t>
+      </w:r>
+      <w:r>
+        <w:rPr>
+          <w:rFonts w:ascii="Times New Roman" w:hAnsi="Times New Roman" w:eastAsia="Times New Roman"/>
+          <w:b w:val="0"/>
+          <w:color w:val="000000"/>
+          <w:sz w:val="28"/>
+          <w:noProof/>
+          <w:lang w:val="ru-RU"/>
+        </w:rPr>
+        <w:t xml:space="preserve"> [32].</w:t>
+      </w:r>
+    </w:p>
+    <w:p>
+      <w:pPr>
+        <w:spacing w:before="0" w:after="0" w:line="360" w:lineRule="auto"/>
+        <w:ind w:firstLine="709"/>
+        <w:jc w:val="both"/>
+      </w:pPr>
+      <w:r>
+        <w:rPr>
+          <w:rFonts w:ascii="Times New Roman" w:hAnsi="Times New Roman" w:eastAsia="Times New Roman"/>
+          <w:b w:val="0"/>
+          <w:color w:val="000000"/>
+          <w:sz w:val="28"/>
+          <w:noProof/>
+          <w:lang w:val="ru-RU"/>
+        </w:rPr>
+        <w:t xml:space="preserve">5. Long soak </w:t>
+      </w:r>
+      <w:r>
+        <w:rPr>
+          <w:rFonts w:ascii="Times New Roman" w:hAnsi="Times New Roman" w:eastAsia="Times New Roman"/>
+          <w:b/>
+          <w:color w:val="000000"/>
+          <w:sz w:val="28"/>
+          <w:noProof/>
+          <w:lang w:val="ru-RU"/>
+        </w:rPr>
+        <w:t>ddos -&gt; recovery</w:t>
+      </w:r>
+      <w:r>
+        <w:rPr>
+          <w:rFonts w:ascii="Times New Roman" w:hAnsi="Times New Roman" w:eastAsia="Times New Roman"/>
+          <w:b w:val="0"/>
+          <w:color w:val="000000"/>
+          <w:sz w:val="28"/>
+          <w:noProof/>
+          <w:lang w:val="ru-RU"/>
+        </w:rPr>
+        <w:t xml:space="preserve"> подтвердил устранение раннего выхода из </w:t>
+      </w:r>
+      <w:r>
+        <w:rPr>
+          <w:rFonts w:ascii="Times New Roman" w:hAnsi="Times New Roman" w:eastAsia="Times New Roman"/>
+          <w:b/>
+          <w:color w:val="000000"/>
+          <w:sz w:val="28"/>
+          <w:noProof/>
+          <w:lang w:val="ru-RU"/>
+        </w:rPr>
         <w:t>token</w:t>
       </w:r>
       <w:r>
@@ -21756,25 +24903,7 @@
           <w:noProof/>
           <w:lang w:val="ru-RU"/>
         </w:rPr>
-        <w:t>) для штатного и пульсирующего трафика.</w:t>
-      </w:r>
-    </w:p>
-    <w:p>
-      <w:pPr>
-        <w:spacing w:before="0" w:after="0" w:line="360" w:lineRule="auto"/>
-        <w:ind w:firstLine="709"/>
-        <w:jc w:val="both"/>
-      </w:pPr>
-      <w:r>
-        <w:rPr>
-          <w:rFonts w:ascii="Times New Roman" w:hAnsi="Times New Roman" w:eastAsia="Times New Roman"/>
-          <w:b w:val="0"/>
-          <w:color w:val="000000"/>
-          <w:sz w:val="28"/>
-          <w:noProof/>
-          <w:lang w:val="ru-RU"/>
-        </w:rPr>
-        <w:t>2. Защитный режим (</w:t>
+        <w:t xml:space="preserve">: sequence </w:t>
       </w:r>
       <w:r>
         <w:rPr>
@@ -21785,108 +24914,18 @@
           <w:noProof/>
           <w:lang w:val="ru-RU"/>
         </w:rPr>
-        <w:t>sliding</w:t>
-      </w:r>
-      <w:r>
-        <w:rPr>
-          <w:rFonts w:ascii="Times New Roman" w:hAnsi="Times New Roman" w:eastAsia="Times New Roman"/>
-          <w:b w:val="0"/>
-          <w:color w:val="000000"/>
-          <w:sz w:val="28"/>
-          <w:noProof/>
-          <w:lang w:val="ru-RU"/>
-        </w:rPr>
-        <w:t>/ужесточение параметров) при детекции аномалий.</w:t>
-      </w:r>
-    </w:p>
-    <w:p>
-      <w:pPr>
-        <w:spacing w:before="0" w:after="0" w:line="360" w:lineRule="auto"/>
-        <w:ind w:firstLine="709"/>
-        <w:jc w:val="both"/>
-      </w:pPr>
-      <w:r>
-        <w:rPr>
-          <w:rFonts w:ascii="Times New Roman" w:hAnsi="Times New Roman" w:eastAsia="Times New Roman"/>
-          <w:b w:val="0"/>
-          <w:color w:val="000000"/>
-          <w:sz w:val="28"/>
-          <w:noProof/>
-          <w:lang w:val="ru-RU"/>
-        </w:rPr>
-        <w:t>3. Автоматический возврат к базовому режиму после стабилизации метрик.</w:t>
-      </w:r>
-    </w:p>
-    <w:p>
-      <w:pPr>
-        <w:spacing w:before="0" w:after="0" w:line="360" w:lineRule="auto"/>
-        <w:ind w:firstLine="709"/>
-        <w:jc w:val="both"/>
-      </w:pPr>
-      <w:r>
-        <w:rPr>
-          <w:rFonts w:ascii="Times New Roman" w:hAnsi="Times New Roman" w:eastAsia="Times New Roman"/>
-          <w:b w:val="0"/>
-          <w:color w:val="000000"/>
-          <w:sz w:val="28"/>
-          <w:noProof/>
-          <w:lang w:val="ru-RU"/>
-        </w:rPr>
-        <w:t>Такой подход повышает социально-прикладную ценность системы.</w:t>
-      </w:r>
-    </w:p>
-    <w:p>
-      <w:pPr>
-        <w:spacing w:before="0" w:after="0" w:line="360" w:lineRule="auto"/>
-        <w:ind w:firstLine="709"/>
-        <w:jc w:val="both"/>
-      </w:pPr>
-      <w:r>
-        <w:rPr>
-          <w:rFonts w:ascii="Times New Roman" w:hAnsi="Times New Roman" w:eastAsia="Times New Roman"/>
-          <w:b w:val="0"/>
-          <w:color w:val="000000"/>
-          <w:sz w:val="28"/>
-          <w:noProof/>
-          <w:lang w:val="ru-RU"/>
-        </w:rPr>
-        <w:t>Пользователь в обычные периоды получает более мягкий и стабильный доступ к API, а в период атаки сервис остаётся доступным для существенной доли легитимных запросов.</w:t>
-      </w:r>
-    </w:p>
-    <w:p>
-      <w:pPr>
-        <w:spacing w:before="0" w:after="0" w:line="360" w:lineRule="auto"/>
-        <w:ind w:firstLine="709"/>
-        <w:jc w:val="both"/>
-      </w:pPr>
-      <w:r>
-        <w:rPr>
-          <w:rFonts w:ascii="Times New Roman" w:hAnsi="Times New Roman" w:eastAsia="Times New Roman"/>
-          <w:b w:val="0"/>
-          <w:color w:val="000000"/>
-          <w:sz w:val="28"/>
-          <w:noProof/>
-          <w:lang w:val="ru-RU"/>
-        </w:rPr>
-        <w:t>Указанный эффект представляет практическую интерпретацию общественно-прикладной полезности в рамках темы исследования.</w:t>
-      </w:r>
-    </w:p>
-    <w:p>
-      <w:pPr>
-        <w:spacing w:before="0" w:after="0" w:line="360" w:lineRule="auto"/>
-        <w:ind w:firstLine="709"/>
-        <w:jc w:val="both"/>
-      </w:pPr>
-      <w:r>
-        <w:rPr>
-          <w:rFonts w:ascii="Times New Roman" w:hAnsi="Times New Roman" w:eastAsia="Times New Roman"/>
-          <w:b w:val="0"/>
-          <w:color w:val="000000"/>
-          <w:sz w:val="28"/>
-          <w:noProof/>
-          <w:lang w:val="ru-RU"/>
-        </w:rPr>
-        <w:t>1. На локальных данных проекта (</w:t>
+        <w:t>0:sliding|9:token|787:sliding</w:t>
+      </w:r>
+      <w:r>
+        <w:rPr>
+          <w:rFonts w:ascii="Times New Roman" w:hAnsi="Times New Roman" w:eastAsia="Times New Roman"/>
+          <w:b w:val="0"/>
+          <w:color w:val="000000"/>
+          <w:sz w:val="28"/>
+          <w:noProof/>
+          <w:lang w:val="ru-RU"/>
+        </w:rPr>
+        <w:t xml:space="preserve">, </w:t>
       </w:r>
       <w:r>
         <w:rPr>
@@ -21897,18 +24936,18 @@
           <w:noProof/>
           <w:lang w:val="ru-RU"/>
         </w:rPr>
-        <w:t>repeats=10</w:t>
-      </w:r>
-      <w:r>
-        <w:rPr>
-          <w:rFonts w:ascii="Times New Roman" w:hAnsi="Times New Roman" w:eastAsia="Times New Roman"/>
-          <w:b w:val="0"/>
-          <w:color w:val="000000"/>
-          <w:sz w:val="28"/>
-          <w:noProof/>
-          <w:lang w:val="ru-RU"/>
-        </w:rPr>
-        <w:t xml:space="preserve">) </w:t>
+        <w:t>ddos success = 97.93%</w:t>
+      </w:r>
+      <w:r>
+        <w:rPr>
+          <w:rFonts w:ascii="Times New Roman" w:hAnsi="Times New Roman" w:eastAsia="Times New Roman"/>
+          <w:b w:val="0"/>
+          <w:color w:val="000000"/>
+          <w:sz w:val="28"/>
+          <w:noProof/>
+          <w:lang w:val="ru-RU"/>
+        </w:rPr>
+        <w:t xml:space="preserve">, </w:t>
       </w:r>
       <w:r>
         <w:rPr>
@@ -21919,18 +24958,18 @@
           <w:noProof/>
           <w:lang w:val="ru-RU"/>
         </w:rPr>
-        <w:t>sliding</w:t>
-      </w:r>
-      <w:r>
-        <w:rPr>
-          <w:rFonts w:ascii="Times New Roman" w:hAnsi="Times New Roman" w:eastAsia="Times New Roman"/>
-          <w:b w:val="0"/>
-          <w:color w:val="000000"/>
-          <w:sz w:val="28"/>
-          <w:noProof/>
-          <w:lang w:val="ru-RU"/>
-        </w:rPr>
-        <w:t xml:space="preserve"> показал лучшую скорость (средняя латентность 1.436 ± 0.097 мс), </w:t>
+        <w:t>recovery success = 100.00%</w:t>
+      </w:r>
+      <w:r>
+        <w:rPr>
+          <w:rFonts w:ascii="Times New Roman" w:hAnsi="Times New Roman" w:eastAsia="Times New Roman"/>
+          <w:b w:val="0"/>
+          <w:color w:val="000000"/>
+          <w:sz w:val="28"/>
+          <w:noProof/>
+          <w:lang w:val="ru-RU"/>
+        </w:rPr>
+        <w:t xml:space="preserve">, </w:t>
       </w:r>
       <w:r>
         <w:rPr>
@@ -21941,226 +24980,36 @@
           <w:noProof/>
           <w:lang w:val="ru-RU"/>
         </w:rPr>
-        <w:t>token</w:t>
-      </w:r>
-      <w:r>
-        <w:rPr>
-          <w:rFonts w:ascii="Times New Roman" w:hAnsi="Times New Roman" w:eastAsia="Times New Roman"/>
-          <w:b w:val="0"/>
-          <w:color w:val="000000"/>
-          <w:sz w:val="28"/>
-          <w:noProof/>
-          <w:lang w:val="ru-RU"/>
-        </w:rPr>
-        <w:t xml:space="preserve"> и </w:t>
-      </w:r>
-      <w:r>
-        <w:rPr>
-          <w:rFonts w:ascii="Times New Roman" w:hAnsi="Times New Roman" w:eastAsia="Times New Roman"/>
-          <w:b/>
-          <w:color w:val="000000"/>
-          <w:sz w:val="28"/>
-          <w:noProof/>
-          <w:lang w:val="ru-RU"/>
-        </w:rPr>
-        <w:t>fixed</w:t>
-      </w:r>
-      <w:r>
-        <w:rPr>
-          <w:rFonts w:ascii="Times New Roman" w:hAnsi="Times New Roman" w:eastAsia="Times New Roman"/>
-          <w:b w:val="0"/>
-          <w:color w:val="000000"/>
-          <w:sz w:val="28"/>
-          <w:noProof/>
-          <w:lang w:val="ru-RU"/>
-        </w:rPr>
-        <w:t xml:space="preserve"> — близкую доступность для штатного трафика (94.87 ± 1.76% и 94.57 ± 1.89%), а </w:t>
-      </w:r>
-      <w:r>
-        <w:rPr>
-          <w:rFonts w:ascii="Times New Roman" w:hAnsi="Times New Roman" w:eastAsia="Times New Roman"/>
-          <w:b/>
-          <w:color w:val="000000"/>
-          <w:sz w:val="28"/>
-          <w:noProof/>
-          <w:lang w:val="ru-RU"/>
-        </w:rPr>
-        <w:t>sliding</w:t>
-      </w:r>
-      <w:r>
-        <w:rPr>
-          <w:rFonts w:ascii="Times New Roman" w:hAnsi="Times New Roman" w:eastAsia="Times New Roman"/>
-          <w:b w:val="0"/>
-          <w:color w:val="000000"/>
-          <w:sz w:val="28"/>
-          <w:noProof/>
-          <w:lang w:val="ru-RU"/>
-        </w:rPr>
-        <w:t xml:space="preserve"> — самую жёсткую фильтрацию в DDoS (42.59 ± 6.72%) [28].</w:t>
-      </w:r>
-    </w:p>
-    <w:p>
-      <w:pPr>
-        <w:spacing w:before="0" w:after="0" w:line="360" w:lineRule="auto"/>
-        <w:ind w:firstLine="709"/>
-        <w:jc w:val="both"/>
-      </w:pPr>
-      <w:r>
-        <w:rPr>
-          <w:rFonts w:ascii="Times New Roman" w:hAnsi="Times New Roman" w:eastAsia="Times New Roman"/>
-          <w:b w:val="0"/>
-          <w:color w:val="000000"/>
-          <w:sz w:val="28"/>
-          <w:noProof/>
-          <w:lang w:val="ru-RU"/>
-        </w:rPr>
-        <w:t>2. Эксперимент подтверждает отсутствие универсального лидера: выбор алгоритма должен делаться по целевой функции (скорость, доступность легитимного трафика или анти-DDoS жёсткость), а не по одному агрегированному числу.</w:t>
-      </w:r>
-    </w:p>
-    <w:p>
-      <w:pPr>
-        <w:spacing w:before="0" w:after="0" w:line="360" w:lineRule="auto"/>
-        <w:ind w:firstLine="709"/>
-        <w:jc w:val="both"/>
-      </w:pPr>
-      <w:r>
-        <w:rPr>
-          <w:rFonts w:ascii="Times New Roman" w:hAnsi="Times New Roman" w:eastAsia="Times New Roman"/>
-          <w:b w:val="0"/>
-          <w:color w:val="000000"/>
-          <w:sz w:val="28"/>
-          <w:noProof/>
-          <w:lang w:val="ru-RU"/>
-        </w:rPr>
-        <w:t xml:space="preserve">3. Фазовый эксперимент </w:t>
-      </w:r>
-      <w:r>
-        <w:rPr>
-          <w:rFonts w:ascii="Times New Roman" w:hAnsi="Times New Roman" w:eastAsia="Times New Roman"/>
-          <w:b/>
-          <w:color w:val="000000"/>
-          <w:sz w:val="28"/>
-          <w:noProof/>
-          <w:lang w:val="ru-RU"/>
-        </w:rPr>
-        <w:t>phase_burst_recovery</w:t>
-      </w:r>
-      <w:r>
-        <w:rPr>
-          <w:rFonts w:ascii="Times New Roman" w:hAnsi="Times New Roman" w:eastAsia="Times New Roman"/>
-          <w:b w:val="0"/>
-          <w:color w:val="000000"/>
-          <w:sz w:val="28"/>
-          <w:noProof/>
-          <w:lang w:val="ru-RU"/>
-        </w:rPr>
-        <w:t xml:space="preserve"> и </w:t>
-      </w:r>
-      <w:r>
-        <w:rPr>
-          <w:rFonts w:ascii="Times New Roman" w:hAnsi="Times New Roman" w:eastAsia="Times New Roman"/>
-          <w:b/>
-          <w:color w:val="000000"/>
-          <w:sz w:val="28"/>
-          <w:noProof/>
-          <w:lang w:val="ru-RU"/>
-        </w:rPr>
-        <w:t>phase_ddos_recovery</w:t>
-      </w:r>
-      <w:r>
-        <w:rPr>
-          <w:rFonts w:ascii="Times New Roman" w:hAnsi="Times New Roman" w:eastAsia="Times New Roman"/>
-          <w:b w:val="0"/>
-          <w:color w:val="000000"/>
-          <w:sz w:val="28"/>
-          <w:noProof/>
-          <w:lang w:val="ru-RU"/>
-        </w:rPr>
-        <w:t xml:space="preserve"> подтвердил воспроизводимую работу схемы </w:t>
-      </w:r>
-      <w:r>
-        <w:rPr>
-          <w:rFonts w:ascii="Times New Roman" w:hAnsi="Times New Roman" w:eastAsia="Times New Roman"/>
-          <w:b/>
-          <w:color w:val="000000"/>
-          <w:sz w:val="28"/>
-          <w:noProof/>
-          <w:lang w:val="ru-RU"/>
-        </w:rPr>
-        <w:t>token -&gt; sliding -&gt; token</w:t>
-      </w:r>
-      <w:r>
-        <w:rPr>
-          <w:rFonts w:ascii="Times New Roman" w:hAnsi="Times New Roman" w:eastAsia="Times New Roman"/>
-          <w:b w:val="0"/>
-          <w:color w:val="000000"/>
-          <w:sz w:val="28"/>
-          <w:noProof/>
-          <w:lang w:val="ru-RU"/>
-        </w:rPr>
-        <w:t xml:space="preserve">: в обоих сценариях зафиксировано в среднем по 2.00 переключения на прогон, а в атакующей фазе </w:t>
-      </w:r>
-      <w:r>
-        <w:rPr>
-          <w:rFonts w:ascii="Times New Roman" w:hAnsi="Times New Roman" w:eastAsia="Times New Roman"/>
-          <w:b/>
-          <w:color w:val="000000"/>
-          <w:sz w:val="28"/>
-          <w:noProof/>
-          <w:lang w:val="ru-RU"/>
-        </w:rPr>
-        <w:t>adaptive</w:t>
-      </w:r>
-      <w:r>
-        <w:rPr>
-          <w:rFonts w:ascii="Times New Roman" w:hAnsi="Times New Roman" w:eastAsia="Times New Roman"/>
-          <w:b w:val="0"/>
-          <w:color w:val="000000"/>
-          <w:sz w:val="28"/>
-          <w:noProof/>
-          <w:lang w:val="ru-RU"/>
-        </w:rPr>
-        <w:t xml:space="preserve"> систематически приближается к защитному профилю </w:t>
-      </w:r>
-      <w:r>
-        <w:rPr>
-          <w:rFonts w:ascii="Times New Roman" w:hAnsi="Times New Roman" w:eastAsia="Times New Roman"/>
-          <w:b/>
-          <w:color w:val="000000"/>
-          <w:sz w:val="28"/>
-          <w:noProof/>
-          <w:lang w:val="ru-RU"/>
-        </w:rPr>
-        <w:t>sliding</w:t>
-      </w:r>
-      <w:r>
-        <w:rPr>
-          <w:rFonts w:ascii="Times New Roman" w:hAnsi="Times New Roman" w:eastAsia="Times New Roman"/>
-          <w:b w:val="0"/>
-          <w:color w:val="000000"/>
-          <w:sz w:val="28"/>
-          <w:noProof/>
-          <w:lang w:val="ru-RU"/>
-        </w:rPr>
-        <w:t xml:space="preserve"> [29] [30] [31].</w:t>
-      </w:r>
-    </w:p>
-    <w:p>
-      <w:pPr>
-        <w:spacing w:before="0" w:after="0" w:line="360" w:lineRule="auto"/>
-        <w:ind w:firstLine="709"/>
-        <w:jc w:val="both"/>
-      </w:pPr>
-      <w:r>
-        <w:rPr>
-          <w:rFonts w:ascii="Times New Roman" w:hAnsi="Times New Roman" w:eastAsia="Times New Roman"/>
-          <w:b w:val="0"/>
-          <w:color w:val="000000"/>
-          <w:sz w:val="28"/>
-          <w:noProof/>
-          <w:lang w:val="ru-RU"/>
-        </w:rPr>
-        <w:t>4. Внешний аналитический компонент целесообразно использовать как интеллектуальный переключатель эксплуатационных режимов, а не как самостоятельную замену детерминированных алгоритмов; количественный выигрыш зависит от сценария и в текущей политике ограничен консервативным выходом из защитного режима.</w:t>
+        <w:t>switch_count = 2</w:t>
+      </w:r>
+      <w:r>
+        <w:rPr>
+          <w:rFonts w:ascii="Times New Roman" w:hAnsi="Times New Roman" w:eastAsia="Times New Roman"/>
+          <w:b w:val="0"/>
+          <w:color w:val="000000"/>
+          <w:sz w:val="28"/>
+          <w:noProof/>
+          <w:lang w:val="ru-RU"/>
+        </w:rPr>
+        <w:t xml:space="preserve"> [33].</w:t>
+      </w:r>
+    </w:p>
+    <w:p>
+      <w:pPr>
+        <w:spacing w:before="0" w:after="0" w:line="360" w:lineRule="auto"/>
+        <w:ind w:firstLine="709"/>
+        <w:jc w:val="both"/>
+      </w:pPr>
+      <w:r>
+        <w:rPr>
+          <w:rFonts w:ascii="Times New Roman" w:hAnsi="Times New Roman" w:eastAsia="Times New Roman"/>
+          <w:b w:val="0"/>
+          <w:color w:val="000000"/>
+          <w:sz w:val="28"/>
+          <w:noProof/>
+          <w:lang w:val="ru-RU"/>
+        </w:rPr>
+        <w:t>6. Внешний аналитический компонент целесообразно использовать как интеллектуальный переключатель и онлайн-регулятор параметров, а не как самостоятельную замену детерминированных алгоритмов; количественный выигрыш зависит от целевой функции и выбранного профиля нагрузки.</w:t>
       </w:r>
     </w:p>
     <w:p>
@@ -22571,7 +25420,25 @@
           <w:noProof/>
           <w:lang w:val="ru-RU"/>
         </w:rPr>
-        <w:t xml:space="preserve">7. Показана практическая реализуемость адаптивной схемы с внешним аналитическим компонентом без разработки собственного ИИ-ядра: фазовый эксперимент подтвердил воспроизводимую работу контура </w:t>
+        <w:t>7. Показана практическая реализуемость адаптивной схемы с внешним аналитическим компонентом без разработки собственного ИИ-ядра: сначала была подтверждена сама воспроизводимость переключений, затем доработаны noisy overload detection, online tuning параметров Token Bucket и guard выхода из защитного режима.</w:t>
+      </w:r>
+    </w:p>
+    <w:p>
+      <w:pPr>
+        <w:spacing w:before="0" w:after="0" w:line="360" w:lineRule="auto"/>
+        <w:ind w:firstLine="709"/>
+        <w:jc w:val="both"/>
+      </w:pPr>
+      <w:r>
+        <w:rPr>
+          <w:rFonts w:ascii="Times New Roman" w:hAnsi="Times New Roman" w:eastAsia="Times New Roman"/>
+          <w:b w:val="0"/>
+          <w:color w:val="000000"/>
+          <w:sz w:val="28"/>
+          <w:noProof/>
+          <w:lang w:val="ru-RU"/>
+        </w:rPr>
+        <w:t xml:space="preserve">8. Финальный adaptive candidate показал преимущество над статическими режимами в смешанном сценарии </w:t>
       </w:r>
       <w:r>
         <w:rPr>
@@ -22582,18 +25449,62 @@
           <w:noProof/>
           <w:lang w:val="ru-RU"/>
         </w:rPr>
-        <w:t>token -&gt; sliding -&gt; token</w:t>
-      </w:r>
-      <w:r>
-        <w:rPr>
-          <w:rFonts w:ascii="Times New Roman" w:hAnsi="Times New Roman" w:eastAsia="Times New Roman"/>
-          <w:b w:val="0"/>
-          <w:color w:val="000000"/>
-          <w:sz w:val="28"/>
-          <w:noProof/>
-          <w:lang w:val="ru-RU"/>
-        </w:rPr>
-        <w:t>, однако количественный выигрыш зависит от сценария, а возврат из защитного режима в текущей политике остаётся консервативным.</w:t>
+        <w:t>phase_universal_mix</w:t>
+      </w:r>
+      <w:r>
+        <w:rPr>
+          <w:rFonts w:ascii="Times New Roman" w:hAnsi="Times New Roman" w:eastAsia="Times New Roman"/>
+          <w:b w:val="0"/>
+          <w:color w:val="000000"/>
+          <w:sz w:val="28"/>
+          <w:noProof/>
+          <w:lang w:val="ru-RU"/>
+        </w:rPr>
+        <w:t xml:space="preserve">: средняя успешность составила 92.42% против 80.10% у </w:t>
+      </w:r>
+      <w:r>
+        <w:rPr>
+          <w:rFonts w:ascii="Times New Roman" w:hAnsi="Times New Roman" w:eastAsia="Times New Roman"/>
+          <w:b/>
+          <w:color w:val="000000"/>
+          <w:sz w:val="28"/>
+          <w:noProof/>
+          <w:lang w:val="ru-RU"/>
+        </w:rPr>
+        <w:t>static_token</w:t>
+      </w:r>
+      <w:r>
+        <w:rPr>
+          <w:rFonts w:ascii="Times New Roman" w:hAnsi="Times New Roman" w:eastAsia="Times New Roman"/>
+          <w:b w:val="0"/>
+          <w:color w:val="000000"/>
+          <w:sz w:val="28"/>
+          <w:noProof/>
+          <w:lang w:val="ru-RU"/>
+        </w:rPr>
+        <w:t xml:space="preserve">; в long soak </w:t>
+      </w:r>
+      <w:r>
+        <w:rPr>
+          <w:rFonts w:ascii="Times New Roman" w:hAnsi="Times New Roman" w:eastAsia="Times New Roman"/>
+          <w:b/>
+          <w:color w:val="000000"/>
+          <w:sz w:val="28"/>
+          <w:noProof/>
+          <w:lang w:val="ru-RU"/>
+        </w:rPr>
+        <w:t>ddos -&gt; recovery</w:t>
+      </w:r>
+      <w:r>
+        <w:rPr>
+          <w:rFonts w:ascii="Times New Roman" w:hAnsi="Times New Roman" w:eastAsia="Times New Roman"/>
+          <w:b w:val="0"/>
+          <w:color w:val="000000"/>
+          <w:sz w:val="28"/>
+          <w:noProof/>
+          <w:lang w:val="ru-RU"/>
+        </w:rPr>
+        <w:t xml:space="preserve"> контур сохранил 97.99% общей успешности и выполнил только два переключения [32] [33].</w:t>
       </w:r>
     </w:p>
     <w:p>
@@ -22737,25 +25648,25 @@
           <w:noProof/>
           <w:lang w:val="ru-RU"/>
         </w:rPr>
-        <w:t>Работа демонстрирует, что лучший инженерный компромисс достигается не выбором одного «лучшего» алгоритма, а сочетанием режимов: Token Bucket как базового профиля штатной эксплуатации и Sliding Window как режима усиления при аномалиях.</w:t>
-      </w:r>
-    </w:p>
-    <w:p>
-      <w:pPr>
-        <w:spacing w:before="0" w:after="0" w:line="360" w:lineRule="auto"/>
-        <w:ind w:firstLine="709"/>
-        <w:jc w:val="both"/>
-      </w:pPr>
-      <w:r>
-        <w:rPr>
-          <w:rFonts w:ascii="Times New Roman" w:hAnsi="Times New Roman" w:eastAsia="Times New Roman"/>
-          <w:b w:val="0"/>
-          <w:color w:val="000000"/>
-          <w:sz w:val="28"/>
-          <w:noProof/>
-          <w:lang w:val="ru-RU"/>
-        </w:rPr>
-        <w:t>Внешний интеллектуальный модуль показал результативность именно как контур адаптивного переключения между этими режимами, а не как самостоятельный заменитель базовых механизмов ограничения запросов.</w:t>
+        <w:t>Работа демонстрирует, что лучший инженерный компромисс достигается не выбором одного «лучшего» алгоритма, а сочетанием режимов и управляемой настройкой параметров.</w:t>
+      </w:r>
+    </w:p>
+    <w:p>
+      <w:pPr>
+        <w:spacing w:before="0" w:after="0" w:line="360" w:lineRule="auto"/>
+        <w:ind w:firstLine="709"/>
+        <w:jc w:val="both"/>
+      </w:pPr>
+      <w:r>
+        <w:rPr>
+          <w:rFonts w:ascii="Times New Roman" w:hAnsi="Times New Roman" w:eastAsia="Times New Roman"/>
+          <w:b w:val="0"/>
+          <w:color w:val="000000"/>
+          <w:sz w:val="28"/>
+          <w:noProof/>
+          <w:lang w:val="ru-RU"/>
+        </w:rPr>
+        <w:t>Внешний интеллектуальный модуль показал результативность именно как контур адаптивного переключения и параметрической настройки, а не как самостоятельный заменитель базовых механизмов ограничения запросов.</w:t>
       </w:r>
     </w:p>
     <w:p>
@@ -22917,6 +25828,42 @@
           <w:noProof/>
           <w:lang w:val="ru-RU"/>
         </w:rPr>
+        <w:t>4. DDoS-сценарий стенда не разделяет вредоносных и легитимных клиентов по ключам, поэтому высокий success в атакующей фазе следует трактовать как сохранение доступности стенда, а не как доказательство точной фильтрации атакующего источника.</w:t>
+      </w:r>
+    </w:p>
+    <w:p>
+      <w:pPr>
+        <w:spacing w:before="0" w:after="0" w:line="360" w:lineRule="auto"/>
+        <w:ind w:firstLine="709"/>
+        <w:jc w:val="both"/>
+      </w:pPr>
+      <w:r>
+        <w:rPr>
+          <w:rFonts w:ascii="Times New Roman" w:hAnsi="Times New Roman" w:eastAsia="Times New Roman"/>
+          <w:b w:val="0"/>
+          <w:color w:val="000000"/>
+          <w:sz w:val="28"/>
+          <w:noProof/>
+          <w:lang w:val="ru-RU"/>
+        </w:rPr>
+        <w:t>5. Финальный mixed-optimized профиль повышает универсальность, но не является безусловно лучшим по каждому KPI: для минимального p95 на чистом long DDoS сохраняется отдельный latency reference.</w:t>
+      </w:r>
+    </w:p>
+    <w:p>
+      <w:pPr>
+        <w:spacing w:before="0" w:after="0" w:line="360" w:lineRule="auto"/>
+        <w:ind w:firstLine="709"/>
+        <w:jc w:val="both"/>
+      </w:pPr>
+      <w:r>
+        <w:rPr>
+          <w:rFonts w:ascii="Times New Roman" w:hAnsi="Times New Roman" w:eastAsia="Times New Roman"/>
+          <w:b w:val="0"/>
+          <w:color w:val="000000"/>
+          <w:sz w:val="28"/>
+          <w:noProof/>
+          <w:lang w:val="ru-RU"/>
+        </w:rPr>
         <w:t>Перспективы дальнейшей работы:</w:t>
       </w:r>
     </w:p>
@@ -22990,6 +25937,86 @@
           <w:lang w:val="ru-RU"/>
         </w:rPr>
         <w:t>4. Формализация SLO/SLA для режима адаптивного ограничения и автоматических механизмов отката.</w:t>
+      </w:r>
+    </w:p>
+    <w:p>
+      <w:pPr>
+        <w:spacing w:before="0" w:after="0" w:line="360" w:lineRule="auto"/>
+        <w:ind w:firstLine="709"/>
+        <w:jc w:val="both"/>
+      </w:pPr>
+      <w:r>
+        <w:rPr>
+          <w:rFonts w:ascii="Times New Roman" w:hAnsi="Times New Roman" w:eastAsia="Times New Roman"/>
+          <w:b w:val="0"/>
+          <w:color w:val="000000"/>
+          <w:sz w:val="28"/>
+          <w:noProof/>
+          <w:lang w:val="ru-RU"/>
+        </w:rPr>
+        <w:t>5. Подбор параметров adaptive-селектора на наборе replay-сценариев, включая отдельную оптимизацию под mixed traffic и под жёсткую DDoS-фильтрацию.</w:t>
+      </w:r>
+    </w:p>
+    <w:p>
+      <w:pPr>
+        <w:spacing w:before="0" w:after="0" w:line="360" w:lineRule="auto"/>
+        <w:ind w:firstLine="709"/>
+        <w:jc w:val="both"/>
+      </w:pPr>
+      <w:r>
+        <w:rPr>
+          <w:rFonts w:ascii="Times New Roman" w:hAnsi="Times New Roman" w:eastAsia="Times New Roman"/>
+          <w:b w:val="0"/>
+          <w:color w:val="000000"/>
+          <w:sz w:val="28"/>
+          <w:noProof/>
+          <w:lang w:val="ru-RU"/>
+        </w:rPr>
+        <w:t xml:space="preserve">6. Расширение online tuner: управление не только </w:t>
+      </w:r>
+      <w:r>
+        <w:rPr>
+          <w:rFonts w:ascii="Times New Roman" w:hAnsi="Times New Roman" w:eastAsia="Times New Roman"/>
+          <w:b/>
+          <w:color w:val="000000"/>
+          <w:sz w:val="28"/>
+          <w:noProof/>
+          <w:lang w:val="ru-RU"/>
+        </w:rPr>
+        <w:t>fillRate</w:t>
+      </w:r>
+      <w:r>
+        <w:rPr>
+          <w:rFonts w:ascii="Times New Roman" w:hAnsi="Times New Roman" w:eastAsia="Times New Roman"/>
+          <w:b w:val="0"/>
+          <w:color w:val="000000"/>
+          <w:sz w:val="28"/>
+          <w:noProof/>
+          <w:lang w:val="ru-RU"/>
+        </w:rPr>
+        <w:t xml:space="preserve"> и </w:t>
+      </w:r>
+      <w:r>
+        <w:rPr>
+          <w:rFonts w:ascii="Times New Roman" w:hAnsi="Times New Roman" w:eastAsia="Times New Roman"/>
+          <w:b/>
+          <w:color w:val="000000"/>
+          <w:sz w:val="28"/>
+          <w:noProof/>
+          <w:lang w:val="ru-RU"/>
+        </w:rPr>
+        <w:t>capacity</w:t>
+      </w:r>
+      <w:r>
+        <w:rPr>
+          <w:rFonts w:ascii="Times New Roman" w:hAnsi="Times New Roman" w:eastAsia="Times New Roman"/>
+          <w:b w:val="0"/>
+          <w:color w:val="000000"/>
+          <w:sz w:val="28"/>
+          <w:noProof/>
+          <w:lang w:val="ru-RU"/>
+        </w:rPr>
+        <w:t>, но и профилями per-client/per-route, чтобы различать легитимный burst и атакующий поток.</w:t>
       </w:r>
     </w:p>
     <w:p>
@@ -23619,6 +26646,86 @@
       </w:r>
     </w:p>
     <w:p>
+      <w:pPr>
+        <w:spacing w:before="0" w:after="0" w:line="360" w:lineRule="auto"/>
+        <w:ind w:firstLine="709"/>
+        <w:jc w:val="both"/>
+      </w:pPr>
+      <w:r>
+        <w:rPr>
+          <w:rFonts w:ascii="Times New Roman" w:hAnsi="Times New Roman" w:eastAsia="Times New Roman"/>
+          <w:b w:val="0"/>
+          <w:color w:val="000000"/>
+          <w:sz w:val="28"/>
+          <w:noProof/>
+          <w:lang w:val="ru-RU"/>
+        </w:rPr>
+        <w:t>32. RPS-limiter project. Adaptive universal mixed benchmark (</w:t>
+      </w:r>
+      <w:r>
+        <w:rPr>
+          <w:rFonts w:ascii="Times New Roman" w:hAnsi="Times New Roman" w:eastAsia="Times New Roman"/>
+          <w:b/>
+          <w:color w:val="000000"/>
+          <w:sz w:val="28"/>
+          <w:noProof/>
+          <w:lang w:val="ru-RU"/>
+        </w:rPr>
+        <w:t>phase_universal_mix</w:t>
+      </w:r>
+      <w:r>
+        <w:rPr>
+          <w:rFonts w:ascii="Times New Roman" w:hAnsi="Times New Roman" w:eastAsia="Times New Roman"/>
+          <w:b w:val="0"/>
+          <w:color w:val="000000"/>
+          <w:sz w:val="28"/>
+          <w:noProof/>
+          <w:lang w:val="ru-RU"/>
+        </w:rPr>
+        <w:t>, 24.04.2026, repeats 3) [Электронный ресурс]. URL: https://github.com/Islam-Y/RPS-limiter/tree/main/services/monitoring/benchmarks (дата обращения: 24.04.2026).</w:t>
+      </w:r>
+    </w:p>
+    <w:p>
+      <w:pPr>
+        <w:spacing w:before="0" w:after="0" w:line="360" w:lineRule="auto"/>
+        <w:ind w:firstLine="709"/>
+        <w:jc w:val="both"/>
+      </w:pPr>
+      <w:r>
+        <w:rPr>
+          <w:rFonts w:ascii="Times New Roman" w:hAnsi="Times New Roman" w:eastAsia="Times New Roman"/>
+          <w:b w:val="0"/>
+          <w:color w:val="000000"/>
+          <w:sz w:val="28"/>
+          <w:noProof/>
+          <w:lang w:val="ru-RU"/>
+        </w:rPr>
+        <w:t>33. RPS-limiter project. Adaptive long soak benchmark (</w:t>
+      </w:r>
+      <w:r>
+        <w:rPr>
+          <w:rFonts w:ascii="Times New Roman" w:hAnsi="Times New Roman" w:eastAsia="Times New Roman"/>
+          <w:b/>
+          <w:color w:val="000000"/>
+          <w:sz w:val="28"/>
+          <w:noProof/>
+          <w:lang w:val="ru-RU"/>
+        </w:rPr>
+        <w:t>ddos -&gt; recovery</w:t>
+      </w:r>
+      <w:r>
+        <w:rPr>
+          <w:rFonts w:ascii="Times New Roman" w:hAnsi="Times New Roman" w:eastAsia="Times New Roman"/>
+          <w:b w:val="0"/>
+          <w:color w:val="000000"/>
+          <w:sz w:val="28"/>
+          <w:noProof/>
+          <w:lang w:val="ru-RU"/>
+        </w:rPr>
+        <w:t>, 24.04.2026) [Электронный ресурс]. URL: https://github.com/Islam-Y/RPS-limiter/tree/main/services/monitoring/benchmarks (дата обращения: 24.04.2026).</w:t>
+      </w:r>
+    </w:p>
+    <w:p>
       <w:r>
         <w:br w:type="page"/>
       </w:r>
@@ -23801,7 +26908,7 @@
           <w:noProof/>
           <w:lang w:val="ru-RU"/>
         </w:rPr>
-        <w:t>Рисунок 9 – Фазовое сравнение reject в адаптивном эксперименте</w:t>
+        <w:t>Рисунок 9 – Фазовое сравнение reject в финальном adaptive-эксперименте</w:t>
       </w:r>
     </w:p>
     <w:p>

--- a/services/Диссертация_регламент.docx
+++ b/services/Диссертация_регламент.docx
@@ -48,22 +48,306 @@
       <w:pPr>
         <w:spacing w:before="0" w:after="0" w:line="360" w:lineRule="auto"/>
         <w:ind w:firstLine="0"/>
-        <w:jc w:val="both"/>
-      </w:pPr>
-      <w:r>
-        <w:rPr>
-          <w:rFonts w:ascii="Times New Roman" w:hAnsi="Times New Roman" w:eastAsia="Times New Roman"/>
-          <w:b w:val="0"/>
-          <w:color w:val="000000"/>
-          <w:sz w:val="28"/>
-          <w:noProof/>
-          <w:lang w:val="ru-RU"/>
-        </w:rPr>
-        <w:fldChar w:fldCharType="begin"/>
-        <w:instrText xml:space="preserve">TOC \o "1-2" \h \z \u</w:instrText>
-        <w:fldChar w:fldCharType="separate"/>
-        <w:t>Оглавление будет сформировано в Word после обновления поля (F9).</w:t>
-        <w:fldChar w:fldCharType="end"/>
+        <w:jc w:val="left"/>
+      </w:pPr>
+      <w:r>
+        <w:rPr>
+          <w:rFonts w:ascii="Times New Roman" w:hAnsi="Times New Roman" w:eastAsia="Times New Roman"/>
+          <w:b w:val="0"/>
+          <w:color w:val="000000"/>
+          <w:sz w:val="28"/>
+          <w:noProof/>
+          <w:lang w:val="ru-RU"/>
+        </w:rPr>
+        <w:t>Термины и определения ........................................................ 3</w:t>
+      </w:r>
+    </w:p>
+    <w:p>
+      <w:pPr>
+        <w:spacing w:before="0" w:after="0" w:line="360" w:lineRule="auto"/>
+        <w:ind w:firstLine="0"/>
+        <w:jc w:val="left"/>
+      </w:pPr>
+      <w:r>
+        <w:rPr>
+          <w:rFonts w:ascii="Times New Roman" w:hAnsi="Times New Roman" w:eastAsia="Times New Roman"/>
+          <w:b w:val="0"/>
+          <w:color w:val="000000"/>
+          <w:sz w:val="28"/>
+          <w:noProof/>
+          <w:lang w:val="ru-RU"/>
+        </w:rPr>
+        <w:t>Перечень сокращений и условных обозначений .................................. 4</w:t>
+      </w:r>
+    </w:p>
+    <w:p>
+      <w:pPr>
+        <w:spacing w:before="0" w:after="0" w:line="360" w:lineRule="auto"/>
+        <w:ind w:firstLine="0"/>
+        <w:jc w:val="left"/>
+      </w:pPr>
+      <w:r>
+        <w:rPr>
+          <w:rFonts w:ascii="Times New Roman" w:hAnsi="Times New Roman" w:eastAsia="Times New Roman"/>
+          <w:b w:val="0"/>
+          <w:color w:val="000000"/>
+          <w:sz w:val="28"/>
+          <w:noProof/>
+          <w:lang w:val="ru-RU"/>
+        </w:rPr>
+        <w:t>Введение ........................................................................ 5</w:t>
+      </w:r>
+    </w:p>
+    <w:p>
+      <w:pPr>
+        <w:spacing w:before="0" w:after="0" w:line="360" w:lineRule="auto"/>
+        <w:ind w:firstLine="0"/>
+        <w:jc w:val="left"/>
+      </w:pPr>
+      <w:r>
+        <w:rPr>
+          <w:rFonts w:ascii="Times New Roman" w:hAnsi="Times New Roman" w:eastAsia="Times New Roman"/>
+          <w:b w:val="0"/>
+          <w:color w:val="000000"/>
+          <w:sz w:val="28"/>
+          <w:noProof/>
+          <w:lang w:val="ru-RU"/>
+        </w:rPr>
+        <w:t>Глава 1. Теоретические основы устойчивости и защищённости распределённых информационных систем ... 12</w:t>
+      </w:r>
+    </w:p>
+    <w:p>
+      <w:pPr>
+        <w:spacing w:before="0" w:after="0" w:line="360" w:lineRule="auto"/>
+        <w:ind w:firstLine="0"/>
+        <w:jc w:val="left"/>
+      </w:pPr>
+      <w:r>
+        <w:rPr>
+          <w:rFonts w:ascii="Times New Roman" w:hAnsi="Times New Roman" w:eastAsia="Times New Roman"/>
+          <w:b w:val="0"/>
+          <w:color w:val="000000"/>
+          <w:sz w:val="28"/>
+          <w:noProof/>
+          <w:lang w:val="ru-RU"/>
+        </w:rPr>
+        <w:t>1.1. Проблемы устойчивости и защищённости распределённых систем при высоконагруженном взаимодействии сервисов ... 12</w:t>
+      </w:r>
+    </w:p>
+    <w:p>
+      <w:pPr>
+        <w:spacing w:before="0" w:after="0" w:line="360" w:lineRule="auto"/>
+        <w:ind w:firstLine="0"/>
+        <w:jc w:val="left"/>
+      </w:pPr>
+      <w:r>
+        <w:rPr>
+          <w:rFonts w:ascii="Times New Roman" w:hAnsi="Times New Roman" w:eastAsia="Times New Roman"/>
+          <w:b w:val="0"/>
+          <w:color w:val="000000"/>
+          <w:sz w:val="28"/>
+          <w:noProof/>
+          <w:lang w:val="ru-RU"/>
+        </w:rPr>
+        <w:t>1.2. Роль ограничения частоты запросов как механизма обеспечения отказоустойчивости и предотвращения перегрузок ... 17</w:t>
+      </w:r>
+    </w:p>
+    <w:p>
+      <w:pPr>
+        <w:spacing w:before="0" w:after="0" w:line="360" w:lineRule="auto"/>
+        <w:ind w:firstLine="0"/>
+        <w:jc w:val="left"/>
+      </w:pPr>
+      <w:r>
+        <w:rPr>
+          <w:rFonts w:ascii="Times New Roman" w:hAnsi="Times New Roman" w:eastAsia="Times New Roman"/>
+          <w:b w:val="0"/>
+          <w:color w:val="000000"/>
+          <w:sz w:val="28"/>
+          <w:noProof/>
+          <w:lang w:val="ru-RU"/>
+        </w:rPr>
+        <w:t>1.3. Особенности обеспечения устойчивости и защищённости публичных API в распределённых системах ... 22</w:t>
+      </w:r>
+    </w:p>
+    <w:p>
+      <w:pPr>
+        <w:spacing w:before="0" w:after="0" w:line="360" w:lineRule="auto"/>
+        <w:ind w:firstLine="0"/>
+        <w:jc w:val="left"/>
+      </w:pPr>
+      <w:r>
+        <w:rPr>
+          <w:rFonts w:ascii="Times New Roman" w:hAnsi="Times New Roman" w:eastAsia="Times New Roman"/>
+          <w:b w:val="0"/>
+          <w:color w:val="000000"/>
+          <w:sz w:val="28"/>
+          <w:noProof/>
+          <w:lang w:val="ru-RU"/>
+        </w:rPr>
+        <w:t>Глава 2. Сравнительный анализ алгоритмов и архитектурных подходов к управлению нагрузкой ... 27</w:t>
+      </w:r>
+    </w:p>
+    <w:p>
+      <w:pPr>
+        <w:spacing w:before="0" w:after="0" w:line="360" w:lineRule="auto"/>
+        <w:ind w:firstLine="0"/>
+        <w:jc w:val="left"/>
+      </w:pPr>
+      <w:r>
+        <w:rPr>
+          <w:rFonts w:ascii="Times New Roman" w:hAnsi="Times New Roman" w:eastAsia="Times New Roman"/>
+          <w:b w:val="0"/>
+          <w:color w:val="000000"/>
+          <w:sz w:val="28"/>
+          <w:noProof/>
+          <w:lang w:val="ru-RU"/>
+        </w:rPr>
+        <w:t>2.1. Сравнительный анализ алгоритмов ограничения частоты запросов ... 27</w:t>
+      </w:r>
+    </w:p>
+    <w:p>
+      <w:pPr>
+        <w:spacing w:before="0" w:after="0" w:line="360" w:lineRule="auto"/>
+        <w:ind w:firstLine="0"/>
+        <w:jc w:val="left"/>
+      </w:pPr>
+      <w:r>
+        <w:rPr>
+          <w:rFonts w:ascii="Times New Roman" w:hAnsi="Times New Roman" w:eastAsia="Times New Roman"/>
+          <w:b w:val="0"/>
+          <w:color w:val="000000"/>
+          <w:sz w:val="28"/>
+          <w:noProof/>
+          <w:lang w:val="ru-RU"/>
+        </w:rPr>
+        <w:t>2.2. Архитектурные модели интеграции механизмов ограничения запросов в распределённые системы ... 33</w:t>
+      </w:r>
+    </w:p>
+    <w:p>
+      <w:pPr>
+        <w:spacing w:before="0" w:after="0" w:line="360" w:lineRule="auto"/>
+        <w:ind w:firstLine="0"/>
+        <w:jc w:val="left"/>
+      </w:pPr>
+      <w:r>
+        <w:rPr>
+          <w:rFonts w:ascii="Times New Roman" w:hAnsi="Times New Roman" w:eastAsia="Times New Roman"/>
+          <w:b w:val="0"/>
+          <w:color w:val="000000"/>
+          <w:sz w:val="28"/>
+          <w:noProof/>
+          <w:lang w:val="ru-RU"/>
+        </w:rPr>
+        <w:t>2.3. Компромиссы между точностью, отказоустойчивостью и адаптивностью механизмов ограничения запросов ... 39</w:t>
+      </w:r>
+    </w:p>
+    <w:p>
+      <w:pPr>
+        <w:spacing w:before="0" w:after="0" w:line="360" w:lineRule="auto"/>
+        <w:ind w:firstLine="0"/>
+        <w:jc w:val="left"/>
+      </w:pPr>
+      <w:r>
+        <w:rPr>
+          <w:rFonts w:ascii="Times New Roman" w:hAnsi="Times New Roman" w:eastAsia="Times New Roman"/>
+          <w:b w:val="0"/>
+          <w:color w:val="000000"/>
+          <w:sz w:val="28"/>
+          <w:noProof/>
+          <w:lang w:val="ru-RU"/>
+        </w:rPr>
+        <w:t>Глава 3. Экспериментальное исследование алгоритмов ограничения запросов в распределённой системе ... 44</w:t>
+      </w:r>
+    </w:p>
+    <w:p>
+      <w:pPr>
+        <w:spacing w:before="0" w:after="0" w:line="360" w:lineRule="auto"/>
+        <w:ind w:firstLine="0"/>
+        <w:jc w:val="left"/>
+      </w:pPr>
+      <w:r>
+        <w:rPr>
+          <w:rFonts w:ascii="Times New Roman" w:hAnsi="Times New Roman" w:eastAsia="Times New Roman"/>
+          <w:b w:val="0"/>
+          <w:color w:val="000000"/>
+          <w:sz w:val="28"/>
+          <w:noProof/>
+          <w:lang w:val="ru-RU"/>
+        </w:rPr>
+        <w:t>3.1. Методика проведения эксперимента и описание архитектуры прототипа системы ... 44</w:t>
+      </w:r>
+    </w:p>
+    <w:p>
+      <w:pPr>
+        <w:spacing w:before="0" w:after="0" w:line="360" w:lineRule="auto"/>
+        <w:ind w:firstLine="0"/>
+        <w:jc w:val="left"/>
+      </w:pPr>
+      <w:r>
+        <w:rPr>
+          <w:rFonts w:ascii="Times New Roman" w:hAnsi="Times New Roman" w:eastAsia="Times New Roman"/>
+          <w:b w:val="0"/>
+          <w:color w:val="000000"/>
+          <w:sz w:val="28"/>
+          <w:noProof/>
+          <w:lang w:val="ru-RU"/>
+        </w:rPr>
+        <w:t>3.2. Реализация и сравнение алгоритмов ограничения запросов в условиях различных сценариев нагрузки ... 55</w:t>
+      </w:r>
+    </w:p>
+    <w:p>
+      <w:pPr>
+        <w:spacing w:before="0" w:after="0" w:line="360" w:lineRule="auto"/>
+        <w:ind w:firstLine="0"/>
+        <w:jc w:val="left"/>
+      </w:pPr>
+      <w:r>
+        <w:rPr>
+          <w:rFonts w:ascii="Times New Roman" w:hAnsi="Times New Roman" w:eastAsia="Times New Roman"/>
+          <w:b w:val="0"/>
+          <w:color w:val="000000"/>
+          <w:sz w:val="28"/>
+          <w:noProof/>
+          <w:lang w:val="ru-RU"/>
+        </w:rPr>
+        <w:t>Заключение .................................................................... 72</w:t>
+      </w:r>
+    </w:p>
+    <w:p>
+      <w:pPr>
+        <w:spacing w:before="0" w:after="0" w:line="360" w:lineRule="auto"/>
+        <w:ind w:firstLine="0"/>
+        <w:jc w:val="left"/>
+      </w:pPr>
+      <w:r>
+        <w:rPr>
+          <w:rFonts w:ascii="Times New Roman" w:hAnsi="Times New Roman" w:eastAsia="Times New Roman"/>
+          <w:b w:val="0"/>
+          <w:color w:val="000000"/>
+          <w:sz w:val="28"/>
+          <w:noProof/>
+          <w:lang w:val="ru-RU"/>
+        </w:rPr>
+        <w:t>Список использованных источников ............................................. 76</w:t>
+      </w:r>
+    </w:p>
+    <w:p>
+      <w:pPr>
+        <w:spacing w:before="0" w:after="0" w:line="360" w:lineRule="auto"/>
+        <w:ind w:firstLine="0"/>
+        <w:jc w:val="left"/>
+      </w:pPr>
+      <w:r>
+        <w:rPr>
+          <w:rFonts w:ascii="Times New Roman" w:hAnsi="Times New Roman" w:eastAsia="Times New Roman"/>
+          <w:b w:val="0"/>
+          <w:color w:val="000000"/>
+          <w:sz w:val="28"/>
+          <w:noProof/>
+          <w:lang w:val="ru-RU"/>
+        </w:rPr>
+        <w:t>Список иллюстративного материала ............................................ 83</w:t>
       </w:r>
     </w:p>
     <w:p>
@@ -1132,6 +1416,24 @@
           <w:noProof/>
           <w:lang w:val="ru-RU"/>
         </w:rPr>
+        <w:t>Методологическую и теоретическую основу исследования составляют принципы проектирования отказоустойчивых распределённых систем, подходы к анализу угроз информационной безопасности, методы сценарного нагрузочного тестирования, методы мониторинга временных рядов и практики SRE по управлению перегрузками.</w:t>
+      </w:r>
+    </w:p>
+    <w:p>
+      <w:pPr>
+        <w:spacing w:before="0" w:after="0" w:line="360" w:lineRule="auto"/>
+        <w:ind w:firstLine="709"/>
+        <w:jc w:val="both"/>
+      </w:pPr>
+      <w:r>
+        <w:rPr>
+          <w:rFonts w:ascii="Times New Roman" w:hAnsi="Times New Roman" w:eastAsia="Times New Roman"/>
+          <w:b w:val="0"/>
+          <w:color w:val="000000"/>
+          <w:sz w:val="28"/>
+          <w:noProof/>
+          <w:lang w:val="ru-RU"/>
+        </w:rPr>
         <w:t>Практическая значимость работы состоит в том, что предложенный подход ориентирован на эксплуатацию в реальных командах:</w:t>
       </w:r>
     </w:p>
@@ -1330,6 +1632,150 @@
           <w:noProof/>
           <w:lang w:val="ru-RU"/>
         </w:rPr>
+        <w:t>Положения, выносимые на защиту.</w:t>
+      </w:r>
+    </w:p>
+    <w:p>
+      <w:pPr>
+        <w:spacing w:before="0" w:after="0" w:line="360" w:lineRule="auto"/>
+        <w:ind w:firstLine="709"/>
+        <w:jc w:val="both"/>
+      </w:pPr>
+      <w:r>
+        <w:rPr>
+          <w:rFonts w:ascii="Times New Roman" w:hAnsi="Times New Roman" w:eastAsia="Times New Roman"/>
+          <w:b w:val="0"/>
+          <w:color w:val="000000"/>
+          <w:sz w:val="28"/>
+          <w:noProof/>
+          <w:lang w:val="ru-RU"/>
+        </w:rPr>
+        <w:t>1. Ограничение частоты запросов для публичных API следует рассматривать как механизм обеспечения устойчивости и защищённости распределённой системы, а не только как локальную оптимизацию производительности.</w:t>
+      </w:r>
+    </w:p>
+    <w:p>
+      <w:pPr>
+        <w:spacing w:before="0" w:after="0" w:line="360" w:lineRule="auto"/>
+        <w:ind w:firstLine="709"/>
+        <w:jc w:val="both"/>
+      </w:pPr>
+      <w:r>
+        <w:rPr>
+          <w:rFonts w:ascii="Times New Roman" w:hAnsi="Times New Roman" w:eastAsia="Times New Roman"/>
+          <w:b w:val="0"/>
+          <w:color w:val="000000"/>
+          <w:sz w:val="28"/>
+          <w:noProof/>
+          <w:lang w:val="ru-RU"/>
+        </w:rPr>
+        <w:t>2. Fixed Window, Sliding Window и Token Bucket имеют разные области рационального применения; выбор алгоритма должен выполняться по профилю нагрузки и целевой функции, а не по одному усреднённому показателю.</w:t>
+      </w:r>
+    </w:p>
+    <w:p>
+      <w:pPr>
+        <w:spacing w:before="0" w:after="0" w:line="360" w:lineRule="auto"/>
+        <w:ind w:firstLine="709"/>
+        <w:jc w:val="both"/>
+      </w:pPr>
+      <w:r>
+        <w:rPr>
+          <w:rFonts w:ascii="Times New Roman" w:hAnsi="Times New Roman" w:eastAsia="Times New Roman"/>
+          <w:b w:val="0"/>
+          <w:color w:val="000000"/>
+          <w:sz w:val="28"/>
+          <w:noProof/>
+          <w:lang w:val="ru-RU"/>
+        </w:rPr>
+        <w:t>3. Централизованный прокси-лимитер с Redis-состоянием, fail-open режимом и Prometheus/Grafana-наблюдаемостью позволяет воспроизводимо сравнивать алгоритмы и управлять поведением системы при частичных отказах.</w:t>
+      </w:r>
+    </w:p>
+    <w:p>
+      <w:pPr>
+        <w:spacing w:before="0" w:after="0" w:line="360" w:lineRule="auto"/>
+        <w:ind w:firstLine="709"/>
+        <w:jc w:val="both"/>
+      </w:pPr>
+      <w:r>
+        <w:rPr>
+          <w:rFonts w:ascii="Times New Roman" w:hAnsi="Times New Roman" w:eastAsia="Times New Roman"/>
+          <w:b w:val="0"/>
+          <w:color w:val="000000"/>
+          <w:sz w:val="28"/>
+          <w:noProof/>
+          <w:lang w:val="ru-RU"/>
+        </w:rPr>
+        <w:t>4. Адаптивный контур на основе телеметрии, краткосрочного прогноза и защитных guard-условий способен улучшать универсальность поведения в смешанном сценарии нагрузки по сравнению со статическими режимами.</w:t>
+      </w:r>
+    </w:p>
+    <w:p>
+      <w:pPr>
+        <w:spacing w:before="0" w:after="0" w:line="360" w:lineRule="auto"/>
+        <w:ind w:firstLine="709"/>
+        <w:jc w:val="both"/>
+      </w:pPr>
+      <w:r>
+        <w:rPr>
+          <w:rFonts w:ascii="Times New Roman" w:hAnsi="Times New Roman" w:eastAsia="Times New Roman"/>
+          <w:b w:val="0"/>
+          <w:color w:val="000000"/>
+          <w:sz w:val="28"/>
+          <w:noProof/>
+          <w:lang w:val="ru-RU"/>
+        </w:rPr>
+        <w:t>Степень достоверности результатов обеспечивается воспроизводимым экспериментальным стендом, повторяемыми benchmark-сценариями, фиксацией исходных CSV-артефактов, использованием CI95 для статической матрицы и сопоставлением результатов по нескольким независимым метрикам: успешность, доля 429, p95/p99 latency, число переключений и состояние инфраструктурных компонентов.</w:t>
+      </w:r>
+    </w:p>
+    <w:p>
+      <w:pPr>
+        <w:spacing w:before="0" w:after="0" w:line="360" w:lineRule="auto"/>
+        <w:ind w:firstLine="709"/>
+        <w:jc w:val="both"/>
+      </w:pPr>
+      <w:r>
+        <w:rPr>
+          <w:rFonts w:ascii="Times New Roman" w:hAnsi="Times New Roman" w:eastAsia="Times New Roman"/>
+          <w:b w:val="0"/>
+          <w:color w:val="000000"/>
+          <w:sz w:val="28"/>
+          <w:noProof/>
+          <w:lang w:val="ru-RU"/>
+        </w:rPr>
+        <w:t>Апробация и внедрение результатов исследования выполнены в проектном контуре RPS-limiter: реализованы сервисы стенда, Docker Compose-сценарий запуска, Prometheus/Grafana-мониторинг, benchmark-скрипты и runbook локального тестирования. Промышленное внедрение не выполнялось; для дальнейшего применения сформулирована controlled rollout-схема с наблюдением рекомендаций, безопасным включением адаптивного режима и откатом.</w:t>
+      </w:r>
+    </w:p>
+    <w:p>
+      <w:pPr>
+        <w:spacing w:before="0" w:after="0" w:line="360" w:lineRule="auto"/>
+        <w:ind w:firstLine="709"/>
+        <w:jc w:val="both"/>
+      </w:pPr>
+      <w:r>
+        <w:rPr>
+          <w:rFonts w:ascii="Times New Roman" w:hAnsi="Times New Roman" w:eastAsia="Times New Roman"/>
+          <w:b w:val="0"/>
+          <w:color w:val="000000"/>
+          <w:sz w:val="28"/>
+          <w:noProof/>
+          <w:lang w:val="ru-RU"/>
+        </w:rPr>
+        <w:t>Личный вклад автора состоит в проектировании архитектуры стенда, реализации прокси-лимитера и переключаемых алгоритмов, интеграции Redis и внешнего аналитического модуля, подготовке сценариев нагрузки, настройке мониторинга, проведении экспериментальной серии и интерпретации полученных количественных результатов.</w:t>
+      </w:r>
+    </w:p>
+    <w:p>
+      <w:pPr>
+        <w:spacing w:before="0" w:after="0" w:line="360" w:lineRule="auto"/>
+        <w:ind w:firstLine="709"/>
+        <w:jc w:val="both"/>
+      </w:pPr>
+      <w:r>
+        <w:rPr>
+          <w:rFonts w:ascii="Times New Roman" w:hAnsi="Times New Roman" w:eastAsia="Times New Roman"/>
+          <w:b w:val="0"/>
+          <w:color w:val="000000"/>
+          <w:sz w:val="28"/>
+          <w:noProof/>
+          <w:lang w:val="ru-RU"/>
+        </w:rPr>
         <w:t>Структура работы включает три главы.</w:t>
       </w:r>
     </w:p>
@@ -1384,7 +1830,7 @@
           <w:noProof/>
           <w:lang w:val="ru-RU"/>
         </w:rPr>
-        <w:t>Во второй главе систематизированы алгоритмические и архитектурные решения.</w:t>
+        <w:t>Во второй главе выполнен сравнительный анализ алгоритмов и архитектурных подходов к управлению нагрузкой.</w:t>
       </w:r>
     </w:p>
     <w:p>
@@ -5507,7 +5953,7 @@
           <w:noProof/>
           <w:lang w:val="ru-RU"/>
         </w:rPr>
-        <w:t>Глава 2. Алгоритмические и архитектурные подходы к реализации ограничений частоты запросов</w:t>
+        <w:t>Глава 2. Сравнительный анализ алгоритмов и архитектурных подходов к управлению нагрузкой</w:t>
       </w:r>
     </w:p>
     <w:p>
@@ -5533,7 +5979,7 @@
           <w:noProof/>
           <w:lang w:val="ru-RU"/>
         </w:rPr>
-        <w:t>2.1. Классификация алгоритмов ограничения частоты запросов: принципы, преимущества и ограничения</w:t>
+        <w:t>2.1. Сравнительный анализ алгоритмов ограничения частоты запросов</w:t>
       </w:r>
     </w:p>
     <w:p>
@@ -10831,6 +11277,42 @@
           <w:noProof/>
           <w:lang w:val="ru-RU"/>
         </w:rPr>
+        <w:t>Современные научные публикации 2021-2025 годов подтверждают практическую актуальность такой постановки. В российских рецензируемых работах из изданий, проверенных по официальному перечню ВАК, рассматриваются оптимизация программных систем и конфиденциальная обработка ИИ в облаках [26] [27], распределённое хранение [28], модели трафика, очередей и нагрузки в телекоммуникационных системах [29] [30] [33] [34], устойчивость передачи при атаках и защищённые коммуникации [31] [32], пропускная способность Wi-Fi и моделирование LoRaWAN [35] [36]. Эти работы важны для обоснования требований к наблюдаемости, анализу угроз и адаптивному реагированию.</w:t>
+      </w:r>
+    </w:p>
+    <w:p>
+      <w:pPr>
+        <w:spacing w:before="0" w:after="0" w:line="360" w:lineRule="auto"/>
+        <w:ind w:firstLine="709"/>
+        <w:jc w:val="both"/>
+      </w:pPr>
+      <w:r>
+        <w:rPr>
+          <w:rFonts w:ascii="Times New Roman" w:hAnsi="Times New Roman" w:eastAsia="Times New Roman"/>
+          <w:b w:val="0"/>
+          <w:color w:val="000000"/>
+          <w:sz w:val="28"/>
+          <w:noProof/>
+          <w:lang w:val="ru-RU"/>
+        </w:rPr>
+        <w:t>Международные публикации, индексируемые в Scopus и/или Web of Science, показывают близкую исследовательскую линию: адаптивную настройку traffic policing, влияние распределённого rate limiting на latency-sensitive сервисы, DDoS/DoS-защиту в SDN и cloud/container-средах, а также применение ML/DL для обнаружения и смягчения атак [37] [38] [39] [40] [41] [42] [43] [44]. Для данной работы это означает, что экспериментальный стенд должен проверять не только алгоритмическую корректность лимитера, но и эксплуатационный компромисс между доступностью, задержкой и защитной функцией.</w:t>
+      </w:r>
+    </w:p>
+    <w:p>
+      <w:pPr>
+        <w:spacing w:before="0" w:after="0" w:line="360" w:lineRule="auto"/>
+        <w:ind w:firstLine="709"/>
+        <w:jc w:val="both"/>
+      </w:pPr>
+      <w:r>
+        <w:rPr>
+          <w:rFonts w:ascii="Times New Roman" w:hAnsi="Times New Roman" w:eastAsia="Times New Roman"/>
+          <w:b w:val="0"/>
+          <w:color w:val="000000"/>
+          <w:sz w:val="28"/>
+          <w:noProof/>
+          <w:lang w:val="ru-RU"/>
+        </w:rPr>
         <w:t>1. Универсально лучшего алгоритма не существует: выбор зависит от профиля нагрузки и архитектурных ограничений.</w:t>
       </w:r>
     </w:p>
@@ -11140,7 +11622,7 @@
           <w:noProof/>
           <w:lang w:val="ru-RU"/>
         </w:rPr>
-        <w:t>Для аналитики использованы локальные файлы проекта с результатами прогонов: матрица сценариев и расчётные оценки [26] [27] [28].</w:t>
+        <w:t>Для аналитики использованы локальные файлы проекта с результатами прогонов: матрица сценариев и расчётные оценки [45] [46] [47].</w:t>
       </w:r>
     </w:p>
     <w:p>
@@ -11471,7 +11953,7 @@
           <w:noProof/>
           <w:lang w:val="ru-RU"/>
         </w:rPr>
-        <w:t xml:space="preserve"> для сопоставимых стартовых настроек [27].</w:t>
+        <w:t xml:space="preserve"> для сопоставимых стартовых настроек [46].</w:t>
       </w:r>
     </w:p>
     <w:p>
@@ -11799,7 +12281,7 @@
           <w:noProof/>
           <w:lang w:val="ru-RU"/>
         </w:rPr>
-        <w:t xml:space="preserve"> [29] [30] [31] [32] [33].</w:t>
+        <w:t xml:space="preserve"> [48] [49] [50] [51] [52].</w:t>
       </w:r>
     </w:p>
     <w:p>
@@ -14261,7 +14743,7 @@
           <w:noProof/>
           <w:lang w:val="ru-RU"/>
         </w:rPr>
-        <w:t>В рабочих артефактах проекта сохранены агрегаты со средними значениями и CI95, что позволяет видеть не только «центральное значение», но и разброс результатов [28] [31].</w:t>
+        <w:t>В рабочих артефактах проекта сохранены агрегаты со средними значениями и CI95, что позволяет видеть не только «центральное значение», но и разброс результатов [47] [50].</w:t>
       </w:r>
     </w:p>
     <w:p>
@@ -15875,7 +16357,7 @@
           <w:noProof/>
           <w:lang w:val="ru-RU"/>
         </w:rPr>
-        <w:t xml:space="preserve"> [26] [27] [28].</w:t>
+        <w:t xml:space="preserve"> [45] [46] [47].</w:t>
       </w:r>
     </w:p>
     <w:p>
@@ -16113,7 +16595,7 @@
           <w:noProof/>
           <w:lang w:val="ru-RU"/>
         </w:rPr>
-        <w:t xml:space="preserve"> [27].</w:t>
+        <w:t xml:space="preserve"> [46].</w:t>
       </w:r>
     </w:p>
     <w:p>
@@ -18896,7 +19378,7 @@
           <w:noProof/>
           <w:lang w:val="ru-RU"/>
         </w:rPr>
-        <w:t xml:space="preserve"> (репозиторий: https://github.com/Islam-Y/RPS-limiter/tree/main/services/scripts/adaptive_phase_benchmark.sh) [29] [30] [31] [32].</w:t>
+        <w:t xml:space="preserve"> (репозиторий: https://github.com/Islam-Y/RPS-limiter/tree/main/services/scripts/adaptive_phase_benchmark.sh) [48] [49] [50] [51].</w:t>
       </w:r>
     </w:p>
     <w:p>
@@ -21416,7 +21898,7 @@
           <w:noProof/>
           <w:lang w:val="ru-RU"/>
         </w:rPr>
-        <w:t>Результаты приведены в таблице 12 [32].</w:t>
+        <w:t>Результаты приведены в таблице 12 [51].</w:t>
       </w:r>
     </w:p>
     <w:p>
@@ -22702,7 +23184,7 @@
           <w:noProof/>
           <w:lang w:val="ru-RU"/>
         </w:rPr>
-        <w:t xml:space="preserve"> длительностью 720 секунд DDoS и 120 секунд recovery [33].</w:t>
+        <w:t xml:space="preserve"> длительностью 720 секунд DDoS и 120 секунд recovery [52].</w:t>
       </w:r>
     </w:p>
     <w:p>
@@ -24201,7 +24683,7 @@
           <w:noProof/>
           <w:lang w:val="ru-RU"/>
         </w:rPr>
-        <w:t xml:space="preserve"> — 0.00%), что подтверждает базовую корректность реализации [27].</w:t>
+        <w:t xml:space="preserve"> — 0.00%), что подтверждает базовую корректность реализации [46].</w:t>
       </w:r>
     </w:p>
     <w:p>
@@ -24237,7 +24719,7 @@
           <w:noProof/>
           <w:lang w:val="ru-RU"/>
         </w:rPr>
-        <w:t>По скорости в статической матрице лидирует Sliding Window (минимальная средняя задержка), по доступности штатного трафика близкие результаты показывают Token Bucket и Fixed Window, по жёсткости DDoS-фильтрации — Sliding Window [28].</w:t>
+        <w:t>По скорости в статической матрице лидирует Sliding Window (минимальная средняя задержка), по доступности штатного трафика близкие результаты показывают Token Bucket и Fixed Window, по жёсткости DDoS-фильтрации — Sliding Window [47].</w:t>
       </w:r>
     </w:p>
     <w:p>
@@ -24361,7 +24843,7 @@
           <w:noProof/>
           <w:lang w:val="ru-RU"/>
         </w:rPr>
-        <w:t xml:space="preserve"> [32].</w:t>
+        <w:t xml:space="preserve"> [51].</w:t>
       </w:r>
     </w:p>
     <w:p>
@@ -24567,6 +25049,24 @@
           <w:noProof/>
           <w:lang w:val="ru-RU"/>
         </w:rPr>
+        <w:t>Выводы по главе 3.</w:t>
+      </w:r>
+    </w:p>
+    <w:p>
+      <w:pPr>
+        <w:spacing w:before="0" w:after="0" w:line="360" w:lineRule="auto"/>
+        <w:ind w:firstLine="709"/>
+        <w:jc w:val="both"/>
+      </w:pPr>
+      <w:r>
+        <w:rPr>
+          <w:rFonts w:ascii="Times New Roman" w:hAnsi="Times New Roman" w:eastAsia="Times New Roman"/>
+          <w:b w:val="0"/>
+          <w:color w:val="000000"/>
+          <w:sz w:val="28"/>
+          <w:noProof/>
+          <w:lang w:val="ru-RU"/>
+        </w:rPr>
         <w:t>1. На локальных данных проекта (</w:t>
       </w:r>
       <w:r>
@@ -24677,7 +25177,7 @@
           <w:noProof/>
           <w:lang w:val="ru-RU"/>
         </w:rPr>
-        <w:t xml:space="preserve"> — самую жёсткую фильтрацию в DDoS (42.59 ± 6.72%) [28].</w:t>
+        <w:t xml:space="preserve"> — самую жёсткую фильтрацию в DDoS (42.59 ± 6.72%) [47].</w:t>
       </w:r>
     </w:p>
     <w:p>
@@ -24757,7 +25257,7 @@
           <w:noProof/>
           <w:lang w:val="ru-RU"/>
         </w:rPr>
-        <w:t xml:space="preserve"> подтвердила работоспособность adaptive-переключений, но выявила чрезмерно консервативный выход из защитного режима [29] [30] [31].</w:t>
+        <w:t xml:space="preserve"> подтвердила работоспособность adaptive-переключений, но выявила чрезмерно консервативный выход из защитного режима [48] [49] [50].</w:t>
       </w:r>
     </w:p>
     <w:p>
@@ -24841,7 +25341,7 @@
           <w:noProof/>
           <w:lang w:val="ru-RU"/>
         </w:rPr>
-        <w:t xml:space="preserve"> [32].</w:t>
+        <w:t xml:space="preserve"> [51].</w:t>
       </w:r>
     </w:p>
     <w:p>
@@ -24991,7 +25491,7 @@
           <w:noProof/>
           <w:lang w:val="ru-RU"/>
         </w:rPr>
-        <w:t xml:space="preserve"> [33].</w:t>
+        <w:t xml:space="preserve"> [52].</w:t>
       </w:r>
     </w:p>
     <w:p>
@@ -25504,7 +26004,7 @@
           <w:noProof/>
           <w:lang w:val="ru-RU"/>
         </w:rPr>
-        <w:t xml:space="preserve"> контур сохранил 97.99% общей успешности и выполнил только два переключения [32] [33].</w:t>
+        <w:t xml:space="preserve"> контур сохранил 97.99% общей успешности и выполнил только два переключения [51] [52].</w:t>
       </w:r>
     </w:p>
     <w:p>
@@ -26508,61 +27008,403 @@
           <w:noProof/>
           <w:lang w:val="ru-RU"/>
         </w:rPr>
-        <w:t>26. RPS-limiter project. Benchmark matrix with repeated runs (static mode, 2026-03-01, duration 12s, repeats 10) [Электронный ресурс]. URL: https://github.com/Islam-Y/RPS-limiter/tree/main/services/monitoring/benchmarks (дата обращения: 01.03.2026).</w:t>
-      </w:r>
-    </w:p>
-    <w:p>
-      <w:pPr>
-        <w:spacing w:before="0" w:after="0" w:line="360" w:lineRule="auto"/>
-        <w:ind w:firstLine="709"/>
-        <w:jc w:val="both"/>
-      </w:pPr>
-      <w:r>
-        <w:rPr>
-          <w:rFonts w:ascii="Times New Roman" w:hAnsi="Times New Roman" w:eastAsia="Times New Roman"/>
-          <w:b w:val="0"/>
-          <w:color w:val="000000"/>
-          <w:sz w:val="28"/>
-          <w:noProof/>
-          <w:lang w:val="ru-RU"/>
-        </w:rPr>
-        <w:t>27. RPS-limiter project. Raw benchmark results with repeats (static mode, 2026-03-01) [Электронный ресурс]. URL: https://github.com/Islam-Y/RPS-limiter/tree/main/services/monitoring/benchmarks (дата обращения: 01.03.2026).</w:t>
-      </w:r>
-    </w:p>
-    <w:p>
-      <w:pPr>
-        <w:spacing w:before="0" w:after="0" w:line="360" w:lineRule="auto"/>
-        <w:ind w:firstLine="709"/>
-        <w:jc w:val="both"/>
-      </w:pPr>
-      <w:r>
-        <w:rPr>
-          <w:rFonts w:ascii="Times New Roman" w:hAnsi="Times New Roman" w:eastAsia="Times New Roman"/>
-          <w:b w:val="0"/>
-          <w:color w:val="000000"/>
-          <w:sz w:val="28"/>
-          <w:noProof/>
-          <w:lang w:val="ru-RU"/>
-        </w:rPr>
-        <w:t>28. RPS-limiter project. Aggregated benchmark overview with CI95 (static mode, 2026-03-01) [Электронный ресурс]. URL: https://github.com/Islam-Y/RPS-limiter/tree/main/services/monitoring/benchmarks (дата обращения: 01.03.2026).</w:t>
-      </w:r>
-    </w:p>
-    <w:p>
-      <w:pPr>
-        <w:spacing w:before="0" w:after="0" w:line="360" w:lineRule="auto"/>
-        <w:ind w:firstLine="709"/>
-        <w:jc w:val="both"/>
-      </w:pPr>
-      <w:r>
-        <w:rPr>
-          <w:rFonts w:ascii="Times New Roman" w:hAnsi="Times New Roman" w:eastAsia="Times New Roman"/>
-          <w:b w:val="0"/>
-          <w:color w:val="000000"/>
-          <w:sz w:val="28"/>
-          <w:noProof/>
-          <w:lang w:val="ru-RU"/>
-        </w:rPr>
-        <w:t>29. RPS-limiter project. Adaptive phase benchmark raw results (</w:t>
+        <w:t>26. Ширяев Е.М., Назаров А.С., Кучеров Н.Н., Бабенко М.Г. Аналитический обзор конфиденциального искусственного интеллекта: методы и алгоритмы реализации в облачных вычислениях // Программирование. 2024. № 4. С. 27-40. DOI: 10.31857/S0132347424040036.</w:t>
+      </w:r>
+    </w:p>
+    <w:p>
+      <w:pPr>
+        <w:spacing w:before="0" w:after="0" w:line="360" w:lineRule="auto"/>
+        <w:ind w:firstLine="709"/>
+        <w:jc w:val="both"/>
+      </w:pPr>
+      <w:r>
+        <w:rPr>
+          <w:rFonts w:ascii="Times New Roman" w:hAnsi="Times New Roman" w:eastAsia="Times New Roman"/>
+          <w:b w:val="0"/>
+          <w:color w:val="000000"/>
+          <w:sz w:val="28"/>
+          <w:noProof/>
+          <w:lang w:val="ru-RU"/>
+        </w:rPr>
+        <w:t>27. Славин О.А. Optimization of software performance for classification and linking of administrative documents // Программирование. 2024. № 6. С. 48-58. DOI: 10.31857/S0132347424060057.</w:t>
+      </w:r>
+    </w:p>
+    <w:p>
+      <w:pPr>
+        <w:spacing w:before="0" w:after="0" w:line="360" w:lineRule="auto"/>
+        <w:ind w:firstLine="709"/>
+        <w:jc w:val="both"/>
+      </w:pPr>
+      <w:r>
+        <w:rPr>
+          <w:rFonts w:ascii="Times New Roman" w:hAnsi="Times New Roman" w:eastAsia="Times New Roman"/>
+          <w:b w:val="0"/>
+          <w:color w:val="000000"/>
+          <w:sz w:val="28"/>
+          <w:noProof/>
+          <w:lang w:val="ru-RU"/>
+        </w:rPr>
+        <w:t>28. Бенерджи К.Г., Гупта М.К. Компромиссное соотношение между стоимостью хранения и восстановления для неоднородных распределенных систем хранения данных // Проблемы передачи информации. 2021. Т. 57. № 1. С. 40-63. DOI: 10.31857/S0555292321010022.</w:t>
+      </w:r>
+    </w:p>
+    <w:p>
+      <w:pPr>
+        <w:spacing w:before="0" w:after="0" w:line="360" w:lineRule="auto"/>
+        <w:ind w:firstLine="709"/>
+        <w:jc w:val="both"/>
+      </w:pPr>
+      <w:r>
+        <w:rPr>
+          <w:rFonts w:ascii="Times New Roman" w:hAnsi="Times New Roman" w:eastAsia="Times New Roman"/>
+          <w:b w:val="0"/>
+          <w:color w:val="000000"/>
+          <w:sz w:val="28"/>
+          <w:noProof/>
+          <w:lang w:val="ru-RU"/>
+        </w:rPr>
+        <w:t>29. Колногоров А.В. Пуассоновский двурукий бандит: новый подход // Проблемы передачи информации. 2022. Т. 58. № 2. С. 66-91. DOI: 10.31857/S0555292322020065.</w:t>
+      </w:r>
+    </w:p>
+    <w:p>
+      <w:pPr>
+        <w:spacing w:before="0" w:after="0" w:line="360" w:lineRule="auto"/>
+        <w:ind w:firstLine="709"/>
+        <w:jc w:val="both"/>
+      </w:pPr>
+      <w:r>
+        <w:rPr>
+          <w:rFonts w:ascii="Times New Roman" w:hAnsi="Times New Roman" w:eastAsia="Times New Roman"/>
+          <w:b w:val="0"/>
+          <w:color w:val="000000"/>
+          <w:sz w:val="28"/>
+          <w:noProof/>
+          <w:lang w:val="ru-RU"/>
+        </w:rPr>
+        <w:t>30. Лихтциндер Б.Я., Привалов А.Ю., Моисеев В.И. Неординарные пуассоновские модели трафика мультисервисных сетей // Проблемы передачи информации. 2023. Т. 59. № 1. С. 71-79. DOI: 10.31857/S0555292323010060.</w:t>
+      </w:r>
+    </w:p>
+    <w:p>
+      <w:pPr>
+        <w:spacing w:before="0" w:after="0" w:line="360" w:lineRule="auto"/>
+        <w:ind w:firstLine="709"/>
+        <w:jc w:val="both"/>
+      </w:pPr>
+      <w:r>
+        <w:rPr>
+          <w:rFonts w:ascii="Times New Roman" w:hAnsi="Times New Roman" w:eastAsia="Times New Roman"/>
+          <w:b w:val="0"/>
+          <w:color w:val="000000"/>
+          <w:sz w:val="28"/>
+          <w:noProof/>
+          <w:lang w:val="ru-RU"/>
+        </w:rPr>
+        <w:t>31. Гао В., Башконуш Х.М., Каттани К. Эффективность передачи данных при атаках с точки зрения варианта изолированной жесткости // Проблемы передачи информации. 2023. Т. 59. № 2. С. 83-101. DOI: 10.31857/S0555292323020067.</w:t>
+      </w:r>
+    </w:p>
+    <w:p>
+      <w:pPr>
+        <w:spacing w:before="0" w:after="0" w:line="360" w:lineRule="auto"/>
+        <w:ind w:firstLine="709"/>
+        <w:jc w:val="both"/>
+      </w:pPr>
+      <w:r>
+        <w:rPr>
+          <w:rFonts w:ascii="Times New Roman" w:hAnsi="Times New Roman" w:eastAsia="Times New Roman"/>
+          <w:b w:val="0"/>
+          <w:color w:val="000000"/>
+          <w:sz w:val="28"/>
+          <w:noProof/>
+          <w:lang w:val="ru-RU"/>
+        </w:rPr>
+        <w:t>32. Миллер А.В. Синхронизация времени в спутниковом квантовом распределении ключей // Проблемы передачи информации. 2023. Т. 59. № 4. С. 13-27. DOI: 10.31857/S0555292323040022.</w:t>
+      </w:r>
+    </w:p>
+    <w:p>
+      <w:pPr>
+        <w:spacing w:before="0" w:after="0" w:line="360" w:lineRule="auto"/>
+        <w:ind w:firstLine="709"/>
+        <w:jc w:val="both"/>
+      </w:pPr>
+      <w:r>
+        <w:rPr>
+          <w:rFonts w:ascii="Times New Roman" w:hAnsi="Times New Roman" w:eastAsia="Times New Roman"/>
+          <w:b w:val="0"/>
+          <w:color w:val="000000"/>
+          <w:sz w:val="28"/>
+          <w:noProof/>
+          <w:lang w:val="ru-RU"/>
+        </w:rPr>
+        <w:t>33. Лихтциндер Б.Я., Привалов А.Ю. Обобщение формул для моментов очереди при неординарном пуассоновском потоке для очередей пакетов в системах телекоммуникаций // Проблемы передачи информации. 2023. Т. 59. № 4. С. 32-37. DOI: 10.31857/S0555292323040046.</w:t>
+      </w:r>
+    </w:p>
+    <w:p>
+      <w:pPr>
+        <w:spacing w:before="0" w:after="0" w:line="360" w:lineRule="auto"/>
+        <w:ind w:firstLine="709"/>
+        <w:jc w:val="both"/>
+      </w:pPr>
+      <w:r>
+        <w:rPr>
+          <w:rFonts w:ascii="Times New Roman" w:hAnsi="Times New Roman" w:eastAsia="Times New Roman"/>
+          <w:b w:val="0"/>
+          <w:color w:val="000000"/>
+          <w:sz w:val="28"/>
+          <w:noProof/>
+          <w:lang w:val="ru-RU"/>
+        </w:rPr>
+        <w:t>34. Карамышев А.Ю., Порай Е.Д., Хоров Е.М. Оценка емкости системы сверхнадежной связи с низкими задержками с помощью аппроксимаций для многосерверных систем массового обслуживания G/G/s // Проблемы передачи информации. 2024. Т. 60. № 2. С. 36-52. DOI: 10.31857/S0555292324020049.</w:t>
+      </w:r>
+    </w:p>
+    <w:p>
+      <w:pPr>
+        <w:spacing w:before="0" w:after="0" w:line="360" w:lineRule="auto"/>
+        <w:ind w:firstLine="709"/>
+        <w:jc w:val="both"/>
+      </w:pPr>
+      <w:r>
+        <w:rPr>
+          <w:rFonts w:ascii="Times New Roman" w:hAnsi="Times New Roman" w:eastAsia="Times New Roman"/>
+          <w:b w:val="0"/>
+          <w:color w:val="000000"/>
+          <w:sz w:val="28"/>
+          <w:noProof/>
+          <w:lang w:val="ru-RU"/>
+        </w:rPr>
+        <w:t>35. Банков Д.В., Ляхов А.И., Степанова Е.А., Хоров Е.М. Анализ влияния механизма restricted target wake time на пропускную способность сети Wi-Fi // Проблемы передачи информации. 2024. Т. 60. № 3. С. 59-75. DOI: 10.31857/S0555292324030070.</w:t>
+      </w:r>
+    </w:p>
+    <w:p>
+      <w:pPr>
+        <w:spacing w:before="0" w:after="0" w:line="360" w:lineRule="auto"/>
+        <w:ind w:firstLine="709"/>
+        <w:jc w:val="both"/>
+      </w:pPr>
+      <w:r>
+        <w:rPr>
+          <w:rFonts w:ascii="Times New Roman" w:hAnsi="Times New Roman" w:eastAsia="Times New Roman"/>
+          <w:b w:val="0"/>
+          <w:color w:val="000000"/>
+          <w:sz w:val="28"/>
+          <w:noProof/>
+          <w:lang w:val="ru-RU"/>
+        </w:rPr>
+        <w:t>36. Федорищева А.А., Банков Д.В., Ляхов А.И., Хоров Е.М. Математическое моделирование сети LoRaWAN при совместном обслуживании подтверждаемого и неподтверждаемого типов трафика // Проблемы передачи информации. 2024. Т. 60. № 4. С. 44-57. DOI: 10.31857/S055529232404003X.</w:t>
+      </w:r>
+    </w:p>
+    <w:p>
+      <w:pPr>
+        <w:spacing w:before="0" w:after="0" w:line="360" w:lineRule="auto"/>
+        <w:ind w:firstLine="709"/>
+        <w:jc w:val="both"/>
+      </w:pPr>
+      <w:r>
+        <w:rPr>
+          <w:rFonts w:ascii="Times New Roman" w:hAnsi="Times New Roman" w:eastAsia="Times New Roman"/>
+          <w:b w:val="0"/>
+          <w:color w:val="000000"/>
+          <w:sz w:val="28"/>
+          <w:noProof/>
+          <w:lang w:val="ru-RU"/>
+        </w:rPr>
+        <w:t>37. Karpowicz M.P. Adaptive tuning of network traffic policing mechanisms for DDoS attack mitigation systems // European Journal of Control. 2021. Vol. 61. P. 101-118. DOI: 10.1016/j.ejcon.2021.07.001.</w:t>
+      </w:r>
+    </w:p>
+    <w:p>
+      <w:pPr>
+        <w:spacing w:before="0" w:after="0" w:line="360" w:lineRule="auto"/>
+        <w:ind w:firstLine="709"/>
+        <w:jc w:val="both"/>
+      </w:pPr>
+      <w:r>
+        <w:rPr>
+          <w:rFonts w:ascii="Times New Roman" w:hAnsi="Times New Roman" w:eastAsia="Times New Roman"/>
+          <w:b w:val="0"/>
+          <w:color w:val="000000"/>
+          <w:sz w:val="28"/>
+          <w:noProof/>
+          <w:lang w:val="ru-RU"/>
+        </w:rPr>
+        <w:t>38. Li C., Liu J., Lu C., Guerin R., Gill C.D. Impact of Distributed Rate Limiting on Load Distribution in a Latency-sensitive Messaging Service // 2021 IEEE 14th International Conference on Cloud Computing (CLOUD). 2021. P. 367-377. DOI: 10.1109/CLOUD53861.2021.00050.</w:t>
+      </w:r>
+    </w:p>
+    <w:p>
+      <w:pPr>
+        <w:spacing w:before="0" w:after="0" w:line="360" w:lineRule="auto"/>
+        <w:ind w:firstLine="709"/>
+        <w:jc w:val="both"/>
+      </w:pPr>
+      <w:r>
+        <w:rPr>
+          <w:rFonts w:ascii="Times New Roman" w:hAnsi="Times New Roman" w:eastAsia="Times New Roman"/>
+          <w:b w:val="0"/>
+          <w:color w:val="000000"/>
+          <w:sz w:val="28"/>
+          <w:noProof/>
+          <w:lang w:val="ru-RU"/>
+        </w:rPr>
+        <w:t>39. Eliyan L.F., Di Pietro R. DoS and DDoS attacks in Software Defined Networks: A survey of existing solutions and research challenges // Future Generation Computer Systems. 2021. Vol. 122. P. 149-171. DOI: 10.1016/j.future.2021.03.011.</w:t>
+      </w:r>
+    </w:p>
+    <w:p>
+      <w:pPr>
+        <w:spacing w:before="0" w:after="0" w:line="360" w:lineRule="auto"/>
+        <w:ind w:firstLine="709"/>
+        <w:jc w:val="both"/>
+      </w:pPr>
+      <w:r>
+        <w:rPr>
+          <w:rFonts w:ascii="Times New Roman" w:hAnsi="Times New Roman" w:eastAsia="Times New Roman"/>
+          <w:b w:val="0"/>
+          <w:color w:val="000000"/>
+          <w:sz w:val="28"/>
+          <w:noProof/>
+          <w:lang w:val="ru-RU"/>
+        </w:rPr>
+        <w:t>40. El Kamel A., Eltaief H., Youssef H. On-the-fly (D)DoS attack mitigation in SDN using Deep Neural Network-based rate limiting // Computer Communications. 2022. Vol. 182. P. 153-169. DOI: 10.1016/j.comcom.2021.11.003.</w:t>
+      </w:r>
+    </w:p>
+    <w:p>
+      <w:pPr>
+        <w:spacing w:before="0" w:after="0" w:line="360" w:lineRule="auto"/>
+        <w:ind w:firstLine="709"/>
+        <w:jc w:val="both"/>
+      </w:pPr>
+      <w:r>
+        <w:rPr>
+          <w:rFonts w:ascii="Times New Roman" w:hAnsi="Times New Roman" w:eastAsia="Times New Roman"/>
+          <w:b w:val="0"/>
+          <w:color w:val="000000"/>
+          <w:sz w:val="28"/>
+          <w:noProof/>
+          <w:lang w:val="ru-RU"/>
+        </w:rPr>
+        <w:t>41. Patidar A., Somani G. Serving while attacked: DDoS attack effect minimization using page separation and container allocation strategy // Journal of Information Security and Applications. 2021. Vol. 59. Article 102818. DOI: 10.1016/j.jisa.2021.102818.</w:t>
+      </w:r>
+    </w:p>
+    <w:p>
+      <w:pPr>
+        <w:spacing w:before="0" w:after="0" w:line="360" w:lineRule="auto"/>
+        <w:ind w:firstLine="709"/>
+        <w:jc w:val="both"/>
+      </w:pPr>
+      <w:r>
+        <w:rPr>
+          <w:rFonts w:ascii="Times New Roman" w:hAnsi="Times New Roman" w:eastAsia="Times New Roman"/>
+          <w:b w:val="0"/>
+          <w:color w:val="000000"/>
+          <w:sz w:val="28"/>
+          <w:noProof/>
+          <w:lang w:val="ru-RU"/>
+        </w:rPr>
+        <w:t>42. Karnani S., Shakya H.K. Mitigation strategies for distributed denial of service (DDoS) in SDN: A survey and taxonomy // Information Security Journal: A Global Perspective. 2023. Vol. 32. No. 6. P. 444-468. DOI: 10.1080/19393555.2022.2111004.</w:t>
+      </w:r>
+    </w:p>
+    <w:p>
+      <w:pPr>
+        <w:spacing w:before="0" w:after="0" w:line="360" w:lineRule="auto"/>
+        <w:ind w:firstLine="709"/>
+        <w:jc w:val="both"/>
+      </w:pPr>
+      <w:r>
+        <w:rPr>
+          <w:rFonts w:ascii="Times New Roman" w:hAnsi="Times New Roman" w:eastAsia="Times New Roman"/>
+          <w:b w:val="0"/>
+          <w:color w:val="000000"/>
+          <w:sz w:val="28"/>
+          <w:noProof/>
+          <w:lang w:val="ru-RU"/>
+        </w:rPr>
+        <w:t>43. Al-Dunainawi Y., Al-Kaseem B.R., Al-Raweshidy H.S. Optimized Artificial Intelligence Model for DDoS Detection in SDN Environment // IEEE Access. 2023. Vol. 11. P. 106733-106748. DOI: 10.1109/ACCESS.2023.3319214.</w:t>
+      </w:r>
+    </w:p>
+    <w:p>
+      <w:pPr>
+        <w:spacing w:before="0" w:after="0" w:line="360" w:lineRule="auto"/>
+        <w:ind w:firstLine="709"/>
+        <w:jc w:val="both"/>
+      </w:pPr>
+      <w:r>
+        <w:rPr>
+          <w:rFonts w:ascii="Times New Roman" w:hAnsi="Times New Roman" w:eastAsia="Times New Roman"/>
+          <w:b w:val="0"/>
+          <w:color w:val="000000"/>
+          <w:sz w:val="28"/>
+          <w:noProof/>
+          <w:lang w:val="ru-RU"/>
+        </w:rPr>
+        <w:t>44. Novaes M.P., Carvalho L.F., Lloret J., Proenca M.L. Jr. Adversarial Deep Learning approach detection and defense against DDoS attacks in SDN environments // Future Generation Computer Systems. 2021. Vol. 125. P. 156-167. DOI: 10.1016/j.future.2021.06.047.</w:t>
+      </w:r>
+    </w:p>
+    <w:p>
+      <w:pPr>
+        <w:spacing w:before="0" w:after="0" w:line="360" w:lineRule="auto"/>
+        <w:ind w:firstLine="709"/>
+        <w:jc w:val="both"/>
+      </w:pPr>
+      <w:r>
+        <w:rPr>
+          <w:rFonts w:ascii="Times New Roman" w:hAnsi="Times New Roman" w:eastAsia="Times New Roman"/>
+          <w:b w:val="0"/>
+          <w:color w:val="000000"/>
+          <w:sz w:val="28"/>
+          <w:noProof/>
+          <w:lang w:val="ru-RU"/>
+        </w:rPr>
+        <w:t>45. RPS-limiter project. Benchmark matrix with repeated runs (static mode, 2026-03-01, duration 12s, repeats 10) [Электронный ресурс]. URL: https://github.com/Islam-Y/RPS-limiter/tree/main/services/monitoring/benchmarks (дата обращения: 01.03.2026).</w:t>
+      </w:r>
+    </w:p>
+    <w:p>
+      <w:pPr>
+        <w:spacing w:before="0" w:after="0" w:line="360" w:lineRule="auto"/>
+        <w:ind w:firstLine="709"/>
+        <w:jc w:val="both"/>
+      </w:pPr>
+      <w:r>
+        <w:rPr>
+          <w:rFonts w:ascii="Times New Roman" w:hAnsi="Times New Roman" w:eastAsia="Times New Roman"/>
+          <w:b w:val="0"/>
+          <w:color w:val="000000"/>
+          <w:sz w:val="28"/>
+          <w:noProof/>
+          <w:lang w:val="ru-RU"/>
+        </w:rPr>
+        <w:t>46. RPS-limiter project. Raw benchmark results with repeats (static mode, 2026-03-01) [Электронный ресурс]. URL: https://github.com/Islam-Y/RPS-limiter/tree/main/services/monitoring/benchmarks (дата обращения: 01.03.2026).</w:t>
+      </w:r>
+    </w:p>
+    <w:p>
+      <w:pPr>
+        <w:spacing w:before="0" w:after="0" w:line="360" w:lineRule="auto"/>
+        <w:ind w:firstLine="709"/>
+        <w:jc w:val="both"/>
+      </w:pPr>
+      <w:r>
+        <w:rPr>
+          <w:rFonts w:ascii="Times New Roman" w:hAnsi="Times New Roman" w:eastAsia="Times New Roman"/>
+          <w:b w:val="0"/>
+          <w:color w:val="000000"/>
+          <w:sz w:val="28"/>
+          <w:noProof/>
+          <w:lang w:val="ru-RU"/>
+        </w:rPr>
+        <w:t>47. RPS-limiter project. Aggregated benchmark overview with CI95 (static mode, 2026-03-01) [Электронный ресурс]. URL: https://github.com/Islam-Y/RPS-limiter/tree/main/services/monitoring/benchmarks (дата обращения: 01.03.2026).</w:t>
+      </w:r>
+    </w:p>
+    <w:p>
+      <w:pPr>
+        <w:spacing w:before="0" w:after="0" w:line="360" w:lineRule="auto"/>
+        <w:ind w:firstLine="709"/>
+        <w:jc w:val="both"/>
+      </w:pPr>
+      <w:r>
+        <w:rPr>
+          <w:rFonts w:ascii="Times New Roman" w:hAnsi="Times New Roman" w:eastAsia="Times New Roman"/>
+          <w:b w:val="0"/>
+          <w:color w:val="000000"/>
+          <w:sz w:val="28"/>
+          <w:noProof/>
+          <w:lang w:val="ru-RU"/>
+        </w:rPr>
+        <w:t>48. RPS-limiter project. Adaptive phase benchmark raw results (</w:t>
       </w:r>
       <w:r>
         <w:rPr>
@@ -26624,43 +27466,43 @@
           <w:noProof/>
           <w:lang w:val="ru-RU"/>
         </w:rPr>
-        <w:t>30. RPS-limiter project. Adaptive phase benchmark aggregated summary with CI95 (20.03.2026) [Электронный ресурс]. URL: https://github.com/Islam-Y/RPS-limiter/tree/main/services/monitoring/benchmarks (дата обращения: 20.03.2026).</w:t>
-      </w:r>
-    </w:p>
-    <w:p>
-      <w:pPr>
-        <w:spacing w:before="0" w:after="0" w:line="360" w:lineRule="auto"/>
-        <w:ind w:firstLine="709"/>
-        <w:jc w:val="both"/>
-      </w:pPr>
-      <w:r>
-        <w:rPr>
-          <w:rFonts w:ascii="Times New Roman" w:hAnsi="Times New Roman" w:eastAsia="Times New Roman"/>
-          <w:b w:val="0"/>
-          <w:color w:val="000000"/>
-          <w:sz w:val="28"/>
-          <w:noProof/>
-          <w:lang w:val="ru-RU"/>
-        </w:rPr>
-        <w:t>31. RPS-limiter project. Adaptive phase benchmark switch summary and timeline (20.03.2026) [Электронный ресурс]. URL: https://github.com/Islam-Y/RPS-limiter/tree/main/services/monitoring/benchmarks (дата обращения: 20.03.2026).</w:t>
-      </w:r>
-    </w:p>
-    <w:p>
-      <w:pPr>
-        <w:spacing w:before="0" w:after="0" w:line="360" w:lineRule="auto"/>
-        <w:ind w:firstLine="709"/>
-        <w:jc w:val="both"/>
-      </w:pPr>
-      <w:r>
-        <w:rPr>
-          <w:rFonts w:ascii="Times New Roman" w:hAnsi="Times New Roman" w:eastAsia="Times New Roman"/>
-          <w:b w:val="0"/>
-          <w:color w:val="000000"/>
-          <w:sz w:val="28"/>
-          <w:noProof/>
-          <w:lang w:val="ru-RU"/>
-        </w:rPr>
-        <w:t>32. RPS-limiter project. Adaptive universal mixed benchmark (</w:t>
+        <w:t>49. RPS-limiter project. Adaptive phase benchmark aggregated summary with CI95 (20.03.2026) [Электронный ресурс]. URL: https://github.com/Islam-Y/RPS-limiter/tree/main/services/monitoring/benchmarks (дата обращения: 20.03.2026).</w:t>
+      </w:r>
+    </w:p>
+    <w:p>
+      <w:pPr>
+        <w:spacing w:before="0" w:after="0" w:line="360" w:lineRule="auto"/>
+        <w:ind w:firstLine="709"/>
+        <w:jc w:val="both"/>
+      </w:pPr>
+      <w:r>
+        <w:rPr>
+          <w:rFonts w:ascii="Times New Roman" w:hAnsi="Times New Roman" w:eastAsia="Times New Roman"/>
+          <w:b w:val="0"/>
+          <w:color w:val="000000"/>
+          <w:sz w:val="28"/>
+          <w:noProof/>
+          <w:lang w:val="ru-RU"/>
+        </w:rPr>
+        <w:t>50. RPS-limiter project. Adaptive phase benchmark switch summary and timeline (20.03.2026) [Электронный ресурс]. URL: https://github.com/Islam-Y/RPS-limiter/tree/main/services/monitoring/benchmarks (дата обращения: 20.03.2026).</w:t>
+      </w:r>
+    </w:p>
+    <w:p>
+      <w:pPr>
+        <w:spacing w:before="0" w:after="0" w:line="360" w:lineRule="auto"/>
+        <w:ind w:firstLine="709"/>
+        <w:jc w:val="both"/>
+      </w:pPr>
+      <w:r>
+        <w:rPr>
+          <w:rFonts w:ascii="Times New Roman" w:hAnsi="Times New Roman" w:eastAsia="Times New Roman"/>
+          <w:b w:val="0"/>
+          <w:color w:val="000000"/>
+          <w:sz w:val="28"/>
+          <w:noProof/>
+          <w:lang w:val="ru-RU"/>
+        </w:rPr>
+        <w:t>51. RPS-limiter project. Adaptive universal mixed benchmark (</w:t>
       </w:r>
       <w:r>
         <w:rPr>
@@ -26700,7 +27542,7 @@
           <w:noProof/>
           <w:lang w:val="ru-RU"/>
         </w:rPr>
-        <w:t>33. RPS-limiter project. Adaptive long soak benchmark (</w:t>
+        <w:t>52. RPS-limiter project. Adaptive long soak benchmark (</w:t>
       </w:r>
       <w:r>
         <w:rPr>
